--- a/5.人员管理/1.流程制度规范类文件/TXHS-05-04-人员备份管理制度.docx
+++ b/5.人员管理/1.流程制度规范类文件/TXHS-05-04-人员备份管理制度.docx
@@ -351,6 +351,12 @@
             <w:insideH w:val="none" w:color="auto" w:sz="0" w:space="0"/>
             <w:insideV w:val="none" w:color="auto" w:sz="0" w:space="0"/>
           </w:tblBorders>
+          <w:tblCellMar>
+            <w:top w:w="0" w:type="dxa"/>
+            <w:left w:w="108" w:type="dxa"/>
+            <w:bottom w:w="0" w:type="dxa"/>
+            <w:right w:w="108" w:type="dxa"/>
+          </w:tblCellMar>
         </w:tblPrEx>
         <w:trPr>
           <w:trHeight w:val="810" w:hRule="atLeast"/>
@@ -2202,8 +2208,6 @@
               <w:tab w:val="right" w:leader="dot" w:pos="8306"/>
             </w:tabs>
           </w:pPr>
-          <w:bookmarkStart w:id="23" w:name="_GoBack"/>
-          <w:bookmarkEnd w:id="23"/>
           <w:r>
             <w:rPr>
               <w:rFonts w:hint="eastAsia" w:ascii="宋体" w:hAnsi="宋体" w:eastAsia="宋体" w:cs="宋体"/>
@@ -3908,7 +3912,16 @@
           <w:rFonts w:hint="eastAsia"/>
           <w:lang w:val="en-US" w:eastAsia="zh-CN"/>
         </w:rPr>
-        <w:t>为确保公司软件运维服务连续、稳定，规避因关键岗位人员临时或长期缺位带来的服务中断风险，建立制度化、规范化的岗位备份机制，保障客户业务的高可用性，特制定本制度。</w:t>
+        <w:t>为确保公司</w:t>
+      </w:r>
+      <w:bookmarkStart w:id="23" w:name="_GoBack"/>
+      <w:bookmarkEnd w:id="23"/>
+      <w:r>
+        <w:rPr>
+          <w:rFonts w:hint="eastAsia"/>
+          <w:lang w:val="en-US" w:eastAsia="zh-CN"/>
+        </w:rPr>
+        <w:t>运维服务连续、稳定，规避因关键岗位人员临时或长期缺位带来的服务中断风险，建立制度化、规范化的岗位备份机制，保障客户业务的高可用性，特制定本制度。</w:t>
       </w:r>
     </w:p>
     <w:p>

--- a/5.人员管理/1.流程制度规范类文件/TXHS-05-04-人员备份管理制度.docx
+++ b/5.人员管理/1.流程制度规范类文件/TXHS-05-04-人员备份管理制度.docx
@@ -1,10 +1,11 @@
 
 <file path=word/document.xml><?xml version="1.0" encoding="utf-8"?>
-<w:document xmlns:wpc="http://schemas.microsoft.com/office/word/2010/wordprocessingCanvas" xmlns:mc="http://schemas.openxmlformats.org/markup-compatibility/2006" xmlns:o="urn:schemas-microsoft-com:office:office" xmlns:r="http://schemas.openxmlformats.org/officeDocument/2006/relationships" xmlns:m="http://schemas.openxmlformats.org/officeDocument/2006/math" xmlns:v="urn:schemas-microsoft-com:vml" xmlns:wp14="http://schemas.microsoft.com/office/word/2010/wordprocessingDrawing" xmlns:wp="http://schemas.openxmlformats.org/drawingml/2006/wordprocessingDrawing" xmlns:w="http://schemas.openxmlformats.org/wordprocessingml/2006/main" xmlns:w14="http://schemas.microsoft.com/office/word/2010/wordml" xmlns:w10="urn:schemas-microsoft-com:office:word" xmlns:w15="http://schemas.microsoft.com/office/word/2012/wordml" xmlns:wpg="http://schemas.microsoft.com/office/word/2010/wordprocessingGroup" xmlns:wpi="http://schemas.microsoft.com/office/word/2010/wordprocessingInk" xmlns:wne="http://schemas.microsoft.com/office/word/2006/wordml" xmlns:wps="http://schemas.microsoft.com/office/word/2010/wordprocessingShape" xmlns:wpsCustomData="http://www.wps.cn/officeDocument/2013/wpsCustomData" mc:Ignorable="w14 w15 wp14">
+<w:document xmlns:wpc="http://schemas.microsoft.com/office/word/2010/wordprocessingCanvas" xmlns:mc="http://schemas.openxmlformats.org/markup-compatibility/2006" xmlns:o="urn:schemas-microsoft-com:office:office" xmlns:r="http://schemas.openxmlformats.org/officeDocument/2006/relationships" xmlns:m="http://schemas.openxmlformats.org/officeDocument/2006/math" xmlns:v="urn:schemas-microsoft-com:vml" xmlns:wp14="http://schemas.microsoft.com/office/word/2010/wordprocessingDrawing" xmlns:wp="http://schemas.openxmlformats.org/drawingml/2006/wordprocessingDrawing" xmlns:w10="urn:schemas-microsoft-com:office:word" xmlns:w="http://schemas.openxmlformats.org/wordprocessingml/2006/main" xmlns:w14="http://schemas.microsoft.com/office/word/2010/wordml" xmlns:w15="http://schemas.microsoft.com/office/word/2012/wordml" xmlns:wne="http://schemas.microsoft.com/office/word/2006/wordml" xmlns:wpg="http://schemas.microsoft.com/office/word/2010/wordprocessingGroup" xmlns:wpi="http://schemas.microsoft.com/office/word/2010/wordprocessingInk" xmlns:wps="http://schemas.microsoft.com/office/word/2010/wordprocessingShape" mc:Ignorable="w14 w15 wp14">
+  <!-- Generated by Aspose.Words for .NET 13.3.0.1 -->
   <w:body>
     <w:p>
       <w:pPr>
-        <w:pStyle w:val="24"/>
+        <w:pStyle w:val="a"/>
         <w:keepNext w:val="0"/>
         <w:keepLines w:val="0"/>
         <w:pageBreakBefore w:val="0"/>
@@ -24,7 +25,7 @@
       <w:bookmarkStart w:id="0" w:name="_Toc19283"/>
       <w:r>
         <w:drawing>
-          <wp:anchor distT="0" distB="0" distL="114300" distR="114300" simplePos="0" relativeHeight="251661312" behindDoc="1" locked="0" layoutInCell="1" allowOverlap="1">
+          <wp:anchor distT="0" distB="0" distL="114300" distR="114300" simplePos="0" relativeHeight="251660288" behindDoc="1" locked="0" layoutInCell="1" allowOverlap="1">
             <wp:simplePos x="0" y="0"/>
             <wp:positionH relativeFrom="column">
               <wp:posOffset>-19050</wp:posOffset>
@@ -49,7 +50,7 @@
                     </pic:cNvPicPr>
                   </pic:nvPicPr>
                   <pic:blipFill>
-                    <a:blip r:embed="rId8"/>
+                    <a:blip xmlns:r="http://schemas.openxmlformats.org/officeDocument/2006/relationships" r:embed="rId4"/>
                     <a:stretch>
                       <a:fillRect/>
                     </a:stretch>
@@ -75,7 +76,7 @@
       </w:r>
       <w:r>
         <w:drawing>
-          <wp:anchor distT="0" distB="0" distL="114300" distR="114300" simplePos="0" relativeHeight="251660288" behindDoc="1" locked="0" layoutInCell="1" allowOverlap="1">
+          <wp:anchor distT="0" distB="0" distL="114300" distR="114300" simplePos="0" relativeHeight="251659264" behindDoc="1" locked="0" layoutInCell="1" allowOverlap="1">
             <wp:simplePos x="0" y="0"/>
             <wp:positionH relativeFrom="column">
               <wp:posOffset>0</wp:posOffset>
@@ -100,7 +101,7 @@
                     </pic:cNvPicPr>
                   </pic:nvPicPr>
                   <pic:blipFill>
-                    <a:blip r:embed="rId9"/>
+                    <a:blip xmlns:r="http://schemas.openxmlformats.org/officeDocument/2006/relationships" r:embed="rId5"/>
                     <a:stretch>
                       <a:fillRect/>
                     </a:stretch>
@@ -130,7 +131,7 @@
           <w:lang w:val="en-US" w:eastAsia="zh-CN"/>
         </w:rPr>
         <w:drawing>
-          <wp:anchor distT="0" distB="0" distL="114300" distR="114300" simplePos="0" relativeHeight="251659264" behindDoc="1" locked="0" layoutInCell="1" allowOverlap="1">
+          <wp:anchor distT="0" distB="0" distL="114300" distR="114300" simplePos="0" relativeHeight="251658240" behindDoc="1" locked="0" layoutInCell="1" allowOverlap="1">
             <wp:simplePos x="0" y="0"/>
             <wp:positionH relativeFrom="column">
               <wp:posOffset>635</wp:posOffset>
@@ -155,7 +156,7 @@
                     </pic:cNvPicPr>
                   </pic:nvPicPr>
                   <pic:blipFill>
-                    <a:blip r:embed="rId10">
+                    <a:blip xmlns:r="http://schemas.openxmlformats.org/officeDocument/2006/relationships" r:embed="rId6">
                       <a:alphaModFix amt="58000"/>
                       <a:lum contrast="-52000"/>
                     </a:blip>
@@ -189,7 +190,7 @@
     </w:p>
     <w:p>
       <w:pPr>
-        <w:pStyle w:val="25"/>
+        <w:pStyle w:val="a0"/>
         <w:keepNext w:val="0"/>
         <w:keepLines w:val="0"/>
         <w:pageBreakBefore w:val="0"/>
@@ -236,11 +237,11 @@
         <w:adjustRightInd w:val="0"/>
         <w:snapToGrid w:val="0"/>
         <w:spacing w:after="624" w:afterLines="200" w:line="219" w:lineRule="auto"/>
-        <w:ind w:left="0" w:leftChars="0" w:right="0" w:rightChars="0" w:firstLine="0" w:firstLineChars="0"/>
+        <w:ind w:left="0" w:right="0" w:firstLine="0" w:leftChars="0" w:rightChars="0" w:firstLineChars="0"/>
         <w:jc w:val="center"/>
         <w:textAlignment w:val="baseline"/>
         <w:rPr>
-          <w:rFonts w:hint="eastAsia" w:ascii="宋体" w:hAnsi="宋体" w:eastAsia="宋体" w:cs="宋体"/>
+          <w:rFonts w:ascii="宋体" w:eastAsia="宋体" w:hAnsi="宋体" w:cs="宋体" w:hint="eastAsia"/>
           <w:sz w:val="24"/>
           <w:szCs w:val="24"/>
           <w:lang w:val="en-US" w:eastAsia="zh-CN"/>
@@ -248,7 +249,7 @@
       </w:pPr>
       <w:r>
         <w:rPr>
-          <w:rFonts w:ascii="宋体" w:hAnsi="宋体" w:eastAsia="宋体" w:cs="宋体"/>
+          <w:rFonts w:ascii="宋体" w:eastAsia="宋体" w:hAnsi="宋体" w:cs="宋体"/>
           <w:b/>
           <w:bCs/>
           <w:spacing w:val="-3"/>
@@ -259,7 +260,7 @@
       </w:r>
       <w:r>
         <w:rPr>
-          <w:rFonts w:hint="eastAsia" w:ascii="宋体" w:hAnsi="宋体" w:eastAsia="宋体" w:cs="宋体"/>
+          <w:rFonts w:ascii="宋体" w:eastAsia="宋体" w:hAnsi="宋体" w:cs="宋体" w:hint="eastAsia"/>
           <w:b/>
           <w:bCs/>
           <w:spacing w:val="-3"/>
@@ -271,7 +272,7 @@
       </w:r>
       <w:r>
         <w:rPr>
-          <w:rFonts w:ascii="宋体" w:hAnsi="宋体" w:eastAsia="宋体" w:cs="宋体"/>
+          <w:rFonts w:ascii="宋体" w:eastAsia="宋体" w:hAnsi="宋体" w:cs="宋体"/>
           <w:b/>
           <w:bCs/>
           <w:spacing w:val="-3"/>
@@ -282,7 +283,7 @@
       </w:r>
       <w:r>
         <w:rPr>
-          <w:rFonts w:hint="eastAsia" w:ascii="宋体" w:hAnsi="宋体" w:eastAsia="宋体" w:cs="宋体"/>
+          <w:rFonts w:ascii="宋体" w:eastAsia="宋体" w:hAnsi="宋体" w:cs="宋体" w:hint="eastAsia"/>
           <w:b/>
           <w:bCs/>
           <w:spacing w:val="-3"/>
@@ -294,7 +295,7 @@
       </w:r>
       <w:r>
         <w:rPr>
-          <w:rFonts w:ascii="宋体" w:hAnsi="宋体" w:eastAsia="宋体" w:cs="宋体"/>
+          <w:rFonts w:ascii="宋体" w:eastAsia="宋体" w:hAnsi="宋体" w:cs="宋体"/>
           <w:b/>
           <w:bCs/>
           <w:spacing w:val="-3"/>
@@ -305,7 +306,7 @@
       </w:r>
       <w:r>
         <w:rPr>
-          <w:rFonts w:hint="eastAsia" w:ascii="宋体" w:hAnsi="宋体" w:cs="宋体"/>
+          <w:rFonts w:ascii="宋体" w:hAnsi="宋体" w:cs="宋体" w:hint="eastAsia"/>
           <w:b/>
           <w:bCs/>
           <w:spacing w:val="-3"/>
@@ -318,18 +319,17 @@
     </w:p>
     <w:tbl>
       <w:tblPr>
-        <w:tblStyle w:val="21"/>
+        <w:tblStyle w:val="TableGrid"/>
         <w:tblW w:w="0" w:type="auto"/>
         <w:jc w:val="center"/>
         <w:tblBorders>
-          <w:top w:val="none" w:color="auto" w:sz="0" w:space="0"/>
-          <w:left w:val="none" w:color="auto" w:sz="0" w:space="0"/>
-          <w:bottom w:val="none" w:color="auto" w:sz="0" w:space="0"/>
-          <w:right w:val="none" w:color="auto" w:sz="0" w:space="0"/>
-          <w:insideH w:val="none" w:color="auto" w:sz="0" w:space="0"/>
-          <w:insideV w:val="none" w:color="auto" w:sz="0" w:space="0"/>
+          <w:top w:val="nil"/>
+          <w:left w:val="nil"/>
+          <w:bottom w:val="nil"/>
+          <w:right w:val="nil"/>
+          <w:insideH w:val="nil"/>
+          <w:insideV w:val="nil"/>
         </w:tblBorders>
-        <w:tblLayout w:type="autofit"/>
         <w:tblCellMar>
           <w:top w:w="0" w:type="dxa"/>
           <w:left w:w="108" w:type="dxa"/>
@@ -343,13 +343,15 @@
       </w:tblGrid>
       <w:tr>
         <w:tblPrEx>
+          <w:tblW w:w="0" w:type="auto"/>
+          <w:jc w:val="center"/>
           <w:tblBorders>
-            <w:top w:val="none" w:color="auto" w:sz="0" w:space="0"/>
-            <w:left w:val="none" w:color="auto" w:sz="0" w:space="0"/>
-            <w:bottom w:val="none" w:color="auto" w:sz="0" w:space="0"/>
-            <w:right w:val="none" w:color="auto" w:sz="0" w:space="0"/>
-            <w:insideH w:val="none" w:color="auto" w:sz="0" w:space="0"/>
-            <w:insideV w:val="none" w:color="auto" w:sz="0" w:space="0"/>
+            <w:top w:val="nil"/>
+            <w:left w:val="nil"/>
+            <w:bottom w:val="nil"/>
+            <w:right w:val="nil"/>
+            <w:insideH w:val="nil"/>
+            <w:insideV w:val="nil"/>
           </w:tblBorders>
           <w:tblCellMar>
             <w:top w:w="0" w:type="dxa"/>
@@ -359,7 +361,7 @@
           </w:tblCellMar>
         </w:tblPrEx>
         <w:trPr>
-          <w:trHeight w:val="810" w:hRule="atLeast"/>
+          <w:trHeight w:val="810"/>
           <w:jc w:val="center"/>
         </w:trPr>
         <w:tc>
@@ -397,7 +399,7 @@
             </w:r>
             <w:r>
               <w:rPr>
-                <w:rFonts w:hint="default" w:asciiTheme="minorAscii" w:hAnsiTheme="minorAscii" w:eastAsiaTheme="minorEastAsia"/>
+                <w:rFonts w:asciiTheme="minorAscii" w:eastAsiaTheme="minorEastAsia" w:hAnsiTheme="minorAscii" w:hint="default"/>
                 <w:spacing w:val="227"/>
                 <w:sz w:val="21"/>
                 <w:vertAlign w:val="baseline"/>
@@ -451,7 +453,7 @@
             </w:r>
             <w:r>
               <w:rPr>
-                <w:rFonts w:hint="eastAsia" w:asciiTheme="minorAscii" w:hAnsiTheme="minorAscii" w:eastAsiaTheme="minorEastAsia"/>
+                <w:rFonts w:asciiTheme="minorAscii" w:eastAsiaTheme="minorEastAsia" w:hAnsiTheme="minorAscii" w:hint="eastAsia"/>
                 <w:spacing w:val="227"/>
                 <w:sz w:val="21"/>
                 <w:vertAlign w:val="baseline"/>
@@ -473,14 +475,8 @@
       </w:tr>
       <w:tr>
         <w:tblPrEx>
-          <w:tblBorders>
-            <w:top w:val="none" w:color="auto" w:sz="0" w:space="0"/>
-            <w:left w:val="none" w:color="auto" w:sz="0" w:space="0"/>
-            <w:bottom w:val="none" w:color="auto" w:sz="0" w:space="0"/>
-            <w:right w:val="none" w:color="auto" w:sz="0" w:space="0"/>
-            <w:insideH w:val="none" w:color="auto" w:sz="0" w:space="0"/>
-            <w:insideV w:val="none" w:color="auto" w:sz="0" w:space="0"/>
-          </w:tblBorders>
+          <w:tblW w:w="0" w:type="auto"/>
+          <w:jc w:val="center"/>
           <w:tblCellMar>
             <w:top w:w="0" w:type="dxa"/>
             <w:left w:w="108" w:type="dxa"/>
@@ -489,7 +485,7 @@
           </w:tblCellMar>
         </w:tblPrEx>
         <w:trPr>
-          <w:trHeight w:val="810" w:hRule="atLeast"/>
+          <w:trHeight w:val="810"/>
           <w:jc w:val="center"/>
         </w:trPr>
         <w:tc>
@@ -513,7 +509,7 @@
               <w:snapToGrid w:val="0"/>
               <w:textAlignment w:val="baseline"/>
               <w:rPr>
-                <w:rFonts w:hint="default" w:ascii="Arial" w:hAnsi="Arial" w:eastAsia="Arial" w:cs="Arial"/>
+                <w:rFonts w:ascii="Arial" w:eastAsia="Arial" w:hAnsi="Arial" w:cs="Arial" w:hint="default"/>
                 <w:snapToGrid w:val="0"/>
                 <w:color w:val="000000"/>
                 <w:kern w:val="0"/>
@@ -545,7 +541,7 @@
             </w:r>
             <w:r>
               <w:rPr>
-                <w:rFonts w:hint="default" w:asciiTheme="minorAscii" w:hAnsiTheme="minorAscii" w:eastAsiaTheme="minorEastAsia"/>
+                <w:rFonts w:asciiTheme="minorAscii" w:eastAsiaTheme="minorEastAsia" w:hAnsiTheme="minorAscii" w:hint="default"/>
                 <w:spacing w:val="227"/>
                 <w:sz w:val="21"/>
                 <w:vertAlign w:val="baseline"/>
@@ -562,18 +558,7 @@
                 <w:vertAlign w:val="baseline"/>
                 <w:lang w:val="en-US" w:eastAsia="zh-CN"/>
               </w:rPr>
-              <w:t>V2.</w:t>
-            </w:r>
-            <w:r>
-              <w:rPr>
-                <w:rFonts w:hint="eastAsia"/>
-                <w:spacing w:val="0"/>
-                <w:kern w:val="0"/>
-                <w:u w:val="single"/>
-                <w:vertAlign w:val="baseline"/>
-                <w:lang w:val="en-US" w:eastAsia="zh-CN"/>
-              </w:rPr>
-              <w:t>0</w:t>
+              <w:t>V1.0</w:t>
             </w:r>
           </w:p>
         </w:tc>
@@ -598,7 +583,7 @@
               <w:snapToGrid w:val="0"/>
               <w:textAlignment w:val="baseline"/>
               <w:rPr>
-                <w:rFonts w:hint="default" w:ascii="Arial" w:hAnsi="Arial" w:eastAsia="Arial" w:cs="Arial"/>
+                <w:rFonts w:ascii="Arial" w:eastAsia="Arial" w:hAnsi="Arial" w:cs="Arial" w:hint="default"/>
                 <w:snapToGrid w:val="0"/>
                 <w:color w:val="000000"/>
                 <w:kern w:val="0"/>
@@ -618,7 +603,7 @@
             </w:r>
             <w:r>
               <w:rPr>
-                <w:rFonts w:hint="eastAsia" w:asciiTheme="minorAscii" w:hAnsiTheme="minorAscii" w:eastAsiaTheme="minorEastAsia"/>
+                <w:rFonts w:asciiTheme="minorAscii" w:eastAsiaTheme="minorEastAsia" w:hAnsiTheme="minorAscii" w:hint="eastAsia"/>
                 <w:spacing w:val="227"/>
                 <w:sz w:val="21"/>
                 <w:vertAlign w:val="baseline"/>
@@ -640,14 +625,8 @@
       </w:tr>
       <w:tr>
         <w:tblPrEx>
-          <w:tblBorders>
-            <w:top w:val="none" w:color="auto" w:sz="0" w:space="0"/>
-            <w:left w:val="none" w:color="auto" w:sz="0" w:space="0"/>
-            <w:bottom w:val="none" w:color="auto" w:sz="0" w:space="0"/>
-            <w:right w:val="none" w:color="auto" w:sz="0" w:space="0"/>
-            <w:insideH w:val="none" w:color="auto" w:sz="0" w:space="0"/>
-            <w:insideV w:val="none" w:color="auto" w:sz="0" w:space="0"/>
-          </w:tblBorders>
+          <w:tblW w:w="0" w:type="auto"/>
+          <w:jc w:val="center"/>
           <w:tblCellMar>
             <w:top w:w="0" w:type="dxa"/>
             <w:left w:w="108" w:type="dxa"/>
@@ -656,7 +635,7 @@
           </w:tblCellMar>
         </w:tblPrEx>
         <w:trPr>
-          <w:trHeight w:val="635" w:hRule="atLeast"/>
+          <w:trHeight w:val="635"/>
           <w:jc w:val="center"/>
         </w:trPr>
         <w:tc>
@@ -706,7 +685,7 @@
             </w:r>
             <w:r>
               <w:rPr>
-                <w:rFonts w:hint="eastAsia" w:asciiTheme="minorAscii" w:hAnsiTheme="minorAscii" w:eastAsiaTheme="minorEastAsia"/>
+                <w:rFonts w:asciiTheme="minorAscii" w:eastAsiaTheme="minorEastAsia" w:hAnsiTheme="minorAscii" w:hint="eastAsia"/>
                 <w:spacing w:val="227"/>
                 <w:sz w:val="21"/>
                 <w:vertAlign w:val="baseline"/>
@@ -759,7 +738,7 @@
             </w:r>
             <w:r>
               <w:rPr>
-                <w:rFonts w:hint="eastAsia" w:asciiTheme="minorAscii" w:hAnsiTheme="minorAscii" w:eastAsiaTheme="minorEastAsia"/>
+                <w:rFonts w:asciiTheme="minorAscii" w:eastAsiaTheme="minorEastAsia" w:hAnsiTheme="minorAscii" w:hint="eastAsia"/>
                 <w:spacing w:val="227"/>
                 <w:sz w:val="21"/>
                 <w:vertAlign w:val="baseline"/>
@@ -818,14 +797,14 @@
         <w:ind w:left="3634"/>
         <w:textAlignment w:val="baseline"/>
         <w:rPr>
-          <w:rFonts w:ascii="宋体" w:hAnsi="宋体" w:eastAsia="宋体" w:cs="宋体"/>
+          <w:rFonts w:ascii="宋体" w:eastAsia="宋体" w:hAnsi="宋体" w:cs="宋体"/>
           <w:sz w:val="31"/>
           <w:szCs w:val="31"/>
         </w:rPr>
       </w:pPr>
       <w:r>
         <w:rPr>
-          <w:rFonts w:ascii="宋体" w:hAnsi="宋体" w:eastAsia="宋体" w:cs="宋体"/>
+          <w:rFonts w:ascii="宋体" w:eastAsia="宋体" w:hAnsi="宋体" w:cs="宋体"/>
           <w:b/>
           <w:bCs/>
           <w:spacing w:val="4"/>
@@ -837,16 +816,16 @@
     </w:p>
     <w:tbl>
       <w:tblPr>
-        <w:tblStyle w:val="26"/>
+        <w:tblStyle w:val="TableNormal0"/>
         <w:tblW w:w="8214" w:type="dxa"/>
         <w:jc w:val="center"/>
         <w:tblBorders>
-          <w:top w:val="single" w:color="000000" w:sz="2" w:space="0"/>
-          <w:left w:val="single" w:color="000000" w:sz="2" w:space="0"/>
-          <w:bottom w:val="single" w:color="000000" w:sz="2" w:space="0"/>
-          <w:right w:val="single" w:color="000000" w:sz="2" w:space="0"/>
-          <w:insideH w:val="single" w:color="000000" w:sz="2" w:space="0"/>
-          <w:insideV w:val="single" w:color="000000" w:sz="2" w:space="0"/>
+          <w:top w:val="single" w:sz="2" w:space="0" w:color="000000"/>
+          <w:left w:val="single" w:sz="2" w:space="0" w:color="000000"/>
+          <w:bottom w:val="single" w:sz="2" w:space="0" w:color="000000"/>
+          <w:right w:val="single" w:sz="2" w:space="0" w:color="000000"/>
+          <w:insideH w:val="single" w:sz="2" w:space="0" w:color="000000"/>
+          <w:insideV w:val="single" w:sz="2" w:space="0" w:color="000000"/>
         </w:tblBorders>
         <w:tblLayout w:type="fixed"/>
         <w:tblCellMar>
@@ -866,14 +845,17 @@
       </w:tblGrid>
       <w:tr>
         <w:tblPrEx>
+          <w:tblW w:w="8214" w:type="dxa"/>
+          <w:jc w:val="center"/>
           <w:tblBorders>
-            <w:top w:val="single" w:color="000000" w:sz="2" w:space="0"/>
-            <w:left w:val="single" w:color="000000" w:sz="2" w:space="0"/>
-            <w:bottom w:val="single" w:color="000000" w:sz="2" w:space="0"/>
-            <w:right w:val="single" w:color="000000" w:sz="2" w:space="0"/>
-            <w:insideH w:val="single" w:color="000000" w:sz="2" w:space="0"/>
-            <w:insideV w:val="single" w:color="000000" w:sz="2" w:space="0"/>
+            <w:top w:val="single" w:sz="2" w:space="0" w:color="000000"/>
+            <w:left w:val="single" w:sz="2" w:space="0" w:color="000000"/>
+            <w:bottom w:val="single" w:sz="2" w:space="0" w:color="000000"/>
+            <w:right w:val="single" w:sz="2" w:space="0" w:color="000000"/>
+            <w:insideH w:val="single" w:sz="2" w:space="0" w:color="000000"/>
+            <w:insideV w:val="single" w:sz="2" w:space="0" w:color="000000"/>
           </w:tblBorders>
+          <w:tblLayout w:type="fixed"/>
           <w:tblCellMar>
             <w:top w:w="0" w:type="dxa"/>
             <w:left w:w="0" w:type="dxa"/>
@@ -882,7 +864,7 @@
           </w:tblCellMar>
         </w:tblPrEx>
         <w:trPr>
-          <w:trHeight w:val="593" w:hRule="atLeast"/>
+          <w:trHeight w:val="593"/>
           <w:jc w:val="center"/>
         </w:trPr>
         <w:tc>
@@ -904,18 +886,18 @@
               <w:adjustRightInd w:val="0"/>
               <w:snapToGrid w:val="0"/>
               <w:spacing w:before="176" w:line="228" w:lineRule="auto"/>
-              <w:ind w:left="0" w:leftChars="0" w:right="0" w:rightChars="0" w:firstLine="0" w:firstLineChars="0"/>
+              <w:ind w:left="0" w:right="0" w:firstLine="0" w:leftChars="0" w:rightChars="0" w:firstLineChars="0"/>
               <w:jc w:val="center"/>
               <w:textAlignment w:val="baseline"/>
               <w:rPr>
-                <w:rFonts w:ascii="宋体" w:hAnsi="宋体" w:eastAsia="宋体" w:cs="宋体"/>
+                <w:rFonts w:ascii="宋体" w:eastAsia="宋体" w:hAnsi="宋体" w:cs="宋体"/>
                 <w:sz w:val="20"/>
                 <w:szCs w:val="20"/>
               </w:rPr>
             </w:pPr>
             <w:r>
               <w:rPr>
-                <w:rFonts w:hint="eastAsia" w:ascii="宋体" w:hAnsi="宋体" w:cs="宋体"/>
+                <w:rFonts w:ascii="宋体" w:hAnsi="宋体" w:cs="宋体" w:hint="eastAsia"/>
                 <w:spacing w:val="-14"/>
                 <w:sz w:val="20"/>
                 <w:szCs w:val="20"/>
@@ -925,7 +907,7 @@
             </w:r>
             <w:r>
               <w:rPr>
-                <w:rFonts w:ascii="宋体" w:hAnsi="宋体" w:eastAsia="宋体" w:cs="宋体"/>
+                <w:rFonts w:ascii="宋体" w:eastAsia="宋体" w:hAnsi="宋体" w:cs="宋体"/>
                 <w:spacing w:val="-14"/>
                 <w:sz w:val="20"/>
                 <w:szCs w:val="20"/>
@@ -953,18 +935,18 @@
               <w:adjustRightInd w:val="0"/>
               <w:snapToGrid w:val="0"/>
               <w:spacing w:before="175" w:line="227" w:lineRule="auto"/>
-              <w:ind w:left="0" w:leftChars="0" w:right="0" w:rightChars="0" w:firstLine="0" w:firstLineChars="0"/>
+              <w:ind w:left="0" w:right="0" w:firstLine="0" w:leftChars="0" w:rightChars="0" w:firstLineChars="0"/>
               <w:jc w:val="center"/>
               <w:textAlignment w:val="baseline"/>
               <w:rPr>
-                <w:rFonts w:ascii="宋体" w:hAnsi="宋体" w:eastAsia="宋体" w:cs="宋体"/>
+                <w:rFonts w:ascii="宋体" w:eastAsia="宋体" w:hAnsi="宋体" w:cs="宋体"/>
                 <w:sz w:val="20"/>
                 <w:szCs w:val="20"/>
               </w:rPr>
             </w:pPr>
             <w:r>
               <w:rPr>
-                <w:rFonts w:ascii="宋体" w:hAnsi="宋体" w:eastAsia="宋体" w:cs="宋体"/>
+                <w:rFonts w:ascii="宋体" w:eastAsia="宋体" w:hAnsi="宋体" w:cs="宋体"/>
                 <w:spacing w:val="4"/>
                 <w:sz w:val="20"/>
                 <w:szCs w:val="20"/>
@@ -992,18 +974,18 @@
               <w:adjustRightInd w:val="0"/>
               <w:snapToGrid w:val="0"/>
               <w:spacing w:before="175" w:line="228" w:lineRule="auto"/>
-              <w:ind w:left="0" w:leftChars="0" w:right="0" w:rightChars="0" w:firstLine="0" w:firstLineChars="0"/>
+              <w:ind w:left="0" w:right="0" w:firstLine="0" w:leftChars="0" w:rightChars="0" w:firstLineChars="0"/>
               <w:jc w:val="center"/>
               <w:textAlignment w:val="baseline"/>
               <w:rPr>
-                <w:rFonts w:ascii="宋体" w:hAnsi="宋体" w:eastAsia="宋体" w:cs="宋体"/>
+                <w:rFonts w:ascii="宋体" w:eastAsia="宋体" w:hAnsi="宋体" w:cs="宋体"/>
                 <w:sz w:val="20"/>
                 <w:szCs w:val="20"/>
               </w:rPr>
             </w:pPr>
             <w:r>
               <w:rPr>
-                <w:rFonts w:ascii="宋体" w:hAnsi="宋体" w:eastAsia="宋体" w:cs="宋体"/>
+                <w:rFonts w:ascii="宋体" w:eastAsia="宋体" w:hAnsi="宋体" w:cs="宋体"/>
                 <w:spacing w:val="7"/>
                 <w:sz w:val="20"/>
                 <w:szCs w:val="20"/>
@@ -1031,11 +1013,11 @@
               <w:adjustRightInd w:val="0"/>
               <w:snapToGrid w:val="0"/>
               <w:spacing w:before="175" w:line="228" w:lineRule="auto"/>
-              <w:ind w:left="0" w:leftChars="0" w:right="0" w:rightChars="0" w:firstLine="0" w:firstLineChars="0"/>
+              <w:ind w:left="0" w:right="0" w:firstLine="0" w:leftChars="0" w:rightChars="0" w:firstLineChars="0"/>
               <w:jc w:val="center"/>
               <w:textAlignment w:val="baseline"/>
               <w:rPr>
-                <w:rFonts w:hint="eastAsia" w:ascii="宋体" w:hAnsi="宋体" w:eastAsia="宋体" w:cs="宋体"/>
+                <w:rFonts w:ascii="宋体" w:eastAsia="宋体" w:hAnsi="宋体" w:cs="宋体" w:hint="eastAsia"/>
                 <w:spacing w:val="7"/>
                 <w:sz w:val="20"/>
                 <w:szCs w:val="20"/>
@@ -1044,7 +1026,7 @@
             </w:pPr>
             <w:r>
               <w:rPr>
-                <w:rFonts w:hint="eastAsia" w:ascii="宋体" w:hAnsi="宋体" w:cs="宋体"/>
+                <w:rFonts w:ascii="宋体" w:hAnsi="宋体" w:cs="宋体" w:hint="eastAsia"/>
                 <w:spacing w:val="7"/>
                 <w:sz w:val="20"/>
                 <w:szCs w:val="20"/>
@@ -1073,11 +1055,11 @@
               <w:adjustRightInd w:val="0"/>
               <w:snapToGrid w:val="0"/>
               <w:spacing w:before="175" w:line="228" w:lineRule="auto"/>
-              <w:ind w:left="0" w:leftChars="0" w:right="0" w:rightChars="0" w:firstLine="0" w:firstLineChars="0"/>
+              <w:ind w:left="0" w:right="0" w:firstLine="0" w:leftChars="0" w:rightChars="0" w:firstLineChars="0"/>
               <w:jc w:val="center"/>
               <w:textAlignment w:val="baseline"/>
               <w:rPr>
-                <w:rFonts w:hint="default" w:ascii="宋体" w:hAnsi="宋体" w:cs="宋体"/>
+                <w:rFonts w:ascii="宋体" w:hAnsi="宋体" w:cs="宋体" w:hint="default"/>
                 <w:spacing w:val="7"/>
                 <w:sz w:val="20"/>
                 <w:szCs w:val="20"/>
@@ -1086,7 +1068,7 @@
             </w:pPr>
             <w:r>
               <w:rPr>
-                <w:rFonts w:hint="eastAsia" w:ascii="宋体" w:hAnsi="宋体" w:cs="宋体"/>
+                <w:rFonts w:ascii="宋体" w:hAnsi="宋体" w:cs="宋体" w:hint="eastAsia"/>
                 <w:spacing w:val="7"/>
                 <w:sz w:val="20"/>
                 <w:szCs w:val="20"/>
@@ -1115,18 +1097,18 @@
               <w:adjustRightInd w:val="0"/>
               <w:snapToGrid w:val="0"/>
               <w:spacing w:before="176" w:line="229" w:lineRule="auto"/>
-              <w:ind w:left="0" w:leftChars="0" w:right="0" w:rightChars="0" w:firstLine="0" w:firstLineChars="0"/>
+              <w:ind w:left="0" w:right="0" w:firstLine="0" w:leftChars="0" w:rightChars="0" w:firstLineChars="0"/>
               <w:jc w:val="center"/>
               <w:textAlignment w:val="baseline"/>
               <w:rPr>
-                <w:rFonts w:ascii="宋体" w:hAnsi="宋体" w:eastAsia="宋体" w:cs="宋体"/>
+                <w:rFonts w:ascii="宋体" w:eastAsia="宋体" w:hAnsi="宋体" w:cs="宋体"/>
                 <w:sz w:val="20"/>
                 <w:szCs w:val="20"/>
               </w:rPr>
             </w:pPr>
             <w:r>
               <w:rPr>
-                <w:rFonts w:ascii="宋体" w:hAnsi="宋体" w:eastAsia="宋体" w:cs="宋体"/>
+                <w:rFonts w:ascii="宋体" w:eastAsia="宋体" w:hAnsi="宋体" w:cs="宋体"/>
                 <w:spacing w:val="7"/>
                 <w:sz w:val="20"/>
                 <w:szCs w:val="20"/>
@@ -1138,14 +1120,9 @@
       </w:tr>
       <w:tr>
         <w:tblPrEx>
-          <w:tblBorders>
-            <w:top w:val="single" w:color="000000" w:sz="2" w:space="0"/>
-            <w:left w:val="single" w:color="000000" w:sz="2" w:space="0"/>
-            <w:bottom w:val="single" w:color="000000" w:sz="2" w:space="0"/>
-            <w:right w:val="single" w:color="000000" w:sz="2" w:space="0"/>
-            <w:insideH w:val="single" w:color="000000" w:sz="2" w:space="0"/>
-            <w:insideV w:val="single" w:color="000000" w:sz="2" w:space="0"/>
-          </w:tblBorders>
+          <w:tblW w:w="8214" w:type="dxa"/>
+          <w:jc w:val="center"/>
+          <w:tblLayout w:type="fixed"/>
           <w:tblCellMar>
             <w:top w:w="0" w:type="dxa"/>
             <w:left w:w="0" w:type="dxa"/>
@@ -1154,7 +1131,7 @@
           </w:tblCellMar>
         </w:tblPrEx>
         <w:trPr>
-          <w:trHeight w:val="516" w:hRule="atLeast"/>
+          <w:trHeight w:val="516"/>
           <w:jc w:val="center"/>
         </w:trPr>
         <w:tc>
@@ -1177,11 +1154,11 @@
               <w:adjustRightInd w:val="0"/>
               <w:snapToGrid w:val="0"/>
               <w:spacing w:before="173" w:line="267" w:lineRule="exact"/>
-              <w:ind w:left="0" w:leftChars="0" w:right="0" w:rightChars="0" w:firstLine="0" w:firstLineChars="0"/>
+              <w:ind w:left="0" w:right="0" w:firstLine="0" w:leftChars="0" w:rightChars="0" w:firstLineChars="0"/>
               <w:jc w:val="center"/>
               <w:textAlignment w:val="baseline"/>
               <w:rPr>
-                <w:rFonts w:hint="default" w:ascii="宋体" w:hAnsi="宋体" w:eastAsia="宋体" w:cs="宋体"/>
+                <w:rFonts w:ascii="宋体" w:eastAsia="宋体" w:hAnsi="宋体" w:cs="宋体" w:hint="default"/>
                 <w:snapToGrid w:val="0"/>
                 <w:color w:val="000000"/>
                 <w:kern w:val="0"/>
@@ -1192,7 +1169,7 @@
             </w:pPr>
             <w:r>
               <w:rPr>
-                <w:rFonts w:ascii="宋体" w:hAnsi="宋体" w:eastAsia="宋体" w:cs="宋体"/>
+                <w:rFonts w:ascii="宋体" w:eastAsia="宋体" w:hAnsi="宋体" w:cs="宋体"/>
                 <w:spacing w:val="3"/>
                 <w:position w:val="1"/>
                 <w:sz w:val="20"/>
@@ -1222,11 +1199,11 @@
               <w:adjustRightInd w:val="0"/>
               <w:snapToGrid w:val="0"/>
               <w:spacing w:before="173" w:line="267" w:lineRule="exact"/>
-              <w:ind w:left="0" w:leftChars="0" w:right="0" w:rightChars="0" w:firstLine="0" w:firstLineChars="0"/>
+              <w:ind w:left="0" w:right="0" w:firstLine="0" w:leftChars="0" w:rightChars="0" w:firstLineChars="0"/>
               <w:jc w:val="center"/>
               <w:textAlignment w:val="baseline"/>
               <w:rPr>
-                <w:rFonts w:ascii="宋体" w:hAnsi="宋体" w:eastAsia="宋体" w:cs="宋体"/>
+                <w:rFonts w:ascii="宋体" w:eastAsia="宋体" w:hAnsi="宋体" w:cs="宋体"/>
                 <w:snapToGrid w:val="0"/>
                 <w:color w:val="000000"/>
                 <w:kern w:val="0"/>
@@ -1237,7 +1214,7 @@
             </w:pPr>
             <w:r>
               <w:rPr>
-                <w:rFonts w:ascii="宋体" w:hAnsi="宋体" w:eastAsia="宋体" w:cs="宋体"/>
+                <w:rFonts w:ascii="宋体" w:eastAsia="宋体" w:hAnsi="宋体" w:cs="宋体"/>
                 <w:spacing w:val="4"/>
                 <w:position w:val="1"/>
                 <w:sz w:val="20"/>
@@ -1267,11 +1244,11 @@
               <w:adjustRightInd w:val="0"/>
               <w:snapToGrid w:val="0"/>
               <w:spacing w:before="172" w:line="228" w:lineRule="auto"/>
-              <w:ind w:left="0" w:leftChars="0" w:right="0" w:rightChars="0" w:firstLine="0" w:firstLineChars="0"/>
+              <w:ind w:left="0" w:right="0" w:firstLine="0" w:leftChars="0" w:rightChars="0" w:firstLineChars="0"/>
               <w:jc w:val="center"/>
               <w:textAlignment w:val="baseline"/>
               <w:rPr>
-                <w:rFonts w:ascii="宋体" w:hAnsi="宋体" w:eastAsia="宋体" w:cs="宋体"/>
+                <w:rFonts w:ascii="宋体" w:eastAsia="宋体" w:hAnsi="宋体" w:cs="宋体"/>
                 <w:snapToGrid w:val="0"/>
                 <w:color w:val="000000"/>
                 <w:kern w:val="0"/>
@@ -1282,7 +1259,7 @@
             </w:pPr>
             <w:r>
               <w:rPr>
-                <w:rFonts w:ascii="宋体" w:hAnsi="宋体" w:eastAsia="宋体" w:cs="宋体"/>
+                <w:rFonts w:ascii="宋体" w:eastAsia="宋体" w:hAnsi="宋体" w:cs="宋体"/>
                 <w:spacing w:val="200"/>
                 <w:kern w:val="0"/>
                 <w:sz w:val="20"/>
@@ -1292,7 +1269,7 @@
             </w:r>
             <w:r>
               <w:rPr>
-                <w:rFonts w:ascii="宋体" w:hAnsi="宋体" w:eastAsia="宋体" w:cs="宋体"/>
+                <w:rFonts w:ascii="宋体" w:eastAsia="宋体" w:hAnsi="宋体" w:cs="宋体"/>
                 <w:spacing w:val="0"/>
                 <w:kern w:val="0"/>
                 <w:sz w:val="20"/>
@@ -1322,11 +1299,11 @@
               <w:adjustRightInd w:val="0"/>
               <w:snapToGrid w:val="0"/>
               <w:spacing w:before="172" w:line="228" w:lineRule="auto"/>
-              <w:ind w:left="0" w:leftChars="0" w:right="0" w:rightChars="0" w:firstLine="0" w:firstLineChars="0"/>
+              <w:ind w:left="0" w:right="0" w:firstLine="0" w:leftChars="0" w:rightChars="0" w:firstLineChars="0"/>
               <w:jc w:val="center"/>
               <w:textAlignment w:val="baseline"/>
               <w:rPr>
-                <w:rFonts w:ascii="宋体" w:hAnsi="宋体" w:eastAsia="宋体" w:cs="宋体"/>
+                <w:rFonts w:ascii="宋体" w:eastAsia="宋体" w:hAnsi="宋体" w:cs="宋体"/>
                 <w:snapToGrid w:val="0"/>
                 <w:color w:val="000000"/>
                 <w:spacing w:val="200"/>
@@ -1338,14 +1315,14 @@
             </w:pPr>
             <w:r>
               <w:rPr>
-                <w:rFonts w:hint="eastAsia" w:ascii="宋体" w:hAnsi="宋体" w:eastAsia="宋体" w:cs="宋体"/>
+                <w:rFonts w:ascii="宋体" w:eastAsia="宋体" w:hAnsi="宋体" w:cs="宋体" w:hint="eastAsia"/>
                 <w:spacing w:val="200"/>
                 <w:kern w:val="0"/>
                 <w:sz w:val="20"/>
                 <w:szCs w:val="20"/>
                 <w:lang w:val="en-US" w:eastAsia="zh-CN"/>
               </w:rPr>
-              <w:t>吴夤</w:t>
+              <w:t>平湾</w:t>
             </w:r>
           </w:p>
         </w:tc>
@@ -1369,11 +1346,11 @@
               <w:adjustRightInd w:val="0"/>
               <w:snapToGrid w:val="0"/>
               <w:spacing w:before="173" w:line="229" w:lineRule="auto"/>
-              <w:ind w:left="0" w:leftChars="0" w:right="0" w:rightChars="0" w:firstLine="0" w:firstLineChars="0"/>
+              <w:ind w:left="0" w:right="0" w:firstLine="0" w:leftChars="0" w:rightChars="0" w:firstLineChars="0"/>
               <w:jc w:val="center"/>
               <w:textAlignment w:val="baseline"/>
               <w:rPr>
-                <w:rFonts w:ascii="宋体" w:hAnsi="宋体" w:eastAsia="宋体" w:cs="宋体"/>
+                <w:rFonts w:ascii="宋体" w:eastAsia="宋体" w:hAnsi="宋体" w:cs="宋体"/>
                 <w:snapToGrid w:val="0"/>
                 <w:color w:val="000000"/>
                 <w:spacing w:val="200"/>
@@ -1385,14 +1362,14 @@
             </w:pPr>
             <w:r>
               <w:rPr>
-                <w:rFonts w:hint="eastAsia" w:asciiTheme="minorAscii" w:hAnsiTheme="minorAscii" w:eastAsiaTheme="minorEastAsia"/>
+                <w:rFonts w:asciiTheme="minorAscii" w:eastAsiaTheme="minorEastAsia" w:hAnsiTheme="minorAscii" w:hint="eastAsia"/>
                 <w:spacing w:val="0"/>
                 <w:kern w:val="0"/>
                 <w:sz w:val="21"/>
                 <w:vertAlign w:val="baseline"/>
                 <w:lang w:val="en-US" w:eastAsia="zh-CN"/>
               </w:rPr>
-              <w:t>茅建根</w:t>
+              <w:t>陈凯</w:t>
             </w:r>
           </w:p>
         </w:tc>
@@ -1416,11 +1393,11 @@
               <w:adjustRightInd w:val="0"/>
               <w:snapToGrid w:val="0"/>
               <w:spacing w:before="173" w:line="229" w:lineRule="auto"/>
-              <w:ind w:left="0" w:leftChars="0" w:right="0" w:rightChars="0" w:firstLine="0" w:firstLineChars="0"/>
+              <w:ind w:left="0" w:right="0" w:firstLine="0" w:leftChars="0" w:rightChars="0" w:firstLineChars="0"/>
               <w:jc w:val="center"/>
               <w:textAlignment w:val="baseline"/>
               <w:rPr>
-                <w:rFonts w:ascii="宋体" w:hAnsi="宋体" w:eastAsia="宋体" w:cs="宋体"/>
+                <w:rFonts w:ascii="宋体" w:eastAsia="宋体" w:hAnsi="宋体" w:cs="宋体"/>
                 <w:snapToGrid w:val="0"/>
                 <w:color w:val="000000"/>
                 <w:kern w:val="0"/>
@@ -1431,7 +1408,7 @@
             </w:pPr>
             <w:r>
               <w:rPr>
-                <w:rFonts w:hint="eastAsia" w:asciiTheme="minorAscii" w:hAnsiTheme="minorAscii" w:eastAsiaTheme="minorEastAsia"/>
+                <w:rFonts w:asciiTheme="minorAscii" w:eastAsiaTheme="minorEastAsia" w:hAnsiTheme="minorAscii" w:hint="eastAsia"/>
                 <w:spacing w:val="0"/>
                 <w:kern w:val="0"/>
                 <w:sz w:val="21"/>
@@ -1445,14 +1422,9 @@
       </w:tr>
       <w:tr>
         <w:tblPrEx>
-          <w:tblBorders>
-            <w:top w:val="single" w:color="000000" w:sz="2" w:space="0"/>
-            <w:left w:val="single" w:color="000000" w:sz="2" w:space="0"/>
-            <w:bottom w:val="single" w:color="000000" w:sz="2" w:space="0"/>
-            <w:right w:val="single" w:color="000000" w:sz="2" w:space="0"/>
-            <w:insideH w:val="single" w:color="000000" w:sz="2" w:space="0"/>
-            <w:insideV w:val="single" w:color="000000" w:sz="2" w:space="0"/>
-          </w:tblBorders>
+          <w:tblW w:w="8214" w:type="dxa"/>
+          <w:jc w:val="center"/>
+          <w:tblLayout w:type="fixed"/>
           <w:tblCellMar>
             <w:top w:w="0" w:type="dxa"/>
             <w:left w:w="0" w:type="dxa"/>
@@ -1461,7 +1433,7 @@
           </w:tblCellMar>
         </w:tblPrEx>
         <w:trPr>
-          <w:trHeight w:val="556" w:hRule="atLeast"/>
+          <w:trHeight w:val="556"/>
           <w:jc w:val="center"/>
         </w:trPr>
         <w:tc>
@@ -1484,11 +1456,11 @@
               <w:adjustRightInd w:val="0"/>
               <w:snapToGrid w:val="0"/>
               <w:spacing w:before="173" w:line="267" w:lineRule="exact"/>
-              <w:ind w:left="0" w:leftChars="0" w:right="0" w:rightChars="0" w:firstLine="0" w:firstLineChars="0"/>
+              <w:ind w:left="0" w:right="0" w:firstLine="0" w:leftChars="0" w:rightChars="0" w:firstLineChars="0"/>
               <w:jc w:val="center"/>
               <w:textAlignment w:val="baseline"/>
               <w:rPr>
-                <w:rFonts w:hint="default" w:ascii="宋体" w:hAnsi="宋体" w:eastAsia="宋体" w:cs="宋体"/>
+                <w:rFonts w:ascii="宋体" w:eastAsia="宋体" w:hAnsi="宋体" w:cs="宋体" w:hint="default"/>
                 <w:snapToGrid w:val="0"/>
                 <w:color w:val="000000"/>
                 <w:kern w:val="0"/>
@@ -1499,7 +1471,7 @@
             </w:pPr>
             <w:r>
               <w:rPr>
-                <w:rFonts w:ascii="宋体" w:hAnsi="宋体" w:eastAsia="宋体" w:cs="宋体"/>
+                <w:rFonts w:ascii="宋体" w:eastAsia="宋体" w:hAnsi="宋体" w:cs="宋体"/>
                 <w:spacing w:val="3"/>
                 <w:position w:val="1"/>
                 <w:sz w:val="20"/>
@@ -1509,7 +1481,7 @@
             </w:r>
             <w:r>
               <w:rPr>
-                <w:rFonts w:hint="eastAsia" w:ascii="宋体" w:hAnsi="宋体" w:cs="宋体"/>
+                <w:rFonts w:ascii="宋体" w:hAnsi="宋体" w:cs="宋体" w:hint="eastAsia"/>
                 <w:spacing w:val="3"/>
                 <w:position w:val="1"/>
                 <w:sz w:val="20"/>
@@ -1540,11 +1512,11 @@
               <w:adjustRightInd w:val="0"/>
               <w:snapToGrid w:val="0"/>
               <w:spacing w:before="173" w:line="267" w:lineRule="exact"/>
-              <w:ind w:left="0" w:leftChars="0" w:right="0" w:rightChars="0" w:firstLine="0" w:firstLineChars="0"/>
+              <w:ind w:left="0" w:right="0" w:firstLine="0" w:leftChars="0" w:rightChars="0" w:firstLineChars="0"/>
               <w:jc w:val="center"/>
               <w:textAlignment w:val="baseline"/>
               <w:rPr>
-                <w:rFonts w:ascii="宋体" w:hAnsi="宋体" w:eastAsia="宋体" w:cs="宋体"/>
+                <w:rFonts w:ascii="宋体" w:eastAsia="宋体" w:hAnsi="宋体" w:cs="宋体"/>
                 <w:snapToGrid w:val="0"/>
                 <w:color w:val="000000"/>
                 <w:kern w:val="0"/>
@@ -1555,34 +1527,13 @@
             </w:pPr>
             <w:r>
               <w:rPr>
-                <w:rFonts w:ascii="宋体" w:hAnsi="宋体" w:eastAsia="宋体" w:cs="宋体"/>
+                <w:rFonts w:ascii="宋体" w:eastAsia="宋体" w:hAnsi="宋体" w:cs="宋体"/>
                 <w:spacing w:val="4"/>
                 <w:position w:val="1"/>
                 <w:sz w:val="20"/>
                 <w:szCs w:val="20"/>
               </w:rPr>
-              <w:t>V</w:t>
-            </w:r>
-            <w:r>
-              <w:rPr>
-                <w:rFonts w:hint="eastAsia" w:ascii="宋体" w:hAnsi="宋体" w:cs="宋体"/>
-                <w:spacing w:val="4"/>
-                <w:position w:val="1"/>
-                <w:sz w:val="20"/>
-                <w:szCs w:val="20"/>
-                <w:lang w:val="en-US" w:eastAsia="zh-CN"/>
-              </w:rPr>
-              <w:t>2</w:t>
-            </w:r>
-            <w:r>
-              <w:rPr>
-                <w:rFonts w:ascii="宋体" w:hAnsi="宋体" w:eastAsia="宋体" w:cs="宋体"/>
-                <w:spacing w:val="4"/>
-                <w:position w:val="1"/>
-                <w:sz w:val="20"/>
-                <w:szCs w:val="20"/>
-              </w:rPr>
-              <w:t>.0</w:t>
+              <w:t>V1.0</w:t>
             </w:r>
           </w:p>
         </w:tc>
@@ -1606,11 +1557,11 @@
               <w:adjustRightInd w:val="0"/>
               <w:snapToGrid w:val="0"/>
               <w:spacing w:before="172" w:line="228" w:lineRule="auto"/>
-              <w:ind w:left="0" w:leftChars="0" w:right="0" w:rightChars="0" w:firstLine="0" w:firstLineChars="0"/>
+              <w:ind w:left="0" w:right="0" w:firstLine="0" w:leftChars="0" w:rightChars="0" w:firstLineChars="0"/>
               <w:jc w:val="center"/>
               <w:textAlignment w:val="baseline"/>
               <w:rPr>
-                <w:rFonts w:hint="default" w:ascii="宋体" w:hAnsi="宋体" w:eastAsia="宋体" w:cs="宋体"/>
+                <w:rFonts w:ascii="宋体" w:eastAsia="宋体" w:hAnsi="宋体" w:cs="宋体" w:hint="default"/>
                 <w:snapToGrid w:val="0"/>
                 <w:color w:val="000000"/>
                 <w:kern w:val="0"/>
@@ -1621,7 +1572,7 @@
             </w:pPr>
             <w:r>
               <w:rPr>
-                <w:rFonts w:hint="eastAsia" w:ascii="宋体" w:hAnsi="宋体" w:cs="宋体"/>
+                <w:rFonts w:ascii="宋体" w:hAnsi="宋体" w:cs="宋体" w:hint="eastAsia"/>
                 <w:snapToGrid w:val="0"/>
                 <w:color w:val="000000"/>
                 <w:kern w:val="0"/>
@@ -1653,11 +1604,11 @@
               <w:adjustRightInd w:val="0"/>
               <w:snapToGrid w:val="0"/>
               <w:spacing w:before="172" w:line="228" w:lineRule="auto"/>
-              <w:ind w:left="0" w:leftChars="0" w:right="0" w:rightChars="0" w:firstLine="0" w:firstLineChars="0"/>
+              <w:ind w:left="0" w:right="0" w:firstLine="0" w:leftChars="0" w:rightChars="0" w:firstLineChars="0"/>
               <w:jc w:val="center"/>
               <w:textAlignment w:val="baseline"/>
               <w:rPr>
-                <w:rFonts w:ascii="宋体" w:hAnsi="宋体" w:eastAsia="宋体" w:cs="宋体"/>
+                <w:rFonts w:ascii="宋体" w:eastAsia="宋体" w:hAnsi="宋体" w:cs="宋体"/>
                 <w:snapToGrid w:val="0"/>
                 <w:color w:val="000000"/>
                 <w:spacing w:val="200"/>
@@ -1669,14 +1620,14 @@
             </w:pPr>
             <w:r>
               <w:rPr>
-                <w:rFonts w:hint="eastAsia" w:ascii="宋体" w:hAnsi="宋体" w:eastAsia="宋体" w:cs="宋体"/>
+                <w:rFonts w:ascii="宋体" w:eastAsia="宋体" w:hAnsi="宋体" w:cs="宋体" w:hint="eastAsia"/>
                 <w:spacing w:val="200"/>
                 <w:kern w:val="0"/>
                 <w:sz w:val="20"/>
                 <w:szCs w:val="20"/>
                 <w:lang w:val="en-US" w:eastAsia="zh-CN"/>
               </w:rPr>
-              <w:t>吴夤</w:t>
+              <w:t>平湾</w:t>
             </w:r>
           </w:p>
         </w:tc>
@@ -1700,11 +1651,11 @@
               <w:adjustRightInd w:val="0"/>
               <w:snapToGrid w:val="0"/>
               <w:spacing w:before="173" w:line="229" w:lineRule="auto"/>
-              <w:ind w:left="0" w:leftChars="0" w:right="0" w:rightChars="0" w:firstLine="0" w:firstLineChars="0"/>
+              <w:ind w:left="0" w:right="0" w:firstLine="0" w:leftChars="0" w:rightChars="0" w:firstLineChars="0"/>
               <w:jc w:val="center"/>
               <w:textAlignment w:val="baseline"/>
               <w:rPr>
-                <w:rFonts w:ascii="宋体" w:hAnsi="宋体" w:eastAsia="宋体" w:cs="宋体"/>
+                <w:rFonts w:ascii="宋体" w:eastAsia="宋体" w:hAnsi="宋体" w:cs="宋体"/>
                 <w:snapToGrid w:val="0"/>
                 <w:color w:val="000000"/>
                 <w:spacing w:val="200"/>
@@ -1716,14 +1667,14 @@
             </w:pPr>
             <w:r>
               <w:rPr>
-                <w:rFonts w:hint="eastAsia" w:asciiTheme="minorAscii" w:hAnsiTheme="minorAscii" w:eastAsiaTheme="minorEastAsia"/>
+                <w:rFonts w:asciiTheme="minorAscii" w:eastAsiaTheme="minorEastAsia" w:hAnsiTheme="minorAscii" w:hint="eastAsia"/>
                 <w:spacing w:val="0"/>
                 <w:kern w:val="0"/>
                 <w:sz w:val="21"/>
                 <w:vertAlign w:val="baseline"/>
                 <w:lang w:val="en-US" w:eastAsia="zh-CN"/>
               </w:rPr>
-              <w:t>茅建根</w:t>
+              <w:t>陈凯</w:t>
             </w:r>
           </w:p>
         </w:tc>
@@ -1747,11 +1698,11 @@
               <w:adjustRightInd w:val="0"/>
               <w:snapToGrid w:val="0"/>
               <w:spacing w:before="173" w:line="229" w:lineRule="auto"/>
-              <w:ind w:left="0" w:leftChars="0" w:right="0" w:rightChars="0" w:firstLine="0" w:firstLineChars="0"/>
+              <w:ind w:left="0" w:right="0" w:firstLine="0" w:leftChars="0" w:rightChars="0" w:firstLineChars="0"/>
               <w:jc w:val="center"/>
               <w:textAlignment w:val="baseline"/>
               <w:rPr>
-                <w:rFonts w:ascii="宋体" w:hAnsi="宋体" w:eastAsia="宋体" w:cs="宋体"/>
+                <w:rFonts w:ascii="宋体" w:eastAsia="宋体" w:hAnsi="宋体" w:cs="宋体"/>
                 <w:snapToGrid w:val="0"/>
                 <w:color w:val="000000"/>
                 <w:kern w:val="0"/>
@@ -1762,7 +1713,7 @@
             </w:pPr>
             <w:r>
               <w:rPr>
-                <w:rFonts w:hint="eastAsia" w:asciiTheme="minorAscii" w:hAnsiTheme="minorAscii" w:eastAsiaTheme="minorEastAsia"/>
+                <w:rFonts w:asciiTheme="minorAscii" w:eastAsiaTheme="minorEastAsia" w:hAnsiTheme="minorAscii" w:hint="eastAsia"/>
                 <w:spacing w:val="0"/>
                 <w:kern w:val="0"/>
                 <w:sz w:val="21"/>
@@ -1776,14 +1727,9 @@
       </w:tr>
       <w:tr>
         <w:tblPrEx>
-          <w:tblBorders>
-            <w:top w:val="single" w:color="000000" w:sz="2" w:space="0"/>
-            <w:left w:val="single" w:color="000000" w:sz="2" w:space="0"/>
-            <w:bottom w:val="single" w:color="000000" w:sz="2" w:space="0"/>
-            <w:right w:val="single" w:color="000000" w:sz="2" w:space="0"/>
-            <w:insideH w:val="single" w:color="000000" w:sz="2" w:space="0"/>
-            <w:insideV w:val="single" w:color="000000" w:sz="2" w:space="0"/>
-          </w:tblBorders>
+          <w:tblW w:w="8214" w:type="dxa"/>
+          <w:jc w:val="center"/>
+          <w:tblLayout w:type="fixed"/>
           <w:tblCellMar>
             <w:top w:w="0" w:type="dxa"/>
             <w:left w:w="0" w:type="dxa"/>
@@ -1792,7 +1738,7 @@
           </w:tblCellMar>
         </w:tblPrEx>
         <w:trPr>
-          <w:trHeight w:val="556" w:hRule="atLeast"/>
+          <w:trHeight w:val="556"/>
           <w:jc w:val="center"/>
         </w:trPr>
         <w:tc>
@@ -1801,7 +1747,7 @@
           </w:tcPr>
           <w:p>
             <w:pPr>
-              <w:pStyle w:val="27"/>
+              <w:pStyle w:val="TableText"/>
               <w:keepNext w:val="0"/>
               <w:keepLines w:val="0"/>
               <w:pageBreakBefore w:val="0"/>
@@ -1814,7 +1760,7 @@
               <w:bidi w:val="0"/>
               <w:adjustRightInd w:val="0"/>
               <w:snapToGrid w:val="0"/>
-              <w:ind w:left="0" w:leftChars="0" w:right="0" w:rightChars="0" w:firstLine="0" w:firstLineChars="0"/>
+              <w:ind w:left="0" w:right="0" w:firstLine="0" w:leftChars="0" w:rightChars="0" w:firstLineChars="0"/>
               <w:jc w:val="center"/>
               <w:textAlignment w:val="baseline"/>
             </w:pPr>
@@ -1826,7 +1772,7 @@
           </w:tcPr>
           <w:p>
             <w:pPr>
-              <w:pStyle w:val="27"/>
+              <w:pStyle w:val="TableText"/>
               <w:keepNext w:val="0"/>
               <w:keepLines w:val="0"/>
               <w:pageBreakBefore w:val="0"/>
@@ -1839,7 +1785,7 @@
               <w:bidi w:val="0"/>
               <w:adjustRightInd w:val="0"/>
               <w:snapToGrid w:val="0"/>
-              <w:ind w:left="0" w:leftChars="0" w:right="0" w:rightChars="0" w:firstLine="0" w:firstLineChars="0"/>
+              <w:ind w:left="0" w:right="0" w:firstLine="0" w:leftChars="0" w:rightChars="0" w:firstLineChars="0"/>
               <w:jc w:val="center"/>
               <w:textAlignment w:val="baseline"/>
             </w:pPr>
@@ -1851,7 +1797,7 @@
           </w:tcPr>
           <w:p>
             <w:pPr>
-              <w:pStyle w:val="27"/>
+              <w:pStyle w:val="TableText"/>
               <w:keepNext w:val="0"/>
               <w:keepLines w:val="0"/>
               <w:pageBreakBefore w:val="0"/>
@@ -1864,7 +1810,7 @@
               <w:bidi w:val="0"/>
               <w:adjustRightInd w:val="0"/>
               <w:snapToGrid w:val="0"/>
-              <w:ind w:left="0" w:leftChars="0" w:right="0" w:rightChars="0" w:firstLine="0" w:firstLineChars="0"/>
+              <w:ind w:left="0" w:right="0" w:firstLine="0" w:leftChars="0" w:rightChars="0" w:firstLineChars="0"/>
               <w:jc w:val="center"/>
               <w:textAlignment w:val="baseline"/>
             </w:pPr>
@@ -1876,7 +1822,7 @@
           </w:tcPr>
           <w:p>
             <w:pPr>
-              <w:pStyle w:val="27"/>
+              <w:pStyle w:val="TableText"/>
               <w:keepNext w:val="0"/>
               <w:keepLines w:val="0"/>
               <w:pageBreakBefore w:val="0"/>
@@ -1889,7 +1835,7 @@
               <w:bidi w:val="0"/>
               <w:adjustRightInd w:val="0"/>
               <w:snapToGrid w:val="0"/>
-              <w:ind w:left="0" w:leftChars="0" w:right="0" w:rightChars="0" w:firstLine="0" w:firstLineChars="0"/>
+              <w:ind w:left="0" w:right="0" w:firstLine="0" w:leftChars="0" w:rightChars="0" w:firstLineChars="0"/>
               <w:jc w:val="center"/>
               <w:textAlignment w:val="baseline"/>
             </w:pPr>
@@ -1901,7 +1847,7 @@
           </w:tcPr>
           <w:p>
             <w:pPr>
-              <w:pStyle w:val="27"/>
+              <w:pStyle w:val="TableText"/>
               <w:keepNext w:val="0"/>
               <w:keepLines w:val="0"/>
               <w:pageBreakBefore w:val="0"/>
@@ -1914,7 +1860,7 @@
               <w:bidi w:val="0"/>
               <w:adjustRightInd w:val="0"/>
               <w:snapToGrid w:val="0"/>
-              <w:ind w:left="0" w:leftChars="0" w:right="0" w:rightChars="0" w:firstLine="0" w:firstLineChars="0"/>
+              <w:ind w:left="0" w:right="0" w:firstLine="0" w:leftChars="0" w:rightChars="0" w:firstLineChars="0"/>
               <w:jc w:val="center"/>
               <w:textAlignment w:val="baseline"/>
             </w:pPr>
@@ -1926,7 +1872,7 @@
           </w:tcPr>
           <w:p>
             <w:pPr>
-              <w:pStyle w:val="27"/>
+              <w:pStyle w:val="TableText"/>
               <w:keepNext w:val="0"/>
               <w:keepLines w:val="0"/>
               <w:pageBreakBefore w:val="0"/>
@@ -1939,7 +1885,7 @@
               <w:bidi w:val="0"/>
               <w:adjustRightInd w:val="0"/>
               <w:snapToGrid w:val="0"/>
-              <w:ind w:left="0" w:leftChars="0" w:right="0" w:rightChars="0" w:firstLine="0" w:firstLineChars="0"/>
+              <w:ind w:left="0" w:right="0" w:firstLine="0" w:leftChars="0" w:rightChars="0" w:firstLineChars="0"/>
               <w:jc w:val="center"/>
               <w:textAlignment w:val="baseline"/>
             </w:pPr>
@@ -1948,14 +1894,9 @@
       </w:tr>
       <w:tr>
         <w:tblPrEx>
-          <w:tblBorders>
-            <w:top w:val="single" w:color="000000" w:sz="2" w:space="0"/>
-            <w:left w:val="single" w:color="000000" w:sz="2" w:space="0"/>
-            <w:bottom w:val="single" w:color="000000" w:sz="2" w:space="0"/>
-            <w:right w:val="single" w:color="000000" w:sz="2" w:space="0"/>
-            <w:insideH w:val="single" w:color="000000" w:sz="2" w:space="0"/>
-            <w:insideV w:val="single" w:color="000000" w:sz="2" w:space="0"/>
-          </w:tblBorders>
+          <w:tblW w:w="8214" w:type="dxa"/>
+          <w:jc w:val="center"/>
+          <w:tblLayout w:type="fixed"/>
           <w:tblCellMar>
             <w:top w:w="0" w:type="dxa"/>
             <w:left w:w="0" w:type="dxa"/>
@@ -1964,7 +1905,7 @@
           </w:tblCellMar>
         </w:tblPrEx>
         <w:trPr>
-          <w:trHeight w:val="557" w:hRule="atLeast"/>
+          <w:trHeight w:val="557"/>
           <w:jc w:val="center"/>
         </w:trPr>
         <w:tc>
@@ -1973,7 +1914,7 @@
           </w:tcPr>
           <w:p>
             <w:pPr>
-              <w:pStyle w:val="27"/>
+              <w:pStyle w:val="TableText"/>
               <w:keepNext w:val="0"/>
               <w:keepLines w:val="0"/>
               <w:pageBreakBefore w:val="0"/>
@@ -1986,7 +1927,7 @@
               <w:bidi w:val="0"/>
               <w:adjustRightInd w:val="0"/>
               <w:snapToGrid w:val="0"/>
-              <w:ind w:left="0" w:leftChars="0" w:right="0" w:rightChars="0" w:firstLine="0" w:firstLineChars="0"/>
+              <w:ind w:left="0" w:right="0" w:firstLine="0" w:leftChars="0" w:rightChars="0" w:firstLineChars="0"/>
               <w:jc w:val="center"/>
               <w:textAlignment w:val="baseline"/>
             </w:pPr>
@@ -1998,7 +1939,7 @@
           </w:tcPr>
           <w:p>
             <w:pPr>
-              <w:pStyle w:val="27"/>
+              <w:pStyle w:val="TableText"/>
               <w:keepNext w:val="0"/>
               <w:keepLines w:val="0"/>
               <w:pageBreakBefore w:val="0"/>
@@ -2011,7 +1952,7 @@
               <w:bidi w:val="0"/>
               <w:adjustRightInd w:val="0"/>
               <w:snapToGrid w:val="0"/>
-              <w:ind w:left="0" w:leftChars="0" w:right="0" w:rightChars="0" w:firstLine="0" w:firstLineChars="0"/>
+              <w:ind w:left="0" w:right="0" w:firstLine="0" w:leftChars="0" w:rightChars="0" w:firstLineChars="0"/>
               <w:jc w:val="center"/>
               <w:textAlignment w:val="baseline"/>
             </w:pPr>
@@ -2023,7 +1964,7 @@
           </w:tcPr>
           <w:p>
             <w:pPr>
-              <w:pStyle w:val="27"/>
+              <w:pStyle w:val="TableText"/>
               <w:keepNext w:val="0"/>
               <w:keepLines w:val="0"/>
               <w:pageBreakBefore w:val="0"/>
@@ -2036,7 +1977,7 @@
               <w:bidi w:val="0"/>
               <w:adjustRightInd w:val="0"/>
               <w:snapToGrid w:val="0"/>
-              <w:ind w:left="0" w:leftChars="0" w:right="0" w:rightChars="0" w:firstLine="0" w:firstLineChars="0"/>
+              <w:ind w:left="0" w:right="0" w:firstLine="0" w:leftChars="0" w:rightChars="0" w:firstLineChars="0"/>
               <w:jc w:val="center"/>
               <w:textAlignment w:val="baseline"/>
             </w:pPr>
@@ -2048,7 +1989,7 @@
           </w:tcPr>
           <w:p>
             <w:pPr>
-              <w:pStyle w:val="27"/>
+              <w:pStyle w:val="TableText"/>
               <w:keepNext w:val="0"/>
               <w:keepLines w:val="0"/>
               <w:pageBreakBefore w:val="0"/>
@@ -2061,7 +2002,7 @@
               <w:bidi w:val="0"/>
               <w:adjustRightInd w:val="0"/>
               <w:snapToGrid w:val="0"/>
-              <w:ind w:left="0" w:leftChars="0" w:right="0" w:rightChars="0" w:firstLine="0" w:firstLineChars="0"/>
+              <w:ind w:left="0" w:right="0" w:firstLine="0" w:leftChars="0" w:rightChars="0" w:firstLineChars="0"/>
               <w:jc w:val="center"/>
               <w:textAlignment w:val="baseline"/>
             </w:pPr>
@@ -2073,7 +2014,7 @@
           </w:tcPr>
           <w:p>
             <w:pPr>
-              <w:pStyle w:val="27"/>
+              <w:pStyle w:val="TableText"/>
               <w:keepNext w:val="0"/>
               <w:keepLines w:val="0"/>
               <w:pageBreakBefore w:val="0"/>
@@ -2086,7 +2027,7 @@
               <w:bidi w:val="0"/>
               <w:adjustRightInd w:val="0"/>
               <w:snapToGrid w:val="0"/>
-              <w:ind w:left="0" w:leftChars="0" w:right="0" w:rightChars="0" w:firstLine="0" w:firstLineChars="0"/>
+              <w:ind w:left="0" w:right="0" w:firstLine="0" w:leftChars="0" w:rightChars="0" w:firstLineChars="0"/>
               <w:jc w:val="center"/>
               <w:textAlignment w:val="baseline"/>
             </w:pPr>
@@ -2098,7 +2039,7 @@
           </w:tcPr>
           <w:p>
             <w:pPr>
-              <w:pStyle w:val="27"/>
+              <w:pStyle w:val="TableText"/>
               <w:keepNext w:val="0"/>
               <w:keepLines w:val="0"/>
               <w:pageBreakBefore w:val="0"/>
@@ -2111,7 +2052,7 @@
               <w:bidi w:val="0"/>
               <w:adjustRightInd w:val="0"/>
               <w:snapToGrid w:val="0"/>
-              <w:ind w:left="0" w:leftChars="0" w:right="0" w:rightChars="0" w:firstLine="0" w:firstLineChars="0"/>
+              <w:ind w:left="0" w:right="0" w:firstLine="0" w:leftChars="0" w:rightChars="0" w:firstLineChars="0"/>
               <w:jc w:val="center"/>
               <w:textAlignment w:val="baseline"/>
             </w:pPr>
@@ -2142,7 +2083,7 @@
     <w:sdt>
       <w:sdtPr>
         <w:rPr>
-          <w:rFonts w:ascii="宋体" w:hAnsi="宋体" w:eastAsia="宋体" w:cs="Arial"/>
+          <w:rFonts w:ascii="宋体" w:eastAsia="宋体" w:hAnsi="宋体" w:cs="Arial"/>
           <w:snapToGrid w:val="0"/>
           <w:color w:val="000000"/>
           <w:kern w:val="0"/>
@@ -2158,7 +2099,7 @@
       </w:sdtPr>
       <w:sdtEndPr>
         <w:rPr>
-          <w:rFonts w:hint="eastAsia" w:ascii="宋体" w:hAnsi="宋体" w:eastAsia="宋体" w:cs="宋体"/>
+          <w:rFonts w:ascii="宋体" w:eastAsia="宋体" w:hAnsi="宋体" w:cs="宋体" w:hint="eastAsia"/>
           <w:snapToGrid w:val="0"/>
           <w:color w:val="000000"/>
           <w:kern w:val="0"/>
@@ -2183,18 +2124,18 @@
             <w:adjustRightInd w:val="0"/>
             <w:snapToGrid w:val="0"/>
             <w:spacing w:before="0" w:beforeLines="0" w:after="0" w:afterLines="0" w:line="240" w:lineRule="auto"/>
-            <w:ind w:left="0" w:leftChars="0" w:right="0" w:rightChars="0" w:firstLine="0" w:firstLineChars="0"/>
+            <w:ind w:left="0" w:right="0" w:firstLine="0" w:leftChars="0" w:rightChars="0" w:firstLineChars="0"/>
             <w:jc w:val="center"/>
             <w:textAlignment w:val="baseline"/>
             <w:rPr>
-              <w:rFonts w:hint="eastAsia" w:ascii="宋体" w:hAnsi="宋体" w:eastAsia="宋体" w:cs="宋体"/>
+              <w:rFonts w:ascii="宋体" w:eastAsia="宋体" w:hAnsi="宋体" w:cs="宋体" w:hint="eastAsia"/>
               <w:sz w:val="24"/>
               <w:szCs w:val="24"/>
             </w:rPr>
           </w:pPr>
           <w:r>
             <w:rPr>
-              <w:rFonts w:hint="eastAsia" w:ascii="宋体" w:hAnsi="宋体" w:eastAsia="宋体" w:cs="宋体"/>
+              <w:rFonts w:ascii="宋体" w:eastAsia="宋体" w:hAnsi="宋体" w:cs="宋体" w:hint="eastAsia"/>
               <w:sz w:val="24"/>
               <w:szCs w:val="24"/>
             </w:rPr>
@@ -2203,14 +2144,14 @@
         </w:p>
         <w:p>
           <w:pPr>
-            <w:pStyle w:val="16"/>
+            <w:pStyle w:val="TOC1"/>
             <w:tabs>
               <w:tab w:val="right" w:leader="dot" w:pos="8306"/>
             </w:tabs>
           </w:pPr>
           <w:r>
             <w:rPr>
-              <w:rFonts w:hint="eastAsia" w:ascii="宋体" w:hAnsi="宋体" w:eastAsia="宋体" w:cs="宋体"/>
+              <w:rFonts w:ascii="宋体" w:eastAsia="宋体" w:hAnsi="宋体" w:cs="宋体" w:hint="eastAsia"/>
               <w:sz w:val="24"/>
               <w:szCs w:val="24"/>
             </w:rPr>
@@ -2218,7 +2159,7 @@
           </w:r>
           <w:r>
             <w:rPr>
-              <w:rFonts w:hint="eastAsia" w:ascii="宋体" w:hAnsi="宋体" w:eastAsia="宋体" w:cs="宋体"/>
+              <w:rFonts w:ascii="宋体" w:eastAsia="宋体" w:hAnsi="宋体" w:cs="宋体" w:hint="eastAsia"/>
               <w:sz w:val="24"/>
               <w:szCs w:val="24"/>
             </w:rPr>
@@ -2226,7 +2167,7 @@
           </w:r>
           <w:r>
             <w:rPr>
-              <w:rFonts w:hint="eastAsia" w:ascii="宋体" w:hAnsi="宋体" w:eastAsia="宋体" w:cs="宋体"/>
+              <w:rFonts w:ascii="宋体" w:eastAsia="宋体" w:hAnsi="宋体" w:cs="宋体" w:hint="eastAsia"/>
               <w:sz w:val="24"/>
               <w:szCs w:val="24"/>
             </w:rPr>
@@ -2234,21 +2175,21 @@
           </w:r>
           <w:r>
             <w:rPr>
-              <w:rFonts w:hint="eastAsia" w:ascii="宋体" w:hAnsi="宋体" w:eastAsia="宋体" w:cs="宋体"/>
+              <w:rFonts w:ascii="宋体" w:eastAsia="宋体" w:hAnsi="宋体" w:cs="宋体" w:hint="eastAsia"/>
               <w:szCs w:val="24"/>
             </w:rPr>
             <w:fldChar w:fldCharType="begin"/>
           </w:r>
           <w:r>
             <w:rPr>
-              <w:rFonts w:hint="eastAsia" w:ascii="宋体" w:hAnsi="宋体" w:eastAsia="宋体" w:cs="宋体"/>
+              <w:rFonts w:ascii="宋体" w:eastAsia="宋体" w:hAnsi="宋体" w:cs="宋体" w:hint="eastAsia"/>
               <w:szCs w:val="24"/>
             </w:rPr>
             <w:instrText xml:space="preserve"> HYPERLINK \l _Toc19283 </w:instrText>
           </w:r>
           <w:r>
             <w:rPr>
-              <w:rFonts w:hint="eastAsia" w:ascii="宋体" w:hAnsi="宋体" w:eastAsia="宋体" w:cs="宋体"/>
+              <w:rFonts w:ascii="宋体" w:eastAsia="宋体" w:hAnsi="宋体" w:cs="宋体" w:hint="eastAsia"/>
               <w:szCs w:val="24"/>
             </w:rPr>
             <w:fldChar w:fldCharType="separate"/>
@@ -2280,7 +2221,7 @@
           </w:r>
           <w:r>
             <w:rPr>
-              <w:rFonts w:hint="eastAsia" w:ascii="宋体" w:hAnsi="宋体" w:eastAsia="宋体" w:cs="宋体"/>
+              <w:rFonts w:ascii="宋体" w:eastAsia="宋体" w:hAnsi="宋体" w:cs="宋体" w:hint="eastAsia"/>
               <w:szCs w:val="24"/>
             </w:rPr>
             <w:fldChar w:fldCharType="end"/>
@@ -2288,28 +2229,28 @@
         </w:p>
         <w:p>
           <w:pPr>
-            <w:pStyle w:val="16"/>
+            <w:pStyle w:val="TOC1"/>
             <w:tabs>
               <w:tab w:val="right" w:leader="dot" w:pos="8306"/>
             </w:tabs>
           </w:pPr>
           <w:r>
             <w:rPr>
-              <w:rFonts w:hint="eastAsia" w:ascii="宋体" w:hAnsi="宋体" w:eastAsia="宋体" w:cs="宋体"/>
+              <w:rFonts w:ascii="宋体" w:eastAsia="宋体" w:hAnsi="宋体" w:cs="宋体" w:hint="eastAsia"/>
               <w:szCs w:val="24"/>
             </w:rPr>
             <w:fldChar w:fldCharType="begin"/>
           </w:r>
           <w:r>
             <w:rPr>
-              <w:rFonts w:hint="eastAsia" w:ascii="宋体" w:hAnsi="宋体" w:eastAsia="宋体" w:cs="宋体"/>
+              <w:rFonts w:ascii="宋体" w:eastAsia="宋体" w:hAnsi="宋体" w:cs="宋体" w:hint="eastAsia"/>
               <w:szCs w:val="24"/>
             </w:rPr>
             <w:instrText xml:space="preserve"> HYPERLINK \l _Toc23084 </w:instrText>
           </w:r>
           <w:r>
             <w:rPr>
-              <w:rFonts w:hint="eastAsia" w:ascii="宋体" w:hAnsi="宋体" w:eastAsia="宋体" w:cs="宋体"/>
+              <w:rFonts w:ascii="宋体" w:eastAsia="宋体" w:hAnsi="宋体" w:cs="宋体" w:hint="eastAsia"/>
               <w:szCs w:val="24"/>
             </w:rPr>
             <w:fldChar w:fldCharType="separate"/>
@@ -2341,7 +2282,7 @@
           </w:r>
           <w:r>
             <w:rPr>
-              <w:rFonts w:hint="eastAsia" w:ascii="宋体" w:hAnsi="宋体" w:eastAsia="宋体" w:cs="宋体"/>
+              <w:rFonts w:ascii="宋体" w:eastAsia="宋体" w:hAnsi="宋体" w:cs="宋体" w:hint="eastAsia"/>
               <w:szCs w:val="24"/>
             </w:rPr>
             <w:fldChar w:fldCharType="end"/>
@@ -2349,28 +2290,28 @@
         </w:p>
         <w:p>
           <w:pPr>
-            <w:pStyle w:val="16"/>
+            <w:pStyle w:val="TOC1"/>
             <w:tabs>
               <w:tab w:val="right" w:leader="dot" w:pos="8306"/>
             </w:tabs>
           </w:pPr>
           <w:r>
             <w:rPr>
-              <w:rFonts w:hint="eastAsia" w:ascii="宋体" w:hAnsi="宋体" w:eastAsia="宋体" w:cs="宋体"/>
+              <w:rFonts w:ascii="宋体" w:eastAsia="宋体" w:hAnsi="宋体" w:cs="宋体" w:hint="eastAsia"/>
               <w:szCs w:val="24"/>
             </w:rPr>
             <w:fldChar w:fldCharType="begin"/>
           </w:r>
           <w:r>
             <w:rPr>
-              <w:rFonts w:hint="eastAsia" w:ascii="宋体" w:hAnsi="宋体" w:eastAsia="宋体" w:cs="宋体"/>
+              <w:rFonts w:ascii="宋体" w:eastAsia="宋体" w:hAnsi="宋体" w:cs="宋体" w:hint="eastAsia"/>
               <w:szCs w:val="24"/>
             </w:rPr>
             <w:instrText xml:space="preserve"> HYPERLINK \l _Toc27602 </w:instrText>
           </w:r>
           <w:r>
             <w:rPr>
-              <w:rFonts w:hint="eastAsia" w:ascii="宋体" w:hAnsi="宋体" w:eastAsia="宋体" w:cs="宋体"/>
+              <w:rFonts w:ascii="宋体" w:eastAsia="宋体" w:hAnsi="宋体" w:cs="宋体" w:hint="eastAsia"/>
               <w:szCs w:val="24"/>
             </w:rPr>
             <w:fldChar w:fldCharType="separate"/>
@@ -2409,7 +2350,7 @@
           </w:r>
           <w:r>
             <w:rPr>
-              <w:rFonts w:hint="eastAsia" w:ascii="宋体" w:hAnsi="宋体" w:eastAsia="宋体" w:cs="宋体"/>
+              <w:rFonts w:ascii="宋体" w:eastAsia="宋体" w:hAnsi="宋体" w:cs="宋体" w:hint="eastAsia"/>
               <w:szCs w:val="24"/>
             </w:rPr>
             <w:fldChar w:fldCharType="end"/>
@@ -2417,28 +2358,28 @@
         </w:p>
         <w:p>
           <w:pPr>
-            <w:pStyle w:val="17"/>
+            <w:pStyle w:val="TOC2"/>
             <w:tabs>
               <w:tab w:val="right" w:leader="dot" w:pos="8306"/>
             </w:tabs>
           </w:pPr>
           <w:r>
             <w:rPr>
-              <w:rFonts w:hint="eastAsia" w:ascii="宋体" w:hAnsi="宋体" w:eastAsia="宋体" w:cs="宋体"/>
+              <w:rFonts w:ascii="宋体" w:eastAsia="宋体" w:hAnsi="宋体" w:cs="宋体" w:hint="eastAsia"/>
               <w:szCs w:val="24"/>
             </w:rPr>
             <w:fldChar w:fldCharType="begin"/>
           </w:r>
           <w:r>
             <w:rPr>
-              <w:rFonts w:hint="eastAsia" w:ascii="宋体" w:hAnsi="宋体" w:eastAsia="宋体" w:cs="宋体"/>
+              <w:rFonts w:ascii="宋体" w:eastAsia="宋体" w:hAnsi="宋体" w:cs="宋体" w:hint="eastAsia"/>
               <w:szCs w:val="24"/>
             </w:rPr>
             <w:instrText xml:space="preserve"> HYPERLINK \l _Toc10108 </w:instrText>
           </w:r>
           <w:r>
             <w:rPr>
-              <w:rFonts w:hint="eastAsia" w:ascii="宋体" w:hAnsi="宋体" w:eastAsia="宋体" w:cs="宋体"/>
+              <w:rFonts w:ascii="宋体" w:eastAsia="宋体" w:hAnsi="宋体" w:cs="宋体" w:hint="eastAsia"/>
               <w:szCs w:val="24"/>
             </w:rPr>
             <w:fldChar w:fldCharType="separate"/>
@@ -2477,7 +2418,7 @@
           </w:r>
           <w:r>
             <w:rPr>
-              <w:rFonts w:hint="eastAsia" w:ascii="宋体" w:hAnsi="宋体" w:eastAsia="宋体" w:cs="宋体"/>
+              <w:rFonts w:ascii="宋体" w:eastAsia="宋体" w:hAnsi="宋体" w:cs="宋体" w:hint="eastAsia"/>
               <w:szCs w:val="24"/>
             </w:rPr>
             <w:fldChar w:fldCharType="end"/>
@@ -2485,28 +2426,28 @@
         </w:p>
         <w:p>
           <w:pPr>
-            <w:pStyle w:val="17"/>
+            <w:pStyle w:val="TOC2"/>
             <w:tabs>
               <w:tab w:val="right" w:leader="dot" w:pos="8306"/>
             </w:tabs>
           </w:pPr>
           <w:r>
             <w:rPr>
-              <w:rFonts w:hint="eastAsia" w:ascii="宋体" w:hAnsi="宋体" w:eastAsia="宋体" w:cs="宋体"/>
+              <w:rFonts w:ascii="宋体" w:eastAsia="宋体" w:hAnsi="宋体" w:cs="宋体" w:hint="eastAsia"/>
               <w:szCs w:val="24"/>
             </w:rPr>
             <w:fldChar w:fldCharType="begin"/>
           </w:r>
           <w:r>
             <w:rPr>
-              <w:rFonts w:hint="eastAsia" w:ascii="宋体" w:hAnsi="宋体" w:eastAsia="宋体" w:cs="宋体"/>
+              <w:rFonts w:ascii="宋体" w:eastAsia="宋体" w:hAnsi="宋体" w:cs="宋体" w:hint="eastAsia"/>
               <w:szCs w:val="24"/>
             </w:rPr>
             <w:instrText xml:space="preserve"> HYPERLINK \l _Toc24857 </w:instrText>
           </w:r>
           <w:r>
             <w:rPr>
-              <w:rFonts w:hint="eastAsia" w:ascii="宋体" w:hAnsi="宋体" w:eastAsia="宋体" w:cs="宋体"/>
+              <w:rFonts w:ascii="宋体" w:eastAsia="宋体" w:hAnsi="宋体" w:cs="宋体" w:hint="eastAsia"/>
               <w:szCs w:val="24"/>
             </w:rPr>
             <w:fldChar w:fldCharType="separate"/>
@@ -2545,7 +2486,7 @@
           </w:r>
           <w:r>
             <w:rPr>
-              <w:rFonts w:hint="eastAsia" w:ascii="宋体" w:hAnsi="宋体" w:eastAsia="宋体" w:cs="宋体"/>
+              <w:rFonts w:ascii="宋体" w:eastAsia="宋体" w:hAnsi="宋体" w:cs="宋体" w:hint="eastAsia"/>
               <w:szCs w:val="24"/>
             </w:rPr>
             <w:fldChar w:fldCharType="end"/>
@@ -2553,28 +2494,28 @@
         </w:p>
         <w:p>
           <w:pPr>
-            <w:pStyle w:val="17"/>
+            <w:pStyle w:val="TOC2"/>
             <w:tabs>
               <w:tab w:val="right" w:leader="dot" w:pos="8306"/>
             </w:tabs>
           </w:pPr>
           <w:r>
             <w:rPr>
-              <w:rFonts w:hint="eastAsia" w:ascii="宋体" w:hAnsi="宋体" w:eastAsia="宋体" w:cs="宋体"/>
+              <w:rFonts w:ascii="宋体" w:eastAsia="宋体" w:hAnsi="宋体" w:cs="宋体" w:hint="eastAsia"/>
               <w:szCs w:val="24"/>
             </w:rPr>
             <w:fldChar w:fldCharType="begin"/>
           </w:r>
           <w:r>
             <w:rPr>
-              <w:rFonts w:hint="eastAsia" w:ascii="宋体" w:hAnsi="宋体" w:eastAsia="宋体" w:cs="宋体"/>
+              <w:rFonts w:ascii="宋体" w:eastAsia="宋体" w:hAnsi="宋体" w:cs="宋体" w:hint="eastAsia"/>
               <w:szCs w:val="24"/>
             </w:rPr>
             <w:instrText xml:space="preserve"> HYPERLINK \l _Toc29479 </w:instrText>
           </w:r>
           <w:r>
             <w:rPr>
-              <w:rFonts w:hint="eastAsia" w:ascii="宋体" w:hAnsi="宋体" w:eastAsia="宋体" w:cs="宋体"/>
+              <w:rFonts w:ascii="宋体" w:eastAsia="宋体" w:hAnsi="宋体" w:cs="宋体" w:hint="eastAsia"/>
               <w:szCs w:val="24"/>
             </w:rPr>
             <w:fldChar w:fldCharType="separate"/>
@@ -2613,7 +2554,7 @@
           </w:r>
           <w:r>
             <w:rPr>
-              <w:rFonts w:hint="eastAsia" w:ascii="宋体" w:hAnsi="宋体" w:eastAsia="宋体" w:cs="宋体"/>
+              <w:rFonts w:ascii="宋体" w:eastAsia="宋体" w:hAnsi="宋体" w:cs="宋体" w:hint="eastAsia"/>
               <w:szCs w:val="24"/>
             </w:rPr>
             <w:fldChar w:fldCharType="end"/>
@@ -2621,28 +2562,28 @@
         </w:p>
         <w:p>
           <w:pPr>
-            <w:pStyle w:val="16"/>
+            <w:pStyle w:val="TOC1"/>
             <w:tabs>
               <w:tab w:val="right" w:leader="dot" w:pos="8306"/>
             </w:tabs>
           </w:pPr>
           <w:r>
             <w:rPr>
-              <w:rFonts w:hint="eastAsia" w:ascii="宋体" w:hAnsi="宋体" w:eastAsia="宋体" w:cs="宋体"/>
+              <w:rFonts w:ascii="宋体" w:eastAsia="宋体" w:hAnsi="宋体" w:cs="宋体" w:hint="eastAsia"/>
               <w:szCs w:val="24"/>
             </w:rPr>
             <w:fldChar w:fldCharType="begin"/>
           </w:r>
           <w:r>
             <w:rPr>
-              <w:rFonts w:hint="eastAsia" w:ascii="宋体" w:hAnsi="宋体" w:eastAsia="宋体" w:cs="宋体"/>
+              <w:rFonts w:ascii="宋体" w:eastAsia="宋体" w:hAnsi="宋体" w:cs="宋体" w:hint="eastAsia"/>
               <w:szCs w:val="24"/>
             </w:rPr>
             <w:instrText xml:space="preserve"> HYPERLINK \l _Toc12865 </w:instrText>
           </w:r>
           <w:r>
             <w:rPr>
-              <w:rFonts w:hint="eastAsia" w:ascii="宋体" w:hAnsi="宋体" w:eastAsia="宋体" w:cs="宋体"/>
+              <w:rFonts w:ascii="宋体" w:eastAsia="宋体" w:hAnsi="宋体" w:cs="宋体" w:hint="eastAsia"/>
               <w:szCs w:val="24"/>
             </w:rPr>
             <w:fldChar w:fldCharType="separate"/>
@@ -2681,7 +2622,7 @@
           </w:r>
           <w:r>
             <w:rPr>
-              <w:rFonts w:hint="eastAsia" w:ascii="宋体" w:hAnsi="宋体" w:eastAsia="宋体" w:cs="宋体"/>
+              <w:rFonts w:ascii="宋体" w:eastAsia="宋体" w:hAnsi="宋体" w:cs="宋体" w:hint="eastAsia"/>
               <w:szCs w:val="24"/>
             </w:rPr>
             <w:fldChar w:fldCharType="end"/>
@@ -2689,28 +2630,28 @@
         </w:p>
         <w:p>
           <w:pPr>
-            <w:pStyle w:val="17"/>
+            <w:pStyle w:val="TOC2"/>
             <w:tabs>
               <w:tab w:val="right" w:leader="dot" w:pos="8306"/>
             </w:tabs>
           </w:pPr>
           <w:r>
             <w:rPr>
-              <w:rFonts w:hint="eastAsia" w:ascii="宋体" w:hAnsi="宋体" w:eastAsia="宋体" w:cs="宋体"/>
+              <w:rFonts w:ascii="宋体" w:eastAsia="宋体" w:hAnsi="宋体" w:cs="宋体" w:hint="eastAsia"/>
               <w:szCs w:val="24"/>
             </w:rPr>
             <w:fldChar w:fldCharType="begin"/>
           </w:r>
           <w:r>
             <w:rPr>
-              <w:rFonts w:hint="eastAsia" w:ascii="宋体" w:hAnsi="宋体" w:eastAsia="宋体" w:cs="宋体"/>
+              <w:rFonts w:ascii="宋体" w:eastAsia="宋体" w:hAnsi="宋体" w:cs="宋体" w:hint="eastAsia"/>
               <w:szCs w:val="24"/>
             </w:rPr>
             <w:instrText xml:space="preserve"> HYPERLINK \l _Toc16211 </w:instrText>
           </w:r>
           <w:r>
             <w:rPr>
-              <w:rFonts w:hint="eastAsia" w:ascii="宋体" w:hAnsi="宋体" w:eastAsia="宋体" w:cs="宋体"/>
+              <w:rFonts w:ascii="宋体" w:eastAsia="宋体" w:hAnsi="宋体" w:cs="宋体" w:hint="eastAsia"/>
               <w:szCs w:val="24"/>
             </w:rPr>
             <w:fldChar w:fldCharType="separate"/>
@@ -2749,7 +2690,7 @@
           </w:r>
           <w:r>
             <w:rPr>
-              <w:rFonts w:hint="eastAsia" w:ascii="宋体" w:hAnsi="宋体" w:eastAsia="宋体" w:cs="宋体"/>
+              <w:rFonts w:ascii="宋体" w:eastAsia="宋体" w:hAnsi="宋体" w:cs="宋体" w:hint="eastAsia"/>
               <w:szCs w:val="24"/>
             </w:rPr>
             <w:fldChar w:fldCharType="end"/>
@@ -2757,28 +2698,28 @@
         </w:p>
         <w:p>
           <w:pPr>
-            <w:pStyle w:val="17"/>
+            <w:pStyle w:val="TOC2"/>
             <w:tabs>
               <w:tab w:val="right" w:leader="dot" w:pos="8306"/>
             </w:tabs>
           </w:pPr>
           <w:r>
             <w:rPr>
-              <w:rFonts w:hint="eastAsia" w:ascii="宋体" w:hAnsi="宋体" w:eastAsia="宋体" w:cs="宋体"/>
+              <w:rFonts w:ascii="宋体" w:eastAsia="宋体" w:hAnsi="宋体" w:cs="宋体" w:hint="eastAsia"/>
               <w:szCs w:val="24"/>
             </w:rPr>
             <w:fldChar w:fldCharType="begin"/>
           </w:r>
           <w:r>
             <w:rPr>
-              <w:rFonts w:hint="eastAsia" w:ascii="宋体" w:hAnsi="宋体" w:eastAsia="宋体" w:cs="宋体"/>
+              <w:rFonts w:ascii="宋体" w:eastAsia="宋体" w:hAnsi="宋体" w:cs="宋体" w:hint="eastAsia"/>
               <w:szCs w:val="24"/>
             </w:rPr>
             <w:instrText xml:space="preserve"> HYPERLINK \l _Toc31337 </w:instrText>
           </w:r>
           <w:r>
             <w:rPr>
-              <w:rFonts w:hint="eastAsia" w:ascii="宋体" w:hAnsi="宋体" w:eastAsia="宋体" w:cs="宋体"/>
+              <w:rFonts w:ascii="宋体" w:eastAsia="宋体" w:hAnsi="宋体" w:cs="宋体" w:hint="eastAsia"/>
               <w:szCs w:val="24"/>
             </w:rPr>
             <w:fldChar w:fldCharType="separate"/>
@@ -2817,7 +2758,7 @@
           </w:r>
           <w:r>
             <w:rPr>
-              <w:rFonts w:hint="eastAsia" w:ascii="宋体" w:hAnsi="宋体" w:eastAsia="宋体" w:cs="宋体"/>
+              <w:rFonts w:ascii="宋体" w:eastAsia="宋体" w:hAnsi="宋体" w:cs="宋体" w:hint="eastAsia"/>
               <w:szCs w:val="24"/>
             </w:rPr>
             <w:fldChar w:fldCharType="end"/>
@@ -2825,28 +2766,28 @@
         </w:p>
         <w:p>
           <w:pPr>
-            <w:pStyle w:val="17"/>
+            <w:pStyle w:val="TOC2"/>
             <w:tabs>
               <w:tab w:val="right" w:leader="dot" w:pos="8306"/>
             </w:tabs>
           </w:pPr>
           <w:r>
             <w:rPr>
-              <w:rFonts w:hint="eastAsia" w:ascii="宋体" w:hAnsi="宋体" w:eastAsia="宋体" w:cs="宋体"/>
+              <w:rFonts w:ascii="宋体" w:eastAsia="宋体" w:hAnsi="宋体" w:cs="宋体" w:hint="eastAsia"/>
               <w:szCs w:val="24"/>
             </w:rPr>
             <w:fldChar w:fldCharType="begin"/>
           </w:r>
           <w:r>
             <w:rPr>
-              <w:rFonts w:hint="eastAsia" w:ascii="宋体" w:hAnsi="宋体" w:eastAsia="宋体" w:cs="宋体"/>
+              <w:rFonts w:ascii="宋体" w:eastAsia="宋体" w:hAnsi="宋体" w:cs="宋体" w:hint="eastAsia"/>
               <w:szCs w:val="24"/>
             </w:rPr>
             <w:instrText xml:space="preserve"> HYPERLINK \l _Toc7671 </w:instrText>
           </w:r>
           <w:r>
             <w:rPr>
-              <w:rFonts w:hint="eastAsia" w:ascii="宋体" w:hAnsi="宋体" w:eastAsia="宋体" w:cs="宋体"/>
+              <w:rFonts w:ascii="宋体" w:eastAsia="宋体" w:hAnsi="宋体" w:cs="宋体" w:hint="eastAsia"/>
               <w:szCs w:val="24"/>
             </w:rPr>
             <w:fldChar w:fldCharType="separate"/>
@@ -2885,7 +2826,7 @@
           </w:r>
           <w:r>
             <w:rPr>
-              <w:rFonts w:hint="eastAsia" w:ascii="宋体" w:hAnsi="宋体" w:eastAsia="宋体" w:cs="宋体"/>
+              <w:rFonts w:ascii="宋体" w:eastAsia="宋体" w:hAnsi="宋体" w:cs="宋体" w:hint="eastAsia"/>
               <w:szCs w:val="24"/>
             </w:rPr>
             <w:fldChar w:fldCharType="end"/>
@@ -2893,28 +2834,28 @@
         </w:p>
         <w:p>
           <w:pPr>
-            <w:pStyle w:val="17"/>
+            <w:pStyle w:val="TOC2"/>
             <w:tabs>
               <w:tab w:val="right" w:leader="dot" w:pos="8306"/>
             </w:tabs>
           </w:pPr>
           <w:r>
             <w:rPr>
-              <w:rFonts w:hint="eastAsia" w:ascii="宋体" w:hAnsi="宋体" w:eastAsia="宋体" w:cs="宋体"/>
+              <w:rFonts w:ascii="宋体" w:eastAsia="宋体" w:hAnsi="宋体" w:cs="宋体" w:hint="eastAsia"/>
               <w:szCs w:val="24"/>
             </w:rPr>
             <w:fldChar w:fldCharType="begin"/>
           </w:r>
           <w:r>
             <w:rPr>
-              <w:rFonts w:hint="eastAsia" w:ascii="宋体" w:hAnsi="宋体" w:eastAsia="宋体" w:cs="宋体"/>
+              <w:rFonts w:ascii="宋体" w:eastAsia="宋体" w:hAnsi="宋体" w:cs="宋体" w:hint="eastAsia"/>
               <w:szCs w:val="24"/>
             </w:rPr>
             <w:instrText xml:space="preserve"> HYPERLINK \l _Toc466 </w:instrText>
           </w:r>
           <w:r>
             <w:rPr>
-              <w:rFonts w:hint="eastAsia" w:ascii="宋体" w:hAnsi="宋体" w:eastAsia="宋体" w:cs="宋体"/>
+              <w:rFonts w:ascii="宋体" w:eastAsia="宋体" w:hAnsi="宋体" w:cs="宋体" w:hint="eastAsia"/>
               <w:szCs w:val="24"/>
             </w:rPr>
             <w:fldChar w:fldCharType="separate"/>
@@ -2953,7 +2894,7 @@
           </w:r>
           <w:r>
             <w:rPr>
-              <w:rFonts w:hint="eastAsia" w:ascii="宋体" w:hAnsi="宋体" w:eastAsia="宋体" w:cs="宋体"/>
+              <w:rFonts w:ascii="宋体" w:eastAsia="宋体" w:hAnsi="宋体" w:cs="宋体" w:hint="eastAsia"/>
               <w:szCs w:val="24"/>
             </w:rPr>
             <w:fldChar w:fldCharType="end"/>
@@ -2961,28 +2902,28 @@
         </w:p>
         <w:p>
           <w:pPr>
-            <w:pStyle w:val="16"/>
+            <w:pStyle w:val="TOC1"/>
             <w:tabs>
               <w:tab w:val="right" w:leader="dot" w:pos="8306"/>
             </w:tabs>
           </w:pPr>
           <w:r>
             <w:rPr>
-              <w:rFonts w:hint="eastAsia" w:ascii="宋体" w:hAnsi="宋体" w:eastAsia="宋体" w:cs="宋体"/>
+              <w:rFonts w:ascii="宋体" w:eastAsia="宋体" w:hAnsi="宋体" w:cs="宋体" w:hint="eastAsia"/>
               <w:szCs w:val="24"/>
             </w:rPr>
             <w:fldChar w:fldCharType="begin"/>
           </w:r>
           <w:r>
             <w:rPr>
-              <w:rFonts w:hint="eastAsia" w:ascii="宋体" w:hAnsi="宋体" w:eastAsia="宋体" w:cs="宋体"/>
+              <w:rFonts w:ascii="宋体" w:eastAsia="宋体" w:hAnsi="宋体" w:cs="宋体" w:hint="eastAsia"/>
               <w:szCs w:val="24"/>
             </w:rPr>
             <w:instrText xml:space="preserve"> HYPERLINK \l _Toc17379 </w:instrText>
           </w:r>
           <w:r>
             <w:rPr>
-              <w:rFonts w:hint="eastAsia" w:ascii="宋体" w:hAnsi="宋体" w:eastAsia="宋体" w:cs="宋体"/>
+              <w:rFonts w:ascii="宋体" w:eastAsia="宋体" w:hAnsi="宋体" w:cs="宋体" w:hint="eastAsia"/>
               <w:szCs w:val="24"/>
             </w:rPr>
             <w:fldChar w:fldCharType="separate"/>
@@ -3021,7 +2962,7 @@
           </w:r>
           <w:r>
             <w:rPr>
-              <w:rFonts w:hint="eastAsia" w:ascii="宋体" w:hAnsi="宋体" w:eastAsia="宋体" w:cs="宋体"/>
+              <w:rFonts w:ascii="宋体" w:eastAsia="宋体" w:hAnsi="宋体" w:cs="宋体" w:hint="eastAsia"/>
               <w:szCs w:val="24"/>
             </w:rPr>
             <w:fldChar w:fldCharType="end"/>
@@ -3029,28 +2970,28 @@
         </w:p>
         <w:p>
           <w:pPr>
-            <w:pStyle w:val="17"/>
+            <w:pStyle w:val="TOC2"/>
             <w:tabs>
               <w:tab w:val="right" w:leader="dot" w:pos="8306"/>
             </w:tabs>
           </w:pPr>
           <w:r>
             <w:rPr>
-              <w:rFonts w:hint="eastAsia" w:ascii="宋体" w:hAnsi="宋体" w:eastAsia="宋体" w:cs="宋体"/>
+              <w:rFonts w:ascii="宋体" w:eastAsia="宋体" w:hAnsi="宋体" w:cs="宋体" w:hint="eastAsia"/>
               <w:szCs w:val="24"/>
             </w:rPr>
             <w:fldChar w:fldCharType="begin"/>
           </w:r>
           <w:r>
             <w:rPr>
-              <w:rFonts w:hint="eastAsia" w:ascii="宋体" w:hAnsi="宋体" w:eastAsia="宋体" w:cs="宋体"/>
+              <w:rFonts w:ascii="宋体" w:eastAsia="宋体" w:hAnsi="宋体" w:cs="宋体" w:hint="eastAsia"/>
               <w:szCs w:val="24"/>
             </w:rPr>
             <w:instrText xml:space="preserve"> HYPERLINK \l _Toc26935 </w:instrText>
           </w:r>
           <w:r>
             <w:rPr>
-              <w:rFonts w:hint="eastAsia" w:ascii="宋体" w:hAnsi="宋体" w:eastAsia="宋体" w:cs="宋体"/>
+              <w:rFonts w:ascii="宋体" w:eastAsia="宋体" w:hAnsi="宋体" w:cs="宋体" w:hint="eastAsia"/>
               <w:szCs w:val="24"/>
             </w:rPr>
             <w:fldChar w:fldCharType="separate"/>
@@ -3089,7 +3030,7 @@
           </w:r>
           <w:r>
             <w:rPr>
-              <w:rFonts w:hint="eastAsia" w:ascii="宋体" w:hAnsi="宋体" w:eastAsia="宋体" w:cs="宋体"/>
+              <w:rFonts w:ascii="宋体" w:eastAsia="宋体" w:hAnsi="宋体" w:cs="宋体" w:hint="eastAsia"/>
               <w:szCs w:val="24"/>
             </w:rPr>
             <w:fldChar w:fldCharType="end"/>
@@ -3097,28 +3038,28 @@
         </w:p>
         <w:p>
           <w:pPr>
-            <w:pStyle w:val="17"/>
+            <w:pStyle w:val="TOC2"/>
             <w:tabs>
               <w:tab w:val="right" w:leader="dot" w:pos="8306"/>
             </w:tabs>
           </w:pPr>
           <w:r>
             <w:rPr>
-              <w:rFonts w:hint="eastAsia" w:ascii="宋体" w:hAnsi="宋体" w:eastAsia="宋体" w:cs="宋体"/>
+              <w:rFonts w:ascii="宋体" w:eastAsia="宋体" w:hAnsi="宋体" w:cs="宋体" w:hint="eastAsia"/>
               <w:szCs w:val="24"/>
             </w:rPr>
             <w:fldChar w:fldCharType="begin"/>
           </w:r>
           <w:r>
             <w:rPr>
-              <w:rFonts w:hint="eastAsia" w:ascii="宋体" w:hAnsi="宋体" w:eastAsia="宋体" w:cs="宋体"/>
+              <w:rFonts w:ascii="宋体" w:eastAsia="宋体" w:hAnsi="宋体" w:cs="宋体" w:hint="eastAsia"/>
               <w:szCs w:val="24"/>
             </w:rPr>
             <w:instrText xml:space="preserve"> HYPERLINK \l _Toc22864 </w:instrText>
           </w:r>
           <w:r>
             <w:rPr>
-              <w:rFonts w:hint="eastAsia" w:ascii="宋体" w:hAnsi="宋体" w:eastAsia="宋体" w:cs="宋体"/>
+              <w:rFonts w:ascii="宋体" w:eastAsia="宋体" w:hAnsi="宋体" w:cs="宋体" w:hint="eastAsia"/>
               <w:szCs w:val="24"/>
             </w:rPr>
             <w:fldChar w:fldCharType="separate"/>
@@ -3157,7 +3098,7 @@
           </w:r>
           <w:r>
             <w:rPr>
-              <w:rFonts w:hint="eastAsia" w:ascii="宋体" w:hAnsi="宋体" w:eastAsia="宋体" w:cs="宋体"/>
+              <w:rFonts w:ascii="宋体" w:eastAsia="宋体" w:hAnsi="宋体" w:cs="宋体" w:hint="eastAsia"/>
               <w:szCs w:val="24"/>
             </w:rPr>
             <w:fldChar w:fldCharType="end"/>
@@ -3165,28 +3106,28 @@
         </w:p>
         <w:p>
           <w:pPr>
-            <w:pStyle w:val="16"/>
+            <w:pStyle w:val="TOC1"/>
             <w:tabs>
               <w:tab w:val="right" w:leader="dot" w:pos="8306"/>
             </w:tabs>
           </w:pPr>
           <w:r>
             <w:rPr>
-              <w:rFonts w:hint="eastAsia" w:ascii="宋体" w:hAnsi="宋体" w:eastAsia="宋体" w:cs="宋体"/>
+              <w:rFonts w:ascii="宋体" w:eastAsia="宋体" w:hAnsi="宋体" w:cs="宋体" w:hint="eastAsia"/>
               <w:szCs w:val="24"/>
             </w:rPr>
             <w:fldChar w:fldCharType="begin"/>
           </w:r>
           <w:r>
             <w:rPr>
-              <w:rFonts w:hint="eastAsia" w:ascii="宋体" w:hAnsi="宋体" w:eastAsia="宋体" w:cs="宋体"/>
+              <w:rFonts w:ascii="宋体" w:eastAsia="宋体" w:hAnsi="宋体" w:cs="宋体" w:hint="eastAsia"/>
               <w:szCs w:val="24"/>
             </w:rPr>
             <w:instrText xml:space="preserve"> HYPERLINK \l _Toc16566 </w:instrText>
           </w:r>
           <w:r>
             <w:rPr>
-              <w:rFonts w:hint="eastAsia" w:ascii="宋体" w:hAnsi="宋体" w:eastAsia="宋体" w:cs="宋体"/>
+              <w:rFonts w:ascii="宋体" w:eastAsia="宋体" w:hAnsi="宋体" w:cs="宋体" w:hint="eastAsia"/>
               <w:szCs w:val="24"/>
             </w:rPr>
             <w:fldChar w:fldCharType="separate"/>
@@ -3225,7 +3166,7 @@
           </w:r>
           <w:r>
             <w:rPr>
-              <w:rFonts w:hint="eastAsia" w:ascii="宋体" w:hAnsi="宋体" w:eastAsia="宋体" w:cs="宋体"/>
+              <w:rFonts w:ascii="宋体" w:eastAsia="宋体" w:hAnsi="宋体" w:cs="宋体" w:hint="eastAsia"/>
               <w:szCs w:val="24"/>
             </w:rPr>
             <w:fldChar w:fldCharType="end"/>
@@ -3233,28 +3174,28 @@
         </w:p>
         <w:p>
           <w:pPr>
-            <w:pStyle w:val="17"/>
+            <w:pStyle w:val="TOC2"/>
             <w:tabs>
               <w:tab w:val="right" w:leader="dot" w:pos="8306"/>
             </w:tabs>
           </w:pPr>
           <w:r>
             <w:rPr>
-              <w:rFonts w:hint="eastAsia" w:ascii="宋体" w:hAnsi="宋体" w:eastAsia="宋体" w:cs="宋体"/>
+              <w:rFonts w:ascii="宋体" w:eastAsia="宋体" w:hAnsi="宋体" w:cs="宋体" w:hint="eastAsia"/>
               <w:szCs w:val="24"/>
             </w:rPr>
             <w:fldChar w:fldCharType="begin"/>
           </w:r>
           <w:r>
             <w:rPr>
-              <w:rFonts w:hint="eastAsia" w:ascii="宋体" w:hAnsi="宋体" w:eastAsia="宋体" w:cs="宋体"/>
+              <w:rFonts w:ascii="宋体" w:eastAsia="宋体" w:hAnsi="宋体" w:cs="宋体" w:hint="eastAsia"/>
               <w:szCs w:val="24"/>
             </w:rPr>
             <w:instrText xml:space="preserve"> HYPERLINK \l _Toc7075 </w:instrText>
           </w:r>
           <w:r>
             <w:rPr>
-              <w:rFonts w:hint="eastAsia" w:ascii="宋体" w:hAnsi="宋体" w:eastAsia="宋体" w:cs="宋体"/>
+              <w:rFonts w:ascii="宋体" w:eastAsia="宋体" w:hAnsi="宋体" w:cs="宋体" w:hint="eastAsia"/>
               <w:szCs w:val="24"/>
             </w:rPr>
             <w:fldChar w:fldCharType="separate"/>
@@ -3293,7 +3234,7 @@
           </w:r>
           <w:r>
             <w:rPr>
-              <w:rFonts w:hint="eastAsia" w:ascii="宋体" w:hAnsi="宋体" w:eastAsia="宋体" w:cs="宋体"/>
+              <w:rFonts w:ascii="宋体" w:eastAsia="宋体" w:hAnsi="宋体" w:cs="宋体" w:hint="eastAsia"/>
               <w:szCs w:val="24"/>
             </w:rPr>
             <w:fldChar w:fldCharType="end"/>
@@ -3301,28 +3242,28 @@
         </w:p>
         <w:p>
           <w:pPr>
-            <w:pStyle w:val="17"/>
+            <w:pStyle w:val="TOC2"/>
             <w:tabs>
               <w:tab w:val="right" w:leader="dot" w:pos="8306"/>
             </w:tabs>
           </w:pPr>
           <w:r>
             <w:rPr>
-              <w:rFonts w:hint="eastAsia" w:ascii="宋体" w:hAnsi="宋体" w:eastAsia="宋体" w:cs="宋体"/>
+              <w:rFonts w:ascii="宋体" w:eastAsia="宋体" w:hAnsi="宋体" w:cs="宋体" w:hint="eastAsia"/>
               <w:szCs w:val="24"/>
             </w:rPr>
             <w:fldChar w:fldCharType="begin"/>
           </w:r>
           <w:r>
             <w:rPr>
-              <w:rFonts w:hint="eastAsia" w:ascii="宋体" w:hAnsi="宋体" w:eastAsia="宋体" w:cs="宋体"/>
+              <w:rFonts w:ascii="宋体" w:eastAsia="宋体" w:hAnsi="宋体" w:cs="宋体" w:hint="eastAsia"/>
               <w:szCs w:val="24"/>
             </w:rPr>
             <w:instrText xml:space="preserve"> HYPERLINK \l _Toc28399 </w:instrText>
           </w:r>
           <w:r>
             <w:rPr>
-              <w:rFonts w:hint="eastAsia" w:ascii="宋体" w:hAnsi="宋体" w:eastAsia="宋体" w:cs="宋体"/>
+              <w:rFonts w:ascii="宋体" w:eastAsia="宋体" w:hAnsi="宋体" w:cs="宋体" w:hint="eastAsia"/>
               <w:szCs w:val="24"/>
             </w:rPr>
             <w:fldChar w:fldCharType="separate"/>
@@ -3361,7 +3302,7 @@
           </w:r>
           <w:r>
             <w:rPr>
-              <w:rFonts w:hint="eastAsia" w:ascii="宋体" w:hAnsi="宋体" w:eastAsia="宋体" w:cs="宋体"/>
+              <w:rFonts w:ascii="宋体" w:eastAsia="宋体" w:hAnsi="宋体" w:cs="宋体" w:hint="eastAsia"/>
               <w:szCs w:val="24"/>
             </w:rPr>
             <w:fldChar w:fldCharType="end"/>
@@ -3369,28 +3310,28 @@
         </w:p>
         <w:p>
           <w:pPr>
-            <w:pStyle w:val="17"/>
+            <w:pStyle w:val="TOC2"/>
             <w:tabs>
               <w:tab w:val="right" w:leader="dot" w:pos="8306"/>
             </w:tabs>
           </w:pPr>
           <w:r>
             <w:rPr>
-              <w:rFonts w:hint="eastAsia" w:ascii="宋体" w:hAnsi="宋体" w:eastAsia="宋体" w:cs="宋体"/>
+              <w:rFonts w:ascii="宋体" w:eastAsia="宋体" w:hAnsi="宋体" w:cs="宋体" w:hint="eastAsia"/>
               <w:szCs w:val="24"/>
             </w:rPr>
             <w:fldChar w:fldCharType="begin"/>
           </w:r>
           <w:r>
             <w:rPr>
-              <w:rFonts w:hint="eastAsia" w:ascii="宋体" w:hAnsi="宋体" w:eastAsia="宋体" w:cs="宋体"/>
+              <w:rFonts w:ascii="宋体" w:eastAsia="宋体" w:hAnsi="宋体" w:cs="宋体" w:hint="eastAsia"/>
               <w:szCs w:val="24"/>
             </w:rPr>
             <w:instrText xml:space="preserve"> HYPERLINK \l _Toc17025 </w:instrText>
           </w:r>
           <w:r>
             <w:rPr>
-              <w:rFonts w:hint="eastAsia" w:ascii="宋体" w:hAnsi="宋体" w:eastAsia="宋体" w:cs="宋体"/>
+              <w:rFonts w:ascii="宋体" w:eastAsia="宋体" w:hAnsi="宋体" w:cs="宋体" w:hint="eastAsia"/>
               <w:szCs w:val="24"/>
             </w:rPr>
             <w:fldChar w:fldCharType="separate"/>
@@ -3429,7 +3370,7 @@
           </w:r>
           <w:r>
             <w:rPr>
-              <w:rFonts w:hint="eastAsia" w:ascii="宋体" w:hAnsi="宋体" w:eastAsia="宋体" w:cs="宋体"/>
+              <w:rFonts w:ascii="宋体" w:eastAsia="宋体" w:hAnsi="宋体" w:cs="宋体" w:hint="eastAsia"/>
               <w:szCs w:val="24"/>
             </w:rPr>
             <w:fldChar w:fldCharType="end"/>
@@ -3437,28 +3378,28 @@
         </w:p>
         <w:p>
           <w:pPr>
-            <w:pStyle w:val="16"/>
+            <w:pStyle w:val="TOC1"/>
             <w:tabs>
               <w:tab w:val="right" w:leader="dot" w:pos="8306"/>
             </w:tabs>
           </w:pPr>
           <w:r>
             <w:rPr>
-              <w:rFonts w:hint="eastAsia" w:ascii="宋体" w:hAnsi="宋体" w:eastAsia="宋体" w:cs="宋体"/>
+              <w:rFonts w:ascii="宋体" w:eastAsia="宋体" w:hAnsi="宋体" w:cs="宋体" w:hint="eastAsia"/>
               <w:szCs w:val="24"/>
             </w:rPr>
             <w:fldChar w:fldCharType="begin"/>
           </w:r>
           <w:r>
             <w:rPr>
-              <w:rFonts w:hint="eastAsia" w:ascii="宋体" w:hAnsi="宋体" w:eastAsia="宋体" w:cs="宋体"/>
+              <w:rFonts w:ascii="宋体" w:eastAsia="宋体" w:hAnsi="宋体" w:cs="宋体" w:hint="eastAsia"/>
               <w:szCs w:val="24"/>
             </w:rPr>
             <w:instrText xml:space="preserve"> HYPERLINK \l _Toc12883 </w:instrText>
           </w:r>
           <w:r>
             <w:rPr>
-              <w:rFonts w:hint="eastAsia" w:ascii="宋体" w:hAnsi="宋体" w:eastAsia="宋体" w:cs="宋体"/>
+              <w:rFonts w:ascii="宋体" w:eastAsia="宋体" w:hAnsi="宋体" w:cs="宋体" w:hint="eastAsia"/>
               <w:szCs w:val="24"/>
             </w:rPr>
             <w:fldChar w:fldCharType="separate"/>
@@ -3497,7 +3438,7 @@
           </w:r>
           <w:r>
             <w:rPr>
-              <w:rFonts w:hint="eastAsia" w:ascii="宋体" w:hAnsi="宋体" w:eastAsia="宋体" w:cs="宋体"/>
+              <w:rFonts w:ascii="宋体" w:eastAsia="宋体" w:hAnsi="宋体" w:cs="宋体" w:hint="eastAsia"/>
               <w:szCs w:val="24"/>
             </w:rPr>
             <w:fldChar w:fldCharType="end"/>
@@ -3505,28 +3446,28 @@
         </w:p>
         <w:p>
           <w:pPr>
-            <w:pStyle w:val="17"/>
+            <w:pStyle w:val="TOC2"/>
             <w:tabs>
               <w:tab w:val="right" w:leader="dot" w:pos="8306"/>
             </w:tabs>
           </w:pPr>
           <w:r>
             <w:rPr>
-              <w:rFonts w:hint="eastAsia" w:ascii="宋体" w:hAnsi="宋体" w:eastAsia="宋体" w:cs="宋体"/>
+              <w:rFonts w:ascii="宋体" w:eastAsia="宋体" w:hAnsi="宋体" w:cs="宋体" w:hint="eastAsia"/>
               <w:szCs w:val="24"/>
             </w:rPr>
             <w:fldChar w:fldCharType="begin"/>
           </w:r>
           <w:r>
             <w:rPr>
-              <w:rFonts w:hint="eastAsia" w:ascii="宋体" w:hAnsi="宋体" w:eastAsia="宋体" w:cs="宋体"/>
+              <w:rFonts w:ascii="宋体" w:eastAsia="宋体" w:hAnsi="宋体" w:cs="宋体" w:hint="eastAsia"/>
               <w:szCs w:val="24"/>
             </w:rPr>
             <w:instrText xml:space="preserve"> HYPERLINK \l _Toc27253 </w:instrText>
           </w:r>
           <w:r>
             <w:rPr>
-              <w:rFonts w:hint="eastAsia" w:ascii="宋体" w:hAnsi="宋体" w:eastAsia="宋体" w:cs="宋体"/>
+              <w:rFonts w:ascii="宋体" w:eastAsia="宋体" w:hAnsi="宋体" w:cs="宋体" w:hint="eastAsia"/>
               <w:szCs w:val="24"/>
             </w:rPr>
             <w:fldChar w:fldCharType="separate"/>
@@ -3565,7 +3506,7 @@
           </w:r>
           <w:r>
             <w:rPr>
-              <w:rFonts w:hint="eastAsia" w:ascii="宋体" w:hAnsi="宋体" w:eastAsia="宋体" w:cs="宋体"/>
+              <w:rFonts w:ascii="宋体" w:eastAsia="宋体" w:hAnsi="宋体" w:cs="宋体" w:hint="eastAsia"/>
               <w:szCs w:val="24"/>
             </w:rPr>
             <w:fldChar w:fldCharType="end"/>
@@ -3573,28 +3514,28 @@
         </w:p>
         <w:p>
           <w:pPr>
-            <w:pStyle w:val="17"/>
+            <w:pStyle w:val="TOC2"/>
             <w:tabs>
               <w:tab w:val="right" w:leader="dot" w:pos="8306"/>
             </w:tabs>
           </w:pPr>
           <w:r>
             <w:rPr>
-              <w:rFonts w:hint="eastAsia" w:ascii="宋体" w:hAnsi="宋体" w:eastAsia="宋体" w:cs="宋体"/>
+              <w:rFonts w:ascii="宋体" w:eastAsia="宋体" w:hAnsi="宋体" w:cs="宋体" w:hint="eastAsia"/>
               <w:szCs w:val="24"/>
             </w:rPr>
             <w:fldChar w:fldCharType="begin"/>
           </w:r>
           <w:r>
             <w:rPr>
-              <w:rFonts w:hint="eastAsia" w:ascii="宋体" w:hAnsi="宋体" w:eastAsia="宋体" w:cs="宋体"/>
+              <w:rFonts w:ascii="宋体" w:eastAsia="宋体" w:hAnsi="宋体" w:cs="宋体" w:hint="eastAsia"/>
               <w:szCs w:val="24"/>
             </w:rPr>
             <w:instrText xml:space="preserve"> HYPERLINK \l _Toc5560 </w:instrText>
           </w:r>
           <w:r>
             <w:rPr>
-              <w:rFonts w:hint="eastAsia" w:ascii="宋体" w:hAnsi="宋体" w:eastAsia="宋体" w:cs="宋体"/>
+              <w:rFonts w:ascii="宋体" w:eastAsia="宋体" w:hAnsi="宋体" w:cs="宋体" w:hint="eastAsia"/>
               <w:szCs w:val="24"/>
             </w:rPr>
             <w:fldChar w:fldCharType="separate"/>
@@ -3633,7 +3574,7 @@
           </w:r>
           <w:r>
             <w:rPr>
-              <w:rFonts w:hint="eastAsia" w:ascii="宋体" w:hAnsi="宋体" w:eastAsia="宋体" w:cs="宋体"/>
+              <w:rFonts w:ascii="宋体" w:eastAsia="宋体" w:hAnsi="宋体" w:cs="宋体" w:hint="eastAsia"/>
               <w:szCs w:val="24"/>
             </w:rPr>
             <w:fldChar w:fldCharType="end"/>
@@ -3641,28 +3582,28 @@
         </w:p>
         <w:p>
           <w:pPr>
-            <w:pStyle w:val="16"/>
+            <w:pStyle w:val="TOC1"/>
             <w:tabs>
               <w:tab w:val="right" w:leader="dot" w:pos="8306"/>
             </w:tabs>
           </w:pPr>
           <w:r>
             <w:rPr>
-              <w:rFonts w:hint="eastAsia" w:ascii="宋体" w:hAnsi="宋体" w:eastAsia="宋体" w:cs="宋体"/>
+              <w:rFonts w:ascii="宋体" w:eastAsia="宋体" w:hAnsi="宋体" w:cs="宋体" w:hint="eastAsia"/>
               <w:szCs w:val="24"/>
             </w:rPr>
             <w:fldChar w:fldCharType="begin"/>
           </w:r>
           <w:r>
             <w:rPr>
-              <w:rFonts w:hint="eastAsia" w:ascii="宋体" w:hAnsi="宋体" w:eastAsia="宋体" w:cs="宋体"/>
+              <w:rFonts w:ascii="宋体" w:eastAsia="宋体" w:hAnsi="宋体" w:cs="宋体" w:hint="eastAsia"/>
               <w:szCs w:val="24"/>
             </w:rPr>
             <w:instrText xml:space="preserve"> HYPERLINK \l _Toc6568 </w:instrText>
           </w:r>
           <w:r>
             <w:rPr>
-              <w:rFonts w:hint="eastAsia" w:ascii="宋体" w:hAnsi="宋体" w:eastAsia="宋体" w:cs="宋体"/>
+              <w:rFonts w:ascii="宋体" w:eastAsia="宋体" w:hAnsi="宋体" w:cs="宋体" w:hint="eastAsia"/>
               <w:szCs w:val="24"/>
             </w:rPr>
             <w:fldChar w:fldCharType="separate"/>
@@ -3701,7 +3642,7 @@
           </w:r>
           <w:r>
             <w:rPr>
-              <w:rFonts w:hint="eastAsia" w:ascii="宋体" w:hAnsi="宋体" w:eastAsia="宋体" w:cs="宋体"/>
+              <w:rFonts w:ascii="宋体" w:eastAsia="宋体" w:hAnsi="宋体" w:cs="宋体" w:hint="eastAsia"/>
               <w:szCs w:val="24"/>
             </w:rPr>
             <w:fldChar w:fldCharType="end"/>
@@ -3709,28 +3650,28 @@
         </w:p>
         <w:p>
           <w:pPr>
-            <w:pStyle w:val="16"/>
+            <w:pStyle w:val="TOC1"/>
             <w:tabs>
               <w:tab w:val="right" w:leader="dot" w:pos="8306"/>
             </w:tabs>
           </w:pPr>
           <w:r>
             <w:rPr>
-              <w:rFonts w:hint="eastAsia" w:ascii="宋体" w:hAnsi="宋体" w:eastAsia="宋体" w:cs="宋体"/>
+              <w:rFonts w:ascii="宋体" w:eastAsia="宋体" w:hAnsi="宋体" w:cs="宋体" w:hint="eastAsia"/>
               <w:szCs w:val="24"/>
             </w:rPr>
             <w:fldChar w:fldCharType="begin"/>
           </w:r>
           <w:r>
             <w:rPr>
-              <w:rFonts w:hint="eastAsia" w:ascii="宋体" w:hAnsi="宋体" w:eastAsia="宋体" w:cs="宋体"/>
+              <w:rFonts w:ascii="宋体" w:eastAsia="宋体" w:hAnsi="宋体" w:cs="宋体" w:hint="eastAsia"/>
               <w:szCs w:val="24"/>
             </w:rPr>
             <w:instrText xml:space="preserve"> HYPERLINK \l _Toc15011 </w:instrText>
           </w:r>
           <w:r>
             <w:rPr>
-              <w:rFonts w:hint="eastAsia" w:ascii="宋体" w:hAnsi="宋体" w:eastAsia="宋体" w:cs="宋体"/>
+              <w:rFonts w:ascii="宋体" w:eastAsia="宋体" w:hAnsi="宋体" w:cs="宋体" w:hint="eastAsia"/>
               <w:szCs w:val="24"/>
             </w:rPr>
             <w:fldChar w:fldCharType="separate"/>
@@ -3769,7 +3710,7 @@
           </w:r>
           <w:r>
             <w:rPr>
-              <w:rFonts w:hint="eastAsia" w:ascii="宋体" w:hAnsi="宋体" w:eastAsia="宋体" w:cs="宋体"/>
+              <w:rFonts w:ascii="宋体" w:eastAsia="宋体" w:hAnsi="宋体" w:cs="宋体" w:hint="eastAsia"/>
               <w:szCs w:val="24"/>
             </w:rPr>
             <w:fldChar w:fldCharType="end"/>
@@ -3791,7 +3732,7 @@
             <w:snapToGrid w:val="0"/>
             <w:textAlignment w:val="baseline"/>
             <w:rPr>
-              <w:rFonts w:hint="eastAsia" w:ascii="宋体" w:hAnsi="宋体" w:eastAsia="宋体" w:cs="宋体"/>
+              <w:rFonts w:ascii="宋体" w:eastAsia="宋体" w:hAnsi="宋体" w:cs="宋体" w:hint="eastAsia"/>
               <w:snapToGrid w:val="0"/>
               <w:color w:val="000000"/>
               <w:kern w:val="0"/>
@@ -3802,7 +3743,7 @@
           </w:pPr>
           <w:r>
             <w:rPr>
-              <w:rFonts w:hint="eastAsia" w:ascii="宋体" w:hAnsi="宋体" w:eastAsia="宋体" w:cs="宋体"/>
+              <w:rFonts w:ascii="宋体" w:eastAsia="宋体" w:hAnsi="宋体" w:cs="宋体" w:hint="eastAsia"/>
               <w:szCs w:val="24"/>
             </w:rPr>
             <w:fldChar w:fldCharType="end"/>
@@ -3826,7 +3767,7 @@
         <w:snapToGrid w:val="0"/>
         <w:textAlignment w:val="baseline"/>
         <w:rPr>
-          <w:rFonts w:ascii="Arial" w:hAnsi="Arial" w:eastAsia="Arial" w:cs="Arial"/>
+          <w:rFonts w:ascii="Arial" w:eastAsia="Arial" w:hAnsi="Arial" w:cs="Arial"/>
           <w:snapToGrid w:val="0"/>
           <w:color w:val="000000"/>
           <w:kern w:val="0"/>
@@ -3837,7 +3778,7 @@
       </w:pPr>
       <w:r>
         <w:rPr>
-          <w:rFonts w:ascii="Arial" w:hAnsi="Arial" w:eastAsia="Arial" w:cs="Arial"/>
+          <w:rFonts w:ascii="Arial" w:eastAsia="Arial" w:hAnsi="Arial" w:cs="Arial"/>
           <w:snapToGrid w:val="0"/>
           <w:color w:val="000000"/>
           <w:kern w:val="0"/>
@@ -3850,7 +3791,7 @@
     </w:p>
     <w:p>
       <w:pPr>
-        <w:pStyle w:val="28"/>
+        <w:pStyle w:val="1"/>
         <w:bidi w:val="0"/>
         <w:rPr>
           <w:rFonts w:hint="eastAsia"/>
@@ -3869,7 +3810,7 @@
     </w:p>
     <w:p>
       <w:pPr>
-        <w:pStyle w:val="30"/>
+        <w:pStyle w:val="2"/>
         <w:bidi w:val="0"/>
         <w:rPr>
           <w:rFonts w:hint="eastAsia"/>
@@ -3888,7 +3829,7 @@
     </w:p>
     <w:p>
       <w:pPr>
-        <w:pStyle w:val="29"/>
+        <w:pStyle w:val="a1"/>
         <w:keepNext w:val="0"/>
         <w:keepLines w:val="0"/>
         <w:pageBreakBefore w:val="0"/>
@@ -3914,8 +3855,8 @@
         </w:rPr>
         <w:t>为确保公司</w:t>
       </w:r>
-      <w:bookmarkStart w:id="23" w:name="_GoBack"/>
-      <w:bookmarkEnd w:id="23"/>
+      <w:bookmarkStart w:id="4" w:name="_GoBack"/>
+      <w:bookmarkEnd w:id="4"/>
       <w:r>
         <w:rPr>
           <w:rFonts w:hint="eastAsia"/>
@@ -3926,14 +3867,14 @@
     </w:p>
     <w:p>
       <w:pPr>
-        <w:pStyle w:val="30"/>
-        <w:bidi w:val="0"/>
-        <w:rPr>
-          <w:rFonts w:hint="eastAsia"/>
-          <w:lang w:val="en-US" w:eastAsia="zh-CN"/>
-        </w:rPr>
-      </w:pPr>
-      <w:bookmarkStart w:id="4" w:name="_Toc24857"/>
+        <w:pStyle w:val="2"/>
+        <w:bidi w:val="0"/>
+        <w:rPr>
+          <w:rFonts w:hint="eastAsia"/>
+          <w:lang w:val="en-US" w:eastAsia="zh-CN"/>
+        </w:rPr>
+      </w:pPr>
+      <w:bookmarkStart w:id="5" w:name="_Toc24857"/>
       <w:r>
         <w:rPr>
           <w:rFonts w:hint="eastAsia"/>
@@ -3941,11 +3882,11 @@
         </w:rPr>
         <w:t>定义</w:t>
       </w:r>
-      <w:bookmarkEnd w:id="4"/>
-    </w:p>
-    <w:p>
-      <w:pPr>
-        <w:pStyle w:val="29"/>
+      <w:bookmarkEnd w:id="5"/>
+    </w:p>
+    <w:p>
+      <w:pPr>
+        <w:pStyle w:val="a1"/>
         <w:keepNext w:val="0"/>
         <w:keepLines w:val="0"/>
         <w:pageBreakBefore w:val="0"/>
@@ -3974,14 +3915,14 @@
     </w:p>
     <w:p>
       <w:pPr>
-        <w:pStyle w:val="30"/>
-        <w:bidi w:val="0"/>
-        <w:rPr>
-          <w:rFonts w:hint="eastAsia"/>
-          <w:lang w:val="en-US" w:eastAsia="zh-CN"/>
-        </w:rPr>
-      </w:pPr>
-      <w:bookmarkStart w:id="5" w:name="_Toc29479"/>
+        <w:pStyle w:val="2"/>
+        <w:bidi w:val="0"/>
+        <w:rPr>
+          <w:rFonts w:hint="eastAsia"/>
+          <w:lang w:val="en-US" w:eastAsia="zh-CN"/>
+        </w:rPr>
+      </w:pPr>
+      <w:bookmarkStart w:id="6" w:name="_Toc29479"/>
       <w:r>
         <w:rPr>
           <w:rFonts w:hint="eastAsia"/>
@@ -3989,11 +3930,11 @@
         </w:rPr>
         <w:t>适用范围</w:t>
       </w:r>
-      <w:bookmarkEnd w:id="5"/>
-    </w:p>
-    <w:p>
-      <w:pPr>
-        <w:pStyle w:val="29"/>
+      <w:bookmarkEnd w:id="6"/>
+    </w:p>
+    <w:p>
+      <w:pPr>
+        <w:pStyle w:val="a1"/>
         <w:keepNext w:val="0"/>
         <w:keepLines w:val="0"/>
         <w:pageBreakBefore w:val="0"/>
@@ -4022,7 +3963,7 @@
     </w:p>
     <w:p>
       <w:pPr>
-        <w:pStyle w:val="29"/>
+        <w:pStyle w:val="a1"/>
         <w:keepNext w:val="0"/>
         <w:keepLines w:val="0"/>
         <w:pageBreakBefore w:val="0"/>
@@ -4039,7 +3980,7 @@
         <w:bidi w:val="0"/>
         <w:adjustRightInd w:val="0"/>
         <w:snapToGrid w:val="0"/>
-        <w:ind w:left="425" w:leftChars="0" w:hanging="425" w:firstLineChars="0"/>
+        <w:ind w:left="425" w:hanging="425" w:leftChars="0" w:firstLineChars="0"/>
         <w:textAlignment w:val="baseline"/>
         <w:rPr>
           <w:rFonts w:hint="eastAsia"/>
@@ -4056,7 +3997,7 @@
     </w:p>
     <w:p>
       <w:pPr>
-        <w:pStyle w:val="29"/>
+        <w:pStyle w:val="a1"/>
         <w:keepNext w:val="0"/>
         <w:keepLines w:val="0"/>
         <w:pageBreakBefore w:val="0"/>
@@ -4073,7 +4014,7 @@
         <w:bidi w:val="0"/>
         <w:adjustRightInd w:val="0"/>
         <w:snapToGrid w:val="0"/>
-        <w:ind w:left="425" w:leftChars="0" w:hanging="425" w:firstLineChars="0"/>
+        <w:ind w:left="425" w:hanging="425" w:leftChars="0" w:firstLineChars="0"/>
         <w:textAlignment w:val="baseline"/>
         <w:rPr>
           <w:rFonts w:hint="eastAsia"/>
@@ -4090,7 +4031,7 @@
     </w:p>
     <w:p>
       <w:pPr>
-        <w:pStyle w:val="29"/>
+        <w:pStyle w:val="a1"/>
         <w:keepNext w:val="0"/>
         <w:keepLines w:val="0"/>
         <w:pageBreakBefore w:val="0"/>
@@ -4107,7 +4048,7 @@
         <w:bidi w:val="0"/>
         <w:adjustRightInd w:val="0"/>
         <w:snapToGrid w:val="0"/>
-        <w:ind w:left="425" w:leftChars="0" w:hanging="425" w:firstLineChars="0"/>
+        <w:ind w:left="425" w:hanging="425" w:leftChars="0" w:firstLineChars="0"/>
         <w:textAlignment w:val="baseline"/>
         <w:rPr>
           <w:rFonts w:hint="eastAsia"/>
@@ -4124,7 +4065,7 @@
     </w:p>
     <w:p>
       <w:pPr>
-        <w:pStyle w:val="29"/>
+        <w:pStyle w:val="a1"/>
         <w:keepNext w:val="0"/>
         <w:keepLines w:val="0"/>
         <w:pageBreakBefore w:val="0"/>
@@ -4141,7 +4082,7 @@
         <w:bidi w:val="0"/>
         <w:adjustRightInd w:val="0"/>
         <w:snapToGrid w:val="0"/>
-        <w:ind w:left="425" w:leftChars="0" w:hanging="425" w:firstLineChars="0"/>
+        <w:ind w:left="425" w:hanging="425" w:leftChars="0" w:firstLineChars="0"/>
         <w:textAlignment w:val="baseline"/>
         <w:rPr>
           <w:rFonts w:hint="eastAsia"/>
@@ -4158,7 +4099,7 @@
     </w:p>
     <w:p>
       <w:pPr>
-        <w:pStyle w:val="29"/>
+        <w:pStyle w:val="a1"/>
         <w:keepNext w:val="0"/>
         <w:keepLines w:val="0"/>
         <w:pageBreakBefore w:val="0"/>
@@ -4175,7 +4116,7 @@
         <w:bidi w:val="0"/>
         <w:adjustRightInd w:val="0"/>
         <w:snapToGrid w:val="0"/>
-        <w:ind w:left="425" w:leftChars="0" w:hanging="425" w:firstLineChars="0"/>
+        <w:ind w:left="425" w:hanging="425" w:leftChars="0" w:firstLineChars="0"/>
         <w:textAlignment w:val="baseline"/>
         <w:rPr>
           <w:rFonts w:hint="eastAsia"/>
@@ -4192,14 +4133,14 @@
     </w:p>
     <w:p>
       <w:pPr>
-        <w:pStyle w:val="28"/>
-        <w:bidi w:val="0"/>
-        <w:rPr>
-          <w:rFonts w:hint="eastAsia"/>
-          <w:lang w:val="en-US" w:eastAsia="zh-CN"/>
-        </w:rPr>
-      </w:pPr>
-      <w:bookmarkStart w:id="6" w:name="_Toc12865"/>
+        <w:pStyle w:val="1"/>
+        <w:bidi w:val="0"/>
+        <w:rPr>
+          <w:rFonts w:hint="eastAsia"/>
+          <w:lang w:val="en-US" w:eastAsia="zh-CN"/>
+        </w:rPr>
+      </w:pPr>
+      <w:bookmarkStart w:id="7" w:name="_Toc12865"/>
       <w:r>
         <w:rPr>
           <w:rFonts w:hint="eastAsia"/>
@@ -4207,18 +4148,18 @@
         </w:rPr>
         <w:t>管理职责</w:t>
       </w:r>
-      <w:bookmarkEnd w:id="6"/>
-    </w:p>
-    <w:p>
-      <w:pPr>
-        <w:pStyle w:val="30"/>
-        <w:bidi w:val="0"/>
-        <w:rPr>
-          <w:rFonts w:hint="eastAsia"/>
-          <w:lang w:val="en-US" w:eastAsia="zh-CN"/>
-        </w:rPr>
-      </w:pPr>
-      <w:bookmarkStart w:id="7" w:name="_Toc16211"/>
+      <w:bookmarkEnd w:id="7"/>
+    </w:p>
+    <w:p>
+      <w:pPr>
+        <w:pStyle w:val="2"/>
+        <w:bidi w:val="0"/>
+        <w:rPr>
+          <w:rFonts w:hint="eastAsia"/>
+          <w:lang w:val="en-US" w:eastAsia="zh-CN"/>
+        </w:rPr>
+      </w:pPr>
+      <w:bookmarkStart w:id="8" w:name="_Toc16211"/>
       <w:r>
         <w:rPr>
           <w:rFonts w:hint="eastAsia"/>
@@ -4226,11 +4167,11 @@
         </w:rPr>
         <w:t>运维相关部门</w:t>
       </w:r>
-      <w:bookmarkEnd w:id="7"/>
-    </w:p>
-    <w:p>
-      <w:pPr>
-        <w:pStyle w:val="29"/>
+      <w:bookmarkEnd w:id="8"/>
+    </w:p>
+    <w:p>
+      <w:pPr>
+        <w:pStyle w:val="a1"/>
         <w:keepNext w:val="0"/>
         <w:keepLines w:val="0"/>
         <w:pageBreakBefore w:val="0"/>
@@ -4259,7 +4200,7 @@
     </w:p>
     <w:p>
       <w:pPr>
-        <w:pStyle w:val="29"/>
+        <w:pStyle w:val="a1"/>
         <w:keepNext w:val="0"/>
         <w:keepLines w:val="0"/>
         <w:pageBreakBefore w:val="0"/>
@@ -4288,7 +4229,7 @@
     </w:p>
     <w:p>
       <w:pPr>
-        <w:pStyle w:val="29"/>
+        <w:pStyle w:val="a1"/>
         <w:keepNext w:val="0"/>
         <w:keepLines w:val="0"/>
         <w:pageBreakBefore w:val="0"/>
@@ -4317,7 +4258,7 @@
     </w:p>
     <w:p>
       <w:pPr>
-        <w:pStyle w:val="29"/>
+        <w:pStyle w:val="a1"/>
         <w:keepNext w:val="0"/>
         <w:keepLines w:val="0"/>
         <w:pageBreakBefore w:val="0"/>
@@ -4346,7 +4287,7 @@
     </w:p>
     <w:p>
       <w:pPr>
-        <w:pStyle w:val="29"/>
+        <w:pStyle w:val="a1"/>
         <w:keepNext w:val="0"/>
         <w:keepLines w:val="0"/>
         <w:pageBreakBefore w:val="0"/>
@@ -4375,14 +4316,14 @@
     </w:p>
     <w:p>
       <w:pPr>
-        <w:pStyle w:val="30"/>
-        <w:bidi w:val="0"/>
-        <w:rPr>
-          <w:rFonts w:hint="eastAsia"/>
-          <w:lang w:val="en-US" w:eastAsia="zh-CN"/>
-        </w:rPr>
-      </w:pPr>
-      <w:bookmarkStart w:id="8" w:name="_Toc31337"/>
+        <w:pStyle w:val="2"/>
+        <w:bidi w:val="0"/>
+        <w:rPr>
+          <w:rFonts w:hint="eastAsia"/>
+          <w:lang w:val="en-US" w:eastAsia="zh-CN"/>
+        </w:rPr>
+      </w:pPr>
+      <w:bookmarkStart w:id="9" w:name="_Toc31337"/>
       <w:r>
         <w:rPr>
           <w:rFonts w:hint="eastAsia"/>
@@ -4390,11 +4331,11 @@
         </w:rPr>
         <w:t>人力资源部</w:t>
       </w:r>
-      <w:bookmarkEnd w:id="8"/>
-    </w:p>
-    <w:p>
-      <w:pPr>
-        <w:pStyle w:val="29"/>
+      <w:bookmarkEnd w:id="9"/>
+    </w:p>
+    <w:p>
+      <w:pPr>
+        <w:pStyle w:val="a1"/>
         <w:keepNext w:val="0"/>
         <w:keepLines w:val="0"/>
         <w:pageBreakBefore w:val="0"/>
@@ -4423,7 +4364,7 @@
     </w:p>
     <w:p>
       <w:pPr>
-        <w:pStyle w:val="29"/>
+        <w:pStyle w:val="a1"/>
         <w:keepNext w:val="0"/>
         <w:keepLines w:val="0"/>
         <w:pageBreakBefore w:val="0"/>
@@ -4452,7 +4393,7 @@
     </w:p>
     <w:p>
       <w:pPr>
-        <w:pStyle w:val="29"/>
+        <w:pStyle w:val="a1"/>
         <w:keepNext w:val="0"/>
         <w:keepLines w:val="0"/>
         <w:pageBreakBefore w:val="0"/>
@@ -4481,14 +4422,14 @@
     </w:p>
     <w:p>
       <w:pPr>
-        <w:pStyle w:val="30"/>
-        <w:bidi w:val="0"/>
-        <w:rPr>
-          <w:rFonts w:hint="eastAsia"/>
-          <w:lang w:val="en-US" w:eastAsia="zh-CN"/>
-        </w:rPr>
-      </w:pPr>
-      <w:bookmarkStart w:id="9" w:name="_Toc7671"/>
+        <w:pStyle w:val="2"/>
+        <w:bidi w:val="0"/>
+        <w:rPr>
+          <w:rFonts w:hint="eastAsia"/>
+          <w:lang w:val="en-US" w:eastAsia="zh-CN"/>
+        </w:rPr>
+      </w:pPr>
+      <w:bookmarkStart w:id="10" w:name="_Toc7671"/>
       <w:r>
         <w:rPr>
           <w:rFonts w:hint="eastAsia"/>
@@ -4496,11 +4437,11 @@
         </w:rPr>
         <w:t>A角（主办人员）职责</w:t>
       </w:r>
-      <w:bookmarkEnd w:id="9"/>
-    </w:p>
-    <w:p>
-      <w:pPr>
-        <w:pStyle w:val="29"/>
+      <w:bookmarkEnd w:id="10"/>
+    </w:p>
+    <w:p>
+      <w:pPr>
+        <w:pStyle w:val="a1"/>
         <w:keepNext w:val="0"/>
         <w:keepLines w:val="0"/>
         <w:pageBreakBefore w:val="0"/>
@@ -4529,7 +4470,7 @@
     </w:p>
     <w:p>
       <w:pPr>
-        <w:pStyle w:val="29"/>
+        <w:pStyle w:val="a1"/>
         <w:keepNext w:val="0"/>
         <w:keepLines w:val="0"/>
         <w:pageBreakBefore w:val="0"/>
@@ -4558,7 +4499,7 @@
     </w:p>
     <w:p>
       <w:pPr>
-        <w:pStyle w:val="29"/>
+        <w:pStyle w:val="a1"/>
         <w:keepNext w:val="0"/>
         <w:keepLines w:val="0"/>
         <w:pageBreakBefore w:val="0"/>
@@ -4587,7 +4528,7 @@
     </w:p>
     <w:p>
       <w:pPr>
-        <w:pStyle w:val="29"/>
+        <w:pStyle w:val="a1"/>
         <w:keepNext w:val="0"/>
         <w:keepLines w:val="0"/>
         <w:pageBreakBefore w:val="0"/>
@@ -4616,14 +4557,14 @@
     </w:p>
     <w:p>
       <w:pPr>
-        <w:pStyle w:val="30"/>
-        <w:bidi w:val="0"/>
-        <w:rPr>
-          <w:rFonts w:hint="eastAsia"/>
-          <w:lang w:val="en-US" w:eastAsia="zh-CN"/>
-        </w:rPr>
-      </w:pPr>
-      <w:bookmarkStart w:id="10" w:name="_Toc466"/>
+        <w:pStyle w:val="2"/>
+        <w:bidi w:val="0"/>
+        <w:rPr>
+          <w:rFonts w:hint="eastAsia"/>
+          <w:lang w:val="en-US" w:eastAsia="zh-CN"/>
+        </w:rPr>
+      </w:pPr>
+      <w:bookmarkStart w:id="11" w:name="_Toc466"/>
       <w:r>
         <w:rPr>
           <w:rFonts w:hint="eastAsia"/>
@@ -4631,11 +4572,11 @@
         </w:rPr>
         <w:t>B角（备份人员）职责</w:t>
       </w:r>
-      <w:bookmarkEnd w:id="10"/>
-    </w:p>
-    <w:p>
-      <w:pPr>
-        <w:pStyle w:val="29"/>
+      <w:bookmarkEnd w:id="11"/>
+    </w:p>
+    <w:p>
+      <w:pPr>
+        <w:pStyle w:val="a1"/>
         <w:keepNext w:val="0"/>
         <w:keepLines w:val="0"/>
         <w:pageBreakBefore w:val="0"/>
@@ -4664,7 +4605,7 @@
     </w:p>
     <w:p>
       <w:pPr>
-        <w:pStyle w:val="29"/>
+        <w:pStyle w:val="a1"/>
         <w:keepNext w:val="0"/>
         <w:keepLines w:val="0"/>
         <w:pageBreakBefore w:val="0"/>
@@ -4693,7 +4634,7 @@
     </w:p>
     <w:p>
       <w:pPr>
-        <w:pStyle w:val="29"/>
+        <w:pStyle w:val="a1"/>
         <w:keepNext w:val="0"/>
         <w:keepLines w:val="0"/>
         <w:pageBreakBefore w:val="0"/>
@@ -4722,7 +4663,7 @@
     </w:p>
     <w:p>
       <w:pPr>
-        <w:pStyle w:val="29"/>
+        <w:pStyle w:val="a1"/>
         <w:keepNext w:val="0"/>
         <w:keepLines w:val="0"/>
         <w:pageBreakBefore w:val="0"/>
@@ -4751,14 +4692,14 @@
     </w:p>
     <w:p>
       <w:pPr>
-        <w:pStyle w:val="28"/>
-        <w:bidi w:val="0"/>
-        <w:rPr>
-          <w:rFonts w:hint="eastAsia"/>
-          <w:lang w:val="en-US" w:eastAsia="zh-CN"/>
-        </w:rPr>
-      </w:pPr>
-      <w:bookmarkStart w:id="11" w:name="_Toc17379"/>
+        <w:pStyle w:val="1"/>
+        <w:bidi w:val="0"/>
+        <w:rPr>
+          <w:rFonts w:hint="eastAsia"/>
+          <w:lang w:val="en-US" w:eastAsia="zh-CN"/>
+        </w:rPr>
+      </w:pPr>
+      <w:bookmarkStart w:id="12" w:name="_Toc17379"/>
       <w:r>
         <w:rPr>
           <w:rFonts w:hint="eastAsia"/>
@@ -4766,18 +4707,18 @@
         </w:rPr>
         <w:t>备份岗位设置与备案</w:t>
       </w:r>
-      <w:bookmarkEnd w:id="11"/>
-    </w:p>
-    <w:p>
-      <w:pPr>
-        <w:pStyle w:val="30"/>
-        <w:bidi w:val="0"/>
-        <w:rPr>
-          <w:rFonts w:hint="eastAsia"/>
-          <w:lang w:val="en-US" w:eastAsia="zh-CN"/>
-        </w:rPr>
-      </w:pPr>
-      <w:bookmarkStart w:id="12" w:name="_Toc26935"/>
+      <w:bookmarkEnd w:id="12"/>
+    </w:p>
+    <w:p>
+      <w:pPr>
+        <w:pStyle w:val="2"/>
+        <w:bidi w:val="0"/>
+        <w:rPr>
+          <w:rFonts w:hint="eastAsia"/>
+          <w:lang w:val="en-US" w:eastAsia="zh-CN"/>
+        </w:rPr>
+      </w:pPr>
+      <w:bookmarkStart w:id="13" w:name="_Toc26935"/>
       <w:r>
         <w:rPr>
           <w:rFonts w:hint="eastAsia"/>
@@ -4785,11 +4726,11 @@
         </w:rPr>
         <w:t>B角人选标准</w:t>
       </w:r>
-      <w:bookmarkEnd w:id="12"/>
-    </w:p>
-    <w:p>
-      <w:pPr>
-        <w:pStyle w:val="29"/>
+      <w:bookmarkEnd w:id="13"/>
+    </w:p>
+    <w:p>
+      <w:pPr>
+        <w:pStyle w:val="a1"/>
         <w:keepNext w:val="0"/>
         <w:keepLines w:val="0"/>
         <w:pageBreakBefore w:val="0"/>
@@ -4818,7 +4759,7 @@
     </w:p>
     <w:p>
       <w:pPr>
-        <w:pStyle w:val="29"/>
+        <w:pStyle w:val="a1"/>
         <w:keepNext w:val="0"/>
         <w:keepLines w:val="0"/>
         <w:pageBreakBefore w:val="0"/>
@@ -4847,7 +4788,7 @@
     </w:p>
     <w:p>
       <w:pPr>
-        <w:pStyle w:val="29"/>
+        <w:pStyle w:val="a1"/>
         <w:keepNext w:val="0"/>
         <w:keepLines w:val="0"/>
         <w:pageBreakBefore w:val="0"/>
@@ -4876,7 +4817,7 @@
     </w:p>
     <w:p>
       <w:pPr>
-        <w:pStyle w:val="29"/>
+        <w:pStyle w:val="a1"/>
         <w:keepNext w:val="0"/>
         <w:keepLines w:val="0"/>
         <w:pageBreakBefore w:val="0"/>
@@ -4905,7 +4846,7 @@
     </w:p>
     <w:p>
       <w:pPr>
-        <w:pStyle w:val="29"/>
+        <w:pStyle w:val="a1"/>
         <w:keepNext w:val="0"/>
         <w:keepLines w:val="0"/>
         <w:pageBreakBefore w:val="0"/>
@@ -4934,14 +4875,14 @@
     </w:p>
     <w:p>
       <w:pPr>
-        <w:pStyle w:val="30"/>
-        <w:bidi w:val="0"/>
-        <w:rPr>
-          <w:rFonts w:hint="eastAsia"/>
-          <w:lang w:val="en-US" w:eastAsia="zh-CN"/>
-        </w:rPr>
-      </w:pPr>
-      <w:bookmarkStart w:id="13" w:name="_Toc22864"/>
+        <w:pStyle w:val="2"/>
+        <w:bidi w:val="0"/>
+        <w:rPr>
+          <w:rFonts w:hint="eastAsia"/>
+          <w:lang w:val="en-US" w:eastAsia="zh-CN"/>
+        </w:rPr>
+      </w:pPr>
+      <w:bookmarkStart w:id="14" w:name="_Toc22864"/>
       <w:r>
         <w:rPr>
           <w:rFonts w:hint="eastAsia"/>
@@ -4949,11 +4890,11 @@
         </w:rPr>
         <w:t>备份清单建立与维护流程</w:t>
       </w:r>
-      <w:bookmarkEnd w:id="13"/>
-    </w:p>
-    <w:p>
-      <w:pPr>
-        <w:pStyle w:val="29"/>
+      <w:bookmarkEnd w:id="14"/>
+    </w:p>
+    <w:p>
+      <w:pPr>
+        <w:pStyle w:val="a1"/>
         <w:keepNext w:val="0"/>
         <w:keepLines w:val="0"/>
         <w:pageBreakBefore w:val="0"/>
@@ -4982,7 +4923,7 @@
     </w:p>
     <w:p>
       <w:pPr>
-        <w:pStyle w:val="29"/>
+        <w:pStyle w:val="a1"/>
         <w:keepNext w:val="0"/>
         <w:keepLines w:val="0"/>
         <w:pageBreakBefore w:val="0"/>
@@ -5011,7 +4952,7 @@
     </w:p>
     <w:p>
       <w:pPr>
-        <w:pStyle w:val="29"/>
+        <w:pStyle w:val="a1"/>
         <w:keepNext w:val="0"/>
         <w:keepLines w:val="0"/>
         <w:pageBreakBefore w:val="0"/>
@@ -5040,14 +4981,14 @@
     </w:p>
     <w:p>
       <w:pPr>
-        <w:pStyle w:val="28"/>
-        <w:bidi w:val="0"/>
-        <w:rPr>
-          <w:rFonts w:hint="eastAsia"/>
-          <w:lang w:val="en-US" w:eastAsia="zh-CN"/>
-        </w:rPr>
-      </w:pPr>
-      <w:bookmarkStart w:id="14" w:name="_Toc16566"/>
+        <w:pStyle w:val="1"/>
+        <w:bidi w:val="0"/>
+        <w:rPr>
+          <w:rFonts w:hint="eastAsia"/>
+          <w:lang w:val="en-US" w:eastAsia="zh-CN"/>
+        </w:rPr>
+      </w:pPr>
+      <w:bookmarkStart w:id="15" w:name="_Toc16566"/>
       <w:r>
         <w:rPr>
           <w:rFonts w:hint="eastAsia"/>
@@ -5055,18 +4996,18 @@
         </w:rPr>
         <w:t>备份触发与执行流程</w:t>
       </w:r>
-      <w:bookmarkEnd w:id="14"/>
-    </w:p>
-    <w:p>
-      <w:pPr>
-        <w:pStyle w:val="30"/>
-        <w:bidi w:val="0"/>
-        <w:rPr>
-          <w:rFonts w:hint="eastAsia"/>
-          <w:lang w:val="en-US" w:eastAsia="zh-CN"/>
-        </w:rPr>
-      </w:pPr>
-      <w:bookmarkStart w:id="15" w:name="_Toc7075"/>
+      <w:bookmarkEnd w:id="15"/>
+    </w:p>
+    <w:p>
+      <w:pPr>
+        <w:pStyle w:val="2"/>
+        <w:bidi w:val="0"/>
+        <w:rPr>
+          <w:rFonts w:hint="eastAsia"/>
+          <w:lang w:val="en-US" w:eastAsia="zh-CN"/>
+        </w:rPr>
+      </w:pPr>
+      <w:bookmarkStart w:id="16" w:name="_Toc7075"/>
       <w:r>
         <w:rPr>
           <w:rFonts w:hint="eastAsia"/>
@@ -5074,11 +5015,11 @@
         </w:rPr>
         <w:t>备份触发条件</w:t>
       </w:r>
-      <w:bookmarkEnd w:id="15"/>
-    </w:p>
-    <w:p>
-      <w:pPr>
-        <w:pStyle w:val="29"/>
+      <w:bookmarkEnd w:id="16"/>
+    </w:p>
+    <w:p>
+      <w:pPr>
+        <w:pStyle w:val="a1"/>
         <w:keepNext w:val="0"/>
         <w:keepLines w:val="0"/>
         <w:pageBreakBefore w:val="0"/>
@@ -5107,7 +5048,7 @@
     </w:p>
     <w:p>
       <w:pPr>
-        <w:pStyle w:val="29"/>
+        <w:pStyle w:val="a1"/>
         <w:keepNext w:val="0"/>
         <w:keepLines w:val="0"/>
         <w:pageBreakBefore w:val="0"/>
@@ -5136,7 +5077,7 @@
     </w:p>
     <w:p>
       <w:pPr>
-        <w:pStyle w:val="29"/>
+        <w:pStyle w:val="a1"/>
         <w:keepNext w:val="0"/>
         <w:keepLines w:val="0"/>
         <w:pageBreakBefore w:val="0"/>
@@ -5165,7 +5106,7 @@
     </w:p>
     <w:p>
       <w:pPr>
-        <w:pStyle w:val="29"/>
+        <w:pStyle w:val="a1"/>
         <w:keepNext w:val="0"/>
         <w:keepLines w:val="0"/>
         <w:pageBreakBefore w:val="0"/>
@@ -5194,7 +5135,7 @@
     </w:p>
     <w:p>
       <w:pPr>
-        <w:pStyle w:val="29"/>
+        <w:pStyle w:val="a1"/>
         <w:keepNext w:val="0"/>
         <w:keepLines w:val="0"/>
         <w:pageBreakBefore w:val="0"/>
@@ -5223,14 +5164,14 @@
     </w:p>
     <w:p>
       <w:pPr>
-        <w:pStyle w:val="30"/>
-        <w:bidi w:val="0"/>
-        <w:rPr>
-          <w:rFonts w:hint="eastAsia"/>
-          <w:lang w:val="en-US" w:eastAsia="zh-CN"/>
-        </w:rPr>
-      </w:pPr>
-      <w:bookmarkStart w:id="16" w:name="_Toc28399"/>
+        <w:pStyle w:val="2"/>
+        <w:bidi w:val="0"/>
+        <w:rPr>
+          <w:rFonts w:hint="eastAsia"/>
+          <w:lang w:val="en-US" w:eastAsia="zh-CN"/>
+        </w:rPr>
+      </w:pPr>
+      <w:bookmarkStart w:id="17" w:name="_Toc28399"/>
       <w:r>
         <w:rPr>
           <w:rFonts w:hint="eastAsia"/>
@@ -5238,11 +5179,11 @@
         </w:rPr>
         <w:t>计划内备份流程</w:t>
       </w:r>
-      <w:bookmarkEnd w:id="16"/>
-    </w:p>
-    <w:p>
-      <w:pPr>
-        <w:pStyle w:val="29"/>
+      <w:bookmarkEnd w:id="17"/>
+    </w:p>
+    <w:p>
+      <w:pPr>
+        <w:pStyle w:val="a1"/>
         <w:keepNext w:val="0"/>
         <w:keepLines w:val="0"/>
         <w:pageBreakBefore w:val="0"/>
@@ -5271,7 +5212,7 @@
     </w:p>
     <w:p>
       <w:pPr>
-        <w:pStyle w:val="29"/>
+        <w:pStyle w:val="a1"/>
         <w:keepNext w:val="0"/>
         <w:keepLines w:val="0"/>
         <w:pageBreakBefore w:val="0"/>
@@ -5300,7 +5241,7 @@
     </w:p>
     <w:p>
       <w:pPr>
-        <w:pStyle w:val="29"/>
+        <w:pStyle w:val="a1"/>
         <w:keepNext w:val="0"/>
         <w:keepLines w:val="0"/>
         <w:pageBreakBefore w:val="0"/>
@@ -5329,7 +5270,7 @@
     </w:p>
     <w:p>
       <w:pPr>
-        <w:pStyle w:val="29"/>
+        <w:pStyle w:val="a1"/>
         <w:keepNext w:val="0"/>
         <w:keepLines w:val="0"/>
         <w:pageBreakBefore w:val="0"/>
@@ -5358,7 +5299,7 @@
     </w:p>
     <w:p>
       <w:pPr>
-        <w:pStyle w:val="29"/>
+        <w:pStyle w:val="a1"/>
         <w:keepNext w:val="0"/>
         <w:keepLines w:val="0"/>
         <w:pageBreakBefore w:val="0"/>
@@ -5387,14 +5328,14 @@
     </w:p>
     <w:p>
       <w:pPr>
-        <w:pStyle w:val="30"/>
-        <w:bidi w:val="0"/>
-        <w:rPr>
-          <w:rFonts w:hint="eastAsia"/>
-          <w:lang w:val="en-US" w:eastAsia="zh-CN"/>
-        </w:rPr>
-      </w:pPr>
-      <w:bookmarkStart w:id="17" w:name="_Toc17025"/>
+        <w:pStyle w:val="2"/>
+        <w:bidi w:val="0"/>
+        <w:rPr>
+          <w:rFonts w:hint="eastAsia"/>
+          <w:lang w:val="en-US" w:eastAsia="zh-CN"/>
+        </w:rPr>
+      </w:pPr>
+      <w:bookmarkStart w:id="18" w:name="_Toc17025"/>
       <w:r>
         <w:rPr>
           <w:rFonts w:hint="eastAsia"/>
@@ -5402,11 +5343,11 @@
         </w:rPr>
         <w:t>突发情况备份流程</w:t>
       </w:r>
-      <w:bookmarkEnd w:id="17"/>
-    </w:p>
-    <w:p>
-      <w:pPr>
-        <w:pStyle w:val="29"/>
+      <w:bookmarkEnd w:id="18"/>
+    </w:p>
+    <w:p>
+      <w:pPr>
+        <w:pStyle w:val="a1"/>
         <w:keepNext w:val="0"/>
         <w:keepLines w:val="0"/>
         <w:pageBreakBefore w:val="0"/>
@@ -5430,19 +5371,19 @@
           <w:rFonts w:hint="eastAsia"/>
           <w:lang w:val="en-US" w:eastAsia="zh-CN"/>
         </w:rPr>
-        <w:t>因紧急情况（如突发疾病、急事）A角无法提前交接的，应立即电话通知直接上级和B角。直接上级应指挥B角立即介入，并尽可能通过电话、远程方式获取A角的关键信息，确保工作不断档。事后应补办交接手续。</w:t>
-      </w:r>
-    </w:p>
-    <w:p>
-      <w:pPr>
-        <w:pStyle w:val="28"/>
-        <w:bidi w:val="0"/>
-        <w:rPr>
-          <w:rFonts w:hint="eastAsia"/>
-          <w:lang w:val="en-US" w:eastAsia="zh-CN"/>
-        </w:rPr>
-      </w:pPr>
-      <w:bookmarkStart w:id="18" w:name="_Toc12883"/>
+        <w:t>因紧急情况（如突发疾病、急事）A角无法提前交接的，应立即电话通知直接上级和B角。直接上级应指挥B角立即介入，并尽可能通过电话、远强宇涛式获取A角的关键信息，确保工作不断档。事后应补办交接手续。</w:t>
+      </w:r>
+    </w:p>
+    <w:p>
+      <w:pPr>
+        <w:pStyle w:val="1"/>
+        <w:bidi w:val="0"/>
+        <w:rPr>
+          <w:rFonts w:hint="eastAsia"/>
+          <w:lang w:val="en-US" w:eastAsia="zh-CN"/>
+        </w:rPr>
+      </w:pPr>
+      <w:bookmarkStart w:id="19" w:name="_Toc12883"/>
       <w:r>
         <w:rPr>
           <w:rFonts w:hint="eastAsia"/>
@@ -5450,18 +5391,18 @@
         </w:rPr>
         <w:t>考核与责任</w:t>
       </w:r>
-      <w:bookmarkEnd w:id="18"/>
-    </w:p>
-    <w:p>
-      <w:pPr>
-        <w:pStyle w:val="30"/>
-        <w:bidi w:val="0"/>
-        <w:rPr>
-          <w:rFonts w:hint="eastAsia"/>
-          <w:lang w:val="en-US" w:eastAsia="zh-CN"/>
-        </w:rPr>
-      </w:pPr>
-      <w:bookmarkStart w:id="19" w:name="_Toc27253"/>
+      <w:bookmarkEnd w:id="19"/>
+    </w:p>
+    <w:p>
+      <w:pPr>
+        <w:pStyle w:val="2"/>
+        <w:bidi w:val="0"/>
+        <w:rPr>
+          <w:rFonts w:hint="eastAsia"/>
+          <w:lang w:val="en-US" w:eastAsia="zh-CN"/>
+        </w:rPr>
+      </w:pPr>
+      <w:bookmarkStart w:id="20" w:name="_Toc27253"/>
       <w:r>
         <w:rPr>
           <w:rFonts w:hint="eastAsia"/>
@@ -5469,11 +5410,11 @@
         </w:rPr>
         <w:t>考核机制</w:t>
       </w:r>
-      <w:bookmarkEnd w:id="19"/>
-    </w:p>
-    <w:p>
-      <w:pPr>
-        <w:pStyle w:val="29"/>
+      <w:bookmarkEnd w:id="20"/>
+    </w:p>
+    <w:p>
+      <w:pPr>
+        <w:pStyle w:val="a1"/>
         <w:bidi w:val="0"/>
         <w:rPr>
           <w:rFonts w:hint="eastAsia"/>
@@ -5490,7 +5431,7 @@
     </w:p>
     <w:p>
       <w:pPr>
-        <w:pStyle w:val="29"/>
+        <w:pStyle w:val="a1"/>
         <w:bidi w:val="0"/>
         <w:rPr>
           <w:rFonts w:hint="eastAsia"/>
@@ -5507,7 +5448,7 @@
     </w:p>
     <w:p>
       <w:pPr>
-        <w:pStyle w:val="29"/>
+        <w:pStyle w:val="a1"/>
         <w:bidi w:val="0"/>
         <w:rPr>
           <w:rFonts w:hint="eastAsia"/>
@@ -5524,14 +5465,14 @@
     </w:p>
     <w:p>
       <w:pPr>
-        <w:pStyle w:val="30"/>
-        <w:bidi w:val="0"/>
-        <w:rPr>
-          <w:rFonts w:hint="eastAsia"/>
-          <w:lang w:val="en-US" w:eastAsia="zh-CN"/>
-        </w:rPr>
-      </w:pPr>
-      <w:bookmarkStart w:id="20" w:name="_Toc5560"/>
+        <w:pStyle w:val="2"/>
+        <w:bidi w:val="0"/>
+        <w:rPr>
+          <w:rFonts w:hint="eastAsia"/>
+          <w:lang w:val="en-US" w:eastAsia="zh-CN"/>
+        </w:rPr>
+      </w:pPr>
+      <w:bookmarkStart w:id="21" w:name="_Toc5560"/>
       <w:r>
         <w:rPr>
           <w:rFonts w:hint="eastAsia"/>
@@ -5539,11 +5480,11 @@
         </w:rPr>
         <w:t>责任追究</w:t>
       </w:r>
-      <w:bookmarkEnd w:id="20"/>
-    </w:p>
-    <w:p>
-      <w:pPr>
-        <w:pStyle w:val="29"/>
+      <w:bookmarkEnd w:id="21"/>
+    </w:p>
+    <w:p>
+      <w:pPr>
+        <w:pStyle w:val="a1"/>
         <w:keepNext w:val="0"/>
         <w:keepLines w:val="0"/>
         <w:pageBreakBefore w:val="0"/>
@@ -5572,7 +5513,7 @@
     </w:p>
     <w:p>
       <w:pPr>
-        <w:pStyle w:val="29"/>
+        <w:pStyle w:val="a1"/>
         <w:keepNext w:val="0"/>
         <w:keepLines w:val="0"/>
         <w:pageBreakBefore w:val="0"/>
@@ -5601,7 +5542,7 @@
     </w:p>
     <w:p>
       <w:pPr>
-        <w:pStyle w:val="29"/>
+        <w:pStyle w:val="a1"/>
         <w:keepNext w:val="0"/>
         <w:keepLines w:val="0"/>
         <w:pageBreakBefore w:val="0"/>
@@ -5630,7 +5571,7 @@
     </w:p>
     <w:p>
       <w:pPr>
-        <w:pStyle w:val="29"/>
+        <w:pStyle w:val="a1"/>
         <w:keepNext w:val="0"/>
         <w:keepLines w:val="0"/>
         <w:pageBreakBefore w:val="0"/>
@@ -5659,14 +5600,14 @@
     </w:p>
     <w:p>
       <w:pPr>
-        <w:pStyle w:val="28"/>
-        <w:bidi w:val="0"/>
-        <w:rPr>
-          <w:rFonts w:hint="eastAsia"/>
-          <w:lang w:val="en-US" w:eastAsia="zh-CN"/>
-        </w:rPr>
-      </w:pPr>
-      <w:bookmarkStart w:id="21" w:name="_Toc6568"/>
+        <w:pStyle w:val="1"/>
+        <w:bidi w:val="0"/>
+        <w:rPr>
+          <w:rFonts w:hint="eastAsia"/>
+          <w:lang w:val="en-US" w:eastAsia="zh-CN"/>
+        </w:rPr>
+      </w:pPr>
+      <w:bookmarkStart w:id="22" w:name="_Toc6568"/>
       <w:r>
         <w:rPr>
           <w:rFonts w:hint="eastAsia"/>
@@ -5674,23 +5615,22 @@
         </w:rPr>
         <w:t>考核指标</w:t>
       </w:r>
-      <w:bookmarkEnd w:id="21"/>
+      <w:bookmarkEnd w:id="22"/>
     </w:p>
     <w:tbl>
       <w:tblPr>
-        <w:tblStyle w:val="20"/>
+        <w:tblStyle w:val="TableNormal"/>
         <w:tblW w:w="8504" w:type="dxa"/>
         <w:tblInd w:w="96" w:type="dxa"/>
         <w:tblBorders>
-          <w:top w:val="none" w:color="auto" w:sz="0" w:space="0"/>
-          <w:left w:val="none" w:color="auto" w:sz="0" w:space="0"/>
-          <w:bottom w:val="none" w:color="auto" w:sz="0" w:space="0"/>
-          <w:right w:val="none" w:color="auto" w:sz="0" w:space="0"/>
-          <w:insideH w:val="none" w:color="auto" w:sz="0" w:space="0"/>
-          <w:insideV w:val="none" w:color="auto" w:sz="0" w:space="0"/>
+          <w:top w:val="nil"/>
+          <w:left w:val="nil"/>
+          <w:bottom w:val="nil"/>
+          <w:right w:val="nil"/>
+          <w:insideH w:val="nil"/>
+          <w:insideV w:val="nil"/>
         </w:tblBorders>
         <w:shd w:val="clear" w:color="auto" w:fill="auto"/>
-        <w:tblLayout w:type="autofit"/>
         <w:tblCellMar>
           <w:top w:w="0" w:type="dxa"/>
           <w:left w:w="108" w:type="dxa"/>
@@ -5706,13 +5646,15 @@
       </w:tblGrid>
       <w:tr>
         <w:tblPrEx>
+          <w:tblW w:w="8504" w:type="dxa"/>
+          <w:tblInd w:w="96" w:type="dxa"/>
           <w:tblBorders>
-            <w:top w:val="none" w:color="auto" w:sz="0" w:space="0"/>
-            <w:left w:val="none" w:color="auto" w:sz="0" w:space="0"/>
-            <w:bottom w:val="none" w:color="auto" w:sz="0" w:space="0"/>
-            <w:right w:val="none" w:color="auto" w:sz="0" w:space="0"/>
-            <w:insideH w:val="none" w:color="auto" w:sz="0" w:space="0"/>
-            <w:insideV w:val="none" w:color="auto" w:sz="0" w:space="0"/>
+            <w:top w:val="nil"/>
+            <w:left w:val="nil"/>
+            <w:bottom w:val="nil"/>
+            <w:right w:val="nil"/>
+            <w:insideH w:val="nil"/>
+            <w:insideV w:val="nil"/>
           </w:tblBorders>
           <w:shd w:val="clear" w:color="auto" w:fill="auto"/>
           <w:tblCellMar>
@@ -5723,16 +5665,16 @@
           </w:tblCellMar>
         </w:tblPrEx>
         <w:trPr>
-          <w:trHeight w:val="493" w:hRule="atLeast"/>
+          <w:trHeight w:val="493"/>
         </w:trPr>
         <w:tc>
           <w:tcPr>
             <w:tcW w:w="1771" w:type="dxa"/>
             <w:tcBorders>
-              <w:top w:val="single" w:color="000000" w:sz="4" w:space="0"/>
-              <w:left w:val="single" w:color="000000" w:sz="4" w:space="0"/>
-              <w:bottom w:val="single" w:color="000000" w:sz="4" w:space="0"/>
-              <w:right w:val="single" w:color="000000" w:sz="4" w:space="0"/>
+              <w:top w:val="single" w:sz="4" w:space="0" w:color="000000"/>
+              <w:left w:val="single" w:sz="4" w:space="0" w:color="000000"/>
+              <w:bottom w:val="single" w:sz="4" w:space="0" w:color="000000"/>
+              <w:right w:val="single" w:sz="4" w:space="0" w:color="000000"/>
             </w:tcBorders>
             <w:shd w:val="clear" w:color="auto" w:fill="C0C0C0"/>
             <w:vAlign w:val="center"/>
@@ -5746,7 +5688,7 @@
               <w:jc w:val="center"/>
               <w:textAlignment w:val="center"/>
               <w:rPr>
-                <w:rFonts w:ascii="楷体_GB2312" w:hAnsi="宋体" w:eastAsia="楷体_GB2312" w:cs="楷体_GB2312"/>
+                <w:rFonts w:ascii="楷体_GB2312" w:eastAsia="楷体_GB2312" w:hAnsi="宋体" w:cs="楷体_GB2312"/>
                 <w:b/>
                 <w:bCs/>
                 <w:i w:val="0"/>
@@ -5759,7 +5701,7 @@
             </w:pPr>
             <w:r>
               <w:rPr>
-                <w:rFonts w:hint="default" w:ascii="楷体_GB2312" w:hAnsi="宋体" w:eastAsia="楷体_GB2312" w:cs="楷体_GB2312"/>
+                <w:rFonts w:ascii="楷体_GB2312" w:eastAsia="楷体_GB2312" w:hAnsi="宋体" w:cs="楷体_GB2312" w:hint="default"/>
                 <w:b/>
                 <w:bCs/>
                 <w:i w:val="0"/>
@@ -5780,10 +5722,10 @@
           <w:tcPr>
             <w:tcW w:w="1680" w:type="dxa"/>
             <w:tcBorders>
-              <w:top w:val="single" w:color="000000" w:sz="4" w:space="0"/>
-              <w:left w:val="single" w:color="000000" w:sz="4" w:space="0"/>
-              <w:bottom w:val="single" w:color="000000" w:sz="4" w:space="0"/>
-              <w:right w:val="single" w:color="000000" w:sz="4" w:space="0"/>
+              <w:top w:val="single" w:sz="4" w:space="0" w:color="000000"/>
+              <w:left w:val="single" w:sz="4" w:space="0" w:color="000000"/>
+              <w:bottom w:val="single" w:sz="4" w:space="0" w:color="000000"/>
+              <w:right w:val="single" w:sz="4" w:space="0" w:color="000000"/>
             </w:tcBorders>
             <w:shd w:val="clear" w:color="auto" w:fill="C0C0C0"/>
             <w:vAlign w:val="center"/>
@@ -5797,7 +5739,7 @@
               <w:jc w:val="center"/>
               <w:textAlignment w:val="center"/>
               <w:rPr>
-                <w:rFonts w:hint="default" w:ascii="楷体_GB2312" w:hAnsi="宋体" w:eastAsia="楷体_GB2312" w:cs="楷体_GB2312"/>
+                <w:rFonts w:ascii="楷体_GB2312" w:eastAsia="楷体_GB2312" w:hAnsi="宋体" w:cs="楷体_GB2312" w:hint="default"/>
                 <w:b/>
                 <w:bCs/>
                 <w:i w:val="0"/>
@@ -5810,7 +5752,7 @@
             </w:pPr>
             <w:r>
               <w:rPr>
-                <w:rFonts w:hint="default" w:ascii="楷体_GB2312" w:hAnsi="宋体" w:eastAsia="楷体_GB2312" w:cs="楷体_GB2312"/>
+                <w:rFonts w:ascii="楷体_GB2312" w:eastAsia="楷体_GB2312" w:hAnsi="宋体" w:cs="楷体_GB2312" w:hint="default"/>
                 <w:b/>
                 <w:bCs/>
                 <w:i w:val="0"/>
@@ -5831,10 +5773,10 @@
           <w:tcPr>
             <w:tcW w:w="4127" w:type="dxa"/>
             <w:tcBorders>
-              <w:top w:val="single" w:color="000000" w:sz="4" w:space="0"/>
-              <w:left w:val="single" w:color="000000" w:sz="4" w:space="0"/>
-              <w:bottom w:val="single" w:color="000000" w:sz="4" w:space="0"/>
-              <w:right w:val="single" w:color="000000" w:sz="4" w:space="0"/>
+              <w:top w:val="single" w:sz="4" w:space="0" w:color="000000"/>
+              <w:left w:val="single" w:sz="4" w:space="0" w:color="000000"/>
+              <w:bottom w:val="single" w:sz="4" w:space="0" w:color="000000"/>
+              <w:right w:val="single" w:sz="4" w:space="0" w:color="000000"/>
             </w:tcBorders>
             <w:shd w:val="clear" w:color="auto" w:fill="C0C0C0"/>
             <w:vAlign w:val="center"/>
@@ -5848,7 +5790,7 @@
               <w:jc w:val="center"/>
               <w:textAlignment w:val="center"/>
               <w:rPr>
-                <w:rFonts w:hint="default" w:ascii="楷体_GB2312" w:hAnsi="宋体" w:eastAsia="楷体_GB2312" w:cs="楷体_GB2312"/>
+                <w:rFonts w:ascii="楷体_GB2312" w:eastAsia="楷体_GB2312" w:hAnsi="宋体" w:cs="楷体_GB2312" w:hint="default"/>
                 <w:b/>
                 <w:bCs/>
                 <w:i w:val="0"/>
@@ -5861,7 +5803,7 @@
             </w:pPr>
             <w:r>
               <w:rPr>
-                <w:rFonts w:hint="default" w:ascii="楷体_GB2312" w:hAnsi="宋体" w:eastAsia="楷体_GB2312" w:cs="楷体_GB2312"/>
+                <w:rFonts w:ascii="楷体_GB2312" w:eastAsia="楷体_GB2312" w:hAnsi="宋体" w:cs="楷体_GB2312" w:hint="default"/>
                 <w:b/>
                 <w:bCs/>
                 <w:i w:val="0"/>
@@ -5882,10 +5824,10 @@
           <w:tcPr>
             <w:tcW w:w="926" w:type="dxa"/>
             <w:tcBorders>
-              <w:top w:val="single" w:color="000000" w:sz="4" w:space="0"/>
-              <w:left w:val="single" w:color="000000" w:sz="4" w:space="0"/>
-              <w:bottom w:val="single" w:color="000000" w:sz="4" w:space="0"/>
-              <w:right w:val="single" w:color="000000" w:sz="4" w:space="0"/>
+              <w:top w:val="single" w:sz="4" w:space="0" w:color="000000"/>
+              <w:left w:val="single" w:sz="4" w:space="0" w:color="000000"/>
+              <w:bottom w:val="single" w:sz="4" w:space="0" w:color="000000"/>
+              <w:right w:val="single" w:sz="4" w:space="0" w:color="000000"/>
             </w:tcBorders>
             <w:shd w:val="clear" w:color="auto" w:fill="C0C0C0"/>
             <w:vAlign w:val="center"/>
@@ -5899,7 +5841,7 @@
               <w:jc w:val="center"/>
               <w:textAlignment w:val="center"/>
               <w:rPr>
-                <w:rFonts w:hint="default" w:ascii="楷体_GB2312" w:hAnsi="宋体" w:eastAsia="楷体_GB2312" w:cs="楷体_GB2312"/>
+                <w:rFonts w:ascii="楷体_GB2312" w:eastAsia="楷体_GB2312" w:hAnsi="宋体" w:cs="楷体_GB2312" w:hint="default"/>
                 <w:b/>
                 <w:bCs/>
                 <w:i w:val="0"/>
@@ -5912,7 +5854,7 @@
             </w:pPr>
             <w:r>
               <w:rPr>
-                <w:rFonts w:hint="default" w:ascii="楷体_GB2312" w:hAnsi="宋体" w:eastAsia="楷体_GB2312" w:cs="楷体_GB2312"/>
+                <w:rFonts w:ascii="楷体_GB2312" w:eastAsia="楷体_GB2312" w:hAnsi="宋体" w:cs="楷体_GB2312" w:hint="default"/>
                 <w:b/>
                 <w:bCs/>
                 <w:i w:val="0"/>
@@ -5932,14 +5874,8 @@
       </w:tr>
       <w:tr>
         <w:tblPrEx>
-          <w:tblBorders>
-            <w:top w:val="none" w:color="auto" w:sz="0" w:space="0"/>
-            <w:left w:val="none" w:color="auto" w:sz="0" w:space="0"/>
-            <w:bottom w:val="none" w:color="auto" w:sz="0" w:space="0"/>
-            <w:right w:val="none" w:color="auto" w:sz="0" w:space="0"/>
-            <w:insideH w:val="none" w:color="auto" w:sz="0" w:space="0"/>
-            <w:insideV w:val="none" w:color="auto" w:sz="0" w:space="0"/>
-          </w:tblBorders>
+          <w:tblW w:w="8504" w:type="dxa"/>
+          <w:tblInd w:w="96" w:type="dxa"/>
           <w:shd w:val="clear" w:color="auto" w:fill="auto"/>
           <w:tblCellMar>
             <w:top w:w="0" w:type="dxa"/>
@@ -5949,16 +5885,16 @@
           </w:tblCellMar>
         </w:tblPrEx>
         <w:trPr>
-          <w:trHeight w:val="493" w:hRule="atLeast"/>
+          <w:trHeight w:val="493"/>
         </w:trPr>
         <w:tc>
           <w:tcPr>
             <w:tcW w:w="1771" w:type="dxa"/>
             <w:tcBorders>
-              <w:top w:val="single" w:color="000000" w:sz="4" w:space="0"/>
-              <w:left w:val="single" w:color="000000" w:sz="4" w:space="0"/>
-              <w:bottom w:val="single" w:color="000000" w:sz="4" w:space="0"/>
-              <w:right w:val="single" w:color="000000" w:sz="4" w:space="0"/>
+              <w:top w:val="single" w:sz="4" w:space="0" w:color="000000"/>
+              <w:left w:val="single" w:sz="4" w:space="0" w:color="000000"/>
+              <w:bottom w:val="single" w:sz="4" w:space="0" w:color="000000"/>
+              <w:right w:val="single" w:sz="4" w:space="0" w:color="000000"/>
             </w:tcBorders>
             <w:shd w:val="clear" w:color="auto" w:fill="auto"/>
             <w:vAlign w:val="center"/>
@@ -5978,7 +5914,7 @@
             </w:pPr>
             <w:r>
               <w:rPr>
-                <w:rFonts w:hint="eastAsia" w:ascii="宋体" w:hAnsi="宋体" w:eastAsia="宋体" w:cs="宋体"/>
+                <w:rFonts w:ascii="宋体" w:eastAsia="宋体" w:hAnsi="宋体" w:cs="宋体" w:hint="eastAsia"/>
                 <w:i w:val="0"/>
                 <w:iCs w:val="0"/>
                 <w:snapToGrid w:val="0"/>
@@ -5997,10 +5933,10 @@
           <w:tcPr>
             <w:tcW w:w="1680" w:type="dxa"/>
             <w:tcBorders>
-              <w:top w:val="single" w:color="000000" w:sz="4" w:space="0"/>
-              <w:left w:val="single" w:color="000000" w:sz="4" w:space="0"/>
-              <w:bottom w:val="single" w:color="000000" w:sz="4" w:space="0"/>
-              <w:right w:val="single" w:color="000000" w:sz="4" w:space="0"/>
+              <w:top w:val="single" w:sz="4" w:space="0" w:color="000000"/>
+              <w:left w:val="single" w:sz="4" w:space="0" w:color="000000"/>
+              <w:bottom w:val="single" w:sz="4" w:space="0" w:color="000000"/>
+              <w:right w:val="single" w:sz="4" w:space="0" w:color="000000"/>
             </w:tcBorders>
             <w:shd w:val="clear" w:color="auto" w:fill="auto"/>
             <w:vAlign w:val="center"/>
@@ -6020,7 +5956,7 @@
             </w:pPr>
             <w:r>
               <w:rPr>
-                <w:rFonts w:hint="eastAsia" w:ascii="宋体" w:hAnsi="宋体" w:eastAsia="宋体" w:cs="宋体"/>
+                <w:rFonts w:ascii="宋体" w:eastAsia="宋体" w:hAnsi="宋体" w:cs="宋体" w:hint="eastAsia"/>
                 <w:i w:val="0"/>
                 <w:iCs w:val="0"/>
                 <w:snapToGrid w:val="0"/>
@@ -6039,10 +5975,10 @@
           <w:tcPr>
             <w:tcW w:w="4127" w:type="dxa"/>
             <w:tcBorders>
-              <w:top w:val="single" w:color="000000" w:sz="4" w:space="0"/>
-              <w:left w:val="single" w:color="000000" w:sz="4" w:space="0"/>
-              <w:bottom w:val="single" w:color="000000" w:sz="4" w:space="0"/>
-              <w:right w:val="single" w:color="000000" w:sz="4" w:space="0"/>
+              <w:top w:val="single" w:sz="4" w:space="0" w:color="000000"/>
+              <w:left w:val="single" w:sz="4" w:space="0" w:color="000000"/>
+              <w:bottom w:val="single" w:sz="4" w:space="0" w:color="000000"/>
+              <w:right w:val="single" w:sz="4" w:space="0" w:color="000000"/>
             </w:tcBorders>
             <w:shd w:val="clear" w:color="auto" w:fill="auto"/>
             <w:vAlign w:val="center"/>
@@ -6062,7 +5998,7 @@
             </w:pPr>
             <w:r>
               <w:rPr>
-                <w:rFonts w:hint="eastAsia" w:ascii="宋体" w:hAnsi="宋体" w:eastAsia="宋体" w:cs="宋体"/>
+                <w:rFonts w:ascii="宋体" w:eastAsia="宋体" w:hAnsi="宋体" w:cs="宋体" w:hint="eastAsia"/>
                 <w:i w:val="0"/>
                 <w:iCs w:val="0"/>
                 <w:snapToGrid w:val="0"/>
@@ -6081,10 +6017,10 @@
           <w:tcPr>
             <w:tcW w:w="926" w:type="dxa"/>
             <w:tcBorders>
-              <w:top w:val="single" w:color="000000" w:sz="4" w:space="0"/>
-              <w:left w:val="single" w:color="000000" w:sz="4" w:space="0"/>
-              <w:bottom w:val="single" w:color="000000" w:sz="4" w:space="0"/>
-              <w:right w:val="single" w:color="000000" w:sz="4" w:space="0"/>
+              <w:top w:val="single" w:sz="4" w:space="0" w:color="000000"/>
+              <w:left w:val="single" w:sz="4" w:space="0" w:color="000000"/>
+              <w:bottom w:val="single" w:sz="4" w:space="0" w:color="000000"/>
+              <w:right w:val="single" w:sz="4" w:space="0" w:color="000000"/>
             </w:tcBorders>
             <w:shd w:val="clear" w:color="auto" w:fill="auto"/>
             <w:vAlign w:val="center"/>
@@ -6104,7 +6040,7 @@
             </w:pPr>
             <w:r>
               <w:rPr>
-                <w:rFonts w:hint="eastAsia" w:ascii="宋体" w:hAnsi="宋体" w:eastAsia="宋体" w:cs="宋体"/>
+                <w:rFonts w:ascii="宋体" w:eastAsia="宋体" w:hAnsi="宋体" w:cs="宋体" w:hint="eastAsia"/>
                 <w:i w:val="0"/>
                 <w:iCs w:val="0"/>
                 <w:snapToGrid w:val="0"/>
@@ -6123,14 +6059,14 @@
     </w:tbl>
     <w:p>
       <w:pPr>
-        <w:pStyle w:val="28"/>
-        <w:bidi w:val="0"/>
-        <w:rPr>
-          <w:rFonts w:hint="eastAsia"/>
-          <w:lang w:val="en-US" w:eastAsia="zh-CN"/>
-        </w:rPr>
-      </w:pPr>
-      <w:bookmarkStart w:id="22" w:name="_Toc15011"/>
+        <w:pStyle w:val="1"/>
+        <w:bidi w:val="0"/>
+        <w:rPr>
+          <w:rFonts w:hint="eastAsia"/>
+          <w:lang w:val="en-US" w:eastAsia="zh-CN"/>
+        </w:rPr>
+      </w:pPr>
+      <w:bookmarkStart w:id="23" w:name="_Toc15011"/>
       <w:r>
         <w:rPr>
           <w:rFonts w:hint="eastAsia"/>
@@ -6138,11 +6074,11 @@
         </w:rPr>
         <w:t>附则</w:t>
       </w:r>
-      <w:bookmarkEnd w:id="22"/>
-    </w:p>
-    <w:p>
-      <w:pPr>
-        <w:pStyle w:val="29"/>
+      <w:bookmarkEnd w:id="23"/>
+    </w:p>
+    <w:p>
+      <w:pPr>
+        <w:pStyle w:val="a1"/>
         <w:keepNext w:val="0"/>
         <w:keepLines w:val="0"/>
         <w:pageBreakBefore w:val="0"/>
@@ -6171,7 +6107,7 @@
     </w:p>
     <w:p>
       <w:pPr>
-        <w:pStyle w:val="29"/>
+        <w:pStyle w:val="a1"/>
         <w:keepNext w:val="0"/>
         <w:keepLines w:val="0"/>
         <w:pageBreakBefore w:val="0"/>
@@ -6200,7 +6136,7 @@
     </w:p>
     <w:p>
       <w:pPr>
-        <w:pStyle w:val="29"/>
+        <w:pStyle w:val="a1"/>
         <w:keepNext w:val="0"/>
         <w:keepLines w:val="0"/>
         <w:pageBreakBefore w:val="0"/>
@@ -6228,84 +6164,34 @@
       </w:r>
     </w:p>
     <w:sectPr>
-      <w:headerReference r:id="rId5" w:type="default"/>
-      <w:footerReference r:id="rId6" w:type="default"/>
+      <w:headerReference w:type="default" r:id="rId7"/>
+      <w:footerReference w:type="default" r:id="rId8"/>
       <w:pgSz w:w="11906" w:h="16838"/>
       <w:pgMar w:top="1417" w:right="1800" w:bottom="1440" w:left="1800" w:header="1140" w:footer="992" w:gutter="0"/>
-      <w:cols w:space="425" w:num="1"/>
+      <w:cols w:num="1" w:space="425"/>
       <w:docGrid w:type="lines" w:linePitch="312" w:charSpace="0"/>
     </w:sectPr>
   </w:body>
 </w:document>
 </file>
 
-<file path=word/endnotes.xml><?xml version="1.0" encoding="utf-8"?>
-<w:endnotes xmlns:wpc="http://schemas.microsoft.com/office/word/2010/wordprocessingCanvas" xmlns:mc="http://schemas.openxmlformats.org/markup-compatibility/2006" xmlns:o="urn:schemas-microsoft-com:office:office" xmlns:r="http://schemas.openxmlformats.org/officeDocument/2006/relationships" xmlns:m="http://schemas.openxmlformats.org/officeDocument/2006/math" xmlns:v="urn:schemas-microsoft-com:vml" xmlns:wp14="http://schemas.microsoft.com/office/word/2010/wordprocessingDrawing" xmlns:wp="http://schemas.openxmlformats.org/drawingml/2006/wordprocessingDrawing" xmlns:w="http://schemas.openxmlformats.org/wordprocessingml/2006/main" xmlns:w14="http://schemas.microsoft.com/office/word/2010/wordml" xmlns:w15="http://schemas.microsoft.com/office/word/2012/wordml" xmlns:w10="urn:schemas-microsoft-com:office:word" xmlns:wpg="http://schemas.microsoft.com/office/word/2010/wordprocessingGroup" xmlns:wpi="http://schemas.microsoft.com/office/word/2010/wordprocessingInk" xmlns:wne="http://schemas.microsoft.com/office/word/2006/wordml" xmlns:wps="http://schemas.microsoft.com/office/word/2010/wordprocessingShape" xmlns:wpsCustomData="http://www.wps.cn/officeDocument/2013/wpsCustomData" mc:Ignorable="w14 w15 wp14">
-  <w:endnote w:type="separator" w:id="0">
-    <w:p>
-      <w:pPr>
-        <w:spacing w:line="240" w:lineRule="auto"/>
-      </w:pPr>
-      <w:r>
-        <w:separator/>
-      </w:r>
-    </w:p>
-  </w:endnote>
-  <w:endnote w:type="continuationSeparator" w:id="1">
-    <w:p>
-      <w:pPr>
-        <w:spacing w:line="240" w:lineRule="auto"/>
-      </w:pPr>
-      <w:r>
-        <w:continuationSeparator/>
-      </w:r>
-    </w:p>
-  </w:endnote>
-</w:endnotes>
-</file>
-
 <file path=word/footer1.xml><?xml version="1.0" encoding="utf-8"?>
-<w:ftr xmlns:wpc="http://schemas.microsoft.com/office/word/2010/wordprocessingCanvas" xmlns:mc="http://schemas.openxmlformats.org/markup-compatibility/2006" xmlns:o="urn:schemas-microsoft-com:office:office" xmlns:r="http://schemas.openxmlformats.org/officeDocument/2006/relationships" xmlns:m="http://schemas.openxmlformats.org/officeDocument/2006/math" xmlns:v="urn:schemas-microsoft-com:vml" xmlns:wp14="http://schemas.microsoft.com/office/word/2010/wordprocessingDrawing" xmlns:wp="http://schemas.openxmlformats.org/drawingml/2006/wordprocessingDrawing" xmlns:w10="urn:schemas-microsoft-com:office:word" xmlns:w="http://schemas.openxmlformats.org/wordprocessingml/2006/main" xmlns:w14="http://schemas.microsoft.com/office/word/2010/wordml" xmlns:w15="http://schemas.microsoft.com/office/word/2012/wordml" xmlns:wpg="http://schemas.microsoft.com/office/word/2010/wordprocessingGroup" xmlns:wpi="http://schemas.microsoft.com/office/word/2010/wordprocessingInk" xmlns:wne="http://schemas.microsoft.com/office/word/2006/wordml" xmlns:wps="http://schemas.microsoft.com/office/word/2010/wordprocessingShape" xmlns:wpsCustomData="http://www.wps.cn/officeDocument/2013/wpsCustomData" mc:Ignorable="w14 w15 wp14">
+<w:ftr xmlns:wpc="http://schemas.microsoft.com/office/word/2010/wordprocessingCanvas" xmlns:mc="http://schemas.openxmlformats.org/markup-compatibility/2006" xmlns:o="urn:schemas-microsoft-com:office:office" xmlns:r="http://schemas.openxmlformats.org/officeDocument/2006/relationships" xmlns:m="http://schemas.openxmlformats.org/officeDocument/2006/math" xmlns:v="urn:schemas-microsoft-com:vml" xmlns:wp14="http://schemas.microsoft.com/office/word/2010/wordprocessingDrawing" xmlns:wp="http://schemas.openxmlformats.org/drawingml/2006/wordprocessingDrawing" xmlns:w10="urn:schemas-microsoft-com:office:word" xmlns:w="http://schemas.openxmlformats.org/wordprocessingml/2006/main" xmlns:w14="http://schemas.microsoft.com/office/word/2010/wordml" xmlns:w15="http://schemas.microsoft.com/office/word/2012/wordml" xmlns:wne="http://schemas.microsoft.com/office/word/2006/wordml" xmlns:wpg="http://schemas.microsoft.com/office/word/2010/wordprocessingGroup" xmlns:wpi="http://schemas.microsoft.com/office/word/2010/wordprocessingInk" xmlns:wps="http://schemas.microsoft.com/office/word/2010/wordprocessingShape" mc:Ignorable="w14 w15 wp14">
   <w:p>
     <w:pPr>
-      <w:pStyle w:val="14"/>
+      <w:pStyle w:val="Footer"/>
     </w:pPr>
   </w:p>
 </w:ftr>
 </file>
 
-<file path=word/footnotes.xml><?xml version="1.0" encoding="utf-8"?>
-<w:footnotes xmlns:wpc="http://schemas.microsoft.com/office/word/2010/wordprocessingCanvas" xmlns:mc="http://schemas.openxmlformats.org/markup-compatibility/2006" xmlns:o="urn:schemas-microsoft-com:office:office" xmlns:r="http://schemas.openxmlformats.org/officeDocument/2006/relationships" xmlns:m="http://schemas.openxmlformats.org/officeDocument/2006/math" xmlns:v="urn:schemas-microsoft-com:vml" xmlns:wp14="http://schemas.microsoft.com/office/word/2010/wordprocessingDrawing" xmlns:wp="http://schemas.openxmlformats.org/drawingml/2006/wordprocessingDrawing" xmlns:w="http://schemas.openxmlformats.org/wordprocessingml/2006/main" xmlns:w14="http://schemas.microsoft.com/office/word/2010/wordml" xmlns:w15="http://schemas.microsoft.com/office/word/2012/wordml" xmlns:w10="urn:schemas-microsoft-com:office:word" xmlns:wpg="http://schemas.microsoft.com/office/word/2010/wordprocessingGroup" xmlns:wpi="http://schemas.microsoft.com/office/word/2010/wordprocessingInk" xmlns:wne="http://schemas.microsoft.com/office/word/2006/wordml" xmlns:wps="http://schemas.microsoft.com/office/word/2010/wordprocessingShape" xmlns:wpsCustomData="http://www.wps.cn/officeDocument/2013/wpsCustomData" mc:Ignorable="w14 w15 wp14">
-  <w:footnote w:type="separator" w:id="0">
-    <w:p>
-      <w:pPr>
-        <w:spacing w:line="360" w:lineRule="auto"/>
-      </w:pPr>
-      <w:r>
-        <w:separator/>
-      </w:r>
-    </w:p>
-  </w:footnote>
-  <w:footnote w:type="continuationSeparator" w:id="1">
-    <w:p>
-      <w:pPr>
-        <w:spacing w:line="360" w:lineRule="auto"/>
-      </w:pPr>
-      <w:r>
-        <w:continuationSeparator/>
-      </w:r>
-    </w:p>
-  </w:footnote>
-</w:footnotes>
-</file>
-
 <file path=word/header1.xml><?xml version="1.0" encoding="utf-8"?>
-<w:hdr xmlns:wpc="http://schemas.microsoft.com/office/word/2010/wordprocessingCanvas" xmlns:mc="http://schemas.openxmlformats.org/markup-compatibility/2006" xmlns:o="urn:schemas-microsoft-com:office:office" xmlns:r="http://schemas.openxmlformats.org/officeDocument/2006/relationships" xmlns:m="http://schemas.openxmlformats.org/officeDocument/2006/math" xmlns:v="urn:schemas-microsoft-com:vml" xmlns:wp14="http://schemas.microsoft.com/office/word/2010/wordprocessingDrawing" xmlns:wp="http://schemas.openxmlformats.org/drawingml/2006/wordprocessingDrawing" xmlns:w10="urn:schemas-microsoft-com:office:word" xmlns:w="http://schemas.openxmlformats.org/wordprocessingml/2006/main" xmlns:w14="http://schemas.microsoft.com/office/word/2010/wordml" xmlns:w15="http://schemas.microsoft.com/office/word/2012/wordml" xmlns:wpg="http://schemas.microsoft.com/office/word/2010/wordprocessingGroup" xmlns:wpi="http://schemas.microsoft.com/office/word/2010/wordprocessingInk" xmlns:wne="http://schemas.microsoft.com/office/word/2006/wordml" xmlns:wps="http://schemas.microsoft.com/office/word/2010/wordprocessingShape" xmlns:wpsCustomData="http://www.wps.cn/officeDocument/2013/wpsCustomData" mc:Ignorable="w14 w15 wp14">
+<w:hdr xmlns:wpc="http://schemas.microsoft.com/office/word/2010/wordprocessingCanvas" xmlns:mc="http://schemas.openxmlformats.org/markup-compatibility/2006" xmlns:o="urn:schemas-microsoft-com:office:office" xmlns:r="http://schemas.openxmlformats.org/officeDocument/2006/relationships" xmlns:m="http://schemas.openxmlformats.org/officeDocument/2006/math" xmlns:v="urn:schemas-microsoft-com:vml" xmlns:wp14="http://schemas.microsoft.com/office/word/2010/wordprocessingDrawing" xmlns:wp="http://schemas.openxmlformats.org/drawingml/2006/wordprocessingDrawing" xmlns:w10="urn:schemas-microsoft-com:office:word" xmlns:w="http://schemas.openxmlformats.org/wordprocessingml/2006/main" xmlns:w14="http://schemas.microsoft.com/office/word/2010/wordml" xmlns:w15="http://schemas.microsoft.com/office/word/2012/wordml" xmlns:wne="http://schemas.microsoft.com/office/word/2006/wordml" xmlns:wpg="http://schemas.microsoft.com/office/word/2010/wordprocessingGroup" xmlns:wpi="http://schemas.microsoft.com/office/word/2010/wordprocessingInk" xmlns:wps="http://schemas.microsoft.com/office/word/2010/wordprocessingShape" mc:Ignorable="w14 w15 wp14">
   <w:p>
     <w:pPr>
-      <w:pStyle w:val="15"/>
+      <w:pStyle w:val="Header"/>
       <w:pBdr>
-        <w:bottom w:val="single" w:color="auto" w:sz="4" w:space="1"/>
+        <w:bottom w:val="single" w:sz="4" w:space="1" w:color="auto"/>
       </w:pBdr>
       <w:tabs>
         <w:tab w:val="left" w:pos="335"/>
@@ -6313,27 +6199,27 @@
       </w:tabs>
       <w:jc w:val="right"/>
       <w:rPr>
-        <w:rFonts w:hint="eastAsia" w:eastAsiaTheme="minorEastAsia"/>
+        <w:rFonts w:eastAsiaTheme="minorEastAsia" w:hint="eastAsia"/>
         <w:lang w:eastAsia="zh-CN"/>
       </w:rPr>
     </w:pPr>
     <w:r>
       <w:rPr>
-        <w:rFonts w:hint="eastAsia" w:eastAsiaTheme="minorEastAsia"/>
+        <w:rFonts w:eastAsiaTheme="minorEastAsia" w:hint="eastAsia"/>
         <w:lang w:val="en-US" w:eastAsia="zh-CN"/>
       </w:rPr>
       <w:tab/>
     </w:r>
     <w:r>
       <w:rPr>
-        <w:rFonts w:hint="eastAsia" w:eastAsiaTheme="minorEastAsia"/>
+        <w:rFonts w:eastAsiaTheme="minorEastAsia" w:hint="eastAsia"/>
         <w:lang w:val="en-US" w:eastAsia="zh-CN"/>
       </w:rPr>
       <w:tab/>
     </w:r>
     <w:r>
       <w:rPr>
-        <w:rFonts w:hint="eastAsia" w:eastAsiaTheme="minorEastAsia"/>
+        <w:rFonts w:eastAsiaTheme="minorEastAsia" w:hint="eastAsia"/>
         <w:lang w:val="en-US" w:eastAsia="zh-CN"/>
       </w:rPr>
       <w:t>桐乡华数广电网络有限公司</w:t>
@@ -6343,15 +6229,15 @@
 </file>
 
 <file path=word/numbering.xml><?xml version="1.0" encoding="utf-8"?>
-<w:numbering xmlns:wpc="http://schemas.microsoft.com/office/word/2010/wordprocessingCanvas" xmlns:mc="http://schemas.openxmlformats.org/markup-compatibility/2006" xmlns:o="urn:schemas-microsoft-com:office:office" xmlns:r="http://schemas.openxmlformats.org/officeDocument/2006/relationships" xmlns:m="http://schemas.openxmlformats.org/officeDocument/2006/math" xmlns:v="urn:schemas-microsoft-com:vml" xmlns:wp14="http://schemas.microsoft.com/office/word/2010/wordprocessingDrawing" xmlns:wp="http://schemas.openxmlformats.org/drawingml/2006/wordprocessingDrawing" xmlns:w10="urn:schemas-microsoft-com:office:word" xmlns:w="http://schemas.openxmlformats.org/wordprocessingml/2006/main" xmlns:w14="http://schemas.microsoft.com/office/word/2010/wordml" xmlns:wpg="http://schemas.microsoft.com/office/word/2010/wordprocessingGroup" xmlns:wpi="http://schemas.microsoft.com/office/word/2010/wordprocessingInk" xmlns:wne="http://schemas.microsoft.com/office/word/2006/wordml" xmlns:wps="http://schemas.microsoft.com/office/word/2010/wordprocessingShape" xmlns:wpsCustomData="http://www.wps.cn/officeDocument/2013/wpsCustomData" mc:Ignorable="w14 wp14">
+<w:numbering xmlns:wpc="http://schemas.microsoft.com/office/word/2010/wordprocessingCanvas" xmlns:mc="http://schemas.openxmlformats.org/markup-compatibility/2006" xmlns:o="urn:schemas-microsoft-com:office:office" xmlns:r="http://schemas.openxmlformats.org/officeDocument/2006/relationships" xmlns:m="http://schemas.openxmlformats.org/officeDocument/2006/math" xmlns:v="urn:schemas-microsoft-com:vml" xmlns:wp14="http://schemas.microsoft.com/office/word/2010/wordprocessingDrawing" xmlns:wp="http://schemas.openxmlformats.org/drawingml/2006/wordprocessingDrawing" xmlns:w10="urn:schemas-microsoft-com:office:word" xmlns:w="http://schemas.openxmlformats.org/wordprocessingml/2006/main" xmlns:w14="http://schemas.microsoft.com/office/word/2010/wordml" xmlns:w15="http://schemas.microsoft.com/office/word/2012/wordml" xmlns:wne="http://schemas.microsoft.com/office/word/2006/wordml" xmlns:wpg="http://schemas.microsoft.com/office/word/2010/wordprocessingGroup" xmlns:wpi="http://schemas.microsoft.com/office/word/2010/wordprocessingInk" xmlns:wps="http://schemas.microsoft.com/office/word/2010/wordprocessingShape" mc:Ignorable="w14 w15 wp14">
   <w:abstractNum w:abstractNumId="0">
     <w:nsid w:val="8E964DCE"/>
     <w:multiLevelType w:val="multilevel"/>
     <w:tmpl w:val="8E964DCE"/>
-    <w:lvl w:ilvl="0" w:tentative="0">
+    <w:lvl w:ilvl="0">
       <w:start w:val="1"/>
       <w:numFmt w:val="decimal"/>
-      <w:pStyle w:val="2"/>
+      <w:pStyle w:val="Heading1"/>
       <w:lvlText w:val="%1."/>
       <w:lvlJc w:val="left"/>
       <w:pPr>
@@ -6361,10 +6247,10 @@
         <w:rFonts w:hint="default"/>
       </w:rPr>
     </w:lvl>
-    <w:lvl w:ilvl="1" w:tentative="0">
+    <w:lvl w:ilvl="1">
       <w:start w:val="1"/>
       <w:numFmt w:val="decimal"/>
-      <w:pStyle w:val="3"/>
+      <w:pStyle w:val="Heading2"/>
       <w:lvlText w:val="%1.%2."/>
       <w:lvlJc w:val="left"/>
       <w:pPr>
@@ -6374,10 +6260,10 @@
         <w:rFonts w:hint="default"/>
       </w:rPr>
     </w:lvl>
-    <w:lvl w:ilvl="2" w:tentative="0">
+    <w:lvl w:ilvl="2">
       <w:start w:val="1"/>
       <w:numFmt w:val="decimal"/>
-      <w:pStyle w:val="4"/>
+      <w:pStyle w:val="Heading3"/>
       <w:lvlText w:val="%1.%2.%3."/>
       <w:lvlJc w:val="left"/>
       <w:pPr>
@@ -6387,10 +6273,10 @@
         <w:rFonts w:hint="default"/>
       </w:rPr>
     </w:lvl>
-    <w:lvl w:ilvl="3" w:tentative="0">
+    <w:lvl w:ilvl="3">
       <w:start w:val="1"/>
       <w:numFmt w:val="decimal"/>
-      <w:pStyle w:val="5"/>
+      <w:pStyle w:val="Heading4"/>
       <w:lvlText w:val="%1.%2.%3.%4."/>
       <w:lvlJc w:val="left"/>
       <w:pPr>
@@ -6400,10 +6286,10 @@
         <w:rFonts w:hint="default"/>
       </w:rPr>
     </w:lvl>
-    <w:lvl w:ilvl="4" w:tentative="0">
+    <w:lvl w:ilvl="4">
       <w:start w:val="1"/>
       <w:numFmt w:val="decimal"/>
-      <w:pStyle w:val="6"/>
+      <w:pStyle w:val="Heading5"/>
       <w:lvlText w:val="%1.%2.%3.%4.%5."/>
       <w:lvlJc w:val="left"/>
       <w:pPr>
@@ -6413,10 +6299,10 @@
         <w:rFonts w:hint="default"/>
       </w:rPr>
     </w:lvl>
-    <w:lvl w:ilvl="5" w:tentative="0">
+    <w:lvl w:ilvl="5">
       <w:start w:val="1"/>
       <w:numFmt w:val="decimal"/>
-      <w:pStyle w:val="7"/>
+      <w:pStyle w:val="Heading6"/>
       <w:lvlText w:val="%1.%2.%3.%4.%5.%6."/>
       <w:lvlJc w:val="left"/>
       <w:pPr>
@@ -6426,10 +6312,10 @@
         <w:rFonts w:hint="default"/>
       </w:rPr>
     </w:lvl>
-    <w:lvl w:ilvl="6" w:tentative="0">
+    <w:lvl w:ilvl="6">
       <w:start w:val="1"/>
       <w:numFmt w:val="decimal"/>
-      <w:pStyle w:val="8"/>
+      <w:pStyle w:val="Heading7"/>
       <w:lvlText w:val="%1.%2.%3.%4.%5.%6.%7."/>
       <w:lvlJc w:val="left"/>
       <w:pPr>
@@ -6439,10 +6325,10 @@
         <w:rFonts w:hint="default"/>
       </w:rPr>
     </w:lvl>
-    <w:lvl w:ilvl="7" w:tentative="0">
+    <w:lvl w:ilvl="7">
       <w:start w:val="1"/>
       <w:numFmt w:val="decimal"/>
-      <w:pStyle w:val="9"/>
+      <w:pStyle w:val="Heading8"/>
       <w:lvlText w:val="%1.%2.%3.%4.%5.%6.%7.%8."/>
       <w:lvlJc w:val="left"/>
       <w:pPr>
@@ -6452,10 +6338,10 @@
         <w:rFonts w:hint="default"/>
       </w:rPr>
     </w:lvl>
-    <w:lvl w:ilvl="8" w:tentative="0">
+    <w:lvl w:ilvl="8">
       <w:start w:val="1"/>
       <w:numFmt w:val="decimal"/>
-      <w:pStyle w:val="10"/>
+      <w:pStyle w:val="Heading9"/>
       <w:lvlText w:val="%1.%2.%3.%4.%5.%6.%7.%8.%9."/>
       <w:lvlJc w:val="left"/>
       <w:pPr>
@@ -6470,7 +6356,7 @@
     <w:nsid w:val="EDE13DF3"/>
     <w:multiLevelType w:val="singleLevel"/>
     <w:tmpl w:val="EDE13DF3"/>
-    <w:lvl w:ilvl="0" w:tentative="0">
+    <w:lvl w:ilvl="0">
       <w:start w:val="1"/>
       <w:numFmt w:val="decimal"/>
       <w:lvlText w:val="%1."/>
@@ -6493,269 +6379,267 @@
 </file>
 
 <file path=word/styles.xml><?xml version="1.0" encoding="utf-8"?>
-<w:styles xmlns:mc="http://schemas.openxmlformats.org/markup-compatibility/2006" xmlns:o="urn:schemas-microsoft-com:office:office" xmlns:r="http://schemas.openxmlformats.org/officeDocument/2006/relationships" xmlns:m="http://schemas.openxmlformats.org/officeDocument/2006/math" xmlns:v="urn:schemas-microsoft-com:vml" xmlns:w="http://schemas.openxmlformats.org/wordprocessingml/2006/main" xmlns:w14="http://schemas.microsoft.com/office/word/2010/wordml" xmlns:w10="urn:schemas-microsoft-com:office:word" xmlns:sl="http://schemas.openxmlformats.org/schemaLibrary/2006/main" xmlns:wpsCustomData="http://www.wps.cn/officeDocument/2013/wpsCustomData" mc:Ignorable="w14">
+<w:styles xmlns:mc="http://schemas.openxmlformats.org/markup-compatibility/2006" xmlns:r="http://schemas.openxmlformats.org/officeDocument/2006/relationships" xmlns:w="http://schemas.openxmlformats.org/wordprocessingml/2006/main" xmlns:w14="http://schemas.microsoft.com/office/word/2010/wordml" xmlns:w15="http://schemas.microsoft.com/office/word/2012/wordml" mc:Ignorable="w14 w15">
   <w:docDefaults>
     <w:rPrDefault>
       <w:rPr>
-        <w:rFonts w:ascii="Times New Roman" w:hAnsi="Times New Roman" w:eastAsia="宋体" w:cs="Times New Roman"/>
+        <w:rFonts w:ascii="Times New Roman" w:eastAsia="宋体" w:hAnsi="Times New Roman" w:cs="Times New Roman"/>
       </w:rPr>
     </w:rPrDefault>
     <w:pPrDefault/>
   </w:docDefaults>
-  <w:latentStyles w:count="260" w:defQFormat="0" w:defUnhideWhenUsed="1" w:defSemiHidden="1" w:defUIPriority="99" w:defLockedState="0">
-    <w:lsdException w:qFormat="1" w:unhideWhenUsed="0" w:uiPriority="0" w:semiHidden="0" w:name="Normal"/>
-    <w:lsdException w:qFormat="1" w:unhideWhenUsed="0" w:uiPriority="0" w:semiHidden="0" w:name="heading 1"/>
-    <w:lsdException w:qFormat="1" w:uiPriority="0" w:semiHidden="0" w:name="heading 2"/>
-    <w:lsdException w:qFormat="1" w:uiPriority="0" w:name="heading 3"/>
-    <w:lsdException w:qFormat="1" w:uiPriority="0" w:semiHidden="0" w:name="heading 4"/>
-    <w:lsdException w:qFormat="1" w:uiPriority="0" w:name="heading 5"/>
-    <w:lsdException w:qFormat="1" w:uiPriority="0" w:name="heading 6"/>
-    <w:lsdException w:qFormat="1" w:uiPriority="0" w:name="heading 7"/>
-    <w:lsdException w:qFormat="1" w:uiPriority="0" w:name="heading 8"/>
-    <w:lsdException w:qFormat="1" w:uiPriority="0" w:name="heading 9"/>
-    <w:lsdException w:unhideWhenUsed="0" w:uiPriority="0" w:semiHidden="0" w:name="index 1"/>
-    <w:lsdException w:unhideWhenUsed="0" w:uiPriority="0" w:semiHidden="0" w:name="index 2"/>
-    <w:lsdException w:unhideWhenUsed="0" w:uiPriority="0" w:semiHidden="0" w:name="index 3"/>
-    <w:lsdException w:unhideWhenUsed="0" w:uiPriority="0" w:semiHidden="0" w:name="index 4"/>
-    <w:lsdException w:unhideWhenUsed="0" w:uiPriority="0" w:semiHidden="0" w:name="index 5"/>
-    <w:lsdException w:unhideWhenUsed="0" w:uiPriority="0" w:semiHidden="0" w:name="index 6"/>
-    <w:lsdException w:unhideWhenUsed="0" w:uiPriority="0" w:semiHidden="0" w:name="index 7"/>
-    <w:lsdException w:unhideWhenUsed="0" w:uiPriority="0" w:semiHidden="0" w:name="index 8"/>
-    <w:lsdException w:unhideWhenUsed="0" w:uiPriority="0" w:semiHidden="0" w:name="index 9"/>
-    <w:lsdException w:qFormat="1" w:unhideWhenUsed="0" w:uiPriority="0" w:semiHidden="0" w:name="toc 1"/>
-    <w:lsdException w:qFormat="1" w:unhideWhenUsed="0" w:uiPriority="0" w:semiHidden="0" w:name="toc 2"/>
-    <w:lsdException w:qFormat="1" w:unhideWhenUsed="0" w:uiPriority="0" w:semiHidden="0" w:name="toc 3"/>
-    <w:lsdException w:unhideWhenUsed="0" w:uiPriority="0" w:semiHidden="0" w:name="toc 4"/>
-    <w:lsdException w:unhideWhenUsed="0" w:uiPriority="0" w:semiHidden="0" w:name="toc 5"/>
-    <w:lsdException w:unhideWhenUsed="0" w:uiPriority="0" w:semiHidden="0" w:name="toc 6"/>
-    <w:lsdException w:unhideWhenUsed="0" w:uiPriority="0" w:semiHidden="0" w:name="toc 7"/>
-    <w:lsdException w:unhideWhenUsed="0" w:uiPriority="0" w:semiHidden="0" w:name="toc 8"/>
-    <w:lsdException w:unhideWhenUsed="0" w:uiPriority="0" w:semiHidden="0" w:name="toc 9"/>
-    <w:lsdException w:unhideWhenUsed="0" w:uiPriority="0" w:semiHidden="0" w:name="Normal Indent"/>
-    <w:lsdException w:unhideWhenUsed="0" w:uiPriority="0" w:semiHidden="0" w:name="footnote text"/>
-    <w:lsdException w:qFormat="1" w:unhideWhenUsed="0" w:uiPriority="0" w:semiHidden="0" w:name="annotation text"/>
-    <w:lsdException w:qFormat="1" w:unhideWhenUsed="0" w:uiPriority="0" w:semiHidden="0" w:name="header"/>
-    <w:lsdException w:qFormat="1" w:unhideWhenUsed="0" w:uiPriority="0" w:semiHidden="0" w:name="footer"/>
-    <w:lsdException w:unhideWhenUsed="0" w:uiPriority="0" w:semiHidden="0" w:name="index heading"/>
-    <w:lsdException w:qFormat="1" w:uiPriority="0" w:name="caption"/>
-    <w:lsdException w:unhideWhenUsed="0" w:uiPriority="0" w:semiHidden="0" w:name="table of figures"/>
-    <w:lsdException w:unhideWhenUsed="0" w:uiPriority="0" w:semiHidden="0" w:name="envelope address"/>
-    <w:lsdException w:unhideWhenUsed="0" w:uiPriority="0" w:semiHidden="0" w:name="envelope return"/>
-    <w:lsdException w:unhideWhenUsed="0" w:uiPriority="0" w:semiHidden="0" w:name="footnote reference"/>
-    <w:lsdException w:unhideWhenUsed="0" w:uiPriority="0" w:semiHidden="0" w:name="annotation reference"/>
-    <w:lsdException w:unhideWhenUsed="0" w:uiPriority="0" w:semiHidden="0" w:name="line number"/>
-    <w:lsdException w:unhideWhenUsed="0" w:uiPriority="0" w:semiHidden="0" w:name="page number"/>
-    <w:lsdException w:unhideWhenUsed="0" w:uiPriority="0" w:semiHidden="0" w:name="endnote reference"/>
-    <w:lsdException w:unhideWhenUsed="0" w:uiPriority="0" w:semiHidden="0" w:name="endnote text"/>
-    <w:lsdException w:unhideWhenUsed="0" w:uiPriority="0" w:semiHidden="0" w:name="table of authorities"/>
-    <w:lsdException w:unhideWhenUsed="0" w:uiPriority="0" w:semiHidden="0" w:name="macro"/>
-    <w:lsdException w:unhideWhenUsed="0" w:uiPriority="0" w:semiHidden="0" w:name="toa heading"/>
-    <w:lsdException w:unhideWhenUsed="0" w:uiPriority="0" w:semiHidden="0" w:name="List"/>
-    <w:lsdException w:unhideWhenUsed="0" w:uiPriority="0" w:semiHidden="0" w:name="List Bullet"/>
-    <w:lsdException w:unhideWhenUsed="0" w:uiPriority="0" w:semiHidden="0" w:name="List Number"/>
-    <w:lsdException w:unhideWhenUsed="0" w:uiPriority="0" w:semiHidden="0" w:name="List 2"/>
-    <w:lsdException w:unhideWhenUsed="0" w:uiPriority="0" w:semiHidden="0" w:name="List 3"/>
-    <w:lsdException w:unhideWhenUsed="0" w:uiPriority="0" w:semiHidden="0" w:name="List 4"/>
-    <w:lsdException w:unhideWhenUsed="0" w:uiPriority="0" w:semiHidden="0" w:name="List 5"/>
-    <w:lsdException w:unhideWhenUsed="0" w:uiPriority="0" w:semiHidden="0" w:name="List Bullet 2"/>
-    <w:lsdException w:unhideWhenUsed="0" w:uiPriority="0" w:semiHidden="0" w:name="List Bullet 3"/>
-    <w:lsdException w:unhideWhenUsed="0" w:uiPriority="0" w:semiHidden="0" w:name="List Bullet 4"/>
-    <w:lsdException w:unhideWhenUsed="0" w:uiPriority="0" w:semiHidden="0" w:name="List Bullet 5"/>
-    <w:lsdException w:unhideWhenUsed="0" w:uiPriority="0" w:semiHidden="0" w:name="List Number 2"/>
-    <w:lsdException w:unhideWhenUsed="0" w:uiPriority="0" w:semiHidden="0" w:name="List Number 3"/>
-    <w:lsdException w:unhideWhenUsed="0" w:uiPriority="0" w:semiHidden="0" w:name="List Number 4"/>
-    <w:lsdException w:unhideWhenUsed="0" w:uiPriority="0" w:semiHidden="0" w:name="List Number 5"/>
-    <w:lsdException w:qFormat="1" w:unhideWhenUsed="0" w:uiPriority="0" w:semiHidden="0" w:name="Title"/>
-    <w:lsdException w:unhideWhenUsed="0" w:uiPriority="0" w:semiHidden="0" w:name="Closing"/>
-    <w:lsdException w:unhideWhenUsed="0" w:uiPriority="0" w:semiHidden="0" w:name="Signature"/>
-    <w:lsdException w:qFormat="1" w:unhideWhenUsed="0" w:uiPriority="0" w:name="Default Paragraph Font"/>
-    <w:lsdException w:qFormat="1" w:unhideWhenUsed="0" w:uiPriority="0" w:name="Body Text"/>
-    <w:lsdException w:unhideWhenUsed="0" w:uiPriority="0" w:semiHidden="0" w:name="Body Text Indent"/>
-    <w:lsdException w:unhideWhenUsed="0" w:uiPriority="0" w:semiHidden="0" w:name="List Continue"/>
-    <w:lsdException w:unhideWhenUsed="0" w:uiPriority="0" w:semiHidden="0" w:name="List Continue 2"/>
-    <w:lsdException w:unhideWhenUsed="0" w:uiPriority="0" w:semiHidden="0" w:name="List Continue 3"/>
-    <w:lsdException w:unhideWhenUsed="0" w:uiPriority="0" w:semiHidden="0" w:name="List Continue 4"/>
-    <w:lsdException w:unhideWhenUsed="0" w:uiPriority="0" w:semiHidden="0" w:name="List Continue 5"/>
-    <w:lsdException w:unhideWhenUsed="0" w:uiPriority="0" w:semiHidden="0" w:name="Message Header"/>
-    <w:lsdException w:qFormat="1" w:unhideWhenUsed="0" w:uiPriority="0" w:semiHidden="0" w:name="Subtitle"/>
-    <w:lsdException w:unhideWhenUsed="0" w:uiPriority="0" w:semiHidden="0" w:name="Salutation"/>
-    <w:lsdException w:unhideWhenUsed="0" w:uiPriority="0" w:semiHidden="0" w:name="Date"/>
-    <w:lsdException w:unhideWhenUsed="0" w:uiPriority="0" w:semiHidden="0" w:name="Body Text First Indent"/>
-    <w:lsdException w:unhideWhenUsed="0" w:uiPriority="0" w:semiHidden="0" w:name="Body Text First Indent 2"/>
-    <w:lsdException w:uiPriority="99" w:name="Note Heading"/>
-    <w:lsdException w:unhideWhenUsed="0" w:uiPriority="0" w:semiHidden="0" w:name="Body Text 2"/>
-    <w:lsdException w:unhideWhenUsed="0" w:uiPriority="0" w:semiHidden="0" w:name="Body Text 3"/>
-    <w:lsdException w:unhideWhenUsed="0" w:uiPriority="0" w:semiHidden="0" w:name="Body Text Indent 2"/>
-    <w:lsdException w:unhideWhenUsed="0" w:uiPriority="0" w:semiHidden="0" w:name="Body Text Indent 3"/>
-    <w:lsdException w:unhideWhenUsed="0" w:uiPriority="0" w:semiHidden="0" w:name="Block Text"/>
-    <w:lsdException w:unhideWhenUsed="0" w:uiPriority="0" w:semiHidden="0" w:name="Hyperlink"/>
-    <w:lsdException w:unhideWhenUsed="0" w:uiPriority="0" w:semiHidden="0" w:name="FollowedHyperlink"/>
-    <w:lsdException w:qFormat="1" w:unhideWhenUsed="0" w:uiPriority="0" w:semiHidden="0" w:name="Strong"/>
-    <w:lsdException w:qFormat="1" w:unhideWhenUsed="0" w:uiPriority="0" w:semiHidden="0" w:name="Emphasis"/>
-    <w:lsdException w:unhideWhenUsed="0" w:uiPriority="0" w:semiHidden="0" w:name="Document Map"/>
-    <w:lsdException w:unhideWhenUsed="0" w:uiPriority="0" w:semiHidden="0" w:name="Plain Text"/>
-    <w:lsdException w:unhideWhenUsed="0" w:uiPriority="0" w:semiHidden="0" w:name="E-mail Signature"/>
-    <w:lsdException w:qFormat="1" w:unhideWhenUsed="0" w:uiPriority="0" w:semiHidden="0" w:name="Normal (Web)"/>
-    <w:lsdException w:unhideWhenUsed="0" w:uiPriority="0" w:semiHidden="0" w:name="HTML Acronym"/>
-    <w:lsdException w:unhideWhenUsed="0" w:uiPriority="0" w:semiHidden="0" w:name="HTML Address"/>
-    <w:lsdException w:unhideWhenUsed="0" w:uiPriority="0" w:semiHidden="0" w:name="HTML Cite"/>
-    <w:lsdException w:unhideWhenUsed="0" w:uiPriority="0" w:semiHidden="0" w:name="HTML Code"/>
-    <w:lsdException w:unhideWhenUsed="0" w:uiPriority="0" w:semiHidden="0" w:name="HTML Definition"/>
-    <w:lsdException w:unhideWhenUsed="0" w:uiPriority="0" w:semiHidden="0" w:name="HTML Keyboard"/>
-    <w:lsdException w:unhideWhenUsed="0" w:uiPriority="0" w:semiHidden="0" w:name="HTML Preformatted"/>
-    <w:lsdException w:unhideWhenUsed="0" w:uiPriority="0" w:semiHidden="0" w:name="HTML Sample"/>
-    <w:lsdException w:unhideWhenUsed="0" w:uiPriority="0" w:semiHidden="0" w:name="HTML Typewriter"/>
-    <w:lsdException w:unhideWhenUsed="0" w:uiPriority="0" w:semiHidden="0" w:name="HTML Variable"/>
-    <w:lsdException w:qFormat="1" w:unhideWhenUsed="0" w:uiPriority="0" w:name="Normal Table"/>
-    <w:lsdException w:unhideWhenUsed="0" w:uiPriority="0" w:semiHidden="0" w:name="annotation subject"/>
-    <w:lsdException w:unhideWhenUsed="0" w:uiPriority="0" w:semiHidden="0" w:name="Table Simple 1"/>
-    <w:lsdException w:unhideWhenUsed="0" w:uiPriority="0" w:semiHidden="0" w:name="Table Simple 2"/>
-    <w:lsdException w:unhideWhenUsed="0" w:uiPriority="0" w:semiHidden="0" w:name="Table Simple 3"/>
-    <w:lsdException w:unhideWhenUsed="0" w:uiPriority="0" w:semiHidden="0" w:name="Table Classic 1"/>
-    <w:lsdException w:unhideWhenUsed="0" w:uiPriority="0" w:semiHidden="0" w:name="Table Classic 2"/>
-    <w:lsdException w:unhideWhenUsed="0" w:uiPriority="0" w:semiHidden="0" w:name="Table Classic 3"/>
-    <w:lsdException w:unhideWhenUsed="0" w:uiPriority="0" w:semiHidden="0" w:name="Table Classic 4"/>
-    <w:lsdException w:unhideWhenUsed="0" w:uiPriority="0" w:semiHidden="0" w:name="Table Colorful 1"/>
-    <w:lsdException w:unhideWhenUsed="0" w:uiPriority="0" w:semiHidden="0" w:name="Table Colorful 2"/>
-    <w:lsdException w:unhideWhenUsed="0" w:uiPriority="0" w:semiHidden="0" w:name="Table Colorful 3"/>
-    <w:lsdException w:unhideWhenUsed="0" w:uiPriority="0" w:semiHidden="0" w:name="Table Columns 1"/>
-    <w:lsdException w:unhideWhenUsed="0" w:uiPriority="0" w:semiHidden="0" w:name="Table Columns 2"/>
-    <w:lsdException w:unhideWhenUsed="0" w:uiPriority="0" w:semiHidden="0" w:name="Table Columns 3"/>
-    <w:lsdException w:unhideWhenUsed="0" w:uiPriority="0" w:semiHidden="0" w:name="Table Columns 4"/>
-    <w:lsdException w:unhideWhenUsed="0" w:uiPriority="0" w:semiHidden="0" w:name="Table Columns 5"/>
-    <w:lsdException w:unhideWhenUsed="0" w:uiPriority="0" w:semiHidden="0" w:name="Table Grid 1"/>
-    <w:lsdException w:unhideWhenUsed="0" w:uiPriority="0" w:semiHidden="0" w:name="Table Grid 2"/>
-    <w:lsdException w:unhideWhenUsed="0" w:uiPriority="0" w:semiHidden="0" w:name="Table Grid 3"/>
-    <w:lsdException w:unhideWhenUsed="0" w:uiPriority="0" w:semiHidden="0" w:name="Table Grid 4"/>
-    <w:lsdException w:unhideWhenUsed="0" w:uiPriority="0" w:semiHidden="0" w:name="Table Grid 5"/>
-    <w:lsdException w:unhideWhenUsed="0" w:uiPriority="0" w:semiHidden="0" w:name="Table Grid 6"/>
-    <w:lsdException w:unhideWhenUsed="0" w:uiPriority="0" w:semiHidden="0" w:name="Table Grid 7"/>
-    <w:lsdException w:unhideWhenUsed="0" w:uiPriority="0" w:semiHidden="0" w:name="Table Grid 8"/>
-    <w:lsdException w:unhideWhenUsed="0" w:uiPriority="0" w:semiHidden="0" w:name="Table List 1"/>
-    <w:lsdException w:unhideWhenUsed="0" w:uiPriority="0" w:semiHidden="0" w:name="Table List 2"/>
-    <w:lsdException w:unhideWhenUsed="0" w:uiPriority="0" w:semiHidden="0" w:name="Table List 3"/>
-    <w:lsdException w:unhideWhenUsed="0" w:uiPriority="0" w:semiHidden="0" w:name="Table List 4"/>
-    <w:lsdException w:unhideWhenUsed="0" w:uiPriority="0" w:semiHidden="0" w:name="Table List 5"/>
-    <w:lsdException w:unhideWhenUsed="0" w:uiPriority="0" w:semiHidden="0" w:name="Table List 6"/>
-    <w:lsdException w:unhideWhenUsed="0" w:uiPriority="0" w:semiHidden="0" w:name="Table List 7"/>
-    <w:lsdException w:unhideWhenUsed="0" w:uiPriority="0" w:semiHidden="0" w:name="Table List 8"/>
-    <w:lsdException w:unhideWhenUsed="0" w:uiPriority="0" w:semiHidden="0" w:name="Table 3D effects 1"/>
-    <w:lsdException w:unhideWhenUsed="0" w:uiPriority="0" w:semiHidden="0" w:name="Table 3D effects 2"/>
-    <w:lsdException w:unhideWhenUsed="0" w:uiPriority="0" w:semiHidden="0" w:name="Table 3D effects 3"/>
-    <w:lsdException w:unhideWhenUsed="0" w:uiPriority="0" w:semiHidden="0" w:name="Table Contemporary"/>
-    <w:lsdException w:unhideWhenUsed="0" w:uiPriority="0" w:semiHidden="0" w:name="Table Elegant"/>
-    <w:lsdException w:unhideWhenUsed="0" w:uiPriority="0" w:semiHidden="0" w:name="Table Professional"/>
-    <w:lsdException w:unhideWhenUsed="0" w:uiPriority="0" w:semiHidden="0" w:name="Table Subtle 1"/>
-    <w:lsdException w:unhideWhenUsed="0" w:uiPriority="0" w:semiHidden="0" w:name="Table Subtle 2"/>
-    <w:lsdException w:unhideWhenUsed="0" w:uiPriority="0" w:semiHidden="0" w:name="Table Web 1"/>
-    <w:lsdException w:unhideWhenUsed="0" w:uiPriority="0" w:semiHidden="0" w:name="Table Web 2"/>
-    <w:lsdException w:unhideWhenUsed="0" w:uiPriority="0" w:semiHidden="0" w:name="Table Web 3"/>
-    <w:lsdException w:unhideWhenUsed="0" w:uiPriority="0" w:semiHidden="0" w:name="Balloon Text"/>
-    <w:lsdException w:qFormat="1" w:unhideWhenUsed="0" w:uiPriority="0" w:semiHidden="0" w:name="Table Grid"/>
-    <w:lsdException w:unhideWhenUsed="0" w:uiPriority="0" w:semiHidden="0" w:name="Table Theme"/>
-    <w:lsdException w:unhideWhenUsed="0" w:uiPriority="60" w:semiHidden="0" w:name="Light Shading"/>
-    <w:lsdException w:unhideWhenUsed="0" w:uiPriority="61" w:semiHidden="0" w:name="Light List"/>
-    <w:lsdException w:unhideWhenUsed="0" w:uiPriority="62" w:semiHidden="0" w:name="Light Grid"/>
-    <w:lsdException w:unhideWhenUsed="0" w:uiPriority="63" w:semiHidden="0" w:name="Medium Shading 1"/>
-    <w:lsdException w:unhideWhenUsed="0" w:uiPriority="64" w:semiHidden="0" w:name="Medium Shading 2"/>
-    <w:lsdException w:unhideWhenUsed="0" w:uiPriority="65" w:semiHidden="0" w:name="Medium List 1"/>
-    <w:lsdException w:unhideWhenUsed="0" w:uiPriority="66" w:semiHidden="0" w:name="Medium List 2"/>
-    <w:lsdException w:unhideWhenUsed="0" w:uiPriority="67" w:semiHidden="0" w:name="Medium Grid 1"/>
-    <w:lsdException w:unhideWhenUsed="0" w:uiPriority="68" w:semiHidden="0" w:name="Medium Grid 2"/>
-    <w:lsdException w:unhideWhenUsed="0" w:uiPriority="69" w:semiHidden="0" w:name="Medium Grid 3"/>
-    <w:lsdException w:unhideWhenUsed="0" w:uiPriority="70" w:semiHidden="0" w:name="Dark List"/>
-    <w:lsdException w:unhideWhenUsed="0" w:uiPriority="71" w:semiHidden="0" w:name="Colorful Shading"/>
-    <w:lsdException w:unhideWhenUsed="0" w:uiPriority="72" w:semiHidden="0" w:name="Colorful List"/>
-    <w:lsdException w:unhideWhenUsed="0" w:uiPriority="73" w:semiHidden="0" w:name="Colorful Grid"/>
-    <w:lsdException w:unhideWhenUsed="0" w:uiPriority="60" w:semiHidden="0" w:name="Light Shading Accent 1"/>
-    <w:lsdException w:unhideWhenUsed="0" w:uiPriority="61" w:semiHidden="0" w:name="Light List Accent 1"/>
-    <w:lsdException w:unhideWhenUsed="0" w:uiPriority="62" w:semiHidden="0" w:name="Light Grid Accent 1"/>
-    <w:lsdException w:unhideWhenUsed="0" w:uiPriority="63" w:semiHidden="0" w:name="Medium Shading 1 Accent 1"/>
-    <w:lsdException w:unhideWhenUsed="0" w:uiPriority="64" w:semiHidden="0" w:name="Medium Shading 2 Accent 1"/>
-    <w:lsdException w:unhideWhenUsed="0" w:uiPriority="65" w:semiHidden="0" w:name="Medium List 1 Accent 1"/>
-    <w:lsdException w:unhideWhenUsed="0" w:uiPriority="66" w:semiHidden="0" w:name="Medium List 2 Accent 1"/>
-    <w:lsdException w:unhideWhenUsed="0" w:uiPriority="67" w:semiHidden="0" w:name="Medium Grid 1 Accent 1"/>
-    <w:lsdException w:unhideWhenUsed="0" w:uiPriority="68" w:semiHidden="0" w:name="Medium Grid 2 Accent 1"/>
-    <w:lsdException w:unhideWhenUsed="0" w:uiPriority="69" w:semiHidden="0" w:name="Medium Grid 3 Accent 1"/>
-    <w:lsdException w:unhideWhenUsed="0" w:uiPriority="70" w:semiHidden="0" w:name="Dark List Accent 1"/>
-    <w:lsdException w:unhideWhenUsed="0" w:uiPriority="71" w:semiHidden="0" w:name="Colorful Shading Accent 1"/>
-    <w:lsdException w:unhideWhenUsed="0" w:uiPriority="72" w:semiHidden="0" w:name="Colorful List Accent 1"/>
-    <w:lsdException w:unhideWhenUsed="0" w:uiPriority="73" w:semiHidden="0" w:name="Colorful Grid Accent 1"/>
-    <w:lsdException w:unhideWhenUsed="0" w:uiPriority="60" w:semiHidden="0" w:name="Light Shading Accent 2"/>
-    <w:lsdException w:unhideWhenUsed="0" w:uiPriority="61" w:semiHidden="0" w:name="Light List Accent 2"/>
-    <w:lsdException w:unhideWhenUsed="0" w:uiPriority="62" w:semiHidden="0" w:name="Light Grid Accent 2"/>
-    <w:lsdException w:unhideWhenUsed="0" w:uiPriority="63" w:semiHidden="0" w:name="Medium Shading 1 Accent 2"/>
-    <w:lsdException w:unhideWhenUsed="0" w:uiPriority="64" w:semiHidden="0" w:name="Medium Shading 2 Accent 2"/>
-    <w:lsdException w:unhideWhenUsed="0" w:uiPriority="65" w:semiHidden="0" w:name="Medium List 1 Accent 2"/>
-    <w:lsdException w:unhideWhenUsed="0" w:uiPriority="66" w:semiHidden="0" w:name="Medium List 2 Accent 2"/>
-    <w:lsdException w:unhideWhenUsed="0" w:uiPriority="67" w:semiHidden="0" w:name="Medium Grid 1 Accent 2"/>
-    <w:lsdException w:unhideWhenUsed="0" w:uiPriority="68" w:semiHidden="0" w:name="Medium Grid 2 Accent 2"/>
-    <w:lsdException w:unhideWhenUsed="0" w:uiPriority="69" w:semiHidden="0" w:name="Medium Grid 3 Accent 2"/>
-    <w:lsdException w:unhideWhenUsed="0" w:uiPriority="70" w:semiHidden="0" w:name="Dark List Accent 2"/>
-    <w:lsdException w:unhideWhenUsed="0" w:uiPriority="71" w:semiHidden="0" w:name="Colorful Shading Accent 2"/>
-    <w:lsdException w:unhideWhenUsed="0" w:uiPriority="72" w:semiHidden="0" w:name="Colorful List Accent 2"/>
-    <w:lsdException w:unhideWhenUsed="0" w:uiPriority="73" w:semiHidden="0" w:name="Colorful Grid Accent 2"/>
-    <w:lsdException w:unhideWhenUsed="0" w:uiPriority="60" w:semiHidden="0" w:name="Light Shading Accent 3"/>
-    <w:lsdException w:unhideWhenUsed="0" w:uiPriority="61" w:semiHidden="0" w:name="Light List Accent 3"/>
-    <w:lsdException w:unhideWhenUsed="0" w:uiPriority="62" w:semiHidden="0" w:name="Light Grid Accent 3"/>
-    <w:lsdException w:unhideWhenUsed="0" w:uiPriority="63" w:semiHidden="0" w:name="Medium Shading 1 Accent 3"/>
-    <w:lsdException w:unhideWhenUsed="0" w:uiPriority="64" w:semiHidden="0" w:name="Medium Shading 2 Accent 3"/>
-    <w:lsdException w:unhideWhenUsed="0" w:uiPriority="65" w:semiHidden="0" w:name="Medium List 1 Accent 3"/>
-    <w:lsdException w:unhideWhenUsed="0" w:uiPriority="66" w:semiHidden="0" w:name="Medium List 2 Accent 3"/>
-    <w:lsdException w:unhideWhenUsed="0" w:uiPriority="67" w:semiHidden="0" w:name="Medium Grid 1 Accent 3"/>
-    <w:lsdException w:unhideWhenUsed="0" w:uiPriority="68" w:semiHidden="0" w:name="Medium Grid 2 Accent 3"/>
-    <w:lsdException w:unhideWhenUsed="0" w:uiPriority="69" w:semiHidden="0" w:name="Medium Grid 3 Accent 3"/>
-    <w:lsdException w:unhideWhenUsed="0" w:uiPriority="70" w:semiHidden="0" w:name="Dark List Accent 3"/>
-    <w:lsdException w:unhideWhenUsed="0" w:uiPriority="71" w:semiHidden="0" w:name="Colorful Shading Accent 3"/>
-    <w:lsdException w:unhideWhenUsed="0" w:uiPriority="72" w:semiHidden="0" w:name="Colorful List Accent 3"/>
-    <w:lsdException w:unhideWhenUsed="0" w:uiPriority="73" w:semiHidden="0" w:name="Colorful Grid Accent 3"/>
-    <w:lsdException w:unhideWhenUsed="0" w:uiPriority="60" w:semiHidden="0" w:name="Light Shading Accent 4"/>
-    <w:lsdException w:unhideWhenUsed="0" w:uiPriority="61" w:semiHidden="0" w:name="Light List Accent 4"/>
-    <w:lsdException w:unhideWhenUsed="0" w:uiPriority="62" w:semiHidden="0" w:name="Light Grid Accent 4"/>
-    <w:lsdException w:unhideWhenUsed="0" w:uiPriority="63" w:semiHidden="0" w:name="Medium Shading 1 Accent 4"/>
-    <w:lsdException w:unhideWhenUsed="0" w:uiPriority="64" w:semiHidden="0" w:name="Medium Shading 2 Accent 4"/>
-    <w:lsdException w:unhideWhenUsed="0" w:uiPriority="65" w:semiHidden="0" w:name="Medium List 1 Accent 4"/>
-    <w:lsdException w:unhideWhenUsed="0" w:uiPriority="66" w:semiHidden="0" w:name="Medium List 2 Accent 4"/>
-    <w:lsdException w:unhideWhenUsed="0" w:uiPriority="67" w:semiHidden="0" w:name="Medium Grid 1 Accent 4"/>
-    <w:lsdException w:unhideWhenUsed="0" w:uiPriority="68" w:semiHidden="0" w:name="Medium Grid 2 Accent 4"/>
-    <w:lsdException w:unhideWhenUsed="0" w:uiPriority="69" w:semiHidden="0" w:name="Medium Grid 3 Accent 4"/>
-    <w:lsdException w:unhideWhenUsed="0" w:uiPriority="70" w:semiHidden="0" w:name="Dark List Accent 4"/>
-    <w:lsdException w:unhideWhenUsed="0" w:uiPriority="71" w:semiHidden="0" w:name="Colorful Shading Accent 4"/>
-    <w:lsdException w:unhideWhenUsed="0" w:uiPriority="72" w:semiHidden="0" w:name="Colorful List Accent 4"/>
-    <w:lsdException w:unhideWhenUsed="0" w:uiPriority="73" w:semiHidden="0" w:name="Colorful Grid Accent 4"/>
-    <w:lsdException w:unhideWhenUsed="0" w:uiPriority="60" w:semiHidden="0" w:name="Light Shading Accent 5"/>
-    <w:lsdException w:unhideWhenUsed="0" w:uiPriority="61" w:semiHidden="0" w:name="Light List Accent 5"/>
-    <w:lsdException w:unhideWhenUsed="0" w:uiPriority="62" w:semiHidden="0" w:name="Light Grid Accent 5"/>
-    <w:lsdException w:unhideWhenUsed="0" w:uiPriority="63" w:semiHidden="0" w:name="Medium Shading 1 Accent 5"/>
-    <w:lsdException w:unhideWhenUsed="0" w:uiPriority="64" w:semiHidden="0" w:name="Medium Shading 2 Accent 5"/>
-    <w:lsdException w:unhideWhenUsed="0" w:uiPriority="65" w:semiHidden="0" w:name="Medium List 1 Accent 5"/>
-    <w:lsdException w:unhideWhenUsed="0" w:uiPriority="66" w:semiHidden="0" w:name="Medium List 2 Accent 5"/>
-    <w:lsdException w:unhideWhenUsed="0" w:uiPriority="67" w:semiHidden="0" w:name="Medium Grid 1 Accent 5"/>
-    <w:lsdException w:unhideWhenUsed="0" w:uiPriority="68" w:semiHidden="0" w:name="Medium Grid 2 Accent 5"/>
-    <w:lsdException w:unhideWhenUsed="0" w:uiPriority="69" w:semiHidden="0" w:name="Medium Grid 3 Accent 5"/>
-    <w:lsdException w:unhideWhenUsed="0" w:uiPriority="70" w:semiHidden="0" w:name="Dark List Accent 5"/>
-    <w:lsdException w:unhideWhenUsed="0" w:uiPriority="71" w:semiHidden="0" w:name="Colorful Shading Accent 5"/>
-    <w:lsdException w:unhideWhenUsed="0" w:uiPriority="72" w:semiHidden="0" w:name="Colorful List Accent 5"/>
-    <w:lsdException w:unhideWhenUsed="0" w:uiPriority="73" w:semiHidden="0" w:name="Colorful Grid Accent 5"/>
-    <w:lsdException w:unhideWhenUsed="0" w:uiPriority="60" w:semiHidden="0" w:name="Light Shading Accent 6"/>
-    <w:lsdException w:unhideWhenUsed="0" w:uiPriority="61" w:semiHidden="0" w:name="Light List Accent 6"/>
-    <w:lsdException w:unhideWhenUsed="0" w:uiPriority="62" w:semiHidden="0" w:name="Light Grid Accent 6"/>
-    <w:lsdException w:unhideWhenUsed="0" w:uiPriority="63" w:semiHidden="0" w:name="Medium Shading 1 Accent 6"/>
-    <w:lsdException w:unhideWhenUsed="0" w:uiPriority="64" w:semiHidden="0" w:name="Medium Shading 2 Accent 6"/>
-    <w:lsdException w:unhideWhenUsed="0" w:uiPriority="65" w:semiHidden="0" w:name="Medium List 1 Accent 6"/>
-    <w:lsdException w:unhideWhenUsed="0" w:uiPriority="66" w:semiHidden="0" w:name="Medium List 2 Accent 6"/>
-    <w:lsdException w:unhideWhenUsed="0" w:uiPriority="67" w:semiHidden="0" w:name="Medium Grid 1 Accent 6"/>
-    <w:lsdException w:unhideWhenUsed="0" w:uiPriority="68" w:semiHidden="0" w:name="Medium Grid 2 Accent 6"/>
-    <w:lsdException w:unhideWhenUsed="0" w:uiPriority="69" w:semiHidden="0" w:name="Medium Grid 3 Accent 6"/>
-    <w:lsdException w:unhideWhenUsed="0" w:uiPriority="70" w:semiHidden="0" w:name="Dark List Accent 6"/>
-    <w:lsdException w:unhideWhenUsed="0" w:uiPriority="71" w:semiHidden="0" w:name="Colorful Shading Accent 6"/>
-    <w:lsdException w:unhideWhenUsed="0" w:uiPriority="72" w:semiHidden="0" w:name="Colorful List Accent 6"/>
-    <w:lsdException w:unhideWhenUsed="0" w:uiPriority="73" w:semiHidden="0" w:name="Colorful Grid Accent 6"/>
+  <w:latentStyles w:defLockedState="0" w:defUIPriority="99" w:defSemiHidden="1" w:defUnhideWhenUsed="1" w:defQFormat="0" w:count="260">
+    <w:lsdException w:name="Normal" w:semiHidden="0" w:uiPriority="0" w:unhideWhenUsed="0" w:qFormat="1"/>
+    <w:lsdException w:name="heading 1" w:semiHidden="0" w:uiPriority="0" w:unhideWhenUsed="0" w:qFormat="1"/>
+    <w:lsdException w:name="heading 2" w:semiHidden="0" w:uiPriority="0" w:qFormat="1"/>
+    <w:lsdException w:name="heading 3" w:uiPriority="0" w:qFormat="1"/>
+    <w:lsdException w:name="heading 4" w:semiHidden="0" w:uiPriority="0" w:qFormat="1"/>
+    <w:lsdException w:name="heading 5" w:uiPriority="0" w:qFormat="1"/>
+    <w:lsdException w:name="heading 6" w:uiPriority="0" w:qFormat="1"/>
+    <w:lsdException w:name="heading 7" w:uiPriority="0" w:qFormat="1"/>
+    <w:lsdException w:name="heading 8" w:uiPriority="0" w:qFormat="1"/>
+    <w:lsdException w:name="heading 9" w:uiPriority="0" w:qFormat="1"/>
+    <w:lsdException w:name="index 1" w:semiHidden="0" w:uiPriority="0" w:unhideWhenUsed="0"/>
+    <w:lsdException w:name="index 2" w:semiHidden="0" w:uiPriority="0" w:unhideWhenUsed="0"/>
+    <w:lsdException w:name="index 3" w:semiHidden="0" w:uiPriority="0" w:unhideWhenUsed="0"/>
+    <w:lsdException w:name="index 4" w:semiHidden="0" w:uiPriority="0" w:unhideWhenUsed="0"/>
+    <w:lsdException w:name="index 5" w:semiHidden="0" w:uiPriority="0" w:unhideWhenUsed="0"/>
+    <w:lsdException w:name="index 6" w:semiHidden="0" w:uiPriority="0" w:unhideWhenUsed="0"/>
+    <w:lsdException w:name="index 7" w:semiHidden="0" w:uiPriority="0" w:unhideWhenUsed="0"/>
+    <w:lsdException w:name="index 8" w:semiHidden="0" w:uiPriority="0" w:unhideWhenUsed="0"/>
+    <w:lsdException w:name="index 9" w:semiHidden="0" w:uiPriority="0" w:unhideWhenUsed="0"/>
+    <w:lsdException w:name="toc 1" w:semiHidden="0" w:uiPriority="0" w:unhideWhenUsed="0" w:qFormat="1"/>
+    <w:lsdException w:name="toc 2" w:semiHidden="0" w:uiPriority="0" w:unhideWhenUsed="0" w:qFormat="1"/>
+    <w:lsdException w:name="toc 3" w:semiHidden="0" w:uiPriority="0" w:unhideWhenUsed="0" w:qFormat="1"/>
+    <w:lsdException w:name="toc 4" w:semiHidden="0" w:uiPriority="0" w:unhideWhenUsed="0"/>
+    <w:lsdException w:name="toc 5" w:semiHidden="0" w:uiPriority="0" w:unhideWhenUsed="0"/>
+    <w:lsdException w:name="toc 6" w:semiHidden="0" w:uiPriority="0" w:unhideWhenUsed="0"/>
+    <w:lsdException w:name="toc 7" w:semiHidden="0" w:uiPriority="0" w:unhideWhenUsed="0"/>
+    <w:lsdException w:name="toc 8" w:semiHidden="0" w:uiPriority="0" w:unhideWhenUsed="0"/>
+    <w:lsdException w:name="toc 9" w:semiHidden="0" w:uiPriority="0" w:unhideWhenUsed="0"/>
+    <w:lsdException w:name="Normal Indent" w:semiHidden="0" w:uiPriority="0" w:unhideWhenUsed="0"/>
+    <w:lsdException w:name="footnote text" w:semiHidden="0" w:uiPriority="0" w:unhideWhenUsed="0"/>
+    <w:lsdException w:name="annotation text" w:semiHidden="0" w:uiPriority="0" w:unhideWhenUsed="0" w:qFormat="1"/>
+    <w:lsdException w:name="header" w:semiHidden="0" w:uiPriority="0" w:unhideWhenUsed="0" w:qFormat="1"/>
+    <w:lsdException w:name="footer" w:semiHidden="0" w:uiPriority="0" w:unhideWhenUsed="0" w:qFormat="1"/>
+    <w:lsdException w:name="index heading" w:semiHidden="0" w:uiPriority="0" w:unhideWhenUsed="0"/>
+    <w:lsdException w:name="caption" w:uiPriority="0" w:qFormat="1"/>
+    <w:lsdException w:name="table of figures" w:semiHidden="0" w:uiPriority="0" w:unhideWhenUsed="0"/>
+    <w:lsdException w:name="envelope address" w:semiHidden="0" w:uiPriority="0" w:unhideWhenUsed="0"/>
+    <w:lsdException w:name="envelope return" w:semiHidden="0" w:uiPriority="0" w:unhideWhenUsed="0"/>
+    <w:lsdException w:name="footnote reference" w:semiHidden="0" w:uiPriority="0" w:unhideWhenUsed="0"/>
+    <w:lsdException w:name="annotation reference" w:semiHidden="0" w:uiPriority="0" w:unhideWhenUsed="0"/>
+    <w:lsdException w:name="line number" w:semiHidden="0" w:uiPriority="0" w:unhideWhenUsed="0"/>
+    <w:lsdException w:name="page number" w:semiHidden="0" w:uiPriority="0" w:unhideWhenUsed="0"/>
+    <w:lsdException w:name="endnote reference" w:semiHidden="0" w:uiPriority="0" w:unhideWhenUsed="0"/>
+    <w:lsdException w:name="endnote text" w:semiHidden="0" w:uiPriority="0" w:unhideWhenUsed="0"/>
+    <w:lsdException w:name="table of authorities" w:semiHidden="0" w:uiPriority="0" w:unhideWhenUsed="0"/>
+    <w:lsdException w:name="macro" w:semiHidden="0" w:uiPriority="0" w:unhideWhenUsed="0"/>
+    <w:lsdException w:name="toa heading" w:semiHidden="0" w:uiPriority="0" w:unhideWhenUsed="0"/>
+    <w:lsdException w:name="List" w:semiHidden="0" w:uiPriority="0" w:unhideWhenUsed="0"/>
+    <w:lsdException w:name="List Bullet" w:semiHidden="0" w:uiPriority="0" w:unhideWhenUsed="0"/>
+    <w:lsdException w:name="List Number" w:semiHidden="0" w:uiPriority="0" w:unhideWhenUsed="0"/>
+    <w:lsdException w:name="List 2" w:semiHidden="0" w:uiPriority="0" w:unhideWhenUsed="0"/>
+    <w:lsdException w:name="List 3" w:semiHidden="0" w:uiPriority="0" w:unhideWhenUsed="0"/>
+    <w:lsdException w:name="List 4" w:semiHidden="0" w:uiPriority="0" w:unhideWhenUsed="0"/>
+    <w:lsdException w:name="List 5" w:semiHidden="0" w:uiPriority="0" w:unhideWhenUsed="0"/>
+    <w:lsdException w:name="List Bullet 2" w:semiHidden="0" w:uiPriority="0" w:unhideWhenUsed="0"/>
+    <w:lsdException w:name="List Bullet 3" w:semiHidden="0" w:uiPriority="0" w:unhideWhenUsed="0"/>
+    <w:lsdException w:name="List Bullet 4" w:semiHidden="0" w:uiPriority="0" w:unhideWhenUsed="0"/>
+    <w:lsdException w:name="List Bullet 5" w:semiHidden="0" w:uiPriority="0" w:unhideWhenUsed="0"/>
+    <w:lsdException w:name="List Number 2" w:semiHidden="0" w:uiPriority="0" w:unhideWhenUsed="0"/>
+    <w:lsdException w:name="List Number 3" w:semiHidden="0" w:uiPriority="0" w:unhideWhenUsed="0"/>
+    <w:lsdException w:name="List Number 4" w:semiHidden="0" w:uiPriority="0" w:unhideWhenUsed="0"/>
+    <w:lsdException w:name="List Number 5" w:semiHidden="0" w:uiPriority="0" w:unhideWhenUsed="0"/>
+    <w:lsdException w:name="Title" w:semiHidden="0" w:uiPriority="0" w:unhideWhenUsed="0" w:qFormat="1"/>
+    <w:lsdException w:name="Closing" w:semiHidden="0" w:uiPriority="0" w:unhideWhenUsed="0"/>
+    <w:lsdException w:name="Signature" w:semiHidden="0" w:uiPriority="0" w:unhideWhenUsed="0"/>
+    <w:lsdException w:name="Default Paragraph Font" w:uiPriority="0" w:unhideWhenUsed="0" w:qFormat="1"/>
+    <w:lsdException w:name="Body Text" w:uiPriority="0" w:unhideWhenUsed="0" w:qFormat="1"/>
+    <w:lsdException w:name="Body Text Indent" w:semiHidden="0" w:uiPriority="0" w:unhideWhenUsed="0"/>
+    <w:lsdException w:name="List Continue" w:semiHidden="0" w:uiPriority="0" w:unhideWhenUsed="0"/>
+    <w:lsdException w:name="List Continue 2" w:semiHidden="0" w:uiPriority="0" w:unhideWhenUsed="0"/>
+    <w:lsdException w:name="List Continue 3" w:semiHidden="0" w:uiPriority="0" w:unhideWhenUsed="0"/>
+    <w:lsdException w:name="List Continue 4" w:semiHidden="0" w:uiPriority="0" w:unhideWhenUsed="0"/>
+    <w:lsdException w:name="List Continue 5" w:semiHidden="0" w:uiPriority="0" w:unhideWhenUsed="0"/>
+    <w:lsdException w:name="Message Header" w:semiHidden="0" w:uiPriority="0" w:unhideWhenUsed="0"/>
+    <w:lsdException w:name="Subtitle" w:semiHidden="0" w:uiPriority="0" w:unhideWhenUsed="0" w:qFormat="1"/>
+    <w:lsdException w:name="Salutation" w:semiHidden="0" w:uiPriority="0" w:unhideWhenUsed="0"/>
+    <w:lsdException w:name="Date" w:semiHidden="0" w:uiPriority="0" w:unhideWhenUsed="0"/>
+    <w:lsdException w:name="Body Text First Indent" w:semiHidden="0" w:uiPriority="0" w:unhideWhenUsed="0"/>
+    <w:lsdException w:name="Body Text First Indent 2" w:semiHidden="0" w:uiPriority="0" w:unhideWhenUsed="0"/>
+    <w:lsdException w:name="Body Text 2" w:semiHidden="0" w:uiPriority="0" w:unhideWhenUsed="0"/>
+    <w:lsdException w:name="Body Text 3" w:semiHidden="0" w:uiPriority="0" w:unhideWhenUsed="0"/>
+    <w:lsdException w:name="Body Text Indent 2" w:semiHidden="0" w:uiPriority="0" w:unhideWhenUsed="0"/>
+    <w:lsdException w:name="Body Text Indent 3" w:semiHidden="0" w:uiPriority="0" w:unhideWhenUsed="0"/>
+    <w:lsdException w:name="Block Text" w:semiHidden="0" w:uiPriority="0" w:unhideWhenUsed="0"/>
+    <w:lsdException w:name="Hyperlink" w:semiHidden="0" w:uiPriority="0" w:unhideWhenUsed="0"/>
+    <w:lsdException w:name="FollowedHyperlink" w:semiHidden="0" w:uiPriority="0" w:unhideWhenUsed="0"/>
+    <w:lsdException w:name="Strong" w:semiHidden="0" w:uiPriority="0" w:unhideWhenUsed="0" w:qFormat="1"/>
+    <w:lsdException w:name="Emphasis" w:semiHidden="0" w:uiPriority="0" w:unhideWhenUsed="0" w:qFormat="1"/>
+    <w:lsdException w:name="Document Map" w:semiHidden="0" w:uiPriority="0" w:unhideWhenUsed="0"/>
+    <w:lsdException w:name="Plain Text" w:semiHidden="0" w:uiPriority="0" w:unhideWhenUsed="0"/>
+    <w:lsdException w:name="E-mail Signature" w:semiHidden="0" w:uiPriority="0" w:unhideWhenUsed="0"/>
+    <w:lsdException w:name="Normal (Web)" w:semiHidden="0" w:uiPriority="0" w:unhideWhenUsed="0" w:qFormat="1"/>
+    <w:lsdException w:name="HTML Acronym" w:semiHidden="0" w:uiPriority="0" w:unhideWhenUsed="0"/>
+    <w:lsdException w:name="HTML Address" w:semiHidden="0" w:uiPriority="0" w:unhideWhenUsed="0"/>
+    <w:lsdException w:name="HTML Cite" w:semiHidden="0" w:uiPriority="0" w:unhideWhenUsed="0"/>
+    <w:lsdException w:name="HTML Code" w:semiHidden="0" w:uiPriority="0" w:unhideWhenUsed="0"/>
+    <w:lsdException w:name="HTML Definition" w:semiHidden="0" w:uiPriority="0" w:unhideWhenUsed="0"/>
+    <w:lsdException w:name="HTML Keyboard" w:semiHidden="0" w:uiPriority="0" w:unhideWhenUsed="0"/>
+    <w:lsdException w:name="HTML Preformatted" w:semiHidden="0" w:uiPriority="0" w:unhideWhenUsed="0"/>
+    <w:lsdException w:name="HTML Sample" w:semiHidden="0" w:uiPriority="0" w:unhideWhenUsed="0"/>
+    <w:lsdException w:name="HTML Typewriter" w:semiHidden="0" w:uiPriority="0" w:unhideWhenUsed="0"/>
+    <w:lsdException w:name="HTML Variable" w:semiHidden="0" w:uiPriority="0" w:unhideWhenUsed="0"/>
+    <w:lsdException w:name="Normal Table" w:uiPriority="0" w:unhideWhenUsed="0" w:qFormat="1"/>
+    <w:lsdException w:name="annotation subject" w:semiHidden="0" w:uiPriority="0" w:unhideWhenUsed="0"/>
+    <w:lsdException w:name="Table Simple 1" w:semiHidden="0" w:uiPriority="0" w:unhideWhenUsed="0"/>
+    <w:lsdException w:name="Table Simple 2" w:semiHidden="0" w:uiPriority="0" w:unhideWhenUsed="0"/>
+    <w:lsdException w:name="Table Simple 3" w:semiHidden="0" w:uiPriority="0" w:unhideWhenUsed="0"/>
+    <w:lsdException w:name="Table Classic 1" w:semiHidden="0" w:uiPriority="0" w:unhideWhenUsed="0"/>
+    <w:lsdException w:name="Table Classic 2" w:semiHidden="0" w:uiPriority="0" w:unhideWhenUsed="0"/>
+    <w:lsdException w:name="Table Classic 3" w:semiHidden="0" w:uiPriority="0" w:unhideWhenUsed="0"/>
+    <w:lsdException w:name="Table Classic 4" w:semiHidden="0" w:uiPriority="0" w:unhideWhenUsed="0"/>
+    <w:lsdException w:name="Table Colorful 1" w:semiHidden="0" w:uiPriority="0" w:unhideWhenUsed="0"/>
+    <w:lsdException w:name="Table Colorful 2" w:semiHidden="0" w:uiPriority="0" w:unhideWhenUsed="0"/>
+    <w:lsdException w:name="Table Colorful 3" w:semiHidden="0" w:uiPriority="0" w:unhideWhenUsed="0"/>
+    <w:lsdException w:name="Table Columns 1" w:semiHidden="0" w:uiPriority="0" w:unhideWhenUsed="0"/>
+    <w:lsdException w:name="Table Columns 2" w:semiHidden="0" w:uiPriority="0" w:unhideWhenUsed="0"/>
+    <w:lsdException w:name="Table Columns 3" w:semiHidden="0" w:uiPriority="0" w:unhideWhenUsed="0"/>
+    <w:lsdException w:name="Table Columns 4" w:semiHidden="0" w:uiPriority="0" w:unhideWhenUsed="0"/>
+    <w:lsdException w:name="Table Columns 5" w:semiHidden="0" w:uiPriority="0" w:unhideWhenUsed="0"/>
+    <w:lsdException w:name="Table Grid 1" w:semiHidden="0" w:uiPriority="0" w:unhideWhenUsed="0"/>
+    <w:lsdException w:name="Table Grid 2" w:semiHidden="0" w:uiPriority="0" w:unhideWhenUsed="0"/>
+    <w:lsdException w:name="Table Grid 3" w:semiHidden="0" w:uiPriority="0" w:unhideWhenUsed="0"/>
+    <w:lsdException w:name="Table Grid 4" w:semiHidden="0" w:uiPriority="0" w:unhideWhenUsed="0"/>
+    <w:lsdException w:name="Table Grid 5" w:semiHidden="0" w:uiPriority="0" w:unhideWhenUsed="0"/>
+    <w:lsdException w:name="Table Grid 6" w:semiHidden="0" w:uiPriority="0" w:unhideWhenUsed="0"/>
+    <w:lsdException w:name="Table Grid 7" w:semiHidden="0" w:uiPriority="0" w:unhideWhenUsed="0"/>
+    <w:lsdException w:name="Table Grid 8" w:semiHidden="0" w:uiPriority="0" w:unhideWhenUsed="0"/>
+    <w:lsdException w:name="Table List 1" w:semiHidden="0" w:uiPriority="0" w:unhideWhenUsed="0"/>
+    <w:lsdException w:name="Table List 2" w:semiHidden="0" w:uiPriority="0" w:unhideWhenUsed="0"/>
+    <w:lsdException w:name="Table List 3" w:semiHidden="0" w:uiPriority="0" w:unhideWhenUsed="0"/>
+    <w:lsdException w:name="Table List 4" w:semiHidden="0" w:uiPriority="0" w:unhideWhenUsed="0"/>
+    <w:lsdException w:name="Table List 5" w:semiHidden="0" w:uiPriority="0" w:unhideWhenUsed="0"/>
+    <w:lsdException w:name="Table List 6" w:semiHidden="0" w:uiPriority="0" w:unhideWhenUsed="0"/>
+    <w:lsdException w:name="Table List 7" w:semiHidden="0" w:uiPriority="0" w:unhideWhenUsed="0"/>
+    <w:lsdException w:name="Table List 8" w:semiHidden="0" w:uiPriority="0" w:unhideWhenUsed="0"/>
+    <w:lsdException w:name="Table 3D effects 1" w:semiHidden="0" w:uiPriority="0" w:unhideWhenUsed="0"/>
+    <w:lsdException w:name="Table 3D effects 2" w:semiHidden="0" w:uiPriority="0" w:unhideWhenUsed="0"/>
+    <w:lsdException w:name="Table 3D effects 3" w:semiHidden="0" w:uiPriority="0" w:unhideWhenUsed="0"/>
+    <w:lsdException w:name="Table Contemporary" w:semiHidden="0" w:uiPriority="0" w:unhideWhenUsed="0"/>
+    <w:lsdException w:name="Table Elegant" w:semiHidden="0" w:uiPriority="0" w:unhideWhenUsed="0"/>
+    <w:lsdException w:name="Table Professional" w:semiHidden="0" w:uiPriority="0" w:unhideWhenUsed="0"/>
+    <w:lsdException w:name="Table Subtle 1" w:semiHidden="0" w:uiPriority="0" w:unhideWhenUsed="0"/>
+    <w:lsdException w:name="Table Subtle 2" w:semiHidden="0" w:uiPriority="0" w:unhideWhenUsed="0"/>
+    <w:lsdException w:name="Table Web 1" w:semiHidden="0" w:uiPriority="0" w:unhideWhenUsed="0"/>
+    <w:lsdException w:name="Table Web 2" w:semiHidden="0" w:uiPriority="0" w:unhideWhenUsed="0"/>
+    <w:lsdException w:name="Table Web 3" w:semiHidden="0" w:uiPriority="0" w:unhideWhenUsed="0"/>
+    <w:lsdException w:name="Balloon Text" w:semiHidden="0" w:uiPriority="0" w:unhideWhenUsed="0"/>
+    <w:lsdException w:name="Table Grid" w:semiHidden="0" w:uiPriority="0" w:unhideWhenUsed="0" w:qFormat="1"/>
+    <w:lsdException w:name="Table Theme" w:semiHidden="0" w:uiPriority="0" w:unhideWhenUsed="0"/>
+    <w:lsdException w:name="Light Shading" w:semiHidden="0" w:uiPriority="60" w:unhideWhenUsed="0"/>
+    <w:lsdException w:name="Light List" w:semiHidden="0" w:uiPriority="61" w:unhideWhenUsed="0"/>
+    <w:lsdException w:name="Light Grid" w:semiHidden="0" w:uiPriority="62" w:unhideWhenUsed="0"/>
+    <w:lsdException w:name="Medium Shading 1" w:semiHidden="0" w:uiPriority="63" w:unhideWhenUsed="0"/>
+    <w:lsdException w:name="Medium Shading 2" w:semiHidden="0" w:uiPriority="64" w:unhideWhenUsed="0"/>
+    <w:lsdException w:name="Medium List 1" w:semiHidden="0" w:uiPriority="65" w:unhideWhenUsed="0"/>
+    <w:lsdException w:name="Medium List 2" w:semiHidden="0" w:uiPriority="66" w:unhideWhenUsed="0"/>
+    <w:lsdException w:name="Medium Grid 1" w:semiHidden="0" w:uiPriority="67" w:unhideWhenUsed="0"/>
+    <w:lsdException w:name="Medium Grid 2" w:semiHidden="0" w:uiPriority="68" w:unhideWhenUsed="0"/>
+    <w:lsdException w:name="Medium Grid 3" w:semiHidden="0" w:uiPriority="69" w:unhideWhenUsed="0"/>
+    <w:lsdException w:name="Dark List" w:semiHidden="0" w:uiPriority="70" w:unhideWhenUsed="0"/>
+    <w:lsdException w:name="Colorful Shading" w:semiHidden="0" w:uiPriority="71" w:unhideWhenUsed="0"/>
+    <w:lsdException w:name="Colorful List" w:semiHidden="0" w:uiPriority="72" w:unhideWhenUsed="0"/>
+    <w:lsdException w:name="Colorful Grid" w:semiHidden="0" w:uiPriority="73" w:unhideWhenUsed="0"/>
+    <w:lsdException w:name="Light Shading Accent 1" w:semiHidden="0" w:uiPriority="60" w:unhideWhenUsed="0"/>
+    <w:lsdException w:name="Light List Accent 1" w:semiHidden="0" w:uiPriority="61" w:unhideWhenUsed="0"/>
+    <w:lsdException w:name="Light Grid Accent 1" w:semiHidden="0" w:uiPriority="62" w:unhideWhenUsed="0"/>
+    <w:lsdException w:name="Medium Shading 1 Accent 1" w:semiHidden="0" w:uiPriority="63" w:unhideWhenUsed="0"/>
+    <w:lsdException w:name="Medium Shading 2 Accent 1" w:semiHidden="0" w:uiPriority="64" w:unhideWhenUsed="0"/>
+    <w:lsdException w:name="Medium List 1 Accent 1" w:semiHidden="0" w:uiPriority="65" w:unhideWhenUsed="0"/>
+    <w:lsdException w:name="Medium List 2 Accent 1" w:semiHidden="0" w:uiPriority="66" w:unhideWhenUsed="0"/>
+    <w:lsdException w:name="Medium Grid 1 Accent 1" w:semiHidden="0" w:uiPriority="67" w:unhideWhenUsed="0"/>
+    <w:lsdException w:name="Medium Grid 2 Accent 1" w:semiHidden="0" w:uiPriority="68" w:unhideWhenUsed="0"/>
+    <w:lsdException w:name="Medium Grid 3 Accent 1" w:semiHidden="0" w:uiPriority="69" w:unhideWhenUsed="0"/>
+    <w:lsdException w:name="Dark List Accent 1" w:semiHidden="0" w:uiPriority="70" w:unhideWhenUsed="0"/>
+    <w:lsdException w:name="Colorful Shading Accent 1" w:semiHidden="0" w:uiPriority="71" w:unhideWhenUsed="0"/>
+    <w:lsdException w:name="Colorful List Accent 1" w:semiHidden="0" w:uiPriority="72" w:unhideWhenUsed="0"/>
+    <w:lsdException w:name="Colorful Grid Accent 1" w:semiHidden="0" w:uiPriority="73" w:unhideWhenUsed="0"/>
+    <w:lsdException w:name="Light Shading Accent 2" w:semiHidden="0" w:uiPriority="60" w:unhideWhenUsed="0"/>
+    <w:lsdException w:name="Light List Accent 2" w:semiHidden="0" w:uiPriority="61" w:unhideWhenUsed="0"/>
+    <w:lsdException w:name="Light Grid Accent 2" w:semiHidden="0" w:uiPriority="62" w:unhideWhenUsed="0"/>
+    <w:lsdException w:name="Medium Shading 1 Accent 2" w:semiHidden="0" w:uiPriority="63" w:unhideWhenUsed="0"/>
+    <w:lsdException w:name="Medium Shading 2 Accent 2" w:semiHidden="0" w:uiPriority="64" w:unhideWhenUsed="0"/>
+    <w:lsdException w:name="Medium List 1 Accent 2" w:semiHidden="0" w:uiPriority="65" w:unhideWhenUsed="0"/>
+    <w:lsdException w:name="Medium List 2 Accent 2" w:semiHidden="0" w:uiPriority="66" w:unhideWhenUsed="0"/>
+    <w:lsdException w:name="Medium Grid 1 Accent 2" w:semiHidden="0" w:uiPriority="67" w:unhideWhenUsed="0"/>
+    <w:lsdException w:name="Medium Grid 2 Accent 2" w:semiHidden="0" w:uiPriority="68" w:unhideWhenUsed="0"/>
+    <w:lsdException w:name="Medium Grid 3 Accent 2" w:semiHidden="0" w:uiPriority="69" w:unhideWhenUsed="0"/>
+    <w:lsdException w:name="Dark List Accent 2" w:semiHidden="0" w:uiPriority="70" w:unhideWhenUsed="0"/>
+    <w:lsdException w:name="Colorful Shading Accent 2" w:semiHidden="0" w:uiPriority="71" w:unhideWhenUsed="0"/>
+    <w:lsdException w:name="Colorful List Accent 2" w:semiHidden="0" w:uiPriority="72" w:unhideWhenUsed="0"/>
+    <w:lsdException w:name="Colorful Grid Accent 2" w:semiHidden="0" w:uiPriority="73" w:unhideWhenUsed="0"/>
+    <w:lsdException w:name="Light Shading Accent 3" w:semiHidden="0" w:uiPriority="60" w:unhideWhenUsed="0"/>
+    <w:lsdException w:name="Light List Accent 3" w:semiHidden="0" w:uiPriority="61" w:unhideWhenUsed="0"/>
+    <w:lsdException w:name="Light Grid Accent 3" w:semiHidden="0" w:uiPriority="62" w:unhideWhenUsed="0"/>
+    <w:lsdException w:name="Medium Shading 1 Accent 3" w:semiHidden="0" w:uiPriority="63" w:unhideWhenUsed="0"/>
+    <w:lsdException w:name="Medium Shading 2 Accent 3" w:semiHidden="0" w:uiPriority="64" w:unhideWhenUsed="0"/>
+    <w:lsdException w:name="Medium List 1 Accent 3" w:semiHidden="0" w:uiPriority="65" w:unhideWhenUsed="0"/>
+    <w:lsdException w:name="Medium List 2 Accent 3" w:semiHidden="0" w:uiPriority="66" w:unhideWhenUsed="0"/>
+    <w:lsdException w:name="Medium Grid 1 Accent 3" w:semiHidden="0" w:uiPriority="67" w:unhideWhenUsed="0"/>
+    <w:lsdException w:name="Medium Grid 2 Accent 3" w:semiHidden="0" w:uiPriority="68" w:unhideWhenUsed="0"/>
+    <w:lsdException w:name="Medium Grid 3 Accent 3" w:semiHidden="0" w:uiPriority="69" w:unhideWhenUsed="0"/>
+    <w:lsdException w:name="Dark List Accent 3" w:semiHidden="0" w:uiPriority="70" w:unhideWhenUsed="0"/>
+    <w:lsdException w:name="Colorful Shading Accent 3" w:semiHidden="0" w:uiPriority="71" w:unhideWhenUsed="0"/>
+    <w:lsdException w:name="Colorful List Accent 3" w:semiHidden="0" w:uiPriority="72" w:unhideWhenUsed="0"/>
+    <w:lsdException w:name="Colorful Grid Accent 3" w:semiHidden="0" w:uiPriority="73" w:unhideWhenUsed="0"/>
+    <w:lsdException w:name="Light Shading Accent 4" w:semiHidden="0" w:uiPriority="60" w:unhideWhenUsed="0"/>
+    <w:lsdException w:name="Light List Accent 4" w:semiHidden="0" w:uiPriority="61" w:unhideWhenUsed="0"/>
+    <w:lsdException w:name="Light Grid Accent 4" w:semiHidden="0" w:uiPriority="62" w:unhideWhenUsed="0"/>
+    <w:lsdException w:name="Medium Shading 1 Accent 4" w:semiHidden="0" w:uiPriority="63" w:unhideWhenUsed="0"/>
+    <w:lsdException w:name="Medium Shading 2 Accent 4" w:semiHidden="0" w:uiPriority="64" w:unhideWhenUsed="0"/>
+    <w:lsdException w:name="Medium List 1 Accent 4" w:semiHidden="0" w:uiPriority="65" w:unhideWhenUsed="0"/>
+    <w:lsdException w:name="Medium List 2 Accent 4" w:semiHidden="0" w:uiPriority="66" w:unhideWhenUsed="0"/>
+    <w:lsdException w:name="Medium Grid 1 Accent 4" w:semiHidden="0" w:uiPriority="67" w:unhideWhenUsed="0"/>
+    <w:lsdException w:name="Medium Grid 2 Accent 4" w:semiHidden="0" w:uiPriority="68" w:unhideWhenUsed="0"/>
+    <w:lsdException w:name="Medium Grid 3 Accent 4" w:semiHidden="0" w:uiPriority="69" w:unhideWhenUsed="0"/>
+    <w:lsdException w:name="Dark List Accent 4" w:semiHidden="0" w:uiPriority="70" w:unhideWhenUsed="0"/>
+    <w:lsdException w:name="Colorful Shading Accent 4" w:semiHidden="0" w:uiPriority="71" w:unhideWhenUsed="0"/>
+    <w:lsdException w:name="Colorful List Accent 4" w:semiHidden="0" w:uiPriority="72" w:unhideWhenUsed="0"/>
+    <w:lsdException w:name="Colorful Grid Accent 4" w:semiHidden="0" w:uiPriority="73" w:unhideWhenUsed="0"/>
+    <w:lsdException w:name="Light Shading Accent 5" w:semiHidden="0" w:uiPriority="60" w:unhideWhenUsed="0"/>
+    <w:lsdException w:name="Light List Accent 5" w:semiHidden="0" w:uiPriority="61" w:unhideWhenUsed="0"/>
+    <w:lsdException w:name="Light Grid Accent 5" w:semiHidden="0" w:uiPriority="62" w:unhideWhenUsed="0"/>
+    <w:lsdException w:name="Medium Shading 1 Accent 5" w:semiHidden="0" w:uiPriority="63" w:unhideWhenUsed="0"/>
+    <w:lsdException w:name="Medium Shading 2 Accent 5" w:semiHidden="0" w:uiPriority="64" w:unhideWhenUsed="0"/>
+    <w:lsdException w:name="Medium List 1 Accent 5" w:semiHidden="0" w:uiPriority="65" w:unhideWhenUsed="0"/>
+    <w:lsdException w:name="Medium List 2 Accent 5" w:semiHidden="0" w:uiPriority="66" w:unhideWhenUsed="0"/>
+    <w:lsdException w:name="Medium Grid 1 Accent 5" w:semiHidden="0" w:uiPriority="67" w:unhideWhenUsed="0"/>
+    <w:lsdException w:name="Medium Grid 2 Accent 5" w:semiHidden="0" w:uiPriority="68" w:unhideWhenUsed="0"/>
+    <w:lsdException w:name="Medium Grid 3 Accent 5" w:semiHidden="0" w:uiPriority="69" w:unhideWhenUsed="0"/>
+    <w:lsdException w:name="Dark List Accent 5" w:semiHidden="0" w:uiPriority="70" w:unhideWhenUsed="0"/>
+    <w:lsdException w:name="Colorful Shading Accent 5" w:semiHidden="0" w:uiPriority="71" w:unhideWhenUsed="0"/>
+    <w:lsdException w:name="Colorful List Accent 5" w:semiHidden="0" w:uiPriority="72" w:unhideWhenUsed="0"/>
+    <w:lsdException w:name="Colorful Grid Accent 5" w:semiHidden="0" w:uiPriority="73" w:unhideWhenUsed="0"/>
+    <w:lsdException w:name="Light Shading Accent 6" w:semiHidden="0" w:uiPriority="60" w:unhideWhenUsed="0"/>
+    <w:lsdException w:name="Light List Accent 6" w:semiHidden="0" w:uiPriority="61" w:unhideWhenUsed="0"/>
+    <w:lsdException w:name="Light Grid Accent 6" w:semiHidden="0" w:uiPriority="62" w:unhideWhenUsed="0"/>
+    <w:lsdException w:name="Medium Shading 1 Accent 6" w:semiHidden="0" w:uiPriority="63" w:unhideWhenUsed="0"/>
+    <w:lsdException w:name="Medium Shading 2 Accent 6" w:semiHidden="0" w:uiPriority="64" w:unhideWhenUsed="0"/>
+    <w:lsdException w:name="Medium List 1 Accent 6" w:semiHidden="0" w:uiPriority="65" w:unhideWhenUsed="0"/>
+    <w:lsdException w:name="Medium List 2 Accent 6" w:semiHidden="0" w:uiPriority="66" w:unhideWhenUsed="0"/>
+    <w:lsdException w:name="Medium Grid 1 Accent 6" w:semiHidden="0" w:uiPriority="67" w:unhideWhenUsed="0"/>
+    <w:lsdException w:name="Medium Grid 2 Accent 6" w:semiHidden="0" w:uiPriority="68" w:unhideWhenUsed="0"/>
+    <w:lsdException w:name="Medium Grid 3 Accent 6" w:semiHidden="0" w:uiPriority="69" w:unhideWhenUsed="0"/>
+    <w:lsdException w:name="Dark List Accent 6" w:semiHidden="0" w:uiPriority="70" w:unhideWhenUsed="0"/>
+    <w:lsdException w:name="Colorful Shading Accent 6" w:semiHidden="0" w:uiPriority="71" w:unhideWhenUsed="0"/>
+    <w:lsdException w:name="Colorful List Accent 6" w:semiHidden="0" w:uiPriority="72" w:unhideWhenUsed="0"/>
+    <w:lsdException w:name="Colorful Grid Accent 6" w:semiHidden="0" w:uiPriority="73" w:unhideWhenUsed="0"/>
   </w:latentStyles>
-  <w:style w:type="paragraph" w:default="1" w:styleId="1">
+  <w:style w:type="paragraph" w:default="1" w:styleId="Normal">
     <w:name w:val="Normal"/>
     <w:qFormat/>
-    <w:uiPriority w:val="0"/>
     <w:pPr>
       <w:kinsoku w:val="0"/>
       <w:autoSpaceDE w:val="0"/>
@@ -6767,7 +6651,7 @@
       <w:textAlignment w:val="baseline"/>
     </w:pPr>
     <w:rPr>
-      <w:rFonts w:ascii="Arial" w:hAnsi="Arial" w:eastAsia="宋体" w:cs="Arial"/>
+      <w:rFonts w:ascii="Arial" w:eastAsia="宋体" w:hAnsi="Arial" w:cs="Arial"/>
       <w:snapToGrid w:val="0"/>
       <w:color w:val="000000"/>
       <w:kern w:val="0"/>
@@ -6776,12 +6660,11 @@
       <w:lang w:val="en-US" w:eastAsia="en-US" w:bidi="ar-SA"/>
     </w:rPr>
   </w:style>
-  <w:style w:type="paragraph" w:styleId="2">
+  <w:style w:type="paragraph" w:styleId="Heading1">
     <w:name w:val="heading 1"/>
-    <w:basedOn w:val="1"/>
-    <w:next w:val="1"/>
+    <w:basedOn w:val="Normal"/>
+    <w:next w:val="Normal"/>
     <w:qFormat/>
-    <w:uiPriority w:val="0"/>
     <w:pPr>
       <w:keepNext/>
       <w:keepLines/>
@@ -6799,13 +6682,12 @@
       <w:sz w:val="44"/>
     </w:rPr>
   </w:style>
-  <w:style w:type="paragraph" w:styleId="3">
+  <w:style w:type="paragraph" w:styleId="Heading2">
     <w:name w:val="heading 2"/>
-    <w:basedOn w:val="1"/>
-    <w:next w:val="1"/>
+    <w:basedOn w:val="Normal"/>
+    <w:next w:val="Normal"/>
     <w:unhideWhenUsed/>
     <w:qFormat/>
-    <w:uiPriority w:val="0"/>
     <w:pPr>
       <w:keepNext/>
       <w:keepLines/>
@@ -6818,19 +6700,18 @@
       <w:outlineLvl w:val="1"/>
     </w:pPr>
     <w:rPr>
-      <w:rFonts w:ascii="Arial" w:hAnsi="Arial" w:eastAsia="黑体"/>
+      <w:rFonts w:ascii="Arial" w:eastAsia="黑体" w:hAnsi="Arial"/>
       <w:b/>
       <w:sz w:val="32"/>
     </w:rPr>
   </w:style>
-  <w:style w:type="paragraph" w:styleId="4">
+  <w:style w:type="paragraph" w:styleId="Heading3">
     <w:name w:val="heading 3"/>
-    <w:basedOn w:val="1"/>
-    <w:next w:val="1"/>
+    <w:basedOn w:val="Normal"/>
+    <w:next w:val="Normal"/>
     <w:semiHidden/>
     <w:unhideWhenUsed/>
     <w:qFormat/>
-    <w:uiPriority w:val="0"/>
     <w:pPr>
       <w:keepNext/>
       <w:keepLines/>
@@ -6847,13 +6728,12 @@
       <w:sz w:val="32"/>
     </w:rPr>
   </w:style>
-  <w:style w:type="paragraph" w:styleId="5">
+  <w:style w:type="paragraph" w:styleId="Heading4">
     <w:name w:val="heading 4"/>
-    <w:basedOn w:val="1"/>
-    <w:next w:val="1"/>
+    <w:basedOn w:val="Normal"/>
+    <w:next w:val="Normal"/>
     <w:unhideWhenUsed/>
     <w:qFormat/>
-    <w:uiPriority w:val="0"/>
     <w:pPr>
       <w:keepNext/>
       <w:keepLines/>
@@ -6866,19 +6746,18 @@
       <w:outlineLvl w:val="3"/>
     </w:pPr>
     <w:rPr>
-      <w:rFonts w:ascii="Arial" w:hAnsi="Arial" w:eastAsia="黑体"/>
+      <w:rFonts w:ascii="Arial" w:eastAsia="黑体" w:hAnsi="Arial"/>
       <w:b/>
       <w:sz w:val="28"/>
     </w:rPr>
   </w:style>
-  <w:style w:type="paragraph" w:styleId="6">
+  <w:style w:type="paragraph" w:styleId="Heading5">
     <w:name w:val="heading 5"/>
-    <w:basedOn w:val="1"/>
-    <w:next w:val="1"/>
+    <w:basedOn w:val="Normal"/>
+    <w:next w:val="Normal"/>
     <w:semiHidden/>
     <w:unhideWhenUsed/>
     <w:qFormat/>
-    <w:uiPriority w:val="0"/>
     <w:pPr>
       <w:keepNext/>
       <w:keepLines/>
@@ -6895,14 +6774,13 @@
       <w:sz w:val="28"/>
     </w:rPr>
   </w:style>
-  <w:style w:type="paragraph" w:styleId="7">
+  <w:style w:type="paragraph" w:styleId="Heading6">
     <w:name w:val="heading 6"/>
-    <w:basedOn w:val="1"/>
-    <w:next w:val="1"/>
+    <w:basedOn w:val="Normal"/>
+    <w:next w:val="Normal"/>
     <w:semiHidden/>
     <w:unhideWhenUsed/>
     <w:qFormat/>
-    <w:uiPriority w:val="0"/>
     <w:pPr>
       <w:keepNext/>
       <w:keepLines/>
@@ -6915,19 +6793,18 @@
       <w:outlineLvl w:val="5"/>
     </w:pPr>
     <w:rPr>
-      <w:rFonts w:ascii="Arial" w:hAnsi="Arial" w:eastAsia="黑体"/>
+      <w:rFonts w:ascii="Arial" w:eastAsia="黑体" w:hAnsi="Arial"/>
       <w:b/>
       <w:sz w:val="24"/>
     </w:rPr>
   </w:style>
-  <w:style w:type="paragraph" w:styleId="8">
+  <w:style w:type="paragraph" w:styleId="Heading7">
     <w:name w:val="heading 7"/>
-    <w:basedOn w:val="1"/>
-    <w:next w:val="1"/>
+    <w:basedOn w:val="Normal"/>
+    <w:next w:val="Normal"/>
     <w:semiHidden/>
     <w:unhideWhenUsed/>
     <w:qFormat/>
-    <w:uiPriority w:val="0"/>
     <w:pPr>
       <w:keepNext/>
       <w:keepLines/>
@@ -6944,14 +6821,13 @@
       <w:sz w:val="24"/>
     </w:rPr>
   </w:style>
-  <w:style w:type="paragraph" w:styleId="9">
+  <w:style w:type="paragraph" w:styleId="Heading8">
     <w:name w:val="heading 8"/>
-    <w:basedOn w:val="1"/>
-    <w:next w:val="1"/>
+    <w:basedOn w:val="Normal"/>
+    <w:next w:val="Normal"/>
     <w:semiHidden/>
     <w:unhideWhenUsed/>
     <w:qFormat/>
-    <w:uiPriority w:val="0"/>
     <w:pPr>
       <w:keepNext/>
       <w:keepLines/>
@@ -6964,18 +6840,17 @@
       <w:outlineLvl w:val="7"/>
     </w:pPr>
     <w:rPr>
-      <w:rFonts w:ascii="Arial" w:hAnsi="Arial" w:eastAsia="黑体"/>
+      <w:rFonts w:ascii="Arial" w:eastAsia="黑体" w:hAnsi="Arial"/>
       <w:sz w:val="24"/>
     </w:rPr>
   </w:style>
-  <w:style w:type="paragraph" w:styleId="10">
+  <w:style w:type="paragraph" w:styleId="Heading9">
     <w:name w:val="heading 9"/>
-    <w:basedOn w:val="1"/>
-    <w:next w:val="1"/>
+    <w:basedOn w:val="Normal"/>
+    <w:next w:val="Normal"/>
     <w:semiHidden/>
     <w:unhideWhenUsed/>
     <w:qFormat/>
-    <w:uiPriority w:val="0"/>
     <w:pPr>
       <w:keepNext/>
       <w:keepLines/>
@@ -6988,21 +6863,19 @@
       <w:outlineLvl w:val="8"/>
     </w:pPr>
     <w:rPr>
-      <w:rFonts w:ascii="Arial" w:hAnsi="Arial" w:eastAsia="黑体"/>
+      <w:rFonts w:ascii="Arial" w:eastAsia="黑体" w:hAnsi="Arial"/>
       <w:sz w:val="21"/>
     </w:rPr>
   </w:style>
-  <w:style w:type="character" w:default="1" w:styleId="22">
+  <w:style w:type="character" w:default="1" w:styleId="DefaultParagraphFont">
     <w:name w:val="Default Paragraph Font"/>
     <w:semiHidden/>
     <w:qFormat/>
-    <w:uiPriority w:val="0"/>
   </w:style>
-  <w:style w:type="table" w:default="1" w:styleId="20">
+  <w:style w:type="table" w:default="1" w:styleId="TableNormal">
     <w:name w:val="Normal Table"/>
     <w:semiHidden/>
     <w:qFormat/>
-    <w:uiPriority w:val="0"/>
     <w:tblPr>
       <w:tblCellMar>
         <w:top w:w="0" w:type="dxa"/>
@@ -7012,43 +6885,39 @@
       </w:tblCellMar>
     </w:tblPr>
   </w:style>
-  <w:style w:type="paragraph" w:styleId="11">
+  <w:style w:type="paragraph" w:styleId="CommentText">
     <w:name w:val="annotation text"/>
-    <w:basedOn w:val="1"/>
+    <w:basedOn w:val="Normal"/>
     <w:qFormat/>
-    <w:uiPriority w:val="0"/>
     <w:pPr>
       <w:jc w:val="left"/>
     </w:pPr>
   </w:style>
-  <w:style w:type="paragraph" w:styleId="12">
+  <w:style w:type="paragraph" w:styleId="BodyText">
     <w:name w:val="Body Text"/>
-    <w:basedOn w:val="1"/>
+    <w:basedOn w:val="Normal"/>
     <w:semiHidden/>
     <w:qFormat/>
-    <w:uiPriority w:val="0"/>
     <w:rPr>
-      <w:rFonts w:ascii="Arial" w:hAnsi="Arial" w:eastAsia="Arial" w:cs="Arial"/>
+      <w:rFonts w:ascii="Arial" w:eastAsia="Arial" w:hAnsi="Arial" w:cs="Arial"/>
       <w:sz w:val="21"/>
       <w:szCs w:val="21"/>
       <w:lang w:val="en-US" w:eastAsia="en-US" w:bidi="ar-SA"/>
     </w:rPr>
   </w:style>
-  <w:style w:type="paragraph" w:styleId="13">
+  <w:style w:type="paragraph" w:styleId="TOC3">
     <w:name w:val="toc 3"/>
-    <w:basedOn w:val="1"/>
-    <w:next w:val="1"/>
+    <w:basedOn w:val="Normal"/>
+    <w:next w:val="Normal"/>
     <w:qFormat/>
-    <w:uiPriority w:val="0"/>
     <w:pPr>
       <w:ind w:left="840" w:leftChars="400"/>
     </w:pPr>
   </w:style>
-  <w:style w:type="paragraph" w:styleId="14">
+  <w:style w:type="paragraph" w:styleId="Footer">
     <w:name w:val="footer"/>
-    <w:basedOn w:val="1"/>
+    <w:basedOn w:val="Normal"/>
     <w:qFormat/>
-    <w:uiPriority w:val="0"/>
     <w:pPr>
       <w:tabs>
         <w:tab w:val="center" w:pos="4153"/>
@@ -7061,17 +6930,16 @@
       <w:sz w:val="18"/>
     </w:rPr>
   </w:style>
-  <w:style w:type="paragraph" w:styleId="15">
+  <w:style w:type="paragraph" w:styleId="Header">
     <w:name w:val="header"/>
-    <w:basedOn w:val="1"/>
+    <w:basedOn w:val="Normal"/>
     <w:qFormat/>
-    <w:uiPriority w:val="0"/>
     <w:pPr>
       <w:pBdr>
-        <w:top w:val="none" w:color="auto" w:sz="0" w:space="0"/>
-        <w:left w:val="none" w:color="auto" w:sz="0" w:space="0"/>
-        <w:bottom w:val="none" w:color="auto" w:sz="0" w:space="0"/>
-        <w:right w:val="none" w:color="auto" w:sz="0" w:space="0"/>
+        <w:top w:val="nil"/>
+        <w:left w:val="nil"/>
+        <w:bottom w:val="nil"/>
+        <w:right w:val="nil"/>
       </w:pBdr>
       <w:tabs>
         <w:tab w:val="center" w:pos="4153"/>
@@ -7086,41 +6954,37 @@
       <w:sz w:val="18"/>
     </w:rPr>
   </w:style>
-  <w:style w:type="paragraph" w:styleId="16">
+  <w:style w:type="paragraph" w:styleId="TOC1">
     <w:name w:val="toc 1"/>
-    <w:basedOn w:val="1"/>
-    <w:next w:val="1"/>
+    <w:basedOn w:val="Normal"/>
+    <w:next w:val="Normal"/>
     <w:qFormat/>
-    <w:uiPriority w:val="0"/>
     <w:rPr>
-      <w:rFonts w:ascii="Arial" w:hAnsi="Arial" w:eastAsia="Microsoft JhengHei"/>
+      <w:rFonts w:ascii="Arial" w:eastAsia="Microsoft JhengHei" w:hAnsi="Arial"/>
       <w:sz w:val="24"/>
     </w:rPr>
   </w:style>
-  <w:style w:type="paragraph" w:styleId="17">
+  <w:style w:type="paragraph" w:styleId="TOC2">
     <w:name w:val="toc 2"/>
-    <w:basedOn w:val="1"/>
-    <w:next w:val="1"/>
+    <w:basedOn w:val="Normal"/>
+    <w:next w:val="Normal"/>
     <w:qFormat/>
-    <w:uiPriority w:val="0"/>
     <w:pPr>
       <w:ind w:left="420" w:leftChars="200"/>
     </w:pPr>
   </w:style>
-  <w:style w:type="paragraph" w:styleId="18">
+  <w:style w:type="paragraph" w:styleId="NormalWeb">
     <w:name w:val="Normal (Web)"/>
-    <w:basedOn w:val="1"/>
+    <w:basedOn w:val="Normal"/>
     <w:qFormat/>
-    <w:uiPriority w:val="0"/>
     <w:rPr>
       <w:sz w:val="24"/>
     </w:rPr>
   </w:style>
-  <w:style w:type="paragraph" w:styleId="19">
+  <w:style w:type="paragraph" w:styleId="Title">
     <w:name w:val="Title"/>
-    <w:basedOn w:val="1"/>
+    <w:basedOn w:val="Normal"/>
     <w:qFormat/>
-    <w:uiPriority w:val="0"/>
     <w:pPr>
       <w:spacing w:before="240" w:beforeLines="0" w:beforeAutospacing="0" w:after="60" w:afterLines="0" w:afterAutospacing="0"/>
       <w:jc w:val="center"/>
@@ -7132,73 +6996,68 @@
       <w:sz w:val="32"/>
     </w:rPr>
   </w:style>
-  <w:style w:type="table" w:styleId="21">
+  <w:style w:type="table" w:styleId="TableGrid">
     <w:name w:val="Table Grid"/>
-    <w:basedOn w:val="20"/>
+    <w:basedOn w:val="TableNormal"/>
     <w:qFormat/>
-    <w:uiPriority w:val="0"/>
     <w:pPr>
       <w:widowControl w:val="0"/>
       <w:jc w:val="both"/>
     </w:pPr>
     <w:tblPr>
       <w:tblBorders>
-        <w:top w:val="single" w:color="auto" w:sz="4" w:space="0"/>
-        <w:left w:val="single" w:color="auto" w:sz="4" w:space="0"/>
-        <w:bottom w:val="single" w:color="auto" w:sz="4" w:space="0"/>
-        <w:right w:val="single" w:color="auto" w:sz="4" w:space="0"/>
-        <w:insideH w:val="single" w:color="auto" w:sz="4" w:space="0"/>
-        <w:insideV w:val="single" w:color="auto" w:sz="4" w:space="0"/>
+        <w:top w:val="single" w:sz="4" w:space="0" w:color="auto"/>
+        <w:left w:val="single" w:sz="4" w:space="0" w:color="auto"/>
+        <w:bottom w:val="single" w:sz="4" w:space="0" w:color="auto"/>
+        <w:right w:val="single" w:sz="4" w:space="0" w:color="auto"/>
+        <w:insideH w:val="single" w:sz="4" w:space="0" w:color="auto"/>
+        <w:insideV w:val="single" w:sz="4" w:space="0" w:color="auto"/>
       </w:tblBorders>
     </w:tblPr>
   </w:style>
-  <w:style w:type="character" w:styleId="23">
+  <w:style w:type="character" w:styleId="Strong">
     <w:name w:val="Strong"/>
-    <w:basedOn w:val="22"/>
+    <w:basedOn w:val="DefaultParagraphFont"/>
     <w:qFormat/>
-    <w:uiPriority w:val="0"/>
     <w:rPr>
       <w:b/>
     </w:rPr>
   </w:style>
-  <w:style w:type="paragraph" w:customStyle="1" w:styleId="24">
+  <w:style w:type="paragraph" w:customStyle="1" w:styleId="a">
     <w:name w:val="柴_公司名"/>
-    <w:basedOn w:val="19"/>
+    <w:basedOn w:val="Title"/>
     <w:qFormat/>
-    <w:uiPriority w:val="0"/>
     <w:pPr>
       <w:spacing w:after="600" w:afterLines="600"/>
     </w:pPr>
     <w:rPr>
-      <w:rFonts w:hint="eastAsia" w:ascii="宋体" w:hAnsi="宋体" w:eastAsia="宋体" w:cs="宋体"/>
+      <w:rFonts w:ascii="宋体" w:eastAsia="宋体" w:hAnsi="宋体" w:cs="宋体" w:hint="eastAsia"/>
       <w:bCs/>
       <w:spacing w:val="-6"/>
       <w:sz w:val="52"/>
       <w:szCs w:val="52"/>
     </w:rPr>
   </w:style>
-  <w:style w:type="paragraph" w:customStyle="1" w:styleId="25">
+  <w:style w:type="paragraph" w:customStyle="1" w:styleId="a0">
     <w:name w:val="柴_文档名"/>
-    <w:basedOn w:val="19"/>
+    <w:basedOn w:val="Title"/>
     <w:qFormat/>
-    <w:uiPriority w:val="0"/>
     <w:pPr>
       <w:spacing w:after="900" w:afterLines="900"/>
     </w:pPr>
     <w:rPr>
-      <w:rFonts w:ascii="黑体" w:hAnsi="黑体" w:eastAsia="黑体" w:cs="黑体"/>
+      <w:rFonts w:ascii="黑体" w:eastAsia="黑体" w:hAnsi="黑体" w:cs="黑体"/>
       <w:bCs/>
       <w:spacing w:val="-7"/>
       <w:sz w:val="52"/>
       <w:szCs w:val="52"/>
     </w:rPr>
   </w:style>
-  <w:style w:type="table" w:customStyle="1" w:styleId="26">
+  <w:style w:type="table" w:customStyle="1" w:styleId="TableNormal0">
     <w:name w:val="Table Normal_0"/>
     <w:semiHidden/>
     <w:unhideWhenUsed/>
     <w:qFormat/>
-    <w:uiPriority w:val="0"/>
     <w:tblPr>
       <w:tblCellMar>
         <w:top w:w="0" w:type="dxa"/>
@@ -7208,87 +7067,81 @@
       </w:tblCellMar>
     </w:tblPr>
   </w:style>
-  <w:style w:type="paragraph" w:customStyle="1" w:styleId="27">
+  <w:style w:type="paragraph" w:customStyle="1" w:styleId="TableText">
     <w:name w:val="Table Text"/>
-    <w:basedOn w:val="1"/>
+    <w:basedOn w:val="Normal"/>
     <w:semiHidden/>
     <w:qFormat/>
-    <w:uiPriority w:val="0"/>
     <w:rPr>
-      <w:rFonts w:ascii="宋体" w:hAnsi="宋体" w:eastAsia="宋体" w:cs="宋体"/>
+      <w:rFonts w:ascii="宋体" w:eastAsia="宋体" w:hAnsi="宋体" w:cs="宋体"/>
       <w:sz w:val="21"/>
       <w:szCs w:val="21"/>
       <w:lang w:val="en-US" w:eastAsia="en-US" w:bidi="ar-SA"/>
     </w:rPr>
   </w:style>
-  <w:style w:type="paragraph" w:customStyle="1" w:styleId="28">
+  <w:style w:type="paragraph" w:customStyle="1" w:styleId="1">
     <w:name w:val="柴_标题1"/>
-    <w:basedOn w:val="2"/>
-    <w:next w:val="29"/>
-    <w:link w:val="38"/>
+    <w:basedOn w:val="Heading1"/>
+    <w:next w:val="a1"/>
+    <w:link w:val="1Char"/>
     <w:qFormat/>
-    <w:uiPriority w:val="0"/>
     <w:pPr>
       <w:spacing w:before="100" w:after="90" w:line="360" w:lineRule="auto"/>
     </w:pPr>
     <w:rPr>
-      <w:rFonts w:ascii="Arial" w:hAnsi="Arial" w:eastAsia="宋体"/>
+      <w:rFonts w:ascii="Arial" w:eastAsia="宋体" w:hAnsi="Arial"/>
       <w:sz w:val="32"/>
     </w:rPr>
   </w:style>
-  <w:style w:type="paragraph" w:customStyle="1" w:styleId="29">
+  <w:style w:type="paragraph" w:customStyle="1" w:styleId="a1">
     <w:name w:val="柴_正文"/>
-    <w:basedOn w:val="12"/>
-    <w:link w:val="42"/>
+    <w:basedOn w:val="BodyText"/>
+    <w:link w:val="Char"/>
     <w:qFormat/>
-    <w:uiPriority w:val="0"/>
     <w:pPr>
       <w:spacing w:line="360" w:lineRule="auto"/>
       <w:ind w:firstLine="470" w:firstLineChars="200"/>
     </w:pPr>
     <w:rPr>
-      <w:rFonts w:ascii="Arial" w:hAnsi="Arial" w:eastAsia="宋体"/>
+      <w:rFonts w:ascii="Arial" w:eastAsia="宋体" w:hAnsi="Arial"/>
       <w:sz w:val="24"/>
       <w:lang w:eastAsia="zh-CN"/>
     </w:rPr>
   </w:style>
-  <w:style w:type="paragraph" w:customStyle="1" w:styleId="30">
+  <w:style w:type="paragraph" w:customStyle="1" w:styleId="2">
     <w:name w:val="柴_标题2"/>
-    <w:basedOn w:val="3"/>
-    <w:next w:val="29"/>
+    <w:basedOn w:val="Heading2"/>
+    <w:next w:val="a1"/>
     <w:qFormat/>
-    <w:uiPriority w:val="0"/>
     <w:pPr>
       <w:spacing w:line="360" w:lineRule="auto"/>
     </w:pPr>
     <w:rPr>
-      <w:rFonts w:ascii="Arial" w:hAnsi="Arial" w:eastAsia="宋体"/>
+      <w:rFonts w:ascii="Arial" w:eastAsia="宋体" w:hAnsi="Arial"/>
       <w:sz w:val="28"/>
     </w:rPr>
   </w:style>
-  <w:style w:type="paragraph" w:customStyle="1" w:styleId="31">
+  <w:style w:type="paragraph" w:customStyle="1" w:styleId="3">
     <w:name w:val="柴_标题3"/>
-    <w:basedOn w:val="4"/>
-    <w:next w:val="29"/>
+    <w:basedOn w:val="Heading3"/>
+    <w:next w:val="a1"/>
     <w:qFormat/>
-    <w:uiPriority w:val="0"/>
     <w:pPr>
       <w:spacing w:line="360" w:lineRule="auto"/>
       <w:ind w:left="0" w:firstLine="472" w:firstLineChars="200"/>
     </w:pPr>
     <w:rPr>
-      <w:rFonts w:ascii="宋体" w:hAnsi="宋体" w:eastAsia="宋体" w:cs="宋体"/>
+      <w:rFonts w:ascii="宋体" w:eastAsia="宋体" w:hAnsi="宋体" w:cs="宋体"/>
       <w:spacing w:val="-2"/>
       <w:sz w:val="24"/>
       <w:szCs w:val="24"/>
     </w:rPr>
   </w:style>
-  <w:style w:type="paragraph" w:customStyle="1" w:styleId="32">
+  <w:style w:type="paragraph" w:customStyle="1" w:styleId="a2">
     <w:name w:val="柴_目录"/>
-    <w:basedOn w:val="1"/>
-    <w:next w:val="12"/>
+    <w:basedOn w:val="Normal"/>
+    <w:next w:val="BodyText"/>
     <w:qFormat/>
-    <w:uiPriority w:val="0"/>
     <w:pPr>
       <w:tabs>
         <w:tab w:val="right" w:leader="dot" w:pos="8442"/>
@@ -7296,64 +7149,59 @@
       <w:ind w:left="0" w:leftChars="0"/>
     </w:pPr>
     <w:rPr>
-      <w:rFonts w:ascii="Arial" w:hAnsi="Arial" w:eastAsia="Microsoft JhengHei"/>
+      <w:rFonts w:ascii="Arial" w:eastAsia="Microsoft JhengHei" w:hAnsi="Arial"/>
       <w:sz w:val="24"/>
     </w:rPr>
   </w:style>
-  <w:style w:type="paragraph" w:customStyle="1" w:styleId="33">
+  <w:style w:type="paragraph" w:customStyle="1" w:styleId="WPSOffice1">
     <w:name w:val="WPSOffice手动目录 1"/>
     <w:qFormat/>
-    <w:uiPriority w:val="0"/>
     <w:pPr>
       <w:ind w:leftChars="0"/>
     </w:pPr>
     <w:rPr>
-      <w:rFonts w:ascii="Times New Roman" w:hAnsi="Times New Roman" w:eastAsia="宋体" w:cs="Times New Roman"/>
+      <w:rFonts w:ascii="Times New Roman" w:eastAsia="宋体" w:hAnsi="Times New Roman" w:cs="Times New Roman"/>
       <w:sz w:val="20"/>
       <w:szCs w:val="20"/>
     </w:rPr>
   </w:style>
-  <w:style w:type="paragraph" w:customStyle="1" w:styleId="34">
+  <w:style w:type="paragraph" w:customStyle="1" w:styleId="WPSOffice2">
     <w:name w:val="WPSOffice手动目录 2"/>
     <w:qFormat/>
-    <w:uiPriority w:val="0"/>
     <w:pPr>
       <w:ind w:leftChars="200"/>
     </w:pPr>
     <w:rPr>
-      <w:rFonts w:ascii="Times New Roman" w:hAnsi="Times New Roman" w:eastAsia="宋体" w:cs="Times New Roman"/>
+      <w:rFonts w:ascii="Times New Roman" w:eastAsia="宋体" w:hAnsi="Times New Roman" w:cs="Times New Roman"/>
       <w:sz w:val="20"/>
       <w:szCs w:val="20"/>
     </w:rPr>
   </w:style>
-  <w:style w:type="paragraph" w:customStyle="1" w:styleId="35">
+  <w:style w:type="paragraph" w:customStyle="1" w:styleId="WPSOffice3">
     <w:name w:val="WPSOffice手动目录 3"/>
     <w:qFormat/>
-    <w:uiPriority w:val="0"/>
     <w:pPr>
       <w:ind w:leftChars="400"/>
     </w:pPr>
     <w:rPr>
-      <w:rFonts w:ascii="Times New Roman" w:hAnsi="Times New Roman" w:eastAsia="宋体" w:cs="Times New Roman"/>
+      <w:rFonts w:ascii="Times New Roman" w:eastAsia="宋体" w:hAnsi="Times New Roman" w:cs="Times New Roman"/>
       <w:sz w:val="20"/>
       <w:szCs w:val="20"/>
     </w:rPr>
   </w:style>
-  <w:style w:type="paragraph" w:customStyle="1" w:styleId="36">
+  <w:style w:type="paragraph" w:customStyle="1" w:styleId="Compact">
     <w:name w:val="Compact"/>
-    <w:basedOn w:val="12"/>
+    <w:basedOn w:val="BodyText"/>
     <w:qFormat/>
-    <w:uiPriority w:val="0"/>
     <w:pPr>
       <w:spacing w:before="36" w:after="36"/>
     </w:pPr>
   </w:style>
-  <w:style w:type="table" w:customStyle="1" w:styleId="37">
+  <w:style w:type="table" w:customStyle="1" w:styleId="Table">
     <w:name w:val="Table"/>
     <w:semiHidden/>
     <w:unhideWhenUsed/>
     <w:qFormat/>
-    <w:uiPriority w:val="0"/>
     <w:tblPr>
       <w:tblCellMar>
         <w:top w:w="0" w:type="dxa"/>
@@ -7365,28 +7213,26 @@
     <w:tblStylePr w:type="firstRow">
       <w:tcPr>
         <w:tcBorders>
-          <w:bottom w:val="single" w:color="auto" w:sz="0" w:space="0"/>
+          <w:bottom w:val="single" w:sz="0" w:space="0" w:color="auto"/>
         </w:tcBorders>
         <w:vAlign w:val="bottom"/>
       </w:tcPr>
     </w:tblStylePr>
   </w:style>
-  <w:style w:type="character" w:customStyle="1" w:styleId="38">
+  <w:style w:type="character" w:customStyle="1" w:styleId="1Char">
     <w:name w:val="柴_标题1 Char"/>
-    <w:link w:val="28"/>
+    <w:link w:val="1"/>
     <w:qFormat/>
-    <w:uiPriority w:val="0"/>
     <w:rPr>
-      <w:rFonts w:ascii="Arial" w:hAnsi="Arial" w:eastAsia="宋体"/>
+      <w:rFonts w:ascii="Arial" w:eastAsia="宋体" w:hAnsi="Arial"/>
       <w:sz w:val="32"/>
     </w:rPr>
   </w:style>
-  <w:style w:type="table" w:customStyle="1" w:styleId="39">
+  <w:style w:type="table" w:customStyle="1" w:styleId="TableNormal1">
     <w:name w:val="Table Normal_1"/>
     <w:semiHidden/>
     <w:unhideWhenUsed/>
     <w:qFormat/>
-    <w:uiPriority w:val="0"/>
     <w:tblPr>
       <w:tblCellMar>
         <w:top w:w="0" w:type="dxa"/>
@@ -7396,11 +7242,10 @@
       </w:tblCellMar>
     </w:tblPr>
   </w:style>
-  <w:style w:type="paragraph" w:customStyle="1" w:styleId="40">
+  <w:style w:type="paragraph" w:customStyle="1" w:styleId="a3">
     <w:name w:val="柴_正文_无缩进"/>
-    <w:basedOn w:val="1"/>
+    <w:basedOn w:val="Normal"/>
     <w:qFormat/>
-    <w:uiPriority w:val="0"/>
     <w:pPr>
       <w:ind w:firstLine="0" w:firstLineChars="0"/>
     </w:pPr>
@@ -7410,31 +7255,29 @@
       <w:lang w:eastAsia="zh-CN"/>
     </w:rPr>
   </w:style>
-  <w:style w:type="paragraph" w:customStyle="1" w:styleId="41">
+  <w:style w:type="paragraph" w:customStyle="1" w:styleId="4">
     <w:name w:val="柴_标题4"/>
-    <w:basedOn w:val="5"/>
-    <w:next w:val="1"/>
+    <w:basedOn w:val="Heading4"/>
+    <w:next w:val="Normal"/>
     <w:qFormat/>
-    <w:uiPriority w:val="0"/>
     <w:pPr>
       <w:widowControl w:val="0"/>
       <w:spacing w:before="160" w:line="360" w:lineRule="auto"/>
-      <w:ind w:left="981" w:leftChars="300" w:hanging="862"/>
+      <w:ind w:left="981" w:hanging="862" w:leftChars="300"/>
     </w:pPr>
     <w:rPr>
-      <w:rFonts w:hint="eastAsia" w:ascii="Calibri" w:hAnsi="Calibri" w:eastAsia="宋体" w:cs="宋体"/>
+      <w:rFonts w:ascii="Calibri" w:eastAsia="宋体" w:hAnsi="Calibri" w:cs="宋体" w:hint="eastAsia"/>
       <w:sz w:val="24"/>
       <w:szCs w:val="24"/>
       <w:lang w:eastAsia="zh-CN" w:bidi="zh-CN"/>
     </w:rPr>
   </w:style>
-  <w:style w:type="character" w:customStyle="1" w:styleId="42">
+  <w:style w:type="character" w:customStyle="1" w:styleId="Char">
     <w:name w:val="柴_正文 Char"/>
-    <w:link w:val="29"/>
+    <w:link w:val="a1"/>
     <w:qFormat/>
-    <w:uiPriority w:val="0"/>
     <w:rPr>
-      <w:rFonts w:ascii="Arial" w:hAnsi="Arial" w:eastAsia="宋体"/>
+      <w:rFonts w:ascii="Arial" w:eastAsia="宋体" w:hAnsi="Arial"/>
       <w:sz w:val="24"/>
       <w:lang w:eastAsia="zh-CN"/>
     </w:rPr>

--- a/5.人员管理/1.流程制度规范类文件/TXHS-05-04-人员备份管理制度.docx
+++ b/5.人员管理/1.流程制度规范类文件/TXHS-05-04-人员备份管理制度.docx
@@ -1369,7 +1369,7 @@
                 <w:vertAlign w:val="baseline"/>
                 <w:lang w:val="en-US" w:eastAsia="zh-CN"/>
               </w:rPr>
-              <w:t>陈凯</w:t>
+              <w:t>茅建根</w:t>
             </w:r>
           </w:p>
         </w:tc>
@@ -1674,7 +1674,7 @@
                 <w:vertAlign w:val="baseline"/>
                 <w:lang w:val="en-US" w:eastAsia="zh-CN"/>
               </w:rPr>
-              <w:t>陈凯</w:t>
+              <w:t>茅建根</w:t>
             </w:r>
           </w:p>
         </w:tc>
@@ -5371,7 +5371,7 @@
           <w:rFonts w:hint="eastAsia"/>
           <w:lang w:val="en-US" w:eastAsia="zh-CN"/>
         </w:rPr>
-        <w:t>因紧急情况（如突发疾病、急事）A角无法提前交接的，应立即电话通知直接上级和B角。直接上级应指挥B角立即介入，并尽可能通过电话、远强宇涛式获取A角的关键信息，确保工作不断档。事后应补办交接手续。</w:t>
+        <w:t>因紧急情况（如突发疾病、急事）A角无法提前交接的，应立即电话通知直接上级和B角。直接上级应指挥B角立即介入，并尽可能通过电话、远程方式获取A角的关键信息，确保工作不断档。事后应补办交接手续。</w:t>
       </w:r>
     </w:p>
     <w:p>

--- a/5.人员管理/1.流程制度规范类文件/TXHS-05-04-人员备份管理制度.docx
+++ b/5.人员管理/1.流程制度规范类文件/TXHS-05-04-人员备份管理制度.docx
@@ -1,11 +1,10 @@
 
 <file path=word/document.xml><?xml version="1.0" encoding="utf-8"?>
-<w:document xmlns:wpc="http://schemas.microsoft.com/office/word/2010/wordprocessingCanvas" xmlns:mc="http://schemas.openxmlformats.org/markup-compatibility/2006" xmlns:o="urn:schemas-microsoft-com:office:office" xmlns:r="http://schemas.openxmlformats.org/officeDocument/2006/relationships" xmlns:m="http://schemas.openxmlformats.org/officeDocument/2006/math" xmlns:v="urn:schemas-microsoft-com:vml" xmlns:wp14="http://schemas.microsoft.com/office/word/2010/wordprocessingDrawing" xmlns:wp="http://schemas.openxmlformats.org/drawingml/2006/wordprocessingDrawing" xmlns:w10="urn:schemas-microsoft-com:office:word" xmlns:w="http://schemas.openxmlformats.org/wordprocessingml/2006/main" xmlns:w14="http://schemas.microsoft.com/office/word/2010/wordml" xmlns:w15="http://schemas.microsoft.com/office/word/2012/wordml" xmlns:wne="http://schemas.microsoft.com/office/word/2006/wordml" xmlns:wpg="http://schemas.microsoft.com/office/word/2010/wordprocessingGroup" xmlns:wpi="http://schemas.microsoft.com/office/word/2010/wordprocessingInk" xmlns:wps="http://schemas.microsoft.com/office/word/2010/wordprocessingShape" mc:Ignorable="w14 w15 wp14">
-  <!-- Generated by Aspose.Words for .NET 13.3.0.1 -->
+<w:document xmlns:wpc="http://schemas.microsoft.com/office/word/2010/wordprocessingCanvas" xmlns:mc="http://schemas.openxmlformats.org/markup-compatibility/2006" xmlns:o="urn:schemas-microsoft-com:office:office" xmlns:r="http://schemas.openxmlformats.org/officeDocument/2006/relationships" xmlns:m="http://schemas.openxmlformats.org/officeDocument/2006/math" xmlns:v="urn:schemas-microsoft-com:vml" xmlns:wp14="http://schemas.microsoft.com/office/word/2010/wordprocessingDrawing" xmlns:wp="http://schemas.openxmlformats.org/drawingml/2006/wordprocessingDrawing" xmlns:w="http://schemas.openxmlformats.org/wordprocessingml/2006/main" xmlns:w14="http://schemas.microsoft.com/office/word/2010/wordml" xmlns:w10="urn:schemas-microsoft-com:office:word" xmlns:w15="http://schemas.microsoft.com/office/word/2012/wordml" xmlns:wpg="http://schemas.microsoft.com/office/word/2010/wordprocessingGroup" xmlns:wpi="http://schemas.microsoft.com/office/word/2010/wordprocessingInk" xmlns:wne="http://schemas.microsoft.com/office/word/2006/wordml" xmlns:wps="http://schemas.microsoft.com/office/word/2010/wordprocessingShape" xmlns:wpsCustomData="http://www.wps.cn/officeDocument/2013/wpsCustomData" mc:Ignorable="w14 w15 wp14">
   <w:body>
     <w:p>
       <w:pPr>
-        <w:pStyle w:val="a"/>
+        <w:pStyle w:val="24"/>
         <w:keepNext w:val="0"/>
         <w:keepLines w:val="0"/>
         <w:pageBreakBefore w:val="0"/>
@@ -25,7 +24,7 @@
       <w:bookmarkStart w:id="0" w:name="_Toc19283"/>
       <w:r>
         <w:drawing>
-          <wp:anchor distT="0" distB="0" distL="114300" distR="114300" simplePos="0" relativeHeight="251660288" behindDoc="1" locked="0" layoutInCell="1" allowOverlap="1">
+          <wp:anchor distT="0" distB="0" distL="114300" distR="114300" simplePos="0" relativeHeight="251661312" behindDoc="1" locked="0" layoutInCell="1" allowOverlap="1">
             <wp:simplePos x="0" y="0"/>
             <wp:positionH relativeFrom="column">
               <wp:posOffset>-19050</wp:posOffset>
@@ -50,7 +49,7 @@
                     </pic:cNvPicPr>
                   </pic:nvPicPr>
                   <pic:blipFill>
-                    <a:blip xmlns:r="http://schemas.openxmlformats.org/officeDocument/2006/relationships" r:embed="rId4"/>
+                    <a:blip r:embed="rId8"/>
                     <a:stretch>
                       <a:fillRect/>
                     </a:stretch>
@@ -76,7 +75,7 @@
       </w:r>
       <w:r>
         <w:drawing>
-          <wp:anchor distT="0" distB="0" distL="114300" distR="114300" simplePos="0" relativeHeight="251659264" behindDoc="1" locked="0" layoutInCell="1" allowOverlap="1">
+          <wp:anchor distT="0" distB="0" distL="114300" distR="114300" simplePos="0" relativeHeight="251660288" behindDoc="1" locked="0" layoutInCell="1" allowOverlap="1">
             <wp:simplePos x="0" y="0"/>
             <wp:positionH relativeFrom="column">
               <wp:posOffset>0</wp:posOffset>
@@ -101,7 +100,7 @@
                     </pic:cNvPicPr>
                   </pic:nvPicPr>
                   <pic:blipFill>
-                    <a:blip xmlns:r="http://schemas.openxmlformats.org/officeDocument/2006/relationships" r:embed="rId5"/>
+                    <a:blip r:embed="rId9"/>
                     <a:stretch>
                       <a:fillRect/>
                     </a:stretch>
@@ -131,7 +130,7 @@
           <w:lang w:val="en-US" w:eastAsia="zh-CN"/>
         </w:rPr>
         <w:drawing>
-          <wp:anchor distT="0" distB="0" distL="114300" distR="114300" simplePos="0" relativeHeight="251658240" behindDoc="1" locked="0" layoutInCell="1" allowOverlap="1">
+          <wp:anchor distT="0" distB="0" distL="114300" distR="114300" simplePos="0" relativeHeight="251659264" behindDoc="1" locked="0" layoutInCell="1" allowOverlap="1">
             <wp:simplePos x="0" y="0"/>
             <wp:positionH relativeFrom="column">
               <wp:posOffset>635</wp:posOffset>
@@ -156,7 +155,7 @@
                     </pic:cNvPicPr>
                   </pic:nvPicPr>
                   <pic:blipFill>
-                    <a:blip xmlns:r="http://schemas.openxmlformats.org/officeDocument/2006/relationships" r:embed="rId6">
+                    <a:blip r:embed="rId10">
                       <a:alphaModFix amt="58000"/>
                       <a:lum contrast="-52000"/>
                     </a:blip>
@@ -190,7 +189,7 @@
     </w:p>
     <w:p>
       <w:pPr>
-        <w:pStyle w:val="a0"/>
+        <w:pStyle w:val="25"/>
         <w:keepNext w:val="0"/>
         <w:keepLines w:val="0"/>
         <w:pageBreakBefore w:val="0"/>
@@ -237,11 +236,11 @@
         <w:adjustRightInd w:val="0"/>
         <w:snapToGrid w:val="0"/>
         <w:spacing w:after="624" w:afterLines="200" w:line="219" w:lineRule="auto"/>
-        <w:ind w:left="0" w:right="0" w:firstLine="0" w:leftChars="0" w:rightChars="0" w:firstLineChars="0"/>
+        <w:ind w:left="0" w:leftChars="0" w:right="0" w:rightChars="0" w:firstLine="0" w:firstLineChars="0"/>
         <w:jc w:val="center"/>
         <w:textAlignment w:val="baseline"/>
         <w:rPr>
-          <w:rFonts w:ascii="宋体" w:eastAsia="宋体" w:hAnsi="宋体" w:cs="宋体" w:hint="eastAsia"/>
+          <w:rFonts w:hint="eastAsia" w:ascii="宋体" w:hAnsi="宋体" w:eastAsia="宋体" w:cs="宋体"/>
           <w:sz w:val="24"/>
           <w:szCs w:val="24"/>
           <w:lang w:val="en-US" w:eastAsia="zh-CN"/>
@@ -249,7 +248,7 @@
       </w:pPr>
       <w:r>
         <w:rPr>
-          <w:rFonts w:ascii="宋体" w:eastAsia="宋体" w:hAnsi="宋体" w:cs="宋体"/>
+          <w:rFonts w:ascii="宋体" w:hAnsi="宋体" w:eastAsia="宋体" w:cs="宋体"/>
           <w:b/>
           <w:bCs/>
           <w:spacing w:val="-3"/>
@@ -260,7 +259,7 @@
       </w:r>
       <w:r>
         <w:rPr>
-          <w:rFonts w:ascii="宋体" w:eastAsia="宋体" w:hAnsi="宋体" w:cs="宋体" w:hint="eastAsia"/>
+          <w:rFonts w:hint="eastAsia" w:ascii="宋体" w:hAnsi="宋体" w:eastAsia="宋体" w:cs="宋体"/>
           <w:b/>
           <w:bCs/>
           <w:spacing w:val="-3"/>
@@ -272,7 +271,7 @@
       </w:r>
       <w:r>
         <w:rPr>
-          <w:rFonts w:ascii="宋体" w:eastAsia="宋体" w:hAnsi="宋体" w:cs="宋体"/>
+          <w:rFonts w:ascii="宋体" w:hAnsi="宋体" w:eastAsia="宋体" w:cs="宋体"/>
           <w:b/>
           <w:bCs/>
           <w:spacing w:val="-3"/>
@@ -283,7 +282,7 @@
       </w:r>
       <w:r>
         <w:rPr>
-          <w:rFonts w:ascii="宋体" w:eastAsia="宋体" w:hAnsi="宋体" w:cs="宋体" w:hint="eastAsia"/>
+          <w:rFonts w:hint="eastAsia" w:ascii="宋体" w:hAnsi="宋体" w:eastAsia="宋体" w:cs="宋体"/>
           <w:b/>
           <w:bCs/>
           <w:spacing w:val="-3"/>
@@ -295,7 +294,7 @@
       </w:r>
       <w:r>
         <w:rPr>
-          <w:rFonts w:ascii="宋体" w:eastAsia="宋体" w:hAnsi="宋体" w:cs="宋体"/>
+          <w:rFonts w:ascii="宋体" w:hAnsi="宋体" w:eastAsia="宋体" w:cs="宋体"/>
           <w:b/>
           <w:bCs/>
           <w:spacing w:val="-3"/>
@@ -306,7 +305,7 @@
       </w:r>
       <w:r>
         <w:rPr>
-          <w:rFonts w:ascii="宋体" w:hAnsi="宋体" w:cs="宋体" w:hint="eastAsia"/>
+          <w:rFonts w:hint="eastAsia" w:ascii="宋体" w:hAnsi="宋体" w:cs="宋体"/>
           <w:b/>
           <w:bCs/>
           <w:spacing w:val="-3"/>
@@ -319,17 +318,18 @@
     </w:p>
     <w:tbl>
       <w:tblPr>
-        <w:tblStyle w:val="TableGrid"/>
+        <w:tblStyle w:val="21"/>
         <w:tblW w:w="0" w:type="auto"/>
         <w:jc w:val="center"/>
         <w:tblBorders>
-          <w:top w:val="nil"/>
-          <w:left w:val="nil"/>
-          <w:bottom w:val="nil"/>
-          <w:right w:val="nil"/>
-          <w:insideH w:val="nil"/>
-          <w:insideV w:val="nil"/>
+          <w:top w:val="none" w:color="auto" w:sz="0" w:space="0"/>
+          <w:left w:val="none" w:color="auto" w:sz="0" w:space="0"/>
+          <w:bottom w:val="none" w:color="auto" w:sz="0" w:space="0"/>
+          <w:right w:val="none" w:color="auto" w:sz="0" w:space="0"/>
+          <w:insideH w:val="none" w:color="auto" w:sz="0" w:space="0"/>
+          <w:insideV w:val="none" w:color="auto" w:sz="0" w:space="0"/>
         </w:tblBorders>
+        <w:tblLayout w:type="autofit"/>
         <w:tblCellMar>
           <w:top w:w="0" w:type="dxa"/>
           <w:left w:w="108" w:type="dxa"/>
@@ -343,15 +343,13 @@
       </w:tblGrid>
       <w:tr>
         <w:tblPrEx>
-          <w:tblW w:w="0" w:type="auto"/>
-          <w:jc w:val="center"/>
           <w:tblBorders>
-            <w:top w:val="nil"/>
-            <w:left w:val="nil"/>
-            <w:bottom w:val="nil"/>
-            <w:right w:val="nil"/>
-            <w:insideH w:val="nil"/>
-            <w:insideV w:val="nil"/>
+            <w:top w:val="none" w:color="auto" w:sz="0" w:space="0"/>
+            <w:left w:val="none" w:color="auto" w:sz="0" w:space="0"/>
+            <w:bottom w:val="none" w:color="auto" w:sz="0" w:space="0"/>
+            <w:right w:val="none" w:color="auto" w:sz="0" w:space="0"/>
+            <w:insideH w:val="none" w:color="auto" w:sz="0" w:space="0"/>
+            <w:insideV w:val="none" w:color="auto" w:sz="0" w:space="0"/>
           </w:tblBorders>
           <w:tblCellMar>
             <w:top w:w="0" w:type="dxa"/>
@@ -361,7 +359,7 @@
           </w:tblCellMar>
         </w:tblPrEx>
         <w:trPr>
-          <w:trHeight w:val="810"/>
+          <w:trHeight w:val="810" w:hRule="atLeast"/>
           <w:jc w:val="center"/>
         </w:trPr>
         <w:tc>
@@ -399,7 +397,7 @@
             </w:r>
             <w:r>
               <w:rPr>
-                <w:rFonts w:asciiTheme="minorAscii" w:eastAsiaTheme="minorEastAsia" w:hAnsiTheme="minorAscii" w:hint="default"/>
+                <w:rFonts w:hint="default" w:asciiTheme="minorAscii" w:hAnsiTheme="minorAscii" w:eastAsiaTheme="minorEastAsia"/>
                 <w:spacing w:val="227"/>
                 <w:sz w:val="21"/>
                 <w:vertAlign w:val="baseline"/>
@@ -453,7 +451,7 @@
             </w:r>
             <w:r>
               <w:rPr>
-                <w:rFonts w:asciiTheme="minorAscii" w:eastAsiaTheme="minorEastAsia" w:hAnsiTheme="minorAscii" w:hint="eastAsia"/>
+                <w:rFonts w:hint="eastAsia" w:asciiTheme="minorAscii" w:hAnsiTheme="minorAscii" w:eastAsiaTheme="minorEastAsia"/>
                 <w:spacing w:val="227"/>
                 <w:sz w:val="21"/>
                 <w:vertAlign w:val="baseline"/>
@@ -475,8 +473,14 @@
       </w:tr>
       <w:tr>
         <w:tblPrEx>
-          <w:tblW w:w="0" w:type="auto"/>
-          <w:jc w:val="center"/>
+          <w:tblBorders>
+            <w:top w:val="none" w:color="auto" w:sz="0" w:space="0"/>
+            <w:left w:val="none" w:color="auto" w:sz="0" w:space="0"/>
+            <w:bottom w:val="none" w:color="auto" w:sz="0" w:space="0"/>
+            <w:right w:val="none" w:color="auto" w:sz="0" w:space="0"/>
+            <w:insideH w:val="none" w:color="auto" w:sz="0" w:space="0"/>
+            <w:insideV w:val="none" w:color="auto" w:sz="0" w:space="0"/>
+          </w:tblBorders>
           <w:tblCellMar>
             <w:top w:w="0" w:type="dxa"/>
             <w:left w:w="108" w:type="dxa"/>
@@ -485,7 +489,7 @@
           </w:tblCellMar>
         </w:tblPrEx>
         <w:trPr>
-          <w:trHeight w:val="810"/>
+          <w:trHeight w:val="810" w:hRule="atLeast"/>
           <w:jc w:val="center"/>
         </w:trPr>
         <w:tc>
@@ -509,7 +513,7 @@
               <w:snapToGrid w:val="0"/>
               <w:textAlignment w:val="baseline"/>
               <w:rPr>
-                <w:rFonts w:ascii="Arial" w:eastAsia="Arial" w:hAnsi="Arial" w:cs="Arial" w:hint="default"/>
+                <w:rFonts w:hint="default" w:ascii="Arial" w:hAnsi="Arial" w:eastAsia="Arial" w:cs="Arial"/>
                 <w:snapToGrid w:val="0"/>
                 <w:color w:val="000000"/>
                 <w:kern w:val="0"/>
@@ -541,7 +545,7 @@
             </w:r>
             <w:r>
               <w:rPr>
-                <w:rFonts w:asciiTheme="minorAscii" w:eastAsiaTheme="minorEastAsia" w:hAnsiTheme="minorAscii" w:hint="default"/>
+                <w:rFonts w:hint="default" w:asciiTheme="minorAscii" w:hAnsiTheme="minorAscii" w:eastAsiaTheme="minorEastAsia"/>
                 <w:spacing w:val="227"/>
                 <w:sz w:val="21"/>
                 <w:vertAlign w:val="baseline"/>
@@ -583,7 +587,7 @@
               <w:snapToGrid w:val="0"/>
               <w:textAlignment w:val="baseline"/>
               <w:rPr>
-                <w:rFonts w:ascii="Arial" w:eastAsia="Arial" w:hAnsi="Arial" w:cs="Arial" w:hint="default"/>
+                <w:rFonts w:hint="default" w:ascii="Arial" w:hAnsi="Arial" w:eastAsia="Arial" w:cs="Arial"/>
                 <w:snapToGrid w:val="0"/>
                 <w:color w:val="000000"/>
                 <w:kern w:val="0"/>
@@ -603,7 +607,7 @@
             </w:r>
             <w:r>
               <w:rPr>
-                <w:rFonts w:asciiTheme="minorAscii" w:eastAsiaTheme="minorEastAsia" w:hAnsiTheme="minorAscii" w:hint="eastAsia"/>
+                <w:rFonts w:hint="eastAsia" w:asciiTheme="minorAscii" w:hAnsiTheme="minorAscii" w:eastAsiaTheme="minorEastAsia"/>
                 <w:spacing w:val="227"/>
                 <w:sz w:val="21"/>
                 <w:vertAlign w:val="baseline"/>
@@ -625,8 +629,14 @@
       </w:tr>
       <w:tr>
         <w:tblPrEx>
-          <w:tblW w:w="0" w:type="auto"/>
-          <w:jc w:val="center"/>
+          <w:tblBorders>
+            <w:top w:val="none" w:color="auto" w:sz="0" w:space="0"/>
+            <w:left w:val="none" w:color="auto" w:sz="0" w:space="0"/>
+            <w:bottom w:val="none" w:color="auto" w:sz="0" w:space="0"/>
+            <w:right w:val="none" w:color="auto" w:sz="0" w:space="0"/>
+            <w:insideH w:val="none" w:color="auto" w:sz="0" w:space="0"/>
+            <w:insideV w:val="none" w:color="auto" w:sz="0" w:space="0"/>
+          </w:tblBorders>
           <w:tblCellMar>
             <w:top w:w="0" w:type="dxa"/>
             <w:left w:w="108" w:type="dxa"/>
@@ -635,7 +645,7 @@
           </w:tblCellMar>
         </w:tblPrEx>
         <w:trPr>
-          <w:trHeight w:val="635"/>
+          <w:trHeight w:val="635" w:hRule="atLeast"/>
           <w:jc w:val="center"/>
         </w:trPr>
         <w:tc>
@@ -685,7 +695,7 @@
             </w:r>
             <w:r>
               <w:rPr>
-                <w:rFonts w:asciiTheme="minorAscii" w:eastAsiaTheme="minorEastAsia" w:hAnsiTheme="minorAscii" w:hint="eastAsia"/>
+                <w:rFonts w:hint="eastAsia" w:asciiTheme="minorAscii" w:hAnsiTheme="minorAscii" w:eastAsiaTheme="minorEastAsia"/>
                 <w:spacing w:val="227"/>
                 <w:sz w:val="21"/>
                 <w:vertAlign w:val="baseline"/>
@@ -738,7 +748,7 @@
             </w:r>
             <w:r>
               <w:rPr>
-                <w:rFonts w:asciiTheme="minorAscii" w:eastAsiaTheme="minorEastAsia" w:hAnsiTheme="minorAscii" w:hint="eastAsia"/>
+                <w:rFonts w:hint="eastAsia" w:asciiTheme="minorAscii" w:hAnsiTheme="minorAscii" w:eastAsiaTheme="minorEastAsia"/>
                 <w:spacing w:val="227"/>
                 <w:sz w:val="21"/>
                 <w:vertAlign w:val="baseline"/>
@@ -797,14 +807,14 @@
         <w:ind w:left="3634"/>
         <w:textAlignment w:val="baseline"/>
         <w:rPr>
-          <w:rFonts w:ascii="宋体" w:eastAsia="宋体" w:hAnsi="宋体" w:cs="宋体"/>
+          <w:rFonts w:ascii="宋体" w:hAnsi="宋体" w:eastAsia="宋体" w:cs="宋体"/>
           <w:sz w:val="31"/>
           <w:szCs w:val="31"/>
         </w:rPr>
       </w:pPr>
       <w:r>
         <w:rPr>
-          <w:rFonts w:ascii="宋体" w:eastAsia="宋体" w:hAnsi="宋体" w:cs="宋体"/>
+          <w:rFonts w:ascii="宋体" w:hAnsi="宋体" w:eastAsia="宋体" w:cs="宋体"/>
           <w:b/>
           <w:bCs/>
           <w:spacing w:val="4"/>
@@ -816,16 +826,16 @@
     </w:p>
     <w:tbl>
       <w:tblPr>
-        <w:tblStyle w:val="TableNormal0"/>
+        <w:tblStyle w:val="26"/>
         <w:tblW w:w="8214" w:type="dxa"/>
         <w:jc w:val="center"/>
         <w:tblBorders>
-          <w:top w:val="single" w:sz="2" w:space="0" w:color="000000"/>
-          <w:left w:val="single" w:sz="2" w:space="0" w:color="000000"/>
-          <w:bottom w:val="single" w:sz="2" w:space="0" w:color="000000"/>
-          <w:right w:val="single" w:sz="2" w:space="0" w:color="000000"/>
-          <w:insideH w:val="single" w:sz="2" w:space="0" w:color="000000"/>
-          <w:insideV w:val="single" w:sz="2" w:space="0" w:color="000000"/>
+          <w:top w:val="single" w:color="000000" w:sz="2" w:space="0"/>
+          <w:left w:val="single" w:color="000000" w:sz="2" w:space="0"/>
+          <w:bottom w:val="single" w:color="000000" w:sz="2" w:space="0"/>
+          <w:right w:val="single" w:color="000000" w:sz="2" w:space="0"/>
+          <w:insideH w:val="single" w:color="000000" w:sz="2" w:space="0"/>
+          <w:insideV w:val="single" w:color="000000" w:sz="2" w:space="0"/>
         </w:tblBorders>
         <w:tblLayout w:type="fixed"/>
         <w:tblCellMar>
@@ -845,17 +855,14 @@
       </w:tblGrid>
       <w:tr>
         <w:tblPrEx>
-          <w:tblW w:w="8214" w:type="dxa"/>
-          <w:jc w:val="center"/>
           <w:tblBorders>
-            <w:top w:val="single" w:sz="2" w:space="0" w:color="000000"/>
-            <w:left w:val="single" w:sz="2" w:space="0" w:color="000000"/>
-            <w:bottom w:val="single" w:sz="2" w:space="0" w:color="000000"/>
-            <w:right w:val="single" w:sz="2" w:space="0" w:color="000000"/>
-            <w:insideH w:val="single" w:sz="2" w:space="0" w:color="000000"/>
-            <w:insideV w:val="single" w:sz="2" w:space="0" w:color="000000"/>
+            <w:top w:val="single" w:color="000000" w:sz="2" w:space="0"/>
+            <w:left w:val="single" w:color="000000" w:sz="2" w:space="0"/>
+            <w:bottom w:val="single" w:color="000000" w:sz="2" w:space="0"/>
+            <w:right w:val="single" w:color="000000" w:sz="2" w:space="0"/>
+            <w:insideH w:val="single" w:color="000000" w:sz="2" w:space="0"/>
+            <w:insideV w:val="single" w:color="000000" w:sz="2" w:space="0"/>
           </w:tblBorders>
-          <w:tblLayout w:type="fixed"/>
           <w:tblCellMar>
             <w:top w:w="0" w:type="dxa"/>
             <w:left w:w="0" w:type="dxa"/>
@@ -864,7 +871,7 @@
           </w:tblCellMar>
         </w:tblPrEx>
         <w:trPr>
-          <w:trHeight w:val="593"/>
+          <w:trHeight w:val="593" w:hRule="atLeast"/>
           <w:jc w:val="center"/>
         </w:trPr>
         <w:tc>
@@ -886,18 +893,18 @@
               <w:adjustRightInd w:val="0"/>
               <w:snapToGrid w:val="0"/>
               <w:spacing w:before="176" w:line="228" w:lineRule="auto"/>
-              <w:ind w:left="0" w:right="0" w:firstLine="0" w:leftChars="0" w:rightChars="0" w:firstLineChars="0"/>
+              <w:ind w:left="0" w:leftChars="0" w:right="0" w:rightChars="0" w:firstLine="0" w:firstLineChars="0"/>
               <w:jc w:val="center"/>
               <w:textAlignment w:val="baseline"/>
               <w:rPr>
-                <w:rFonts w:ascii="宋体" w:eastAsia="宋体" w:hAnsi="宋体" w:cs="宋体"/>
+                <w:rFonts w:ascii="宋体" w:hAnsi="宋体" w:eastAsia="宋体" w:cs="宋体"/>
                 <w:sz w:val="20"/>
                 <w:szCs w:val="20"/>
               </w:rPr>
             </w:pPr>
             <w:r>
               <w:rPr>
-                <w:rFonts w:ascii="宋体" w:hAnsi="宋体" w:cs="宋体" w:hint="eastAsia"/>
+                <w:rFonts w:hint="eastAsia" w:ascii="宋体" w:hAnsi="宋体" w:cs="宋体"/>
                 <w:spacing w:val="-14"/>
                 <w:sz w:val="20"/>
                 <w:szCs w:val="20"/>
@@ -907,7 +914,7 @@
             </w:r>
             <w:r>
               <w:rPr>
-                <w:rFonts w:ascii="宋体" w:eastAsia="宋体" w:hAnsi="宋体" w:cs="宋体"/>
+                <w:rFonts w:ascii="宋体" w:hAnsi="宋体" w:eastAsia="宋体" w:cs="宋体"/>
                 <w:spacing w:val="-14"/>
                 <w:sz w:val="20"/>
                 <w:szCs w:val="20"/>
@@ -935,18 +942,18 @@
               <w:adjustRightInd w:val="0"/>
               <w:snapToGrid w:val="0"/>
               <w:spacing w:before="175" w:line="227" w:lineRule="auto"/>
-              <w:ind w:left="0" w:right="0" w:firstLine="0" w:leftChars="0" w:rightChars="0" w:firstLineChars="0"/>
+              <w:ind w:left="0" w:leftChars="0" w:right="0" w:rightChars="0" w:firstLine="0" w:firstLineChars="0"/>
               <w:jc w:val="center"/>
               <w:textAlignment w:val="baseline"/>
               <w:rPr>
-                <w:rFonts w:ascii="宋体" w:eastAsia="宋体" w:hAnsi="宋体" w:cs="宋体"/>
+                <w:rFonts w:ascii="宋体" w:hAnsi="宋体" w:eastAsia="宋体" w:cs="宋体"/>
                 <w:sz w:val="20"/>
                 <w:szCs w:val="20"/>
               </w:rPr>
             </w:pPr>
             <w:r>
               <w:rPr>
-                <w:rFonts w:ascii="宋体" w:eastAsia="宋体" w:hAnsi="宋体" w:cs="宋体"/>
+                <w:rFonts w:ascii="宋体" w:hAnsi="宋体" w:eastAsia="宋体" w:cs="宋体"/>
                 <w:spacing w:val="4"/>
                 <w:sz w:val="20"/>
                 <w:szCs w:val="20"/>
@@ -974,18 +981,18 @@
               <w:adjustRightInd w:val="0"/>
               <w:snapToGrid w:val="0"/>
               <w:spacing w:before="175" w:line="228" w:lineRule="auto"/>
-              <w:ind w:left="0" w:right="0" w:firstLine="0" w:leftChars="0" w:rightChars="0" w:firstLineChars="0"/>
+              <w:ind w:left="0" w:leftChars="0" w:right="0" w:rightChars="0" w:firstLine="0" w:firstLineChars="0"/>
               <w:jc w:val="center"/>
               <w:textAlignment w:val="baseline"/>
               <w:rPr>
-                <w:rFonts w:ascii="宋体" w:eastAsia="宋体" w:hAnsi="宋体" w:cs="宋体"/>
+                <w:rFonts w:ascii="宋体" w:hAnsi="宋体" w:eastAsia="宋体" w:cs="宋体"/>
                 <w:sz w:val="20"/>
                 <w:szCs w:val="20"/>
               </w:rPr>
             </w:pPr>
             <w:r>
               <w:rPr>
-                <w:rFonts w:ascii="宋体" w:eastAsia="宋体" w:hAnsi="宋体" w:cs="宋体"/>
+                <w:rFonts w:ascii="宋体" w:hAnsi="宋体" w:eastAsia="宋体" w:cs="宋体"/>
                 <w:spacing w:val="7"/>
                 <w:sz w:val="20"/>
                 <w:szCs w:val="20"/>
@@ -1013,11 +1020,11 @@
               <w:adjustRightInd w:val="0"/>
               <w:snapToGrid w:val="0"/>
               <w:spacing w:before="175" w:line="228" w:lineRule="auto"/>
-              <w:ind w:left="0" w:right="0" w:firstLine="0" w:leftChars="0" w:rightChars="0" w:firstLineChars="0"/>
+              <w:ind w:left="0" w:leftChars="0" w:right="0" w:rightChars="0" w:firstLine="0" w:firstLineChars="0"/>
               <w:jc w:val="center"/>
               <w:textAlignment w:val="baseline"/>
               <w:rPr>
-                <w:rFonts w:ascii="宋体" w:eastAsia="宋体" w:hAnsi="宋体" w:cs="宋体" w:hint="eastAsia"/>
+                <w:rFonts w:hint="eastAsia" w:ascii="宋体" w:hAnsi="宋体" w:eastAsia="宋体" w:cs="宋体"/>
                 <w:spacing w:val="7"/>
                 <w:sz w:val="20"/>
                 <w:szCs w:val="20"/>
@@ -1026,7 +1033,7 @@
             </w:pPr>
             <w:r>
               <w:rPr>
-                <w:rFonts w:ascii="宋体" w:hAnsi="宋体" w:cs="宋体" w:hint="eastAsia"/>
+                <w:rFonts w:hint="eastAsia" w:ascii="宋体" w:hAnsi="宋体" w:cs="宋体"/>
                 <w:spacing w:val="7"/>
                 <w:sz w:val="20"/>
                 <w:szCs w:val="20"/>
@@ -1055,11 +1062,11 @@
               <w:adjustRightInd w:val="0"/>
               <w:snapToGrid w:val="0"/>
               <w:spacing w:before="175" w:line="228" w:lineRule="auto"/>
-              <w:ind w:left="0" w:right="0" w:firstLine="0" w:leftChars="0" w:rightChars="0" w:firstLineChars="0"/>
+              <w:ind w:left="0" w:leftChars="0" w:right="0" w:rightChars="0" w:firstLine="0" w:firstLineChars="0"/>
               <w:jc w:val="center"/>
               <w:textAlignment w:val="baseline"/>
               <w:rPr>
-                <w:rFonts w:ascii="宋体" w:hAnsi="宋体" w:cs="宋体" w:hint="default"/>
+                <w:rFonts w:hint="default" w:ascii="宋体" w:hAnsi="宋体" w:cs="宋体"/>
                 <w:spacing w:val="7"/>
                 <w:sz w:val="20"/>
                 <w:szCs w:val="20"/>
@@ -1068,7 +1075,7 @@
             </w:pPr>
             <w:r>
               <w:rPr>
-                <w:rFonts w:ascii="宋体" w:hAnsi="宋体" w:cs="宋体" w:hint="eastAsia"/>
+                <w:rFonts w:hint="eastAsia" w:ascii="宋体" w:hAnsi="宋体" w:cs="宋体"/>
                 <w:spacing w:val="7"/>
                 <w:sz w:val="20"/>
                 <w:szCs w:val="20"/>
@@ -1097,18 +1104,18 @@
               <w:adjustRightInd w:val="0"/>
               <w:snapToGrid w:val="0"/>
               <w:spacing w:before="176" w:line="229" w:lineRule="auto"/>
-              <w:ind w:left="0" w:right="0" w:firstLine="0" w:leftChars="0" w:rightChars="0" w:firstLineChars="0"/>
+              <w:ind w:left="0" w:leftChars="0" w:right="0" w:rightChars="0" w:firstLine="0" w:firstLineChars="0"/>
               <w:jc w:val="center"/>
               <w:textAlignment w:val="baseline"/>
               <w:rPr>
-                <w:rFonts w:ascii="宋体" w:eastAsia="宋体" w:hAnsi="宋体" w:cs="宋体"/>
+                <w:rFonts w:ascii="宋体" w:hAnsi="宋体" w:eastAsia="宋体" w:cs="宋体"/>
                 <w:sz w:val="20"/>
                 <w:szCs w:val="20"/>
               </w:rPr>
             </w:pPr>
             <w:r>
               <w:rPr>
-                <w:rFonts w:ascii="宋体" w:eastAsia="宋体" w:hAnsi="宋体" w:cs="宋体"/>
+                <w:rFonts w:ascii="宋体" w:hAnsi="宋体" w:eastAsia="宋体" w:cs="宋体"/>
                 <w:spacing w:val="7"/>
                 <w:sz w:val="20"/>
                 <w:szCs w:val="20"/>
@@ -1120,9 +1127,14 @@
       </w:tr>
       <w:tr>
         <w:tblPrEx>
-          <w:tblW w:w="8214" w:type="dxa"/>
-          <w:jc w:val="center"/>
-          <w:tblLayout w:type="fixed"/>
+          <w:tblBorders>
+            <w:top w:val="single" w:color="000000" w:sz="2" w:space="0"/>
+            <w:left w:val="single" w:color="000000" w:sz="2" w:space="0"/>
+            <w:bottom w:val="single" w:color="000000" w:sz="2" w:space="0"/>
+            <w:right w:val="single" w:color="000000" w:sz="2" w:space="0"/>
+            <w:insideH w:val="single" w:color="000000" w:sz="2" w:space="0"/>
+            <w:insideV w:val="single" w:color="000000" w:sz="2" w:space="0"/>
+          </w:tblBorders>
           <w:tblCellMar>
             <w:top w:w="0" w:type="dxa"/>
             <w:left w:w="0" w:type="dxa"/>
@@ -1131,7 +1143,300 @@
           </w:tblCellMar>
         </w:tblPrEx>
         <w:trPr>
-          <w:trHeight w:val="516"/>
+          <w:trHeight w:val="516" w:hRule="atLeast"/>
+          <w:jc w:val="center"/>
+        </w:trPr>
+        <w:tc>
+          <w:tcPr>
+            <w:tcW w:w="1317" w:type="dxa"/>
+          </w:tcPr>
+          <w:p>
+            <w:pPr>
+              <w:keepNext w:val="0"/>
+              <w:keepLines w:val="0"/>
+              <w:pageBreakBefore w:val="0"/>
+              <w:widowControl w:val="0"/>
+              <w:kinsoku w:val="0"/>
+              <w:wordWrap/>
+              <w:overflowPunct/>
+              <w:autoSpaceDE w:val="0"/>
+              <w:autoSpaceDN w:val="0"/>
+              <w:bidi w:val="0"/>
+              <w:adjustRightInd w:val="0"/>
+              <w:snapToGrid w:val="0"/>
+              <w:spacing w:before="173" w:line="267" w:lineRule="exact"/>
+              <w:ind w:left="0" w:leftChars="0" w:right="0" w:rightChars="0" w:firstLine="0" w:firstLineChars="0"/>
+              <w:jc w:val="center"/>
+              <w:textAlignment w:val="baseline"/>
+              <w:rPr>
+                <w:rFonts w:hint="default" w:ascii="宋体" w:hAnsi="宋体" w:eastAsia="宋体" w:cs="宋体"/>
+                <w:sz w:val="20"/>
+                <w:szCs w:val="20"/>
+                <w:lang w:val="en-US"/>
+              </w:rPr>
+            </w:pPr>
+            <w:r>
+              <w:rPr>
+                <w:rFonts w:ascii="宋体" w:hAnsi="宋体" w:eastAsia="宋体" w:cs="宋体"/>
+                <w:spacing w:val="3"/>
+                <w:position w:val="1"/>
+                <w:sz w:val="20"/>
+                <w:szCs w:val="20"/>
+              </w:rPr>
+              <w:t>2025.1.</w:t>
+            </w:r>
+            <w:r>
+              <w:rPr>
+                <w:rFonts w:hint="eastAsia" w:ascii="宋体" w:hAnsi="宋体" w:cs="宋体"/>
+                <w:spacing w:val="3"/>
+                <w:position w:val="1"/>
+                <w:sz w:val="20"/>
+                <w:szCs w:val="20"/>
+                <w:lang w:val="en-US" w:eastAsia="zh-CN"/>
+              </w:rPr>
+              <w:t>10</w:t>
+            </w:r>
+          </w:p>
+        </w:tc>
+        <w:tc>
+          <w:tcPr>
+            <w:tcW w:w="972" w:type="dxa"/>
+          </w:tcPr>
+          <w:p>
+            <w:pPr>
+              <w:keepNext w:val="0"/>
+              <w:keepLines w:val="0"/>
+              <w:pageBreakBefore w:val="0"/>
+              <w:widowControl w:val="0"/>
+              <w:kinsoku w:val="0"/>
+              <w:wordWrap/>
+              <w:overflowPunct/>
+              <w:autoSpaceDE w:val="0"/>
+              <w:autoSpaceDN w:val="0"/>
+              <w:bidi w:val="0"/>
+              <w:adjustRightInd w:val="0"/>
+              <w:snapToGrid w:val="0"/>
+              <w:spacing w:before="173" w:line="267" w:lineRule="exact"/>
+              <w:ind w:left="0" w:leftChars="0" w:right="0" w:rightChars="0" w:firstLine="0" w:firstLineChars="0"/>
+              <w:jc w:val="center"/>
+              <w:textAlignment w:val="baseline"/>
+              <w:rPr>
+                <w:rFonts w:ascii="宋体" w:hAnsi="宋体" w:eastAsia="宋体" w:cs="宋体"/>
+                <w:sz w:val="20"/>
+                <w:szCs w:val="20"/>
+              </w:rPr>
+            </w:pPr>
+            <w:r>
+              <w:rPr>
+                <w:rFonts w:ascii="宋体" w:hAnsi="宋体" w:eastAsia="宋体" w:cs="宋体"/>
+                <w:spacing w:val="4"/>
+                <w:position w:val="1"/>
+                <w:sz w:val="20"/>
+                <w:szCs w:val="20"/>
+              </w:rPr>
+              <w:t>V1.0</w:t>
+            </w:r>
+          </w:p>
+        </w:tc>
+        <w:tc>
+          <w:tcPr>
+            <w:tcW w:w="1575" w:type="dxa"/>
+          </w:tcPr>
+          <w:p>
+            <w:pPr>
+              <w:keepNext w:val="0"/>
+              <w:keepLines w:val="0"/>
+              <w:pageBreakBefore w:val="0"/>
+              <w:widowControl w:val="0"/>
+              <w:kinsoku w:val="0"/>
+              <w:wordWrap/>
+              <w:overflowPunct/>
+              <w:autoSpaceDE w:val="0"/>
+              <w:autoSpaceDN w:val="0"/>
+              <w:bidi w:val="0"/>
+              <w:adjustRightInd w:val="0"/>
+              <w:snapToGrid w:val="0"/>
+              <w:spacing w:before="172" w:line="228" w:lineRule="auto"/>
+              <w:ind w:left="0" w:leftChars="0" w:right="0" w:rightChars="0" w:firstLine="0" w:firstLineChars="0"/>
+              <w:jc w:val="center"/>
+              <w:textAlignment w:val="baseline"/>
+              <w:rPr>
+                <w:rFonts w:ascii="宋体" w:hAnsi="宋体" w:eastAsia="宋体" w:cs="宋体"/>
+                <w:sz w:val="20"/>
+                <w:szCs w:val="20"/>
+              </w:rPr>
+            </w:pPr>
+            <w:r>
+              <w:rPr>
+                <w:rFonts w:ascii="宋体" w:hAnsi="宋体" w:eastAsia="宋体" w:cs="宋体"/>
+                <w:spacing w:val="200"/>
+                <w:kern w:val="0"/>
+                <w:sz w:val="20"/>
+                <w:szCs w:val="20"/>
+              </w:rPr>
+              <w:t>新</w:t>
+            </w:r>
+            <w:r>
+              <w:rPr>
+                <w:rFonts w:ascii="宋体" w:hAnsi="宋体" w:eastAsia="宋体" w:cs="宋体"/>
+                <w:spacing w:val="0"/>
+                <w:kern w:val="0"/>
+                <w:sz w:val="20"/>
+                <w:szCs w:val="20"/>
+              </w:rPr>
+              <w:t>建</w:t>
+            </w:r>
+          </w:p>
+        </w:tc>
+        <w:tc>
+          <w:tcPr>
+            <w:tcW w:w="1829" w:type="dxa"/>
+          </w:tcPr>
+          <w:p>
+            <w:pPr>
+              <w:keepNext w:val="0"/>
+              <w:keepLines w:val="0"/>
+              <w:pageBreakBefore w:val="0"/>
+              <w:widowControl w:val="0"/>
+              <w:kinsoku w:val="0"/>
+              <w:wordWrap/>
+              <w:overflowPunct/>
+              <w:autoSpaceDE w:val="0"/>
+              <w:autoSpaceDN w:val="0"/>
+              <w:bidi w:val="0"/>
+              <w:adjustRightInd w:val="0"/>
+              <w:snapToGrid w:val="0"/>
+              <w:spacing w:before="172" w:line="228" w:lineRule="auto"/>
+              <w:ind w:left="0" w:leftChars="0" w:right="0" w:rightChars="0" w:firstLine="0" w:firstLineChars="0"/>
+              <w:jc w:val="center"/>
+              <w:textAlignment w:val="baseline"/>
+              <w:rPr>
+                <w:rFonts w:ascii="宋体" w:hAnsi="宋体" w:eastAsia="宋体" w:cs="宋体"/>
+                <w:spacing w:val="200"/>
+                <w:kern w:val="0"/>
+                <w:sz w:val="20"/>
+                <w:szCs w:val="20"/>
+              </w:rPr>
+            </w:pPr>
+            <w:r>
+              <w:rPr>
+                <w:rFonts w:hint="eastAsia" w:ascii="宋体" w:hAnsi="宋体" w:cs="宋体"/>
+                <w:spacing w:val="200"/>
+                <w:kern w:val="0"/>
+                <w:sz w:val="20"/>
+                <w:szCs w:val="20"/>
+                <w:lang w:val="en-US" w:eastAsia="zh-CN"/>
+              </w:rPr>
+              <w:t>平湾</w:t>
+            </w:r>
+            <w:bookmarkStart w:id="23" w:name="_GoBack"/>
+            <w:bookmarkEnd w:id="23"/>
+          </w:p>
+        </w:tc>
+        <w:tc>
+          <w:tcPr>
+            <w:tcW w:w="1606" w:type="dxa"/>
+          </w:tcPr>
+          <w:p>
+            <w:pPr>
+              <w:keepNext w:val="0"/>
+              <w:keepLines w:val="0"/>
+              <w:pageBreakBefore w:val="0"/>
+              <w:widowControl w:val="0"/>
+              <w:kinsoku w:val="0"/>
+              <w:wordWrap/>
+              <w:overflowPunct/>
+              <w:autoSpaceDE w:val="0"/>
+              <w:autoSpaceDN w:val="0"/>
+              <w:bidi w:val="0"/>
+              <w:adjustRightInd w:val="0"/>
+              <w:snapToGrid w:val="0"/>
+              <w:spacing w:before="173" w:line="229" w:lineRule="auto"/>
+              <w:ind w:left="0" w:leftChars="0" w:right="0" w:rightChars="0" w:firstLine="0" w:firstLineChars="0"/>
+              <w:jc w:val="center"/>
+              <w:textAlignment w:val="baseline"/>
+              <w:rPr>
+                <w:rFonts w:ascii="宋体" w:hAnsi="宋体" w:eastAsia="宋体" w:cs="宋体"/>
+                <w:spacing w:val="200"/>
+                <w:kern w:val="0"/>
+                <w:sz w:val="20"/>
+                <w:szCs w:val="20"/>
+              </w:rPr>
+            </w:pPr>
+            <w:r>
+              <w:rPr>
+                <w:rFonts w:hint="eastAsia" w:asciiTheme="minorAscii" w:hAnsiTheme="minorAscii" w:eastAsiaTheme="minorEastAsia"/>
+                <w:spacing w:val="0"/>
+                <w:kern w:val="0"/>
+                <w:sz w:val="21"/>
+                <w:vertAlign w:val="baseline"/>
+                <w:lang w:val="en-US" w:eastAsia="zh-CN"/>
+              </w:rPr>
+              <w:t>茅建根</w:t>
+            </w:r>
+          </w:p>
+        </w:tc>
+        <w:tc>
+          <w:tcPr>
+            <w:tcW w:w="915" w:type="dxa"/>
+          </w:tcPr>
+          <w:p>
+            <w:pPr>
+              <w:keepNext w:val="0"/>
+              <w:keepLines w:val="0"/>
+              <w:pageBreakBefore w:val="0"/>
+              <w:widowControl w:val="0"/>
+              <w:kinsoku w:val="0"/>
+              <w:wordWrap/>
+              <w:overflowPunct/>
+              <w:autoSpaceDE w:val="0"/>
+              <w:autoSpaceDN w:val="0"/>
+              <w:bidi w:val="0"/>
+              <w:adjustRightInd w:val="0"/>
+              <w:snapToGrid w:val="0"/>
+              <w:spacing w:before="173" w:line="229" w:lineRule="auto"/>
+              <w:ind w:left="0" w:leftChars="0" w:right="0" w:rightChars="0" w:firstLine="0" w:firstLineChars="0"/>
+              <w:jc w:val="center"/>
+              <w:textAlignment w:val="baseline"/>
+              <w:rPr>
+                <w:rFonts w:ascii="宋体" w:hAnsi="宋体" w:eastAsia="宋体" w:cs="宋体"/>
+                <w:sz w:val="20"/>
+                <w:szCs w:val="20"/>
+              </w:rPr>
+            </w:pPr>
+            <w:r>
+              <w:rPr>
+                <w:rFonts w:hint="eastAsia" w:asciiTheme="minorAscii" w:hAnsiTheme="minorAscii" w:eastAsiaTheme="minorEastAsia"/>
+                <w:spacing w:val="0"/>
+                <w:kern w:val="0"/>
+                <w:sz w:val="21"/>
+                <w:vertAlign w:val="baseline"/>
+                <w:lang w:val="en-US" w:eastAsia="zh-CN"/>
+              </w:rPr>
+              <w:t>吴亚红</w:t>
+            </w:r>
+          </w:p>
+        </w:tc>
+      </w:tr>
+      <w:tr>
+        <w:tblPrEx>
+          <w:tblBorders>
+            <w:top w:val="single" w:color="000000" w:sz="2" w:space="0"/>
+            <w:left w:val="single" w:color="000000" w:sz="2" w:space="0"/>
+            <w:bottom w:val="single" w:color="000000" w:sz="2" w:space="0"/>
+            <w:right w:val="single" w:color="000000" w:sz="2" w:space="0"/>
+            <w:insideH w:val="single" w:color="000000" w:sz="2" w:space="0"/>
+            <w:insideV w:val="single" w:color="000000" w:sz="2" w:space="0"/>
+          </w:tblBorders>
+          <w:tblCellMar>
+            <w:top w:w="0" w:type="dxa"/>
+            <w:left w:w="0" w:type="dxa"/>
+            <w:bottom w:w="0" w:type="dxa"/>
+            <w:right w:w="0" w:type="dxa"/>
+          </w:tblCellMar>
+        </w:tblPrEx>
+        <w:trPr>
+          <w:trHeight w:val="516" w:hRule="atLeast"/>
           <w:jc w:val="center"/>
         </w:trPr>
         <w:tc>
@@ -1154,11 +1459,11 @@
               <w:adjustRightInd w:val="0"/>
               <w:snapToGrid w:val="0"/>
               <w:spacing w:before="173" w:line="267" w:lineRule="exact"/>
-              <w:ind w:left="0" w:right="0" w:firstLine="0" w:leftChars="0" w:rightChars="0" w:firstLineChars="0"/>
+              <w:ind w:left="0" w:leftChars="0" w:right="0" w:rightChars="0" w:firstLine="0" w:firstLineChars="0"/>
               <w:jc w:val="center"/>
               <w:textAlignment w:val="baseline"/>
               <w:rPr>
-                <w:rFonts w:ascii="宋体" w:eastAsia="宋体" w:hAnsi="宋体" w:cs="宋体" w:hint="default"/>
+                <w:rFonts w:hint="default" w:ascii="宋体" w:hAnsi="宋体" w:eastAsia="宋体" w:cs="宋体"/>
                 <w:snapToGrid w:val="0"/>
                 <w:color w:val="000000"/>
                 <w:kern w:val="0"/>
@@ -1167,16 +1472,6 @@
                 <w:lang w:val="en-US" w:eastAsia="en-US" w:bidi="ar-SA"/>
               </w:rPr>
             </w:pPr>
-            <w:r>
-              <w:rPr>
-                <w:rFonts w:ascii="宋体" w:eastAsia="宋体" w:hAnsi="宋体" w:cs="宋体"/>
-                <w:spacing w:val="3"/>
-                <w:position w:val="1"/>
-                <w:sz w:val="20"/>
-                <w:szCs w:val="20"/>
-              </w:rPr>
-              <w:t>2022.6.20</w:t>
-            </w:r>
           </w:p>
         </w:tc>
         <w:tc>
@@ -1199,11 +1494,11 @@
               <w:adjustRightInd w:val="0"/>
               <w:snapToGrid w:val="0"/>
               <w:spacing w:before="173" w:line="267" w:lineRule="exact"/>
-              <w:ind w:left="0" w:right="0" w:firstLine="0" w:leftChars="0" w:rightChars="0" w:firstLineChars="0"/>
+              <w:ind w:left="0" w:leftChars="0" w:right="0" w:rightChars="0" w:firstLine="0" w:firstLineChars="0"/>
               <w:jc w:val="center"/>
               <w:textAlignment w:val="baseline"/>
               <w:rPr>
-                <w:rFonts w:ascii="宋体" w:eastAsia="宋体" w:hAnsi="宋体" w:cs="宋体"/>
+                <w:rFonts w:ascii="宋体" w:hAnsi="宋体" w:eastAsia="宋体" w:cs="宋体"/>
                 <w:snapToGrid w:val="0"/>
                 <w:color w:val="000000"/>
                 <w:kern w:val="0"/>
@@ -1212,16 +1507,6 @@
                 <w:lang w:val="en-US" w:eastAsia="en-US" w:bidi="ar-SA"/>
               </w:rPr>
             </w:pPr>
-            <w:r>
-              <w:rPr>
-                <w:rFonts w:ascii="宋体" w:eastAsia="宋体" w:hAnsi="宋体" w:cs="宋体"/>
-                <w:spacing w:val="4"/>
-                <w:position w:val="1"/>
-                <w:sz w:val="20"/>
-                <w:szCs w:val="20"/>
-              </w:rPr>
-              <w:t>V1.0</w:t>
-            </w:r>
           </w:p>
         </w:tc>
         <w:tc>
@@ -1244,11 +1529,11 @@
               <w:adjustRightInd w:val="0"/>
               <w:snapToGrid w:val="0"/>
               <w:spacing w:before="172" w:line="228" w:lineRule="auto"/>
-              <w:ind w:left="0" w:right="0" w:firstLine="0" w:leftChars="0" w:rightChars="0" w:firstLineChars="0"/>
+              <w:ind w:left="0" w:leftChars="0" w:right="0" w:rightChars="0" w:firstLine="0" w:firstLineChars="0"/>
               <w:jc w:val="center"/>
               <w:textAlignment w:val="baseline"/>
               <w:rPr>
-                <w:rFonts w:ascii="宋体" w:eastAsia="宋体" w:hAnsi="宋体" w:cs="宋体"/>
+                <w:rFonts w:ascii="宋体" w:hAnsi="宋体" w:eastAsia="宋体" w:cs="宋体"/>
                 <w:snapToGrid w:val="0"/>
                 <w:color w:val="000000"/>
                 <w:kern w:val="0"/>
@@ -1257,26 +1542,6 @@
                 <w:lang w:val="en-US" w:eastAsia="en-US" w:bidi="ar-SA"/>
               </w:rPr>
             </w:pPr>
-            <w:r>
-              <w:rPr>
-                <w:rFonts w:ascii="宋体" w:eastAsia="宋体" w:hAnsi="宋体" w:cs="宋体"/>
-                <w:spacing w:val="200"/>
-                <w:kern w:val="0"/>
-                <w:sz w:val="20"/>
-                <w:szCs w:val="20"/>
-              </w:rPr>
-              <w:t>新</w:t>
-            </w:r>
-            <w:r>
-              <w:rPr>
-                <w:rFonts w:ascii="宋体" w:eastAsia="宋体" w:hAnsi="宋体" w:cs="宋体"/>
-                <w:spacing w:val="0"/>
-                <w:kern w:val="0"/>
-                <w:sz w:val="20"/>
-                <w:szCs w:val="20"/>
-              </w:rPr>
-              <w:t>建</w:t>
-            </w:r>
           </w:p>
         </w:tc>
         <w:tc>
@@ -1299,11 +1564,11 @@
               <w:adjustRightInd w:val="0"/>
               <w:snapToGrid w:val="0"/>
               <w:spacing w:before="172" w:line="228" w:lineRule="auto"/>
-              <w:ind w:left="0" w:right="0" w:firstLine="0" w:leftChars="0" w:rightChars="0" w:firstLineChars="0"/>
+              <w:ind w:left="0" w:leftChars="0" w:right="0" w:rightChars="0" w:firstLine="0" w:firstLineChars="0"/>
               <w:jc w:val="center"/>
               <w:textAlignment w:val="baseline"/>
               <w:rPr>
-                <w:rFonts w:ascii="宋体" w:eastAsia="宋体" w:hAnsi="宋体" w:cs="宋体"/>
+                <w:rFonts w:ascii="宋体" w:hAnsi="宋体" w:eastAsia="宋体" w:cs="宋体"/>
                 <w:snapToGrid w:val="0"/>
                 <w:color w:val="000000"/>
                 <w:spacing w:val="200"/>
@@ -1313,17 +1578,6 @@
                 <w:lang w:val="en-US" w:eastAsia="en-US" w:bidi="ar-SA"/>
               </w:rPr>
             </w:pPr>
-            <w:r>
-              <w:rPr>
-                <w:rFonts w:ascii="宋体" w:eastAsia="宋体" w:hAnsi="宋体" w:cs="宋体" w:hint="eastAsia"/>
-                <w:spacing w:val="200"/>
-                <w:kern w:val="0"/>
-                <w:sz w:val="20"/>
-                <w:szCs w:val="20"/>
-                <w:lang w:val="en-US" w:eastAsia="zh-CN"/>
-              </w:rPr>
-              <w:t>平湾</w:t>
-            </w:r>
           </w:p>
         </w:tc>
         <w:tc>
@@ -1346,11 +1600,11 @@
               <w:adjustRightInd w:val="0"/>
               <w:snapToGrid w:val="0"/>
               <w:spacing w:before="173" w:line="229" w:lineRule="auto"/>
-              <w:ind w:left="0" w:right="0" w:firstLine="0" w:leftChars="0" w:rightChars="0" w:firstLineChars="0"/>
+              <w:ind w:left="0" w:leftChars="0" w:right="0" w:rightChars="0" w:firstLine="0" w:firstLineChars="0"/>
               <w:jc w:val="center"/>
               <w:textAlignment w:val="baseline"/>
               <w:rPr>
-                <w:rFonts w:ascii="宋体" w:eastAsia="宋体" w:hAnsi="宋体" w:cs="宋体"/>
+                <w:rFonts w:ascii="宋体" w:hAnsi="宋体" w:eastAsia="宋体" w:cs="宋体"/>
                 <w:snapToGrid w:val="0"/>
                 <w:color w:val="000000"/>
                 <w:spacing w:val="200"/>
@@ -1360,17 +1614,6 @@
                 <w:lang w:val="en-US" w:eastAsia="en-US" w:bidi="ar-SA"/>
               </w:rPr>
             </w:pPr>
-            <w:r>
-              <w:rPr>
-                <w:rFonts w:asciiTheme="minorAscii" w:eastAsiaTheme="minorEastAsia" w:hAnsiTheme="minorAscii" w:hint="eastAsia"/>
-                <w:spacing w:val="0"/>
-                <w:kern w:val="0"/>
-                <w:sz w:val="21"/>
-                <w:vertAlign w:val="baseline"/>
-                <w:lang w:val="en-US" w:eastAsia="zh-CN"/>
-              </w:rPr>
-              <w:t>茅建根</w:t>
-            </w:r>
           </w:p>
         </w:tc>
         <w:tc>
@@ -1393,11 +1636,11 @@
               <w:adjustRightInd w:val="0"/>
               <w:snapToGrid w:val="0"/>
               <w:spacing w:before="173" w:line="229" w:lineRule="auto"/>
-              <w:ind w:left="0" w:right="0" w:firstLine="0" w:leftChars="0" w:rightChars="0" w:firstLineChars="0"/>
+              <w:ind w:left="0" w:leftChars="0" w:right="0" w:rightChars="0" w:firstLine="0" w:firstLineChars="0"/>
               <w:jc w:val="center"/>
               <w:textAlignment w:val="baseline"/>
               <w:rPr>
-                <w:rFonts w:ascii="宋体" w:eastAsia="宋体" w:hAnsi="宋体" w:cs="宋体"/>
+                <w:rFonts w:ascii="宋体" w:hAnsi="宋体" w:eastAsia="宋体" w:cs="宋体"/>
                 <w:snapToGrid w:val="0"/>
                 <w:color w:val="000000"/>
                 <w:kern w:val="0"/>
@@ -1406,25 +1649,19 @@
                 <w:lang w:val="en-US" w:eastAsia="en-US" w:bidi="ar-SA"/>
               </w:rPr>
             </w:pPr>
-            <w:r>
-              <w:rPr>
-                <w:rFonts w:asciiTheme="minorAscii" w:eastAsiaTheme="minorEastAsia" w:hAnsiTheme="minorAscii" w:hint="eastAsia"/>
-                <w:spacing w:val="0"/>
-                <w:kern w:val="0"/>
-                <w:sz w:val="21"/>
-                <w:vertAlign w:val="baseline"/>
-                <w:lang w:val="en-US" w:eastAsia="zh-CN"/>
-              </w:rPr>
-              <w:t>吴亚红</w:t>
-            </w:r>
           </w:p>
         </w:tc>
       </w:tr>
       <w:tr>
         <w:tblPrEx>
-          <w:tblW w:w="8214" w:type="dxa"/>
-          <w:jc w:val="center"/>
-          <w:tblLayout w:type="fixed"/>
+          <w:tblBorders>
+            <w:top w:val="single" w:color="000000" w:sz="2" w:space="0"/>
+            <w:left w:val="single" w:color="000000" w:sz="2" w:space="0"/>
+            <w:bottom w:val="single" w:color="000000" w:sz="2" w:space="0"/>
+            <w:right w:val="single" w:color="000000" w:sz="2" w:space="0"/>
+            <w:insideH w:val="single" w:color="000000" w:sz="2" w:space="0"/>
+            <w:insideV w:val="single" w:color="000000" w:sz="2" w:space="0"/>
+          </w:tblBorders>
           <w:tblCellMar>
             <w:top w:w="0" w:type="dxa"/>
             <w:left w:w="0" w:type="dxa"/>
@@ -1433,7 +1670,7 @@
           </w:tblCellMar>
         </w:tblPrEx>
         <w:trPr>
-          <w:trHeight w:val="556"/>
+          <w:trHeight w:val="556" w:hRule="atLeast"/>
           <w:jc w:val="center"/>
         </w:trPr>
         <w:tc>
@@ -1456,11 +1693,11 @@
               <w:adjustRightInd w:val="0"/>
               <w:snapToGrid w:val="0"/>
               <w:spacing w:before="173" w:line="267" w:lineRule="exact"/>
-              <w:ind w:left="0" w:right="0" w:firstLine="0" w:leftChars="0" w:rightChars="0" w:firstLineChars="0"/>
+              <w:ind w:left="0" w:leftChars="0" w:right="0" w:rightChars="0" w:firstLine="0" w:firstLineChars="0"/>
               <w:jc w:val="center"/>
               <w:textAlignment w:val="baseline"/>
               <w:rPr>
-                <w:rFonts w:ascii="宋体" w:eastAsia="宋体" w:hAnsi="宋体" w:cs="宋体" w:hint="default"/>
+                <w:rFonts w:hint="default" w:ascii="宋体" w:hAnsi="宋体" w:eastAsia="宋体" w:cs="宋体"/>
                 <w:snapToGrid w:val="0"/>
                 <w:color w:val="000000"/>
                 <w:kern w:val="0"/>
@@ -1469,27 +1706,6 @@
                 <w:lang w:val="en-US" w:eastAsia="en-US" w:bidi="ar-SA"/>
               </w:rPr>
             </w:pPr>
-            <w:r>
-              <w:rPr>
-                <w:rFonts w:ascii="宋体" w:eastAsia="宋体" w:hAnsi="宋体" w:cs="宋体"/>
-                <w:spacing w:val="3"/>
-                <w:position w:val="1"/>
-                <w:sz w:val="20"/>
-                <w:szCs w:val="20"/>
-              </w:rPr>
-              <w:t>2025.1.</w:t>
-            </w:r>
-            <w:r>
-              <w:rPr>
-                <w:rFonts w:ascii="宋体" w:hAnsi="宋体" w:cs="宋体" w:hint="eastAsia"/>
-                <w:spacing w:val="3"/>
-                <w:position w:val="1"/>
-                <w:sz w:val="20"/>
-                <w:szCs w:val="20"/>
-                <w:lang w:val="en-US" w:eastAsia="zh-CN"/>
-              </w:rPr>
-              <w:t>10</w:t>
-            </w:r>
           </w:p>
         </w:tc>
         <w:tc>
@@ -1512,11 +1728,11 @@
               <w:adjustRightInd w:val="0"/>
               <w:snapToGrid w:val="0"/>
               <w:spacing w:before="173" w:line="267" w:lineRule="exact"/>
-              <w:ind w:left="0" w:right="0" w:firstLine="0" w:leftChars="0" w:rightChars="0" w:firstLineChars="0"/>
+              <w:ind w:left="0" w:leftChars="0" w:right="0" w:rightChars="0" w:firstLine="0" w:firstLineChars="0"/>
               <w:jc w:val="center"/>
               <w:textAlignment w:val="baseline"/>
               <w:rPr>
-                <w:rFonts w:ascii="宋体" w:eastAsia="宋体" w:hAnsi="宋体" w:cs="宋体"/>
+                <w:rFonts w:ascii="宋体" w:hAnsi="宋体" w:eastAsia="宋体" w:cs="宋体"/>
                 <w:snapToGrid w:val="0"/>
                 <w:color w:val="000000"/>
                 <w:kern w:val="0"/>
@@ -1525,16 +1741,6 @@
                 <w:lang w:val="en-US" w:eastAsia="en-US" w:bidi="ar-SA"/>
               </w:rPr>
             </w:pPr>
-            <w:r>
-              <w:rPr>
-                <w:rFonts w:ascii="宋体" w:eastAsia="宋体" w:hAnsi="宋体" w:cs="宋体"/>
-                <w:spacing w:val="4"/>
-                <w:position w:val="1"/>
-                <w:sz w:val="20"/>
-                <w:szCs w:val="20"/>
-              </w:rPr>
-              <w:t>V1.0</w:t>
-            </w:r>
           </w:p>
         </w:tc>
         <w:tc>
@@ -1557,11 +1763,11 @@
               <w:adjustRightInd w:val="0"/>
               <w:snapToGrid w:val="0"/>
               <w:spacing w:before="172" w:line="228" w:lineRule="auto"/>
-              <w:ind w:left="0" w:right="0" w:firstLine="0" w:leftChars="0" w:rightChars="0" w:firstLineChars="0"/>
+              <w:ind w:left="0" w:leftChars="0" w:right="0" w:rightChars="0" w:firstLine="0" w:firstLineChars="0"/>
               <w:jc w:val="center"/>
               <w:textAlignment w:val="baseline"/>
               <w:rPr>
-                <w:rFonts w:ascii="宋体" w:eastAsia="宋体" w:hAnsi="宋体" w:cs="宋体" w:hint="default"/>
+                <w:rFonts w:hint="default" w:ascii="宋体" w:hAnsi="宋体" w:eastAsia="宋体" w:cs="宋体"/>
                 <w:snapToGrid w:val="0"/>
                 <w:color w:val="000000"/>
                 <w:kern w:val="0"/>
@@ -1570,18 +1776,6 @@
                 <w:lang w:val="en-US" w:eastAsia="zh-CN" w:bidi="ar-SA"/>
               </w:rPr>
             </w:pPr>
-            <w:r>
-              <w:rPr>
-                <w:rFonts w:ascii="宋体" w:hAnsi="宋体" w:cs="宋体" w:hint="eastAsia"/>
-                <w:snapToGrid w:val="0"/>
-                <w:color w:val="000000"/>
-                <w:kern w:val="0"/>
-                <w:sz w:val="20"/>
-                <w:szCs w:val="20"/>
-                <w:lang w:val="en-US" w:eastAsia="zh-CN" w:bidi="ar-SA"/>
-              </w:rPr>
-              <w:t>添加考核与责任</w:t>
-            </w:r>
           </w:p>
         </w:tc>
         <w:tc>
@@ -1604,11 +1798,11 @@
               <w:adjustRightInd w:val="0"/>
               <w:snapToGrid w:val="0"/>
               <w:spacing w:before="172" w:line="228" w:lineRule="auto"/>
-              <w:ind w:left="0" w:right="0" w:firstLine="0" w:leftChars="0" w:rightChars="0" w:firstLineChars="0"/>
+              <w:ind w:left="0" w:leftChars="0" w:right="0" w:rightChars="0" w:firstLine="0" w:firstLineChars="0"/>
               <w:jc w:val="center"/>
               <w:textAlignment w:val="baseline"/>
               <w:rPr>
-                <w:rFonts w:ascii="宋体" w:eastAsia="宋体" w:hAnsi="宋体" w:cs="宋体"/>
+                <w:rFonts w:ascii="宋体" w:hAnsi="宋体" w:eastAsia="宋体" w:cs="宋体"/>
                 <w:snapToGrid w:val="0"/>
                 <w:color w:val="000000"/>
                 <w:spacing w:val="200"/>
@@ -1618,17 +1812,6 @@
                 <w:lang w:val="en-US" w:eastAsia="en-US" w:bidi="ar-SA"/>
               </w:rPr>
             </w:pPr>
-            <w:r>
-              <w:rPr>
-                <w:rFonts w:ascii="宋体" w:eastAsia="宋体" w:hAnsi="宋体" w:cs="宋体" w:hint="eastAsia"/>
-                <w:spacing w:val="200"/>
-                <w:kern w:val="0"/>
-                <w:sz w:val="20"/>
-                <w:szCs w:val="20"/>
-                <w:lang w:val="en-US" w:eastAsia="zh-CN"/>
-              </w:rPr>
-              <w:t>平湾</w:t>
-            </w:r>
           </w:p>
         </w:tc>
         <w:tc>
@@ -1651,11 +1834,11 @@
               <w:adjustRightInd w:val="0"/>
               <w:snapToGrid w:val="0"/>
               <w:spacing w:before="173" w:line="229" w:lineRule="auto"/>
-              <w:ind w:left="0" w:right="0" w:firstLine="0" w:leftChars="0" w:rightChars="0" w:firstLineChars="0"/>
+              <w:ind w:left="0" w:leftChars="0" w:right="0" w:rightChars="0" w:firstLine="0" w:firstLineChars="0"/>
               <w:jc w:val="center"/>
               <w:textAlignment w:val="baseline"/>
               <w:rPr>
-                <w:rFonts w:ascii="宋体" w:eastAsia="宋体" w:hAnsi="宋体" w:cs="宋体"/>
+                <w:rFonts w:ascii="宋体" w:hAnsi="宋体" w:eastAsia="宋体" w:cs="宋体"/>
                 <w:snapToGrid w:val="0"/>
                 <w:color w:val="000000"/>
                 <w:spacing w:val="200"/>
@@ -1665,17 +1848,6 @@
                 <w:lang w:val="en-US" w:eastAsia="en-US" w:bidi="ar-SA"/>
               </w:rPr>
             </w:pPr>
-            <w:r>
-              <w:rPr>
-                <w:rFonts w:asciiTheme="minorAscii" w:eastAsiaTheme="minorEastAsia" w:hAnsiTheme="minorAscii" w:hint="eastAsia"/>
-                <w:spacing w:val="0"/>
-                <w:kern w:val="0"/>
-                <w:sz w:val="21"/>
-                <w:vertAlign w:val="baseline"/>
-                <w:lang w:val="en-US" w:eastAsia="zh-CN"/>
-              </w:rPr>
-              <w:t>茅建根</w:t>
-            </w:r>
           </w:p>
         </w:tc>
         <w:tc>
@@ -1698,11 +1870,11 @@
               <w:adjustRightInd w:val="0"/>
               <w:snapToGrid w:val="0"/>
               <w:spacing w:before="173" w:line="229" w:lineRule="auto"/>
-              <w:ind w:left="0" w:right="0" w:firstLine="0" w:leftChars="0" w:rightChars="0" w:firstLineChars="0"/>
+              <w:ind w:left="0" w:leftChars="0" w:right="0" w:rightChars="0" w:firstLine="0" w:firstLineChars="0"/>
               <w:jc w:val="center"/>
               <w:textAlignment w:val="baseline"/>
               <w:rPr>
-                <w:rFonts w:ascii="宋体" w:eastAsia="宋体" w:hAnsi="宋体" w:cs="宋体"/>
+                <w:rFonts w:ascii="宋体" w:hAnsi="宋体" w:eastAsia="宋体" w:cs="宋体"/>
                 <w:snapToGrid w:val="0"/>
                 <w:color w:val="000000"/>
                 <w:kern w:val="0"/>
@@ -1711,25 +1883,19 @@
                 <w:lang w:val="en-US" w:eastAsia="en-US" w:bidi="ar-SA"/>
               </w:rPr>
             </w:pPr>
-            <w:r>
-              <w:rPr>
-                <w:rFonts w:asciiTheme="minorAscii" w:eastAsiaTheme="minorEastAsia" w:hAnsiTheme="minorAscii" w:hint="eastAsia"/>
-                <w:spacing w:val="0"/>
-                <w:kern w:val="0"/>
-                <w:sz w:val="21"/>
-                <w:vertAlign w:val="baseline"/>
-                <w:lang w:val="en-US" w:eastAsia="zh-CN"/>
-              </w:rPr>
-              <w:t>吴亚红</w:t>
-            </w:r>
           </w:p>
         </w:tc>
       </w:tr>
       <w:tr>
         <w:tblPrEx>
-          <w:tblW w:w="8214" w:type="dxa"/>
-          <w:jc w:val="center"/>
-          <w:tblLayout w:type="fixed"/>
+          <w:tblBorders>
+            <w:top w:val="single" w:color="000000" w:sz="2" w:space="0"/>
+            <w:left w:val="single" w:color="000000" w:sz="2" w:space="0"/>
+            <w:bottom w:val="single" w:color="000000" w:sz="2" w:space="0"/>
+            <w:right w:val="single" w:color="000000" w:sz="2" w:space="0"/>
+            <w:insideH w:val="single" w:color="000000" w:sz="2" w:space="0"/>
+            <w:insideV w:val="single" w:color="000000" w:sz="2" w:space="0"/>
+          </w:tblBorders>
           <w:tblCellMar>
             <w:top w:w="0" w:type="dxa"/>
             <w:left w:w="0" w:type="dxa"/>
@@ -1738,7 +1904,7 @@
           </w:tblCellMar>
         </w:tblPrEx>
         <w:trPr>
-          <w:trHeight w:val="556"/>
+          <w:trHeight w:val="556" w:hRule="atLeast"/>
           <w:jc w:val="center"/>
         </w:trPr>
         <w:tc>
@@ -1747,7 +1913,7 @@
           </w:tcPr>
           <w:p>
             <w:pPr>
-              <w:pStyle w:val="TableText"/>
+              <w:pStyle w:val="27"/>
               <w:keepNext w:val="0"/>
               <w:keepLines w:val="0"/>
               <w:pageBreakBefore w:val="0"/>
@@ -1760,7 +1926,7 @@
               <w:bidi w:val="0"/>
               <w:adjustRightInd w:val="0"/>
               <w:snapToGrid w:val="0"/>
-              <w:ind w:left="0" w:right="0" w:firstLine="0" w:leftChars="0" w:rightChars="0" w:firstLineChars="0"/>
+              <w:ind w:left="0" w:leftChars="0" w:right="0" w:rightChars="0" w:firstLine="0" w:firstLineChars="0"/>
               <w:jc w:val="center"/>
               <w:textAlignment w:val="baseline"/>
             </w:pPr>
@@ -1772,7 +1938,7 @@
           </w:tcPr>
           <w:p>
             <w:pPr>
-              <w:pStyle w:val="TableText"/>
+              <w:pStyle w:val="27"/>
               <w:keepNext w:val="0"/>
               <w:keepLines w:val="0"/>
               <w:pageBreakBefore w:val="0"/>
@@ -1785,7 +1951,7 @@
               <w:bidi w:val="0"/>
               <w:adjustRightInd w:val="0"/>
               <w:snapToGrid w:val="0"/>
-              <w:ind w:left="0" w:right="0" w:firstLine="0" w:leftChars="0" w:rightChars="0" w:firstLineChars="0"/>
+              <w:ind w:left="0" w:leftChars="0" w:right="0" w:rightChars="0" w:firstLine="0" w:firstLineChars="0"/>
               <w:jc w:val="center"/>
               <w:textAlignment w:val="baseline"/>
             </w:pPr>
@@ -1797,7 +1963,7 @@
           </w:tcPr>
           <w:p>
             <w:pPr>
-              <w:pStyle w:val="TableText"/>
+              <w:pStyle w:val="27"/>
               <w:keepNext w:val="0"/>
               <w:keepLines w:val="0"/>
               <w:pageBreakBefore w:val="0"/>
@@ -1810,7 +1976,7 @@
               <w:bidi w:val="0"/>
               <w:adjustRightInd w:val="0"/>
               <w:snapToGrid w:val="0"/>
-              <w:ind w:left="0" w:right="0" w:firstLine="0" w:leftChars="0" w:rightChars="0" w:firstLineChars="0"/>
+              <w:ind w:left="0" w:leftChars="0" w:right="0" w:rightChars="0" w:firstLine="0" w:firstLineChars="0"/>
               <w:jc w:val="center"/>
               <w:textAlignment w:val="baseline"/>
             </w:pPr>
@@ -1822,7 +1988,7 @@
           </w:tcPr>
           <w:p>
             <w:pPr>
-              <w:pStyle w:val="TableText"/>
+              <w:pStyle w:val="27"/>
               <w:keepNext w:val="0"/>
               <w:keepLines w:val="0"/>
               <w:pageBreakBefore w:val="0"/>
@@ -1835,7 +2001,7 @@
               <w:bidi w:val="0"/>
               <w:adjustRightInd w:val="0"/>
               <w:snapToGrid w:val="0"/>
-              <w:ind w:left="0" w:right="0" w:firstLine="0" w:leftChars="0" w:rightChars="0" w:firstLineChars="0"/>
+              <w:ind w:left="0" w:leftChars="0" w:right="0" w:rightChars="0" w:firstLine="0" w:firstLineChars="0"/>
               <w:jc w:val="center"/>
               <w:textAlignment w:val="baseline"/>
             </w:pPr>
@@ -1847,7 +2013,7 @@
           </w:tcPr>
           <w:p>
             <w:pPr>
-              <w:pStyle w:val="TableText"/>
+              <w:pStyle w:val="27"/>
               <w:keepNext w:val="0"/>
               <w:keepLines w:val="0"/>
               <w:pageBreakBefore w:val="0"/>
@@ -1860,7 +2026,7 @@
               <w:bidi w:val="0"/>
               <w:adjustRightInd w:val="0"/>
               <w:snapToGrid w:val="0"/>
-              <w:ind w:left="0" w:right="0" w:firstLine="0" w:leftChars="0" w:rightChars="0" w:firstLineChars="0"/>
+              <w:ind w:left="0" w:leftChars="0" w:right="0" w:rightChars="0" w:firstLine="0" w:firstLineChars="0"/>
               <w:jc w:val="center"/>
               <w:textAlignment w:val="baseline"/>
             </w:pPr>
@@ -1872,7 +2038,7 @@
           </w:tcPr>
           <w:p>
             <w:pPr>
-              <w:pStyle w:val="TableText"/>
+              <w:pStyle w:val="27"/>
               <w:keepNext w:val="0"/>
               <w:keepLines w:val="0"/>
               <w:pageBreakBefore w:val="0"/>
@@ -1885,7 +2051,7 @@
               <w:bidi w:val="0"/>
               <w:adjustRightInd w:val="0"/>
               <w:snapToGrid w:val="0"/>
-              <w:ind w:left="0" w:right="0" w:firstLine="0" w:leftChars="0" w:rightChars="0" w:firstLineChars="0"/>
+              <w:ind w:left="0" w:leftChars="0" w:right="0" w:rightChars="0" w:firstLine="0" w:firstLineChars="0"/>
               <w:jc w:val="center"/>
               <w:textAlignment w:val="baseline"/>
             </w:pPr>
@@ -1894,9 +2060,14 @@
       </w:tr>
       <w:tr>
         <w:tblPrEx>
-          <w:tblW w:w="8214" w:type="dxa"/>
-          <w:jc w:val="center"/>
-          <w:tblLayout w:type="fixed"/>
+          <w:tblBorders>
+            <w:top w:val="single" w:color="000000" w:sz="2" w:space="0"/>
+            <w:left w:val="single" w:color="000000" w:sz="2" w:space="0"/>
+            <w:bottom w:val="single" w:color="000000" w:sz="2" w:space="0"/>
+            <w:right w:val="single" w:color="000000" w:sz="2" w:space="0"/>
+            <w:insideH w:val="single" w:color="000000" w:sz="2" w:space="0"/>
+            <w:insideV w:val="single" w:color="000000" w:sz="2" w:space="0"/>
+          </w:tblBorders>
           <w:tblCellMar>
             <w:top w:w="0" w:type="dxa"/>
             <w:left w:w="0" w:type="dxa"/>
@@ -1905,7 +2076,7 @@
           </w:tblCellMar>
         </w:tblPrEx>
         <w:trPr>
-          <w:trHeight w:val="557"/>
+          <w:trHeight w:val="557" w:hRule="atLeast"/>
           <w:jc w:val="center"/>
         </w:trPr>
         <w:tc>
@@ -1914,7 +2085,7 @@
           </w:tcPr>
           <w:p>
             <w:pPr>
-              <w:pStyle w:val="TableText"/>
+              <w:pStyle w:val="27"/>
               <w:keepNext w:val="0"/>
               <w:keepLines w:val="0"/>
               <w:pageBreakBefore w:val="0"/>
@@ -1927,7 +2098,7 @@
               <w:bidi w:val="0"/>
               <w:adjustRightInd w:val="0"/>
               <w:snapToGrid w:val="0"/>
-              <w:ind w:left="0" w:right="0" w:firstLine="0" w:leftChars="0" w:rightChars="0" w:firstLineChars="0"/>
+              <w:ind w:left="0" w:leftChars="0" w:right="0" w:rightChars="0" w:firstLine="0" w:firstLineChars="0"/>
               <w:jc w:val="center"/>
               <w:textAlignment w:val="baseline"/>
             </w:pPr>
@@ -1939,7 +2110,7 @@
           </w:tcPr>
           <w:p>
             <w:pPr>
-              <w:pStyle w:val="TableText"/>
+              <w:pStyle w:val="27"/>
               <w:keepNext w:val="0"/>
               <w:keepLines w:val="0"/>
               <w:pageBreakBefore w:val="0"/>
@@ -1952,7 +2123,7 @@
               <w:bidi w:val="0"/>
               <w:adjustRightInd w:val="0"/>
               <w:snapToGrid w:val="0"/>
-              <w:ind w:left="0" w:right="0" w:firstLine="0" w:leftChars="0" w:rightChars="0" w:firstLineChars="0"/>
+              <w:ind w:left="0" w:leftChars="0" w:right="0" w:rightChars="0" w:firstLine="0" w:firstLineChars="0"/>
               <w:jc w:val="center"/>
               <w:textAlignment w:val="baseline"/>
             </w:pPr>
@@ -1964,7 +2135,7 @@
           </w:tcPr>
           <w:p>
             <w:pPr>
-              <w:pStyle w:val="TableText"/>
+              <w:pStyle w:val="27"/>
               <w:keepNext w:val="0"/>
               <w:keepLines w:val="0"/>
               <w:pageBreakBefore w:val="0"/>
@@ -1977,7 +2148,7 @@
               <w:bidi w:val="0"/>
               <w:adjustRightInd w:val="0"/>
               <w:snapToGrid w:val="0"/>
-              <w:ind w:left="0" w:right="0" w:firstLine="0" w:leftChars="0" w:rightChars="0" w:firstLineChars="0"/>
+              <w:ind w:left="0" w:leftChars="0" w:right="0" w:rightChars="0" w:firstLine="0" w:firstLineChars="0"/>
               <w:jc w:val="center"/>
               <w:textAlignment w:val="baseline"/>
             </w:pPr>
@@ -1989,7 +2160,7 @@
           </w:tcPr>
           <w:p>
             <w:pPr>
-              <w:pStyle w:val="TableText"/>
+              <w:pStyle w:val="27"/>
               <w:keepNext w:val="0"/>
               <w:keepLines w:val="0"/>
               <w:pageBreakBefore w:val="0"/>
@@ -2002,7 +2173,7 @@
               <w:bidi w:val="0"/>
               <w:adjustRightInd w:val="0"/>
               <w:snapToGrid w:val="0"/>
-              <w:ind w:left="0" w:right="0" w:firstLine="0" w:leftChars="0" w:rightChars="0" w:firstLineChars="0"/>
+              <w:ind w:left="0" w:leftChars="0" w:right="0" w:rightChars="0" w:firstLine="0" w:firstLineChars="0"/>
               <w:jc w:val="center"/>
               <w:textAlignment w:val="baseline"/>
             </w:pPr>
@@ -2014,7 +2185,7 @@
           </w:tcPr>
           <w:p>
             <w:pPr>
-              <w:pStyle w:val="TableText"/>
+              <w:pStyle w:val="27"/>
               <w:keepNext w:val="0"/>
               <w:keepLines w:val="0"/>
               <w:pageBreakBefore w:val="0"/>
@@ -2027,7 +2198,7 @@
               <w:bidi w:val="0"/>
               <w:adjustRightInd w:val="0"/>
               <w:snapToGrid w:val="0"/>
-              <w:ind w:left="0" w:right="0" w:firstLine="0" w:leftChars="0" w:rightChars="0" w:firstLineChars="0"/>
+              <w:ind w:left="0" w:leftChars="0" w:right="0" w:rightChars="0" w:firstLine="0" w:firstLineChars="0"/>
               <w:jc w:val="center"/>
               <w:textAlignment w:val="baseline"/>
             </w:pPr>
@@ -2039,7 +2210,7 @@
           </w:tcPr>
           <w:p>
             <w:pPr>
-              <w:pStyle w:val="TableText"/>
+              <w:pStyle w:val="27"/>
               <w:keepNext w:val="0"/>
               <w:keepLines w:val="0"/>
               <w:pageBreakBefore w:val="0"/>
@@ -2052,7 +2223,7 @@
               <w:bidi w:val="0"/>
               <w:adjustRightInd w:val="0"/>
               <w:snapToGrid w:val="0"/>
-              <w:ind w:left="0" w:right="0" w:firstLine="0" w:leftChars="0" w:rightChars="0" w:firstLineChars="0"/>
+              <w:ind w:left="0" w:leftChars="0" w:right="0" w:rightChars="0" w:firstLine="0" w:firstLineChars="0"/>
               <w:jc w:val="center"/>
               <w:textAlignment w:val="baseline"/>
             </w:pPr>
@@ -2083,7 +2254,7 @@
     <w:sdt>
       <w:sdtPr>
         <w:rPr>
-          <w:rFonts w:ascii="宋体" w:eastAsia="宋体" w:hAnsi="宋体" w:cs="Arial"/>
+          <w:rFonts w:ascii="宋体" w:hAnsi="宋体" w:eastAsia="宋体" w:cs="Arial"/>
           <w:snapToGrid w:val="0"/>
           <w:color w:val="000000"/>
           <w:kern w:val="0"/>
@@ -2099,7 +2270,7 @@
       </w:sdtPr>
       <w:sdtEndPr>
         <w:rPr>
-          <w:rFonts w:ascii="宋体" w:eastAsia="宋体" w:hAnsi="宋体" w:cs="宋体" w:hint="eastAsia"/>
+          <w:rFonts w:hint="eastAsia" w:ascii="宋体" w:hAnsi="宋体" w:eastAsia="宋体" w:cs="宋体"/>
           <w:snapToGrid w:val="0"/>
           <w:color w:val="000000"/>
           <w:kern w:val="0"/>
@@ -2124,18 +2295,18 @@
             <w:adjustRightInd w:val="0"/>
             <w:snapToGrid w:val="0"/>
             <w:spacing w:before="0" w:beforeLines="0" w:after="0" w:afterLines="0" w:line="240" w:lineRule="auto"/>
-            <w:ind w:left="0" w:right="0" w:firstLine="0" w:leftChars="0" w:rightChars="0" w:firstLineChars="0"/>
+            <w:ind w:left="0" w:leftChars="0" w:right="0" w:rightChars="0" w:firstLine="0" w:firstLineChars="0"/>
             <w:jc w:val="center"/>
             <w:textAlignment w:val="baseline"/>
             <w:rPr>
-              <w:rFonts w:ascii="宋体" w:eastAsia="宋体" w:hAnsi="宋体" w:cs="宋体" w:hint="eastAsia"/>
+              <w:rFonts w:hint="eastAsia" w:ascii="宋体" w:hAnsi="宋体" w:eastAsia="宋体" w:cs="宋体"/>
               <w:sz w:val="24"/>
               <w:szCs w:val="24"/>
             </w:rPr>
           </w:pPr>
           <w:r>
             <w:rPr>
-              <w:rFonts w:ascii="宋体" w:eastAsia="宋体" w:hAnsi="宋体" w:cs="宋体" w:hint="eastAsia"/>
+              <w:rFonts w:hint="eastAsia" w:ascii="宋体" w:hAnsi="宋体" w:eastAsia="宋体" w:cs="宋体"/>
               <w:sz w:val="24"/>
               <w:szCs w:val="24"/>
             </w:rPr>
@@ -2144,14 +2315,14 @@
         </w:p>
         <w:p>
           <w:pPr>
-            <w:pStyle w:val="TOC1"/>
+            <w:pStyle w:val="16"/>
             <w:tabs>
               <w:tab w:val="right" w:leader="dot" w:pos="8306"/>
             </w:tabs>
           </w:pPr>
           <w:r>
             <w:rPr>
-              <w:rFonts w:ascii="宋体" w:eastAsia="宋体" w:hAnsi="宋体" w:cs="宋体" w:hint="eastAsia"/>
+              <w:rFonts w:hint="eastAsia" w:ascii="宋体" w:hAnsi="宋体" w:eastAsia="宋体" w:cs="宋体"/>
               <w:sz w:val="24"/>
               <w:szCs w:val="24"/>
             </w:rPr>
@@ -2159,7 +2330,7 @@
           </w:r>
           <w:r>
             <w:rPr>
-              <w:rFonts w:ascii="宋体" w:eastAsia="宋体" w:hAnsi="宋体" w:cs="宋体" w:hint="eastAsia"/>
+              <w:rFonts w:hint="eastAsia" w:ascii="宋体" w:hAnsi="宋体" w:eastAsia="宋体" w:cs="宋体"/>
               <w:sz w:val="24"/>
               <w:szCs w:val="24"/>
             </w:rPr>
@@ -2167,7 +2338,7 @@
           </w:r>
           <w:r>
             <w:rPr>
-              <w:rFonts w:ascii="宋体" w:eastAsia="宋体" w:hAnsi="宋体" w:cs="宋体" w:hint="eastAsia"/>
+              <w:rFonts w:hint="eastAsia" w:ascii="宋体" w:hAnsi="宋体" w:eastAsia="宋体" w:cs="宋体"/>
               <w:sz w:val="24"/>
               <w:szCs w:val="24"/>
             </w:rPr>
@@ -2175,21 +2346,21 @@
           </w:r>
           <w:r>
             <w:rPr>
-              <w:rFonts w:ascii="宋体" w:eastAsia="宋体" w:hAnsi="宋体" w:cs="宋体" w:hint="eastAsia"/>
+              <w:rFonts w:hint="eastAsia" w:ascii="宋体" w:hAnsi="宋体" w:eastAsia="宋体" w:cs="宋体"/>
               <w:szCs w:val="24"/>
             </w:rPr>
             <w:fldChar w:fldCharType="begin"/>
           </w:r>
           <w:r>
             <w:rPr>
-              <w:rFonts w:ascii="宋体" w:eastAsia="宋体" w:hAnsi="宋体" w:cs="宋体" w:hint="eastAsia"/>
+              <w:rFonts w:hint="eastAsia" w:ascii="宋体" w:hAnsi="宋体" w:eastAsia="宋体" w:cs="宋体"/>
               <w:szCs w:val="24"/>
             </w:rPr>
             <w:instrText xml:space="preserve"> HYPERLINK \l _Toc19283 </w:instrText>
           </w:r>
           <w:r>
             <w:rPr>
-              <w:rFonts w:ascii="宋体" w:eastAsia="宋体" w:hAnsi="宋体" w:cs="宋体" w:hint="eastAsia"/>
+              <w:rFonts w:hint="eastAsia" w:ascii="宋体" w:hAnsi="宋体" w:eastAsia="宋体" w:cs="宋体"/>
               <w:szCs w:val="24"/>
             </w:rPr>
             <w:fldChar w:fldCharType="separate"/>
@@ -2221,7 +2392,7 @@
           </w:r>
           <w:r>
             <w:rPr>
-              <w:rFonts w:ascii="宋体" w:eastAsia="宋体" w:hAnsi="宋体" w:cs="宋体" w:hint="eastAsia"/>
+              <w:rFonts w:hint="eastAsia" w:ascii="宋体" w:hAnsi="宋体" w:eastAsia="宋体" w:cs="宋体"/>
               <w:szCs w:val="24"/>
             </w:rPr>
             <w:fldChar w:fldCharType="end"/>
@@ -2229,28 +2400,28 @@
         </w:p>
         <w:p>
           <w:pPr>
-            <w:pStyle w:val="TOC1"/>
+            <w:pStyle w:val="16"/>
             <w:tabs>
               <w:tab w:val="right" w:leader="dot" w:pos="8306"/>
             </w:tabs>
           </w:pPr>
           <w:r>
             <w:rPr>
-              <w:rFonts w:ascii="宋体" w:eastAsia="宋体" w:hAnsi="宋体" w:cs="宋体" w:hint="eastAsia"/>
+              <w:rFonts w:hint="eastAsia" w:ascii="宋体" w:hAnsi="宋体" w:eastAsia="宋体" w:cs="宋体"/>
               <w:szCs w:val="24"/>
             </w:rPr>
             <w:fldChar w:fldCharType="begin"/>
           </w:r>
           <w:r>
             <w:rPr>
-              <w:rFonts w:ascii="宋体" w:eastAsia="宋体" w:hAnsi="宋体" w:cs="宋体" w:hint="eastAsia"/>
+              <w:rFonts w:hint="eastAsia" w:ascii="宋体" w:hAnsi="宋体" w:eastAsia="宋体" w:cs="宋体"/>
               <w:szCs w:val="24"/>
             </w:rPr>
             <w:instrText xml:space="preserve"> HYPERLINK \l _Toc23084 </w:instrText>
           </w:r>
           <w:r>
             <w:rPr>
-              <w:rFonts w:ascii="宋体" w:eastAsia="宋体" w:hAnsi="宋体" w:cs="宋体" w:hint="eastAsia"/>
+              <w:rFonts w:hint="eastAsia" w:ascii="宋体" w:hAnsi="宋体" w:eastAsia="宋体" w:cs="宋体"/>
               <w:szCs w:val="24"/>
             </w:rPr>
             <w:fldChar w:fldCharType="separate"/>
@@ -2282,7 +2453,7 @@
           </w:r>
           <w:r>
             <w:rPr>
-              <w:rFonts w:ascii="宋体" w:eastAsia="宋体" w:hAnsi="宋体" w:cs="宋体" w:hint="eastAsia"/>
+              <w:rFonts w:hint="eastAsia" w:ascii="宋体" w:hAnsi="宋体" w:eastAsia="宋体" w:cs="宋体"/>
               <w:szCs w:val="24"/>
             </w:rPr>
             <w:fldChar w:fldCharType="end"/>
@@ -2290,28 +2461,28 @@
         </w:p>
         <w:p>
           <w:pPr>
-            <w:pStyle w:val="TOC1"/>
+            <w:pStyle w:val="16"/>
             <w:tabs>
               <w:tab w:val="right" w:leader="dot" w:pos="8306"/>
             </w:tabs>
           </w:pPr>
           <w:r>
             <w:rPr>
-              <w:rFonts w:ascii="宋体" w:eastAsia="宋体" w:hAnsi="宋体" w:cs="宋体" w:hint="eastAsia"/>
+              <w:rFonts w:hint="eastAsia" w:ascii="宋体" w:hAnsi="宋体" w:eastAsia="宋体" w:cs="宋体"/>
               <w:szCs w:val="24"/>
             </w:rPr>
             <w:fldChar w:fldCharType="begin"/>
           </w:r>
           <w:r>
             <w:rPr>
-              <w:rFonts w:ascii="宋体" w:eastAsia="宋体" w:hAnsi="宋体" w:cs="宋体" w:hint="eastAsia"/>
+              <w:rFonts w:hint="eastAsia" w:ascii="宋体" w:hAnsi="宋体" w:eastAsia="宋体" w:cs="宋体"/>
               <w:szCs w:val="24"/>
             </w:rPr>
             <w:instrText xml:space="preserve"> HYPERLINK \l _Toc27602 </w:instrText>
           </w:r>
           <w:r>
             <w:rPr>
-              <w:rFonts w:ascii="宋体" w:eastAsia="宋体" w:hAnsi="宋体" w:cs="宋体" w:hint="eastAsia"/>
+              <w:rFonts w:hint="eastAsia" w:ascii="宋体" w:hAnsi="宋体" w:eastAsia="宋体" w:cs="宋体"/>
               <w:szCs w:val="24"/>
             </w:rPr>
             <w:fldChar w:fldCharType="separate"/>
@@ -2350,7 +2521,7 @@
           </w:r>
           <w:r>
             <w:rPr>
-              <w:rFonts w:ascii="宋体" w:eastAsia="宋体" w:hAnsi="宋体" w:cs="宋体" w:hint="eastAsia"/>
+              <w:rFonts w:hint="eastAsia" w:ascii="宋体" w:hAnsi="宋体" w:eastAsia="宋体" w:cs="宋体"/>
               <w:szCs w:val="24"/>
             </w:rPr>
             <w:fldChar w:fldCharType="end"/>
@@ -2358,28 +2529,28 @@
         </w:p>
         <w:p>
           <w:pPr>
-            <w:pStyle w:val="TOC2"/>
+            <w:pStyle w:val="17"/>
             <w:tabs>
               <w:tab w:val="right" w:leader="dot" w:pos="8306"/>
             </w:tabs>
           </w:pPr>
           <w:r>
             <w:rPr>
-              <w:rFonts w:ascii="宋体" w:eastAsia="宋体" w:hAnsi="宋体" w:cs="宋体" w:hint="eastAsia"/>
+              <w:rFonts w:hint="eastAsia" w:ascii="宋体" w:hAnsi="宋体" w:eastAsia="宋体" w:cs="宋体"/>
               <w:szCs w:val="24"/>
             </w:rPr>
             <w:fldChar w:fldCharType="begin"/>
           </w:r>
           <w:r>
             <w:rPr>
-              <w:rFonts w:ascii="宋体" w:eastAsia="宋体" w:hAnsi="宋体" w:cs="宋体" w:hint="eastAsia"/>
+              <w:rFonts w:hint="eastAsia" w:ascii="宋体" w:hAnsi="宋体" w:eastAsia="宋体" w:cs="宋体"/>
               <w:szCs w:val="24"/>
             </w:rPr>
             <w:instrText xml:space="preserve"> HYPERLINK \l _Toc10108 </w:instrText>
           </w:r>
           <w:r>
             <w:rPr>
-              <w:rFonts w:ascii="宋体" w:eastAsia="宋体" w:hAnsi="宋体" w:cs="宋体" w:hint="eastAsia"/>
+              <w:rFonts w:hint="eastAsia" w:ascii="宋体" w:hAnsi="宋体" w:eastAsia="宋体" w:cs="宋体"/>
               <w:szCs w:val="24"/>
             </w:rPr>
             <w:fldChar w:fldCharType="separate"/>
@@ -2418,7 +2589,7 @@
           </w:r>
           <w:r>
             <w:rPr>
-              <w:rFonts w:ascii="宋体" w:eastAsia="宋体" w:hAnsi="宋体" w:cs="宋体" w:hint="eastAsia"/>
+              <w:rFonts w:hint="eastAsia" w:ascii="宋体" w:hAnsi="宋体" w:eastAsia="宋体" w:cs="宋体"/>
               <w:szCs w:val="24"/>
             </w:rPr>
             <w:fldChar w:fldCharType="end"/>
@@ -2426,28 +2597,28 @@
         </w:p>
         <w:p>
           <w:pPr>
-            <w:pStyle w:val="TOC2"/>
+            <w:pStyle w:val="17"/>
             <w:tabs>
               <w:tab w:val="right" w:leader="dot" w:pos="8306"/>
             </w:tabs>
           </w:pPr>
           <w:r>
             <w:rPr>
-              <w:rFonts w:ascii="宋体" w:eastAsia="宋体" w:hAnsi="宋体" w:cs="宋体" w:hint="eastAsia"/>
+              <w:rFonts w:hint="eastAsia" w:ascii="宋体" w:hAnsi="宋体" w:eastAsia="宋体" w:cs="宋体"/>
               <w:szCs w:val="24"/>
             </w:rPr>
             <w:fldChar w:fldCharType="begin"/>
           </w:r>
           <w:r>
             <w:rPr>
-              <w:rFonts w:ascii="宋体" w:eastAsia="宋体" w:hAnsi="宋体" w:cs="宋体" w:hint="eastAsia"/>
+              <w:rFonts w:hint="eastAsia" w:ascii="宋体" w:hAnsi="宋体" w:eastAsia="宋体" w:cs="宋体"/>
               <w:szCs w:val="24"/>
             </w:rPr>
             <w:instrText xml:space="preserve"> HYPERLINK \l _Toc24857 </w:instrText>
           </w:r>
           <w:r>
             <w:rPr>
-              <w:rFonts w:ascii="宋体" w:eastAsia="宋体" w:hAnsi="宋体" w:cs="宋体" w:hint="eastAsia"/>
+              <w:rFonts w:hint="eastAsia" w:ascii="宋体" w:hAnsi="宋体" w:eastAsia="宋体" w:cs="宋体"/>
               <w:szCs w:val="24"/>
             </w:rPr>
             <w:fldChar w:fldCharType="separate"/>
@@ -2486,7 +2657,7 @@
           </w:r>
           <w:r>
             <w:rPr>
-              <w:rFonts w:ascii="宋体" w:eastAsia="宋体" w:hAnsi="宋体" w:cs="宋体" w:hint="eastAsia"/>
+              <w:rFonts w:hint="eastAsia" w:ascii="宋体" w:hAnsi="宋体" w:eastAsia="宋体" w:cs="宋体"/>
               <w:szCs w:val="24"/>
             </w:rPr>
             <w:fldChar w:fldCharType="end"/>
@@ -2494,28 +2665,28 @@
         </w:p>
         <w:p>
           <w:pPr>
-            <w:pStyle w:val="TOC2"/>
+            <w:pStyle w:val="17"/>
             <w:tabs>
               <w:tab w:val="right" w:leader="dot" w:pos="8306"/>
             </w:tabs>
           </w:pPr>
           <w:r>
             <w:rPr>
-              <w:rFonts w:ascii="宋体" w:eastAsia="宋体" w:hAnsi="宋体" w:cs="宋体" w:hint="eastAsia"/>
+              <w:rFonts w:hint="eastAsia" w:ascii="宋体" w:hAnsi="宋体" w:eastAsia="宋体" w:cs="宋体"/>
               <w:szCs w:val="24"/>
             </w:rPr>
             <w:fldChar w:fldCharType="begin"/>
           </w:r>
           <w:r>
             <w:rPr>
-              <w:rFonts w:ascii="宋体" w:eastAsia="宋体" w:hAnsi="宋体" w:cs="宋体" w:hint="eastAsia"/>
+              <w:rFonts w:hint="eastAsia" w:ascii="宋体" w:hAnsi="宋体" w:eastAsia="宋体" w:cs="宋体"/>
               <w:szCs w:val="24"/>
             </w:rPr>
             <w:instrText xml:space="preserve"> HYPERLINK \l _Toc29479 </w:instrText>
           </w:r>
           <w:r>
             <w:rPr>
-              <w:rFonts w:ascii="宋体" w:eastAsia="宋体" w:hAnsi="宋体" w:cs="宋体" w:hint="eastAsia"/>
+              <w:rFonts w:hint="eastAsia" w:ascii="宋体" w:hAnsi="宋体" w:eastAsia="宋体" w:cs="宋体"/>
               <w:szCs w:val="24"/>
             </w:rPr>
             <w:fldChar w:fldCharType="separate"/>
@@ -2554,7 +2725,7 @@
           </w:r>
           <w:r>
             <w:rPr>
-              <w:rFonts w:ascii="宋体" w:eastAsia="宋体" w:hAnsi="宋体" w:cs="宋体" w:hint="eastAsia"/>
+              <w:rFonts w:hint="eastAsia" w:ascii="宋体" w:hAnsi="宋体" w:eastAsia="宋体" w:cs="宋体"/>
               <w:szCs w:val="24"/>
             </w:rPr>
             <w:fldChar w:fldCharType="end"/>
@@ -2562,28 +2733,28 @@
         </w:p>
         <w:p>
           <w:pPr>
-            <w:pStyle w:val="TOC1"/>
+            <w:pStyle w:val="16"/>
             <w:tabs>
               <w:tab w:val="right" w:leader="dot" w:pos="8306"/>
             </w:tabs>
           </w:pPr>
           <w:r>
             <w:rPr>
-              <w:rFonts w:ascii="宋体" w:eastAsia="宋体" w:hAnsi="宋体" w:cs="宋体" w:hint="eastAsia"/>
+              <w:rFonts w:hint="eastAsia" w:ascii="宋体" w:hAnsi="宋体" w:eastAsia="宋体" w:cs="宋体"/>
               <w:szCs w:val="24"/>
             </w:rPr>
             <w:fldChar w:fldCharType="begin"/>
           </w:r>
           <w:r>
             <w:rPr>
-              <w:rFonts w:ascii="宋体" w:eastAsia="宋体" w:hAnsi="宋体" w:cs="宋体" w:hint="eastAsia"/>
+              <w:rFonts w:hint="eastAsia" w:ascii="宋体" w:hAnsi="宋体" w:eastAsia="宋体" w:cs="宋体"/>
               <w:szCs w:val="24"/>
             </w:rPr>
             <w:instrText xml:space="preserve"> HYPERLINK \l _Toc12865 </w:instrText>
           </w:r>
           <w:r>
             <w:rPr>
-              <w:rFonts w:ascii="宋体" w:eastAsia="宋体" w:hAnsi="宋体" w:cs="宋体" w:hint="eastAsia"/>
+              <w:rFonts w:hint="eastAsia" w:ascii="宋体" w:hAnsi="宋体" w:eastAsia="宋体" w:cs="宋体"/>
               <w:szCs w:val="24"/>
             </w:rPr>
             <w:fldChar w:fldCharType="separate"/>
@@ -2622,7 +2793,7 @@
           </w:r>
           <w:r>
             <w:rPr>
-              <w:rFonts w:ascii="宋体" w:eastAsia="宋体" w:hAnsi="宋体" w:cs="宋体" w:hint="eastAsia"/>
+              <w:rFonts w:hint="eastAsia" w:ascii="宋体" w:hAnsi="宋体" w:eastAsia="宋体" w:cs="宋体"/>
               <w:szCs w:val="24"/>
             </w:rPr>
             <w:fldChar w:fldCharType="end"/>
@@ -2630,28 +2801,28 @@
         </w:p>
         <w:p>
           <w:pPr>
-            <w:pStyle w:val="TOC2"/>
+            <w:pStyle w:val="17"/>
             <w:tabs>
               <w:tab w:val="right" w:leader="dot" w:pos="8306"/>
             </w:tabs>
           </w:pPr>
           <w:r>
             <w:rPr>
-              <w:rFonts w:ascii="宋体" w:eastAsia="宋体" w:hAnsi="宋体" w:cs="宋体" w:hint="eastAsia"/>
+              <w:rFonts w:hint="eastAsia" w:ascii="宋体" w:hAnsi="宋体" w:eastAsia="宋体" w:cs="宋体"/>
               <w:szCs w:val="24"/>
             </w:rPr>
             <w:fldChar w:fldCharType="begin"/>
           </w:r>
           <w:r>
             <w:rPr>
-              <w:rFonts w:ascii="宋体" w:eastAsia="宋体" w:hAnsi="宋体" w:cs="宋体" w:hint="eastAsia"/>
+              <w:rFonts w:hint="eastAsia" w:ascii="宋体" w:hAnsi="宋体" w:eastAsia="宋体" w:cs="宋体"/>
               <w:szCs w:val="24"/>
             </w:rPr>
             <w:instrText xml:space="preserve"> HYPERLINK \l _Toc16211 </w:instrText>
           </w:r>
           <w:r>
             <w:rPr>
-              <w:rFonts w:ascii="宋体" w:eastAsia="宋体" w:hAnsi="宋体" w:cs="宋体" w:hint="eastAsia"/>
+              <w:rFonts w:hint="eastAsia" w:ascii="宋体" w:hAnsi="宋体" w:eastAsia="宋体" w:cs="宋体"/>
               <w:szCs w:val="24"/>
             </w:rPr>
             <w:fldChar w:fldCharType="separate"/>
@@ -2690,7 +2861,7 @@
           </w:r>
           <w:r>
             <w:rPr>
-              <w:rFonts w:ascii="宋体" w:eastAsia="宋体" w:hAnsi="宋体" w:cs="宋体" w:hint="eastAsia"/>
+              <w:rFonts w:hint="eastAsia" w:ascii="宋体" w:hAnsi="宋体" w:eastAsia="宋体" w:cs="宋体"/>
               <w:szCs w:val="24"/>
             </w:rPr>
             <w:fldChar w:fldCharType="end"/>
@@ -2698,28 +2869,28 @@
         </w:p>
         <w:p>
           <w:pPr>
-            <w:pStyle w:val="TOC2"/>
+            <w:pStyle w:val="17"/>
             <w:tabs>
               <w:tab w:val="right" w:leader="dot" w:pos="8306"/>
             </w:tabs>
           </w:pPr>
           <w:r>
             <w:rPr>
-              <w:rFonts w:ascii="宋体" w:eastAsia="宋体" w:hAnsi="宋体" w:cs="宋体" w:hint="eastAsia"/>
+              <w:rFonts w:hint="eastAsia" w:ascii="宋体" w:hAnsi="宋体" w:eastAsia="宋体" w:cs="宋体"/>
               <w:szCs w:val="24"/>
             </w:rPr>
             <w:fldChar w:fldCharType="begin"/>
           </w:r>
           <w:r>
             <w:rPr>
-              <w:rFonts w:ascii="宋体" w:eastAsia="宋体" w:hAnsi="宋体" w:cs="宋体" w:hint="eastAsia"/>
+              <w:rFonts w:hint="eastAsia" w:ascii="宋体" w:hAnsi="宋体" w:eastAsia="宋体" w:cs="宋体"/>
               <w:szCs w:val="24"/>
             </w:rPr>
             <w:instrText xml:space="preserve"> HYPERLINK \l _Toc31337 </w:instrText>
           </w:r>
           <w:r>
             <w:rPr>
-              <w:rFonts w:ascii="宋体" w:eastAsia="宋体" w:hAnsi="宋体" w:cs="宋体" w:hint="eastAsia"/>
+              <w:rFonts w:hint="eastAsia" w:ascii="宋体" w:hAnsi="宋体" w:eastAsia="宋体" w:cs="宋体"/>
               <w:szCs w:val="24"/>
             </w:rPr>
             <w:fldChar w:fldCharType="separate"/>
@@ -2758,7 +2929,7 @@
           </w:r>
           <w:r>
             <w:rPr>
-              <w:rFonts w:ascii="宋体" w:eastAsia="宋体" w:hAnsi="宋体" w:cs="宋体" w:hint="eastAsia"/>
+              <w:rFonts w:hint="eastAsia" w:ascii="宋体" w:hAnsi="宋体" w:eastAsia="宋体" w:cs="宋体"/>
               <w:szCs w:val="24"/>
             </w:rPr>
             <w:fldChar w:fldCharType="end"/>
@@ -2766,28 +2937,28 @@
         </w:p>
         <w:p>
           <w:pPr>
-            <w:pStyle w:val="TOC2"/>
+            <w:pStyle w:val="17"/>
             <w:tabs>
               <w:tab w:val="right" w:leader="dot" w:pos="8306"/>
             </w:tabs>
           </w:pPr>
           <w:r>
             <w:rPr>
-              <w:rFonts w:ascii="宋体" w:eastAsia="宋体" w:hAnsi="宋体" w:cs="宋体" w:hint="eastAsia"/>
+              <w:rFonts w:hint="eastAsia" w:ascii="宋体" w:hAnsi="宋体" w:eastAsia="宋体" w:cs="宋体"/>
               <w:szCs w:val="24"/>
             </w:rPr>
             <w:fldChar w:fldCharType="begin"/>
           </w:r>
           <w:r>
             <w:rPr>
-              <w:rFonts w:ascii="宋体" w:eastAsia="宋体" w:hAnsi="宋体" w:cs="宋体" w:hint="eastAsia"/>
+              <w:rFonts w:hint="eastAsia" w:ascii="宋体" w:hAnsi="宋体" w:eastAsia="宋体" w:cs="宋体"/>
               <w:szCs w:val="24"/>
             </w:rPr>
             <w:instrText xml:space="preserve"> HYPERLINK \l _Toc7671 </w:instrText>
           </w:r>
           <w:r>
             <w:rPr>
-              <w:rFonts w:ascii="宋体" w:eastAsia="宋体" w:hAnsi="宋体" w:cs="宋体" w:hint="eastAsia"/>
+              <w:rFonts w:hint="eastAsia" w:ascii="宋体" w:hAnsi="宋体" w:eastAsia="宋体" w:cs="宋体"/>
               <w:szCs w:val="24"/>
             </w:rPr>
             <w:fldChar w:fldCharType="separate"/>
@@ -2826,7 +2997,7 @@
           </w:r>
           <w:r>
             <w:rPr>
-              <w:rFonts w:ascii="宋体" w:eastAsia="宋体" w:hAnsi="宋体" w:cs="宋体" w:hint="eastAsia"/>
+              <w:rFonts w:hint="eastAsia" w:ascii="宋体" w:hAnsi="宋体" w:eastAsia="宋体" w:cs="宋体"/>
               <w:szCs w:val="24"/>
             </w:rPr>
             <w:fldChar w:fldCharType="end"/>
@@ -2834,28 +3005,28 @@
         </w:p>
         <w:p>
           <w:pPr>
-            <w:pStyle w:val="TOC2"/>
+            <w:pStyle w:val="17"/>
             <w:tabs>
               <w:tab w:val="right" w:leader="dot" w:pos="8306"/>
             </w:tabs>
           </w:pPr>
           <w:r>
             <w:rPr>
-              <w:rFonts w:ascii="宋体" w:eastAsia="宋体" w:hAnsi="宋体" w:cs="宋体" w:hint="eastAsia"/>
+              <w:rFonts w:hint="eastAsia" w:ascii="宋体" w:hAnsi="宋体" w:eastAsia="宋体" w:cs="宋体"/>
               <w:szCs w:val="24"/>
             </w:rPr>
             <w:fldChar w:fldCharType="begin"/>
           </w:r>
           <w:r>
             <w:rPr>
-              <w:rFonts w:ascii="宋体" w:eastAsia="宋体" w:hAnsi="宋体" w:cs="宋体" w:hint="eastAsia"/>
+              <w:rFonts w:hint="eastAsia" w:ascii="宋体" w:hAnsi="宋体" w:eastAsia="宋体" w:cs="宋体"/>
               <w:szCs w:val="24"/>
             </w:rPr>
             <w:instrText xml:space="preserve"> HYPERLINK \l _Toc466 </w:instrText>
           </w:r>
           <w:r>
             <w:rPr>
-              <w:rFonts w:ascii="宋体" w:eastAsia="宋体" w:hAnsi="宋体" w:cs="宋体" w:hint="eastAsia"/>
+              <w:rFonts w:hint="eastAsia" w:ascii="宋体" w:hAnsi="宋体" w:eastAsia="宋体" w:cs="宋体"/>
               <w:szCs w:val="24"/>
             </w:rPr>
             <w:fldChar w:fldCharType="separate"/>
@@ -2894,7 +3065,7 @@
           </w:r>
           <w:r>
             <w:rPr>
-              <w:rFonts w:ascii="宋体" w:eastAsia="宋体" w:hAnsi="宋体" w:cs="宋体" w:hint="eastAsia"/>
+              <w:rFonts w:hint="eastAsia" w:ascii="宋体" w:hAnsi="宋体" w:eastAsia="宋体" w:cs="宋体"/>
               <w:szCs w:val="24"/>
             </w:rPr>
             <w:fldChar w:fldCharType="end"/>
@@ -2902,28 +3073,28 @@
         </w:p>
         <w:p>
           <w:pPr>
-            <w:pStyle w:val="TOC1"/>
+            <w:pStyle w:val="16"/>
             <w:tabs>
               <w:tab w:val="right" w:leader="dot" w:pos="8306"/>
             </w:tabs>
           </w:pPr>
           <w:r>
             <w:rPr>
-              <w:rFonts w:ascii="宋体" w:eastAsia="宋体" w:hAnsi="宋体" w:cs="宋体" w:hint="eastAsia"/>
+              <w:rFonts w:hint="eastAsia" w:ascii="宋体" w:hAnsi="宋体" w:eastAsia="宋体" w:cs="宋体"/>
               <w:szCs w:val="24"/>
             </w:rPr>
             <w:fldChar w:fldCharType="begin"/>
           </w:r>
           <w:r>
             <w:rPr>
-              <w:rFonts w:ascii="宋体" w:eastAsia="宋体" w:hAnsi="宋体" w:cs="宋体" w:hint="eastAsia"/>
+              <w:rFonts w:hint="eastAsia" w:ascii="宋体" w:hAnsi="宋体" w:eastAsia="宋体" w:cs="宋体"/>
               <w:szCs w:val="24"/>
             </w:rPr>
             <w:instrText xml:space="preserve"> HYPERLINK \l _Toc17379 </w:instrText>
           </w:r>
           <w:r>
             <w:rPr>
-              <w:rFonts w:ascii="宋体" w:eastAsia="宋体" w:hAnsi="宋体" w:cs="宋体" w:hint="eastAsia"/>
+              <w:rFonts w:hint="eastAsia" w:ascii="宋体" w:hAnsi="宋体" w:eastAsia="宋体" w:cs="宋体"/>
               <w:szCs w:val="24"/>
             </w:rPr>
             <w:fldChar w:fldCharType="separate"/>
@@ -2962,7 +3133,7 @@
           </w:r>
           <w:r>
             <w:rPr>
-              <w:rFonts w:ascii="宋体" w:eastAsia="宋体" w:hAnsi="宋体" w:cs="宋体" w:hint="eastAsia"/>
+              <w:rFonts w:hint="eastAsia" w:ascii="宋体" w:hAnsi="宋体" w:eastAsia="宋体" w:cs="宋体"/>
               <w:szCs w:val="24"/>
             </w:rPr>
             <w:fldChar w:fldCharType="end"/>
@@ -2970,28 +3141,28 @@
         </w:p>
         <w:p>
           <w:pPr>
-            <w:pStyle w:val="TOC2"/>
+            <w:pStyle w:val="17"/>
             <w:tabs>
               <w:tab w:val="right" w:leader="dot" w:pos="8306"/>
             </w:tabs>
           </w:pPr>
           <w:r>
             <w:rPr>
-              <w:rFonts w:ascii="宋体" w:eastAsia="宋体" w:hAnsi="宋体" w:cs="宋体" w:hint="eastAsia"/>
+              <w:rFonts w:hint="eastAsia" w:ascii="宋体" w:hAnsi="宋体" w:eastAsia="宋体" w:cs="宋体"/>
               <w:szCs w:val="24"/>
             </w:rPr>
             <w:fldChar w:fldCharType="begin"/>
           </w:r>
           <w:r>
             <w:rPr>
-              <w:rFonts w:ascii="宋体" w:eastAsia="宋体" w:hAnsi="宋体" w:cs="宋体" w:hint="eastAsia"/>
+              <w:rFonts w:hint="eastAsia" w:ascii="宋体" w:hAnsi="宋体" w:eastAsia="宋体" w:cs="宋体"/>
               <w:szCs w:val="24"/>
             </w:rPr>
             <w:instrText xml:space="preserve"> HYPERLINK \l _Toc26935 </w:instrText>
           </w:r>
           <w:r>
             <w:rPr>
-              <w:rFonts w:ascii="宋体" w:eastAsia="宋体" w:hAnsi="宋体" w:cs="宋体" w:hint="eastAsia"/>
+              <w:rFonts w:hint="eastAsia" w:ascii="宋体" w:hAnsi="宋体" w:eastAsia="宋体" w:cs="宋体"/>
               <w:szCs w:val="24"/>
             </w:rPr>
             <w:fldChar w:fldCharType="separate"/>
@@ -3030,7 +3201,7 @@
           </w:r>
           <w:r>
             <w:rPr>
-              <w:rFonts w:ascii="宋体" w:eastAsia="宋体" w:hAnsi="宋体" w:cs="宋体" w:hint="eastAsia"/>
+              <w:rFonts w:hint="eastAsia" w:ascii="宋体" w:hAnsi="宋体" w:eastAsia="宋体" w:cs="宋体"/>
               <w:szCs w:val="24"/>
             </w:rPr>
             <w:fldChar w:fldCharType="end"/>
@@ -3038,28 +3209,28 @@
         </w:p>
         <w:p>
           <w:pPr>
-            <w:pStyle w:val="TOC2"/>
+            <w:pStyle w:val="17"/>
             <w:tabs>
               <w:tab w:val="right" w:leader="dot" w:pos="8306"/>
             </w:tabs>
           </w:pPr>
           <w:r>
             <w:rPr>
-              <w:rFonts w:ascii="宋体" w:eastAsia="宋体" w:hAnsi="宋体" w:cs="宋体" w:hint="eastAsia"/>
+              <w:rFonts w:hint="eastAsia" w:ascii="宋体" w:hAnsi="宋体" w:eastAsia="宋体" w:cs="宋体"/>
               <w:szCs w:val="24"/>
             </w:rPr>
             <w:fldChar w:fldCharType="begin"/>
           </w:r>
           <w:r>
             <w:rPr>
-              <w:rFonts w:ascii="宋体" w:eastAsia="宋体" w:hAnsi="宋体" w:cs="宋体" w:hint="eastAsia"/>
+              <w:rFonts w:hint="eastAsia" w:ascii="宋体" w:hAnsi="宋体" w:eastAsia="宋体" w:cs="宋体"/>
               <w:szCs w:val="24"/>
             </w:rPr>
             <w:instrText xml:space="preserve"> HYPERLINK \l _Toc22864 </w:instrText>
           </w:r>
           <w:r>
             <w:rPr>
-              <w:rFonts w:ascii="宋体" w:eastAsia="宋体" w:hAnsi="宋体" w:cs="宋体" w:hint="eastAsia"/>
+              <w:rFonts w:hint="eastAsia" w:ascii="宋体" w:hAnsi="宋体" w:eastAsia="宋体" w:cs="宋体"/>
               <w:szCs w:val="24"/>
             </w:rPr>
             <w:fldChar w:fldCharType="separate"/>
@@ -3098,7 +3269,7 @@
           </w:r>
           <w:r>
             <w:rPr>
-              <w:rFonts w:ascii="宋体" w:eastAsia="宋体" w:hAnsi="宋体" w:cs="宋体" w:hint="eastAsia"/>
+              <w:rFonts w:hint="eastAsia" w:ascii="宋体" w:hAnsi="宋体" w:eastAsia="宋体" w:cs="宋体"/>
               <w:szCs w:val="24"/>
             </w:rPr>
             <w:fldChar w:fldCharType="end"/>
@@ -3106,28 +3277,28 @@
         </w:p>
         <w:p>
           <w:pPr>
-            <w:pStyle w:val="TOC1"/>
+            <w:pStyle w:val="16"/>
             <w:tabs>
               <w:tab w:val="right" w:leader="dot" w:pos="8306"/>
             </w:tabs>
           </w:pPr>
           <w:r>
             <w:rPr>
-              <w:rFonts w:ascii="宋体" w:eastAsia="宋体" w:hAnsi="宋体" w:cs="宋体" w:hint="eastAsia"/>
+              <w:rFonts w:hint="eastAsia" w:ascii="宋体" w:hAnsi="宋体" w:eastAsia="宋体" w:cs="宋体"/>
               <w:szCs w:val="24"/>
             </w:rPr>
             <w:fldChar w:fldCharType="begin"/>
           </w:r>
           <w:r>
             <w:rPr>
-              <w:rFonts w:ascii="宋体" w:eastAsia="宋体" w:hAnsi="宋体" w:cs="宋体" w:hint="eastAsia"/>
+              <w:rFonts w:hint="eastAsia" w:ascii="宋体" w:hAnsi="宋体" w:eastAsia="宋体" w:cs="宋体"/>
               <w:szCs w:val="24"/>
             </w:rPr>
             <w:instrText xml:space="preserve"> HYPERLINK \l _Toc16566 </w:instrText>
           </w:r>
           <w:r>
             <w:rPr>
-              <w:rFonts w:ascii="宋体" w:eastAsia="宋体" w:hAnsi="宋体" w:cs="宋体" w:hint="eastAsia"/>
+              <w:rFonts w:hint="eastAsia" w:ascii="宋体" w:hAnsi="宋体" w:eastAsia="宋体" w:cs="宋体"/>
               <w:szCs w:val="24"/>
             </w:rPr>
             <w:fldChar w:fldCharType="separate"/>
@@ -3166,7 +3337,7 @@
           </w:r>
           <w:r>
             <w:rPr>
-              <w:rFonts w:ascii="宋体" w:eastAsia="宋体" w:hAnsi="宋体" w:cs="宋体" w:hint="eastAsia"/>
+              <w:rFonts w:hint="eastAsia" w:ascii="宋体" w:hAnsi="宋体" w:eastAsia="宋体" w:cs="宋体"/>
               <w:szCs w:val="24"/>
             </w:rPr>
             <w:fldChar w:fldCharType="end"/>
@@ -3174,28 +3345,28 @@
         </w:p>
         <w:p>
           <w:pPr>
-            <w:pStyle w:val="TOC2"/>
+            <w:pStyle w:val="17"/>
             <w:tabs>
               <w:tab w:val="right" w:leader="dot" w:pos="8306"/>
             </w:tabs>
           </w:pPr>
           <w:r>
             <w:rPr>
-              <w:rFonts w:ascii="宋体" w:eastAsia="宋体" w:hAnsi="宋体" w:cs="宋体" w:hint="eastAsia"/>
+              <w:rFonts w:hint="eastAsia" w:ascii="宋体" w:hAnsi="宋体" w:eastAsia="宋体" w:cs="宋体"/>
               <w:szCs w:val="24"/>
             </w:rPr>
             <w:fldChar w:fldCharType="begin"/>
           </w:r>
           <w:r>
             <w:rPr>
-              <w:rFonts w:ascii="宋体" w:eastAsia="宋体" w:hAnsi="宋体" w:cs="宋体" w:hint="eastAsia"/>
+              <w:rFonts w:hint="eastAsia" w:ascii="宋体" w:hAnsi="宋体" w:eastAsia="宋体" w:cs="宋体"/>
               <w:szCs w:val="24"/>
             </w:rPr>
             <w:instrText xml:space="preserve"> HYPERLINK \l _Toc7075 </w:instrText>
           </w:r>
           <w:r>
             <w:rPr>
-              <w:rFonts w:ascii="宋体" w:eastAsia="宋体" w:hAnsi="宋体" w:cs="宋体" w:hint="eastAsia"/>
+              <w:rFonts w:hint="eastAsia" w:ascii="宋体" w:hAnsi="宋体" w:eastAsia="宋体" w:cs="宋体"/>
               <w:szCs w:val="24"/>
             </w:rPr>
             <w:fldChar w:fldCharType="separate"/>
@@ -3234,7 +3405,7 @@
           </w:r>
           <w:r>
             <w:rPr>
-              <w:rFonts w:ascii="宋体" w:eastAsia="宋体" w:hAnsi="宋体" w:cs="宋体" w:hint="eastAsia"/>
+              <w:rFonts w:hint="eastAsia" w:ascii="宋体" w:hAnsi="宋体" w:eastAsia="宋体" w:cs="宋体"/>
               <w:szCs w:val="24"/>
             </w:rPr>
             <w:fldChar w:fldCharType="end"/>
@@ -3242,28 +3413,28 @@
         </w:p>
         <w:p>
           <w:pPr>
-            <w:pStyle w:val="TOC2"/>
+            <w:pStyle w:val="17"/>
             <w:tabs>
               <w:tab w:val="right" w:leader="dot" w:pos="8306"/>
             </w:tabs>
           </w:pPr>
           <w:r>
             <w:rPr>
-              <w:rFonts w:ascii="宋体" w:eastAsia="宋体" w:hAnsi="宋体" w:cs="宋体" w:hint="eastAsia"/>
+              <w:rFonts w:hint="eastAsia" w:ascii="宋体" w:hAnsi="宋体" w:eastAsia="宋体" w:cs="宋体"/>
               <w:szCs w:val="24"/>
             </w:rPr>
             <w:fldChar w:fldCharType="begin"/>
           </w:r>
           <w:r>
             <w:rPr>
-              <w:rFonts w:ascii="宋体" w:eastAsia="宋体" w:hAnsi="宋体" w:cs="宋体" w:hint="eastAsia"/>
+              <w:rFonts w:hint="eastAsia" w:ascii="宋体" w:hAnsi="宋体" w:eastAsia="宋体" w:cs="宋体"/>
               <w:szCs w:val="24"/>
             </w:rPr>
             <w:instrText xml:space="preserve"> HYPERLINK \l _Toc28399 </w:instrText>
           </w:r>
           <w:r>
             <w:rPr>
-              <w:rFonts w:ascii="宋体" w:eastAsia="宋体" w:hAnsi="宋体" w:cs="宋体" w:hint="eastAsia"/>
+              <w:rFonts w:hint="eastAsia" w:ascii="宋体" w:hAnsi="宋体" w:eastAsia="宋体" w:cs="宋体"/>
               <w:szCs w:val="24"/>
             </w:rPr>
             <w:fldChar w:fldCharType="separate"/>
@@ -3302,7 +3473,7 @@
           </w:r>
           <w:r>
             <w:rPr>
-              <w:rFonts w:ascii="宋体" w:eastAsia="宋体" w:hAnsi="宋体" w:cs="宋体" w:hint="eastAsia"/>
+              <w:rFonts w:hint="eastAsia" w:ascii="宋体" w:hAnsi="宋体" w:eastAsia="宋体" w:cs="宋体"/>
               <w:szCs w:val="24"/>
             </w:rPr>
             <w:fldChar w:fldCharType="end"/>
@@ -3310,28 +3481,28 @@
         </w:p>
         <w:p>
           <w:pPr>
-            <w:pStyle w:val="TOC2"/>
+            <w:pStyle w:val="17"/>
             <w:tabs>
               <w:tab w:val="right" w:leader="dot" w:pos="8306"/>
             </w:tabs>
           </w:pPr>
           <w:r>
             <w:rPr>
-              <w:rFonts w:ascii="宋体" w:eastAsia="宋体" w:hAnsi="宋体" w:cs="宋体" w:hint="eastAsia"/>
+              <w:rFonts w:hint="eastAsia" w:ascii="宋体" w:hAnsi="宋体" w:eastAsia="宋体" w:cs="宋体"/>
               <w:szCs w:val="24"/>
             </w:rPr>
             <w:fldChar w:fldCharType="begin"/>
           </w:r>
           <w:r>
             <w:rPr>
-              <w:rFonts w:ascii="宋体" w:eastAsia="宋体" w:hAnsi="宋体" w:cs="宋体" w:hint="eastAsia"/>
+              <w:rFonts w:hint="eastAsia" w:ascii="宋体" w:hAnsi="宋体" w:eastAsia="宋体" w:cs="宋体"/>
               <w:szCs w:val="24"/>
             </w:rPr>
             <w:instrText xml:space="preserve"> HYPERLINK \l _Toc17025 </w:instrText>
           </w:r>
           <w:r>
             <w:rPr>
-              <w:rFonts w:ascii="宋体" w:eastAsia="宋体" w:hAnsi="宋体" w:cs="宋体" w:hint="eastAsia"/>
+              <w:rFonts w:hint="eastAsia" w:ascii="宋体" w:hAnsi="宋体" w:eastAsia="宋体" w:cs="宋体"/>
               <w:szCs w:val="24"/>
             </w:rPr>
             <w:fldChar w:fldCharType="separate"/>
@@ -3370,7 +3541,7 @@
           </w:r>
           <w:r>
             <w:rPr>
-              <w:rFonts w:ascii="宋体" w:eastAsia="宋体" w:hAnsi="宋体" w:cs="宋体" w:hint="eastAsia"/>
+              <w:rFonts w:hint="eastAsia" w:ascii="宋体" w:hAnsi="宋体" w:eastAsia="宋体" w:cs="宋体"/>
               <w:szCs w:val="24"/>
             </w:rPr>
             <w:fldChar w:fldCharType="end"/>
@@ -3378,28 +3549,28 @@
         </w:p>
         <w:p>
           <w:pPr>
-            <w:pStyle w:val="TOC1"/>
+            <w:pStyle w:val="16"/>
             <w:tabs>
               <w:tab w:val="right" w:leader="dot" w:pos="8306"/>
             </w:tabs>
           </w:pPr>
           <w:r>
             <w:rPr>
-              <w:rFonts w:ascii="宋体" w:eastAsia="宋体" w:hAnsi="宋体" w:cs="宋体" w:hint="eastAsia"/>
+              <w:rFonts w:hint="eastAsia" w:ascii="宋体" w:hAnsi="宋体" w:eastAsia="宋体" w:cs="宋体"/>
               <w:szCs w:val="24"/>
             </w:rPr>
             <w:fldChar w:fldCharType="begin"/>
           </w:r>
           <w:r>
             <w:rPr>
-              <w:rFonts w:ascii="宋体" w:eastAsia="宋体" w:hAnsi="宋体" w:cs="宋体" w:hint="eastAsia"/>
+              <w:rFonts w:hint="eastAsia" w:ascii="宋体" w:hAnsi="宋体" w:eastAsia="宋体" w:cs="宋体"/>
               <w:szCs w:val="24"/>
             </w:rPr>
             <w:instrText xml:space="preserve"> HYPERLINK \l _Toc12883 </w:instrText>
           </w:r>
           <w:r>
             <w:rPr>
-              <w:rFonts w:ascii="宋体" w:eastAsia="宋体" w:hAnsi="宋体" w:cs="宋体" w:hint="eastAsia"/>
+              <w:rFonts w:hint="eastAsia" w:ascii="宋体" w:hAnsi="宋体" w:eastAsia="宋体" w:cs="宋体"/>
               <w:szCs w:val="24"/>
             </w:rPr>
             <w:fldChar w:fldCharType="separate"/>
@@ -3438,7 +3609,7 @@
           </w:r>
           <w:r>
             <w:rPr>
-              <w:rFonts w:ascii="宋体" w:eastAsia="宋体" w:hAnsi="宋体" w:cs="宋体" w:hint="eastAsia"/>
+              <w:rFonts w:hint="eastAsia" w:ascii="宋体" w:hAnsi="宋体" w:eastAsia="宋体" w:cs="宋体"/>
               <w:szCs w:val="24"/>
             </w:rPr>
             <w:fldChar w:fldCharType="end"/>
@@ -3446,28 +3617,28 @@
         </w:p>
         <w:p>
           <w:pPr>
-            <w:pStyle w:val="TOC2"/>
+            <w:pStyle w:val="17"/>
             <w:tabs>
               <w:tab w:val="right" w:leader="dot" w:pos="8306"/>
             </w:tabs>
           </w:pPr>
           <w:r>
             <w:rPr>
-              <w:rFonts w:ascii="宋体" w:eastAsia="宋体" w:hAnsi="宋体" w:cs="宋体" w:hint="eastAsia"/>
+              <w:rFonts w:hint="eastAsia" w:ascii="宋体" w:hAnsi="宋体" w:eastAsia="宋体" w:cs="宋体"/>
               <w:szCs w:val="24"/>
             </w:rPr>
             <w:fldChar w:fldCharType="begin"/>
           </w:r>
           <w:r>
             <w:rPr>
-              <w:rFonts w:ascii="宋体" w:eastAsia="宋体" w:hAnsi="宋体" w:cs="宋体" w:hint="eastAsia"/>
+              <w:rFonts w:hint="eastAsia" w:ascii="宋体" w:hAnsi="宋体" w:eastAsia="宋体" w:cs="宋体"/>
               <w:szCs w:val="24"/>
             </w:rPr>
             <w:instrText xml:space="preserve"> HYPERLINK \l _Toc27253 </w:instrText>
           </w:r>
           <w:r>
             <w:rPr>
-              <w:rFonts w:ascii="宋体" w:eastAsia="宋体" w:hAnsi="宋体" w:cs="宋体" w:hint="eastAsia"/>
+              <w:rFonts w:hint="eastAsia" w:ascii="宋体" w:hAnsi="宋体" w:eastAsia="宋体" w:cs="宋体"/>
               <w:szCs w:val="24"/>
             </w:rPr>
             <w:fldChar w:fldCharType="separate"/>
@@ -3506,7 +3677,7 @@
           </w:r>
           <w:r>
             <w:rPr>
-              <w:rFonts w:ascii="宋体" w:eastAsia="宋体" w:hAnsi="宋体" w:cs="宋体" w:hint="eastAsia"/>
+              <w:rFonts w:hint="eastAsia" w:ascii="宋体" w:hAnsi="宋体" w:eastAsia="宋体" w:cs="宋体"/>
               <w:szCs w:val="24"/>
             </w:rPr>
             <w:fldChar w:fldCharType="end"/>
@@ -3514,28 +3685,28 @@
         </w:p>
         <w:p>
           <w:pPr>
-            <w:pStyle w:val="TOC2"/>
+            <w:pStyle w:val="17"/>
             <w:tabs>
               <w:tab w:val="right" w:leader="dot" w:pos="8306"/>
             </w:tabs>
           </w:pPr>
           <w:r>
             <w:rPr>
-              <w:rFonts w:ascii="宋体" w:eastAsia="宋体" w:hAnsi="宋体" w:cs="宋体" w:hint="eastAsia"/>
+              <w:rFonts w:hint="eastAsia" w:ascii="宋体" w:hAnsi="宋体" w:eastAsia="宋体" w:cs="宋体"/>
               <w:szCs w:val="24"/>
             </w:rPr>
             <w:fldChar w:fldCharType="begin"/>
           </w:r>
           <w:r>
             <w:rPr>
-              <w:rFonts w:ascii="宋体" w:eastAsia="宋体" w:hAnsi="宋体" w:cs="宋体" w:hint="eastAsia"/>
+              <w:rFonts w:hint="eastAsia" w:ascii="宋体" w:hAnsi="宋体" w:eastAsia="宋体" w:cs="宋体"/>
               <w:szCs w:val="24"/>
             </w:rPr>
             <w:instrText xml:space="preserve"> HYPERLINK \l _Toc5560 </w:instrText>
           </w:r>
           <w:r>
             <w:rPr>
-              <w:rFonts w:ascii="宋体" w:eastAsia="宋体" w:hAnsi="宋体" w:cs="宋体" w:hint="eastAsia"/>
+              <w:rFonts w:hint="eastAsia" w:ascii="宋体" w:hAnsi="宋体" w:eastAsia="宋体" w:cs="宋体"/>
               <w:szCs w:val="24"/>
             </w:rPr>
             <w:fldChar w:fldCharType="separate"/>
@@ -3574,7 +3745,7 @@
           </w:r>
           <w:r>
             <w:rPr>
-              <w:rFonts w:ascii="宋体" w:eastAsia="宋体" w:hAnsi="宋体" w:cs="宋体" w:hint="eastAsia"/>
+              <w:rFonts w:hint="eastAsia" w:ascii="宋体" w:hAnsi="宋体" w:eastAsia="宋体" w:cs="宋体"/>
               <w:szCs w:val="24"/>
             </w:rPr>
             <w:fldChar w:fldCharType="end"/>
@@ -3582,28 +3753,28 @@
         </w:p>
         <w:p>
           <w:pPr>
-            <w:pStyle w:val="TOC1"/>
+            <w:pStyle w:val="16"/>
             <w:tabs>
               <w:tab w:val="right" w:leader="dot" w:pos="8306"/>
             </w:tabs>
           </w:pPr>
           <w:r>
             <w:rPr>
-              <w:rFonts w:ascii="宋体" w:eastAsia="宋体" w:hAnsi="宋体" w:cs="宋体" w:hint="eastAsia"/>
+              <w:rFonts w:hint="eastAsia" w:ascii="宋体" w:hAnsi="宋体" w:eastAsia="宋体" w:cs="宋体"/>
               <w:szCs w:val="24"/>
             </w:rPr>
             <w:fldChar w:fldCharType="begin"/>
           </w:r>
           <w:r>
             <w:rPr>
-              <w:rFonts w:ascii="宋体" w:eastAsia="宋体" w:hAnsi="宋体" w:cs="宋体" w:hint="eastAsia"/>
+              <w:rFonts w:hint="eastAsia" w:ascii="宋体" w:hAnsi="宋体" w:eastAsia="宋体" w:cs="宋体"/>
               <w:szCs w:val="24"/>
             </w:rPr>
             <w:instrText xml:space="preserve"> HYPERLINK \l _Toc6568 </w:instrText>
           </w:r>
           <w:r>
             <w:rPr>
-              <w:rFonts w:ascii="宋体" w:eastAsia="宋体" w:hAnsi="宋体" w:cs="宋体" w:hint="eastAsia"/>
+              <w:rFonts w:hint="eastAsia" w:ascii="宋体" w:hAnsi="宋体" w:eastAsia="宋体" w:cs="宋体"/>
               <w:szCs w:val="24"/>
             </w:rPr>
             <w:fldChar w:fldCharType="separate"/>
@@ -3642,7 +3813,7 @@
           </w:r>
           <w:r>
             <w:rPr>
-              <w:rFonts w:ascii="宋体" w:eastAsia="宋体" w:hAnsi="宋体" w:cs="宋体" w:hint="eastAsia"/>
+              <w:rFonts w:hint="eastAsia" w:ascii="宋体" w:hAnsi="宋体" w:eastAsia="宋体" w:cs="宋体"/>
               <w:szCs w:val="24"/>
             </w:rPr>
             <w:fldChar w:fldCharType="end"/>
@@ -3650,28 +3821,28 @@
         </w:p>
         <w:p>
           <w:pPr>
-            <w:pStyle w:val="TOC1"/>
+            <w:pStyle w:val="16"/>
             <w:tabs>
               <w:tab w:val="right" w:leader="dot" w:pos="8306"/>
             </w:tabs>
           </w:pPr>
           <w:r>
             <w:rPr>
-              <w:rFonts w:ascii="宋体" w:eastAsia="宋体" w:hAnsi="宋体" w:cs="宋体" w:hint="eastAsia"/>
+              <w:rFonts w:hint="eastAsia" w:ascii="宋体" w:hAnsi="宋体" w:eastAsia="宋体" w:cs="宋体"/>
               <w:szCs w:val="24"/>
             </w:rPr>
             <w:fldChar w:fldCharType="begin"/>
           </w:r>
           <w:r>
             <w:rPr>
-              <w:rFonts w:ascii="宋体" w:eastAsia="宋体" w:hAnsi="宋体" w:cs="宋体" w:hint="eastAsia"/>
+              <w:rFonts w:hint="eastAsia" w:ascii="宋体" w:hAnsi="宋体" w:eastAsia="宋体" w:cs="宋体"/>
               <w:szCs w:val="24"/>
             </w:rPr>
             <w:instrText xml:space="preserve"> HYPERLINK \l _Toc15011 </w:instrText>
           </w:r>
           <w:r>
             <w:rPr>
-              <w:rFonts w:ascii="宋体" w:eastAsia="宋体" w:hAnsi="宋体" w:cs="宋体" w:hint="eastAsia"/>
+              <w:rFonts w:hint="eastAsia" w:ascii="宋体" w:hAnsi="宋体" w:eastAsia="宋体" w:cs="宋体"/>
               <w:szCs w:val="24"/>
             </w:rPr>
             <w:fldChar w:fldCharType="separate"/>
@@ -3710,7 +3881,7 @@
           </w:r>
           <w:r>
             <w:rPr>
-              <w:rFonts w:ascii="宋体" w:eastAsia="宋体" w:hAnsi="宋体" w:cs="宋体" w:hint="eastAsia"/>
+              <w:rFonts w:hint="eastAsia" w:ascii="宋体" w:hAnsi="宋体" w:eastAsia="宋体" w:cs="宋体"/>
               <w:szCs w:val="24"/>
             </w:rPr>
             <w:fldChar w:fldCharType="end"/>
@@ -3732,7 +3903,7 @@
             <w:snapToGrid w:val="0"/>
             <w:textAlignment w:val="baseline"/>
             <w:rPr>
-              <w:rFonts w:ascii="宋体" w:eastAsia="宋体" w:hAnsi="宋体" w:cs="宋体" w:hint="eastAsia"/>
+              <w:rFonts w:hint="eastAsia" w:ascii="宋体" w:hAnsi="宋体" w:eastAsia="宋体" w:cs="宋体"/>
               <w:snapToGrid w:val="0"/>
               <w:color w:val="000000"/>
               <w:kern w:val="0"/>
@@ -3743,7 +3914,7 @@
           </w:pPr>
           <w:r>
             <w:rPr>
-              <w:rFonts w:ascii="宋体" w:eastAsia="宋体" w:hAnsi="宋体" w:cs="宋体" w:hint="eastAsia"/>
+              <w:rFonts w:hint="eastAsia" w:ascii="宋体" w:hAnsi="宋体" w:eastAsia="宋体" w:cs="宋体"/>
               <w:szCs w:val="24"/>
             </w:rPr>
             <w:fldChar w:fldCharType="end"/>
@@ -3767,7 +3938,7 @@
         <w:snapToGrid w:val="0"/>
         <w:textAlignment w:val="baseline"/>
         <w:rPr>
-          <w:rFonts w:ascii="Arial" w:eastAsia="Arial" w:hAnsi="Arial" w:cs="Arial"/>
+          <w:rFonts w:ascii="Arial" w:hAnsi="Arial" w:eastAsia="Arial" w:cs="Arial"/>
           <w:snapToGrid w:val="0"/>
           <w:color w:val="000000"/>
           <w:kern w:val="0"/>
@@ -3778,7 +3949,7 @@
       </w:pPr>
       <w:r>
         <w:rPr>
-          <w:rFonts w:ascii="Arial" w:eastAsia="Arial" w:hAnsi="Arial" w:cs="Arial"/>
+          <w:rFonts w:ascii="Arial" w:hAnsi="Arial" w:eastAsia="Arial" w:cs="Arial"/>
           <w:snapToGrid w:val="0"/>
           <w:color w:val="000000"/>
           <w:kern w:val="0"/>
@@ -3791,7 +3962,7 @@
     </w:p>
     <w:p>
       <w:pPr>
-        <w:pStyle w:val="1"/>
+        <w:pStyle w:val="28"/>
         <w:bidi w:val="0"/>
         <w:rPr>
           <w:rFonts w:hint="eastAsia"/>
@@ -3810,7 +3981,7 @@
     </w:p>
     <w:p>
       <w:pPr>
-        <w:pStyle w:val="2"/>
+        <w:pStyle w:val="30"/>
         <w:bidi w:val="0"/>
         <w:rPr>
           <w:rFonts w:hint="eastAsia"/>
@@ -3829,7 +4000,7 @@
     </w:p>
     <w:p>
       <w:pPr>
-        <w:pStyle w:val="a1"/>
+        <w:pStyle w:val="29"/>
         <w:keepNext w:val="0"/>
         <w:keepLines w:val="0"/>
         <w:pageBreakBefore w:val="0"/>
@@ -3853,40 +4024,31 @@
           <w:rFonts w:hint="eastAsia"/>
           <w:lang w:val="en-US" w:eastAsia="zh-CN"/>
         </w:rPr>
-        <w:t>为确保公司</w:t>
-      </w:r>
-      <w:bookmarkStart w:id="4" w:name="_GoBack"/>
+        <w:t>为确保公司运维服务连续、稳定，规避因关键岗位人员临时或长期缺位带来的服务中断风险，建立制度化、规范化的岗位备份机制，保障客户业务的高可用性，特制定本制度。</w:t>
+      </w:r>
+    </w:p>
+    <w:p>
+      <w:pPr>
+        <w:pStyle w:val="30"/>
+        <w:bidi w:val="0"/>
+        <w:rPr>
+          <w:rFonts w:hint="eastAsia"/>
+          <w:lang w:val="en-US" w:eastAsia="zh-CN"/>
+        </w:rPr>
+      </w:pPr>
+      <w:bookmarkStart w:id="4" w:name="_Toc24857"/>
+      <w:r>
+        <w:rPr>
+          <w:rFonts w:hint="eastAsia"/>
+          <w:lang w:val="en-US" w:eastAsia="zh-CN"/>
+        </w:rPr>
+        <w:t>定义</w:t>
+      </w:r>
       <w:bookmarkEnd w:id="4"/>
-      <w:r>
-        <w:rPr>
-          <w:rFonts w:hint="eastAsia"/>
-          <w:lang w:val="en-US" w:eastAsia="zh-CN"/>
-        </w:rPr>
-        <w:t>运维服务连续、稳定，规避因关键岗位人员临时或长期缺位带来的服务中断风险，建立制度化、规范化的岗位备份机制，保障客户业务的高可用性，特制定本制度。</w:t>
-      </w:r>
-    </w:p>
-    <w:p>
-      <w:pPr>
-        <w:pStyle w:val="2"/>
-        <w:bidi w:val="0"/>
-        <w:rPr>
-          <w:rFonts w:hint="eastAsia"/>
-          <w:lang w:val="en-US" w:eastAsia="zh-CN"/>
-        </w:rPr>
-      </w:pPr>
-      <w:bookmarkStart w:id="5" w:name="_Toc24857"/>
-      <w:r>
-        <w:rPr>
-          <w:rFonts w:hint="eastAsia"/>
-          <w:lang w:val="en-US" w:eastAsia="zh-CN"/>
-        </w:rPr>
-        <w:t>定义</w:t>
-      </w:r>
-      <w:bookmarkEnd w:id="5"/>
-    </w:p>
-    <w:p>
-      <w:pPr>
-        <w:pStyle w:val="a1"/>
+    </w:p>
+    <w:p>
+      <w:pPr>
+        <w:pStyle w:val="29"/>
         <w:keepNext w:val="0"/>
         <w:keepLines w:val="0"/>
         <w:pageBreakBefore w:val="0"/>
@@ -3915,14 +4077,14 @@
     </w:p>
     <w:p>
       <w:pPr>
-        <w:pStyle w:val="2"/>
-        <w:bidi w:val="0"/>
-        <w:rPr>
-          <w:rFonts w:hint="eastAsia"/>
-          <w:lang w:val="en-US" w:eastAsia="zh-CN"/>
-        </w:rPr>
-      </w:pPr>
-      <w:bookmarkStart w:id="6" w:name="_Toc29479"/>
+        <w:pStyle w:val="30"/>
+        <w:bidi w:val="0"/>
+        <w:rPr>
+          <w:rFonts w:hint="eastAsia"/>
+          <w:lang w:val="en-US" w:eastAsia="zh-CN"/>
+        </w:rPr>
+      </w:pPr>
+      <w:bookmarkStart w:id="5" w:name="_Toc29479"/>
       <w:r>
         <w:rPr>
           <w:rFonts w:hint="eastAsia"/>
@@ -3930,11 +4092,11 @@
         </w:rPr>
         <w:t>适用范围</w:t>
       </w:r>
-      <w:bookmarkEnd w:id="6"/>
-    </w:p>
-    <w:p>
-      <w:pPr>
-        <w:pStyle w:val="a1"/>
+      <w:bookmarkEnd w:id="5"/>
+    </w:p>
+    <w:p>
+      <w:pPr>
+        <w:pStyle w:val="29"/>
         <w:keepNext w:val="0"/>
         <w:keepLines w:val="0"/>
         <w:pageBreakBefore w:val="0"/>
@@ -3963,7 +4125,7 @@
     </w:p>
     <w:p>
       <w:pPr>
-        <w:pStyle w:val="a1"/>
+        <w:pStyle w:val="29"/>
         <w:keepNext w:val="0"/>
         <w:keepLines w:val="0"/>
         <w:pageBreakBefore w:val="0"/>
@@ -3980,7 +4142,7 @@
         <w:bidi w:val="0"/>
         <w:adjustRightInd w:val="0"/>
         <w:snapToGrid w:val="0"/>
-        <w:ind w:left="425" w:hanging="425" w:leftChars="0" w:firstLineChars="0"/>
+        <w:ind w:left="425" w:leftChars="0" w:hanging="425" w:firstLineChars="0"/>
         <w:textAlignment w:val="baseline"/>
         <w:rPr>
           <w:rFonts w:hint="eastAsia"/>
@@ -3997,7 +4159,7 @@
     </w:p>
     <w:p>
       <w:pPr>
-        <w:pStyle w:val="a1"/>
+        <w:pStyle w:val="29"/>
         <w:keepNext w:val="0"/>
         <w:keepLines w:val="0"/>
         <w:pageBreakBefore w:val="0"/>
@@ -4014,7 +4176,7 @@
         <w:bidi w:val="0"/>
         <w:adjustRightInd w:val="0"/>
         <w:snapToGrid w:val="0"/>
-        <w:ind w:left="425" w:hanging="425" w:leftChars="0" w:firstLineChars="0"/>
+        <w:ind w:left="425" w:leftChars="0" w:hanging="425" w:firstLineChars="0"/>
         <w:textAlignment w:val="baseline"/>
         <w:rPr>
           <w:rFonts w:hint="eastAsia"/>
@@ -4031,7 +4193,7 @@
     </w:p>
     <w:p>
       <w:pPr>
-        <w:pStyle w:val="a1"/>
+        <w:pStyle w:val="29"/>
         <w:keepNext w:val="0"/>
         <w:keepLines w:val="0"/>
         <w:pageBreakBefore w:val="0"/>
@@ -4048,7 +4210,7 @@
         <w:bidi w:val="0"/>
         <w:adjustRightInd w:val="0"/>
         <w:snapToGrid w:val="0"/>
-        <w:ind w:left="425" w:hanging="425" w:leftChars="0" w:firstLineChars="0"/>
+        <w:ind w:left="425" w:leftChars="0" w:hanging="425" w:firstLineChars="0"/>
         <w:textAlignment w:val="baseline"/>
         <w:rPr>
           <w:rFonts w:hint="eastAsia"/>
@@ -4065,7 +4227,7 @@
     </w:p>
     <w:p>
       <w:pPr>
-        <w:pStyle w:val="a1"/>
+        <w:pStyle w:val="29"/>
         <w:keepNext w:val="0"/>
         <w:keepLines w:val="0"/>
         <w:pageBreakBefore w:val="0"/>
@@ -4082,7 +4244,7 @@
         <w:bidi w:val="0"/>
         <w:adjustRightInd w:val="0"/>
         <w:snapToGrid w:val="0"/>
-        <w:ind w:left="425" w:hanging="425" w:leftChars="0" w:firstLineChars="0"/>
+        <w:ind w:left="425" w:leftChars="0" w:hanging="425" w:firstLineChars="0"/>
         <w:textAlignment w:val="baseline"/>
         <w:rPr>
           <w:rFonts w:hint="eastAsia"/>
@@ -4099,7 +4261,7 @@
     </w:p>
     <w:p>
       <w:pPr>
-        <w:pStyle w:val="a1"/>
+        <w:pStyle w:val="29"/>
         <w:keepNext w:val="0"/>
         <w:keepLines w:val="0"/>
         <w:pageBreakBefore w:val="0"/>
@@ -4116,7 +4278,7 @@
         <w:bidi w:val="0"/>
         <w:adjustRightInd w:val="0"/>
         <w:snapToGrid w:val="0"/>
-        <w:ind w:left="425" w:hanging="425" w:leftChars="0" w:firstLineChars="0"/>
+        <w:ind w:left="425" w:leftChars="0" w:hanging="425" w:firstLineChars="0"/>
         <w:textAlignment w:val="baseline"/>
         <w:rPr>
           <w:rFonts w:hint="eastAsia"/>
@@ -4133,14 +4295,14 @@
     </w:p>
     <w:p>
       <w:pPr>
-        <w:pStyle w:val="1"/>
-        <w:bidi w:val="0"/>
-        <w:rPr>
-          <w:rFonts w:hint="eastAsia"/>
-          <w:lang w:val="en-US" w:eastAsia="zh-CN"/>
-        </w:rPr>
-      </w:pPr>
-      <w:bookmarkStart w:id="7" w:name="_Toc12865"/>
+        <w:pStyle w:val="28"/>
+        <w:bidi w:val="0"/>
+        <w:rPr>
+          <w:rFonts w:hint="eastAsia"/>
+          <w:lang w:val="en-US" w:eastAsia="zh-CN"/>
+        </w:rPr>
+      </w:pPr>
+      <w:bookmarkStart w:id="6" w:name="_Toc12865"/>
       <w:r>
         <w:rPr>
           <w:rFonts w:hint="eastAsia"/>
@@ -4148,30 +4310,30 @@
         </w:rPr>
         <w:t>管理职责</w:t>
       </w:r>
+      <w:bookmarkEnd w:id="6"/>
+    </w:p>
+    <w:p>
+      <w:pPr>
+        <w:pStyle w:val="30"/>
+        <w:bidi w:val="0"/>
+        <w:rPr>
+          <w:rFonts w:hint="eastAsia"/>
+          <w:lang w:val="en-US" w:eastAsia="zh-CN"/>
+        </w:rPr>
+      </w:pPr>
+      <w:bookmarkStart w:id="7" w:name="_Toc16211"/>
+      <w:r>
+        <w:rPr>
+          <w:rFonts w:hint="eastAsia"/>
+          <w:lang w:val="en-US" w:eastAsia="zh-CN"/>
+        </w:rPr>
+        <w:t>运维相关部门</w:t>
+      </w:r>
       <w:bookmarkEnd w:id="7"/>
     </w:p>
     <w:p>
       <w:pPr>
-        <w:pStyle w:val="2"/>
-        <w:bidi w:val="0"/>
-        <w:rPr>
-          <w:rFonts w:hint="eastAsia"/>
-          <w:lang w:val="en-US" w:eastAsia="zh-CN"/>
-        </w:rPr>
-      </w:pPr>
-      <w:bookmarkStart w:id="8" w:name="_Toc16211"/>
-      <w:r>
-        <w:rPr>
-          <w:rFonts w:hint="eastAsia"/>
-          <w:lang w:val="en-US" w:eastAsia="zh-CN"/>
-        </w:rPr>
-        <w:t>运维相关部门</w:t>
-      </w:r>
-      <w:bookmarkEnd w:id="8"/>
-    </w:p>
-    <w:p>
-      <w:pPr>
-        <w:pStyle w:val="a1"/>
+        <w:pStyle w:val="29"/>
         <w:keepNext w:val="0"/>
         <w:keepLines w:val="0"/>
         <w:pageBreakBefore w:val="0"/>
@@ -4200,7 +4362,7 @@
     </w:p>
     <w:p>
       <w:pPr>
-        <w:pStyle w:val="a1"/>
+        <w:pStyle w:val="29"/>
         <w:keepNext w:val="0"/>
         <w:keepLines w:val="0"/>
         <w:pageBreakBefore w:val="0"/>
@@ -4229,7 +4391,7 @@
     </w:p>
     <w:p>
       <w:pPr>
-        <w:pStyle w:val="a1"/>
+        <w:pStyle w:val="29"/>
         <w:keepNext w:val="0"/>
         <w:keepLines w:val="0"/>
         <w:pageBreakBefore w:val="0"/>
@@ -4258,7 +4420,7 @@
     </w:p>
     <w:p>
       <w:pPr>
-        <w:pStyle w:val="a1"/>
+        <w:pStyle w:val="29"/>
         <w:keepNext w:val="0"/>
         <w:keepLines w:val="0"/>
         <w:pageBreakBefore w:val="0"/>
@@ -4287,7 +4449,7 @@
     </w:p>
     <w:p>
       <w:pPr>
-        <w:pStyle w:val="a1"/>
+        <w:pStyle w:val="29"/>
         <w:keepNext w:val="0"/>
         <w:keepLines w:val="0"/>
         <w:pageBreakBefore w:val="0"/>
@@ -4316,14 +4478,14 @@
     </w:p>
     <w:p>
       <w:pPr>
-        <w:pStyle w:val="2"/>
-        <w:bidi w:val="0"/>
-        <w:rPr>
-          <w:rFonts w:hint="eastAsia"/>
-          <w:lang w:val="en-US" w:eastAsia="zh-CN"/>
-        </w:rPr>
-      </w:pPr>
-      <w:bookmarkStart w:id="9" w:name="_Toc31337"/>
+        <w:pStyle w:val="30"/>
+        <w:bidi w:val="0"/>
+        <w:rPr>
+          <w:rFonts w:hint="eastAsia"/>
+          <w:lang w:val="en-US" w:eastAsia="zh-CN"/>
+        </w:rPr>
+      </w:pPr>
+      <w:bookmarkStart w:id="8" w:name="_Toc31337"/>
       <w:r>
         <w:rPr>
           <w:rFonts w:hint="eastAsia"/>
@@ -4331,11 +4493,11 @@
         </w:rPr>
         <w:t>人力资源部</w:t>
       </w:r>
-      <w:bookmarkEnd w:id="9"/>
-    </w:p>
-    <w:p>
-      <w:pPr>
-        <w:pStyle w:val="a1"/>
+      <w:bookmarkEnd w:id="8"/>
+    </w:p>
+    <w:p>
+      <w:pPr>
+        <w:pStyle w:val="29"/>
         <w:keepNext w:val="0"/>
         <w:keepLines w:val="0"/>
         <w:pageBreakBefore w:val="0"/>
@@ -4364,7 +4526,7 @@
     </w:p>
     <w:p>
       <w:pPr>
-        <w:pStyle w:val="a1"/>
+        <w:pStyle w:val="29"/>
         <w:keepNext w:val="0"/>
         <w:keepLines w:val="0"/>
         <w:pageBreakBefore w:val="0"/>
@@ -4393,7 +4555,7 @@
     </w:p>
     <w:p>
       <w:pPr>
-        <w:pStyle w:val="a1"/>
+        <w:pStyle w:val="29"/>
         <w:keepNext w:val="0"/>
         <w:keepLines w:val="0"/>
         <w:pageBreakBefore w:val="0"/>
@@ -4422,14 +4584,14 @@
     </w:p>
     <w:p>
       <w:pPr>
-        <w:pStyle w:val="2"/>
-        <w:bidi w:val="0"/>
-        <w:rPr>
-          <w:rFonts w:hint="eastAsia"/>
-          <w:lang w:val="en-US" w:eastAsia="zh-CN"/>
-        </w:rPr>
-      </w:pPr>
-      <w:bookmarkStart w:id="10" w:name="_Toc7671"/>
+        <w:pStyle w:val="30"/>
+        <w:bidi w:val="0"/>
+        <w:rPr>
+          <w:rFonts w:hint="eastAsia"/>
+          <w:lang w:val="en-US" w:eastAsia="zh-CN"/>
+        </w:rPr>
+      </w:pPr>
+      <w:bookmarkStart w:id="9" w:name="_Toc7671"/>
       <w:r>
         <w:rPr>
           <w:rFonts w:hint="eastAsia"/>
@@ -4437,11 +4599,11 @@
         </w:rPr>
         <w:t>A角（主办人员）职责</w:t>
       </w:r>
-      <w:bookmarkEnd w:id="10"/>
-    </w:p>
-    <w:p>
-      <w:pPr>
-        <w:pStyle w:val="a1"/>
+      <w:bookmarkEnd w:id="9"/>
+    </w:p>
+    <w:p>
+      <w:pPr>
+        <w:pStyle w:val="29"/>
         <w:keepNext w:val="0"/>
         <w:keepLines w:val="0"/>
         <w:pageBreakBefore w:val="0"/>
@@ -4470,7 +4632,7 @@
     </w:p>
     <w:p>
       <w:pPr>
-        <w:pStyle w:val="a1"/>
+        <w:pStyle w:val="29"/>
         <w:keepNext w:val="0"/>
         <w:keepLines w:val="0"/>
         <w:pageBreakBefore w:val="0"/>
@@ -4499,7 +4661,7 @@
     </w:p>
     <w:p>
       <w:pPr>
-        <w:pStyle w:val="a1"/>
+        <w:pStyle w:val="29"/>
         <w:keepNext w:val="0"/>
         <w:keepLines w:val="0"/>
         <w:pageBreakBefore w:val="0"/>
@@ -4528,7 +4690,7 @@
     </w:p>
     <w:p>
       <w:pPr>
-        <w:pStyle w:val="a1"/>
+        <w:pStyle w:val="29"/>
         <w:keepNext w:val="0"/>
         <w:keepLines w:val="0"/>
         <w:pageBreakBefore w:val="0"/>
@@ -4557,14 +4719,14 @@
     </w:p>
     <w:p>
       <w:pPr>
-        <w:pStyle w:val="2"/>
-        <w:bidi w:val="0"/>
-        <w:rPr>
-          <w:rFonts w:hint="eastAsia"/>
-          <w:lang w:val="en-US" w:eastAsia="zh-CN"/>
-        </w:rPr>
-      </w:pPr>
-      <w:bookmarkStart w:id="11" w:name="_Toc466"/>
+        <w:pStyle w:val="30"/>
+        <w:bidi w:val="0"/>
+        <w:rPr>
+          <w:rFonts w:hint="eastAsia"/>
+          <w:lang w:val="en-US" w:eastAsia="zh-CN"/>
+        </w:rPr>
+      </w:pPr>
+      <w:bookmarkStart w:id="10" w:name="_Toc466"/>
       <w:r>
         <w:rPr>
           <w:rFonts w:hint="eastAsia"/>
@@ -4572,11 +4734,11 @@
         </w:rPr>
         <w:t>B角（备份人员）职责</w:t>
       </w:r>
-      <w:bookmarkEnd w:id="11"/>
-    </w:p>
-    <w:p>
-      <w:pPr>
-        <w:pStyle w:val="a1"/>
+      <w:bookmarkEnd w:id="10"/>
+    </w:p>
+    <w:p>
+      <w:pPr>
+        <w:pStyle w:val="29"/>
         <w:keepNext w:val="0"/>
         <w:keepLines w:val="0"/>
         <w:pageBreakBefore w:val="0"/>
@@ -4605,7 +4767,7 @@
     </w:p>
     <w:p>
       <w:pPr>
-        <w:pStyle w:val="a1"/>
+        <w:pStyle w:val="29"/>
         <w:keepNext w:val="0"/>
         <w:keepLines w:val="0"/>
         <w:pageBreakBefore w:val="0"/>
@@ -4634,7 +4796,7 @@
     </w:p>
     <w:p>
       <w:pPr>
-        <w:pStyle w:val="a1"/>
+        <w:pStyle w:val="29"/>
         <w:keepNext w:val="0"/>
         <w:keepLines w:val="0"/>
         <w:pageBreakBefore w:val="0"/>
@@ -4663,7 +4825,7 @@
     </w:p>
     <w:p>
       <w:pPr>
-        <w:pStyle w:val="a1"/>
+        <w:pStyle w:val="29"/>
         <w:keepNext w:val="0"/>
         <w:keepLines w:val="0"/>
         <w:pageBreakBefore w:val="0"/>
@@ -4692,14 +4854,14 @@
     </w:p>
     <w:p>
       <w:pPr>
-        <w:pStyle w:val="1"/>
-        <w:bidi w:val="0"/>
-        <w:rPr>
-          <w:rFonts w:hint="eastAsia"/>
-          <w:lang w:val="en-US" w:eastAsia="zh-CN"/>
-        </w:rPr>
-      </w:pPr>
-      <w:bookmarkStart w:id="12" w:name="_Toc17379"/>
+        <w:pStyle w:val="28"/>
+        <w:bidi w:val="0"/>
+        <w:rPr>
+          <w:rFonts w:hint="eastAsia"/>
+          <w:lang w:val="en-US" w:eastAsia="zh-CN"/>
+        </w:rPr>
+      </w:pPr>
+      <w:bookmarkStart w:id="11" w:name="_Toc17379"/>
       <w:r>
         <w:rPr>
           <w:rFonts w:hint="eastAsia"/>
@@ -4707,30 +4869,30 @@
         </w:rPr>
         <w:t>备份岗位设置与备案</w:t>
       </w:r>
+      <w:bookmarkEnd w:id="11"/>
+    </w:p>
+    <w:p>
+      <w:pPr>
+        <w:pStyle w:val="30"/>
+        <w:bidi w:val="0"/>
+        <w:rPr>
+          <w:rFonts w:hint="eastAsia"/>
+          <w:lang w:val="en-US" w:eastAsia="zh-CN"/>
+        </w:rPr>
+      </w:pPr>
+      <w:bookmarkStart w:id="12" w:name="_Toc26935"/>
+      <w:r>
+        <w:rPr>
+          <w:rFonts w:hint="eastAsia"/>
+          <w:lang w:val="en-US" w:eastAsia="zh-CN"/>
+        </w:rPr>
+        <w:t>B角人选标准</w:t>
+      </w:r>
       <w:bookmarkEnd w:id="12"/>
     </w:p>
     <w:p>
       <w:pPr>
-        <w:pStyle w:val="2"/>
-        <w:bidi w:val="0"/>
-        <w:rPr>
-          <w:rFonts w:hint="eastAsia"/>
-          <w:lang w:val="en-US" w:eastAsia="zh-CN"/>
-        </w:rPr>
-      </w:pPr>
-      <w:bookmarkStart w:id="13" w:name="_Toc26935"/>
-      <w:r>
-        <w:rPr>
-          <w:rFonts w:hint="eastAsia"/>
-          <w:lang w:val="en-US" w:eastAsia="zh-CN"/>
-        </w:rPr>
-        <w:t>B角人选标准</w:t>
-      </w:r>
-      <w:bookmarkEnd w:id="13"/>
-    </w:p>
-    <w:p>
-      <w:pPr>
-        <w:pStyle w:val="a1"/>
+        <w:pStyle w:val="29"/>
         <w:keepNext w:val="0"/>
         <w:keepLines w:val="0"/>
         <w:pageBreakBefore w:val="0"/>
@@ -4759,7 +4921,7 @@
     </w:p>
     <w:p>
       <w:pPr>
-        <w:pStyle w:val="a1"/>
+        <w:pStyle w:val="29"/>
         <w:keepNext w:val="0"/>
         <w:keepLines w:val="0"/>
         <w:pageBreakBefore w:val="0"/>
@@ -4788,7 +4950,7 @@
     </w:p>
     <w:p>
       <w:pPr>
-        <w:pStyle w:val="a1"/>
+        <w:pStyle w:val="29"/>
         <w:keepNext w:val="0"/>
         <w:keepLines w:val="0"/>
         <w:pageBreakBefore w:val="0"/>
@@ -4817,7 +4979,7 @@
     </w:p>
     <w:p>
       <w:pPr>
-        <w:pStyle w:val="a1"/>
+        <w:pStyle w:val="29"/>
         <w:keepNext w:val="0"/>
         <w:keepLines w:val="0"/>
         <w:pageBreakBefore w:val="0"/>
@@ -4846,7 +5008,7 @@
     </w:p>
     <w:p>
       <w:pPr>
-        <w:pStyle w:val="a1"/>
+        <w:pStyle w:val="29"/>
         <w:keepNext w:val="0"/>
         <w:keepLines w:val="0"/>
         <w:pageBreakBefore w:val="0"/>
@@ -4875,14 +5037,14 @@
     </w:p>
     <w:p>
       <w:pPr>
-        <w:pStyle w:val="2"/>
-        <w:bidi w:val="0"/>
-        <w:rPr>
-          <w:rFonts w:hint="eastAsia"/>
-          <w:lang w:val="en-US" w:eastAsia="zh-CN"/>
-        </w:rPr>
-      </w:pPr>
-      <w:bookmarkStart w:id="14" w:name="_Toc22864"/>
+        <w:pStyle w:val="30"/>
+        <w:bidi w:val="0"/>
+        <w:rPr>
+          <w:rFonts w:hint="eastAsia"/>
+          <w:lang w:val="en-US" w:eastAsia="zh-CN"/>
+        </w:rPr>
+      </w:pPr>
+      <w:bookmarkStart w:id="13" w:name="_Toc22864"/>
       <w:r>
         <w:rPr>
           <w:rFonts w:hint="eastAsia"/>
@@ -4890,11 +5052,11 @@
         </w:rPr>
         <w:t>备份清单建立与维护流程</w:t>
       </w:r>
-      <w:bookmarkEnd w:id="14"/>
-    </w:p>
-    <w:p>
-      <w:pPr>
-        <w:pStyle w:val="a1"/>
+      <w:bookmarkEnd w:id="13"/>
+    </w:p>
+    <w:p>
+      <w:pPr>
+        <w:pStyle w:val="29"/>
         <w:keepNext w:val="0"/>
         <w:keepLines w:val="0"/>
         <w:pageBreakBefore w:val="0"/>
@@ -4923,7 +5085,7 @@
     </w:p>
     <w:p>
       <w:pPr>
-        <w:pStyle w:val="a1"/>
+        <w:pStyle w:val="29"/>
         <w:keepNext w:val="0"/>
         <w:keepLines w:val="0"/>
         <w:pageBreakBefore w:val="0"/>
@@ -4952,7 +5114,7 @@
     </w:p>
     <w:p>
       <w:pPr>
-        <w:pStyle w:val="a1"/>
+        <w:pStyle w:val="29"/>
         <w:keepNext w:val="0"/>
         <w:keepLines w:val="0"/>
         <w:pageBreakBefore w:val="0"/>
@@ -4981,14 +5143,14 @@
     </w:p>
     <w:p>
       <w:pPr>
-        <w:pStyle w:val="1"/>
-        <w:bidi w:val="0"/>
-        <w:rPr>
-          <w:rFonts w:hint="eastAsia"/>
-          <w:lang w:val="en-US" w:eastAsia="zh-CN"/>
-        </w:rPr>
-      </w:pPr>
-      <w:bookmarkStart w:id="15" w:name="_Toc16566"/>
+        <w:pStyle w:val="28"/>
+        <w:bidi w:val="0"/>
+        <w:rPr>
+          <w:rFonts w:hint="eastAsia"/>
+          <w:lang w:val="en-US" w:eastAsia="zh-CN"/>
+        </w:rPr>
+      </w:pPr>
+      <w:bookmarkStart w:id="14" w:name="_Toc16566"/>
       <w:r>
         <w:rPr>
           <w:rFonts w:hint="eastAsia"/>
@@ -4996,30 +5158,30 @@
         </w:rPr>
         <w:t>备份触发与执行流程</w:t>
       </w:r>
+      <w:bookmarkEnd w:id="14"/>
+    </w:p>
+    <w:p>
+      <w:pPr>
+        <w:pStyle w:val="30"/>
+        <w:bidi w:val="0"/>
+        <w:rPr>
+          <w:rFonts w:hint="eastAsia"/>
+          <w:lang w:val="en-US" w:eastAsia="zh-CN"/>
+        </w:rPr>
+      </w:pPr>
+      <w:bookmarkStart w:id="15" w:name="_Toc7075"/>
+      <w:r>
+        <w:rPr>
+          <w:rFonts w:hint="eastAsia"/>
+          <w:lang w:val="en-US" w:eastAsia="zh-CN"/>
+        </w:rPr>
+        <w:t>备份触发条件</w:t>
+      </w:r>
       <w:bookmarkEnd w:id="15"/>
     </w:p>
     <w:p>
       <w:pPr>
-        <w:pStyle w:val="2"/>
-        <w:bidi w:val="0"/>
-        <w:rPr>
-          <w:rFonts w:hint="eastAsia"/>
-          <w:lang w:val="en-US" w:eastAsia="zh-CN"/>
-        </w:rPr>
-      </w:pPr>
-      <w:bookmarkStart w:id="16" w:name="_Toc7075"/>
-      <w:r>
-        <w:rPr>
-          <w:rFonts w:hint="eastAsia"/>
-          <w:lang w:val="en-US" w:eastAsia="zh-CN"/>
-        </w:rPr>
-        <w:t>备份触发条件</w:t>
-      </w:r>
-      <w:bookmarkEnd w:id="16"/>
-    </w:p>
-    <w:p>
-      <w:pPr>
-        <w:pStyle w:val="a1"/>
+        <w:pStyle w:val="29"/>
         <w:keepNext w:val="0"/>
         <w:keepLines w:val="0"/>
         <w:pageBreakBefore w:val="0"/>
@@ -5048,7 +5210,7 @@
     </w:p>
     <w:p>
       <w:pPr>
-        <w:pStyle w:val="a1"/>
+        <w:pStyle w:val="29"/>
         <w:keepNext w:val="0"/>
         <w:keepLines w:val="0"/>
         <w:pageBreakBefore w:val="0"/>
@@ -5077,7 +5239,7 @@
     </w:p>
     <w:p>
       <w:pPr>
-        <w:pStyle w:val="a1"/>
+        <w:pStyle w:val="29"/>
         <w:keepNext w:val="0"/>
         <w:keepLines w:val="0"/>
         <w:pageBreakBefore w:val="0"/>
@@ -5106,7 +5268,7 @@
     </w:p>
     <w:p>
       <w:pPr>
-        <w:pStyle w:val="a1"/>
+        <w:pStyle w:val="29"/>
         <w:keepNext w:val="0"/>
         <w:keepLines w:val="0"/>
         <w:pageBreakBefore w:val="0"/>
@@ -5135,7 +5297,7 @@
     </w:p>
     <w:p>
       <w:pPr>
-        <w:pStyle w:val="a1"/>
+        <w:pStyle w:val="29"/>
         <w:keepNext w:val="0"/>
         <w:keepLines w:val="0"/>
         <w:pageBreakBefore w:val="0"/>
@@ -5164,14 +5326,14 @@
     </w:p>
     <w:p>
       <w:pPr>
-        <w:pStyle w:val="2"/>
-        <w:bidi w:val="0"/>
-        <w:rPr>
-          <w:rFonts w:hint="eastAsia"/>
-          <w:lang w:val="en-US" w:eastAsia="zh-CN"/>
-        </w:rPr>
-      </w:pPr>
-      <w:bookmarkStart w:id="17" w:name="_Toc28399"/>
+        <w:pStyle w:val="30"/>
+        <w:bidi w:val="0"/>
+        <w:rPr>
+          <w:rFonts w:hint="eastAsia"/>
+          <w:lang w:val="en-US" w:eastAsia="zh-CN"/>
+        </w:rPr>
+      </w:pPr>
+      <w:bookmarkStart w:id="16" w:name="_Toc28399"/>
       <w:r>
         <w:rPr>
           <w:rFonts w:hint="eastAsia"/>
@@ -5179,11 +5341,11 @@
         </w:rPr>
         <w:t>计划内备份流程</w:t>
       </w:r>
-      <w:bookmarkEnd w:id="17"/>
-    </w:p>
-    <w:p>
-      <w:pPr>
-        <w:pStyle w:val="a1"/>
+      <w:bookmarkEnd w:id="16"/>
+    </w:p>
+    <w:p>
+      <w:pPr>
+        <w:pStyle w:val="29"/>
         <w:keepNext w:val="0"/>
         <w:keepLines w:val="0"/>
         <w:pageBreakBefore w:val="0"/>
@@ -5212,7 +5374,7 @@
     </w:p>
     <w:p>
       <w:pPr>
-        <w:pStyle w:val="a1"/>
+        <w:pStyle w:val="29"/>
         <w:keepNext w:val="0"/>
         <w:keepLines w:val="0"/>
         <w:pageBreakBefore w:val="0"/>
@@ -5241,7 +5403,7 @@
     </w:p>
     <w:p>
       <w:pPr>
-        <w:pStyle w:val="a1"/>
+        <w:pStyle w:val="29"/>
         <w:keepNext w:val="0"/>
         <w:keepLines w:val="0"/>
         <w:pageBreakBefore w:val="0"/>
@@ -5270,7 +5432,7 @@
     </w:p>
     <w:p>
       <w:pPr>
-        <w:pStyle w:val="a1"/>
+        <w:pStyle w:val="29"/>
         <w:keepNext w:val="0"/>
         <w:keepLines w:val="0"/>
         <w:pageBreakBefore w:val="0"/>
@@ -5299,7 +5461,7 @@
     </w:p>
     <w:p>
       <w:pPr>
-        <w:pStyle w:val="a1"/>
+        <w:pStyle w:val="29"/>
         <w:keepNext w:val="0"/>
         <w:keepLines w:val="0"/>
         <w:pageBreakBefore w:val="0"/>
@@ -5328,14 +5490,14 @@
     </w:p>
     <w:p>
       <w:pPr>
-        <w:pStyle w:val="2"/>
-        <w:bidi w:val="0"/>
-        <w:rPr>
-          <w:rFonts w:hint="eastAsia"/>
-          <w:lang w:val="en-US" w:eastAsia="zh-CN"/>
-        </w:rPr>
-      </w:pPr>
-      <w:bookmarkStart w:id="18" w:name="_Toc17025"/>
+        <w:pStyle w:val="30"/>
+        <w:bidi w:val="0"/>
+        <w:rPr>
+          <w:rFonts w:hint="eastAsia"/>
+          <w:lang w:val="en-US" w:eastAsia="zh-CN"/>
+        </w:rPr>
+      </w:pPr>
+      <w:bookmarkStart w:id="17" w:name="_Toc17025"/>
       <w:r>
         <w:rPr>
           <w:rFonts w:hint="eastAsia"/>
@@ -5343,11 +5505,11 @@
         </w:rPr>
         <w:t>突发情况备份流程</w:t>
       </w:r>
-      <w:bookmarkEnd w:id="18"/>
-    </w:p>
-    <w:p>
-      <w:pPr>
-        <w:pStyle w:val="a1"/>
+      <w:bookmarkEnd w:id="17"/>
+    </w:p>
+    <w:p>
+      <w:pPr>
+        <w:pStyle w:val="29"/>
         <w:keepNext w:val="0"/>
         <w:keepLines w:val="0"/>
         <w:pageBreakBefore w:val="0"/>
@@ -5376,14 +5538,14 @@
     </w:p>
     <w:p>
       <w:pPr>
-        <w:pStyle w:val="1"/>
-        <w:bidi w:val="0"/>
-        <w:rPr>
-          <w:rFonts w:hint="eastAsia"/>
-          <w:lang w:val="en-US" w:eastAsia="zh-CN"/>
-        </w:rPr>
-      </w:pPr>
-      <w:bookmarkStart w:id="19" w:name="_Toc12883"/>
+        <w:pStyle w:val="28"/>
+        <w:bidi w:val="0"/>
+        <w:rPr>
+          <w:rFonts w:hint="eastAsia"/>
+          <w:lang w:val="en-US" w:eastAsia="zh-CN"/>
+        </w:rPr>
+      </w:pPr>
+      <w:bookmarkStart w:id="18" w:name="_Toc12883"/>
       <w:r>
         <w:rPr>
           <w:rFonts w:hint="eastAsia"/>
@@ -5391,100 +5553,100 @@
         </w:rPr>
         <w:t>考核与责任</w:t>
       </w:r>
+      <w:bookmarkEnd w:id="18"/>
+    </w:p>
+    <w:p>
+      <w:pPr>
+        <w:pStyle w:val="30"/>
+        <w:bidi w:val="0"/>
+        <w:rPr>
+          <w:rFonts w:hint="eastAsia"/>
+          <w:lang w:val="en-US" w:eastAsia="zh-CN"/>
+        </w:rPr>
+      </w:pPr>
+      <w:bookmarkStart w:id="19" w:name="_Toc27253"/>
+      <w:r>
+        <w:rPr>
+          <w:rFonts w:hint="eastAsia"/>
+          <w:lang w:val="en-US" w:eastAsia="zh-CN"/>
+        </w:rPr>
+        <w:t>考核机制</w:t>
+      </w:r>
       <w:bookmarkEnd w:id="19"/>
     </w:p>
     <w:p>
       <w:pPr>
-        <w:pStyle w:val="2"/>
-        <w:bidi w:val="0"/>
-        <w:rPr>
-          <w:rFonts w:hint="eastAsia"/>
-          <w:lang w:val="en-US" w:eastAsia="zh-CN"/>
-        </w:rPr>
-      </w:pPr>
-      <w:bookmarkStart w:id="20" w:name="_Toc27253"/>
-      <w:r>
-        <w:rPr>
-          <w:rFonts w:hint="eastAsia"/>
-          <w:lang w:val="en-US" w:eastAsia="zh-CN"/>
-        </w:rPr>
-        <w:t>考核机制</w:t>
+        <w:pStyle w:val="29"/>
+        <w:bidi w:val="0"/>
+        <w:rPr>
+          <w:rFonts w:hint="eastAsia"/>
+          <w:lang w:val="en-US" w:eastAsia="zh-CN"/>
+        </w:rPr>
+      </w:pPr>
+      <w:r>
+        <w:rPr>
+          <w:rFonts w:hint="eastAsia"/>
+          <w:lang w:val="en-US" w:eastAsia="zh-CN"/>
+        </w:rPr>
+        <w:t>AB岗备份制度的执行情况，纳入相关部门及人员的年度绩效考核。</w:t>
+      </w:r>
+    </w:p>
+    <w:p>
+      <w:pPr>
+        <w:pStyle w:val="29"/>
+        <w:bidi w:val="0"/>
+        <w:rPr>
+          <w:rFonts w:hint="eastAsia"/>
+          <w:lang w:val="en-US" w:eastAsia="zh-CN"/>
+        </w:rPr>
+      </w:pPr>
+      <w:r>
+        <w:rPr>
+          <w:rFonts w:hint="eastAsia"/>
+          <w:lang w:val="en-US" w:eastAsia="zh-CN"/>
+        </w:rPr>
+        <w:t>对主动传授知识、成功培养B角的A角，在绩效考核中给予正向激励。</w:t>
+      </w:r>
+    </w:p>
+    <w:p>
+      <w:pPr>
+        <w:pStyle w:val="29"/>
+        <w:bidi w:val="0"/>
+        <w:rPr>
+          <w:rFonts w:hint="eastAsia"/>
+          <w:lang w:val="en-US" w:eastAsia="zh-CN"/>
+        </w:rPr>
+      </w:pPr>
+      <w:r>
+        <w:rPr>
+          <w:rFonts w:hint="eastAsia"/>
+          <w:lang w:val="en-US" w:eastAsia="zh-CN"/>
+        </w:rPr>
+        <w:t>对在备份期间表现出色、有效保障业务连续的B角，给予相应认可与奖励。</w:t>
+      </w:r>
+    </w:p>
+    <w:p>
+      <w:pPr>
+        <w:pStyle w:val="30"/>
+        <w:bidi w:val="0"/>
+        <w:rPr>
+          <w:rFonts w:hint="eastAsia"/>
+          <w:lang w:val="en-US" w:eastAsia="zh-CN"/>
+        </w:rPr>
+      </w:pPr>
+      <w:bookmarkStart w:id="20" w:name="_Toc5560"/>
+      <w:r>
+        <w:rPr>
+          <w:rFonts w:hint="eastAsia"/>
+          <w:lang w:val="en-US" w:eastAsia="zh-CN"/>
+        </w:rPr>
+        <w:t>责任追究</w:t>
       </w:r>
       <w:bookmarkEnd w:id="20"/>
     </w:p>
     <w:p>
       <w:pPr>
-        <w:pStyle w:val="a1"/>
-        <w:bidi w:val="0"/>
-        <w:rPr>
-          <w:rFonts w:hint="eastAsia"/>
-          <w:lang w:val="en-US" w:eastAsia="zh-CN"/>
-        </w:rPr>
-      </w:pPr>
-      <w:r>
-        <w:rPr>
-          <w:rFonts w:hint="eastAsia"/>
-          <w:lang w:val="en-US" w:eastAsia="zh-CN"/>
-        </w:rPr>
-        <w:t>AB岗备份制度的执行情况，纳入相关部门及人员的年度绩效考核。</w:t>
-      </w:r>
-    </w:p>
-    <w:p>
-      <w:pPr>
-        <w:pStyle w:val="a1"/>
-        <w:bidi w:val="0"/>
-        <w:rPr>
-          <w:rFonts w:hint="eastAsia"/>
-          <w:lang w:val="en-US" w:eastAsia="zh-CN"/>
-        </w:rPr>
-      </w:pPr>
-      <w:r>
-        <w:rPr>
-          <w:rFonts w:hint="eastAsia"/>
-          <w:lang w:val="en-US" w:eastAsia="zh-CN"/>
-        </w:rPr>
-        <w:t>对主动传授知识、成功培养B角的A角，在绩效考核中给予正向激励。</w:t>
-      </w:r>
-    </w:p>
-    <w:p>
-      <w:pPr>
-        <w:pStyle w:val="a1"/>
-        <w:bidi w:val="0"/>
-        <w:rPr>
-          <w:rFonts w:hint="eastAsia"/>
-          <w:lang w:val="en-US" w:eastAsia="zh-CN"/>
-        </w:rPr>
-      </w:pPr>
-      <w:r>
-        <w:rPr>
-          <w:rFonts w:hint="eastAsia"/>
-          <w:lang w:val="en-US" w:eastAsia="zh-CN"/>
-        </w:rPr>
-        <w:t>对在备份期间表现出色、有效保障业务连续的B角，给予相应认可与奖励。</w:t>
-      </w:r>
-    </w:p>
-    <w:p>
-      <w:pPr>
-        <w:pStyle w:val="2"/>
-        <w:bidi w:val="0"/>
-        <w:rPr>
-          <w:rFonts w:hint="eastAsia"/>
-          <w:lang w:val="en-US" w:eastAsia="zh-CN"/>
-        </w:rPr>
-      </w:pPr>
-      <w:bookmarkStart w:id="21" w:name="_Toc5560"/>
-      <w:r>
-        <w:rPr>
-          <w:rFonts w:hint="eastAsia"/>
-          <w:lang w:val="en-US" w:eastAsia="zh-CN"/>
-        </w:rPr>
-        <w:t>责任追究</w:t>
-      </w:r>
-      <w:bookmarkEnd w:id="21"/>
-    </w:p>
-    <w:p>
-      <w:pPr>
-        <w:pStyle w:val="a1"/>
+        <w:pStyle w:val="29"/>
         <w:keepNext w:val="0"/>
         <w:keepLines w:val="0"/>
         <w:pageBreakBefore w:val="0"/>
@@ -5513,7 +5675,7 @@
     </w:p>
     <w:p>
       <w:pPr>
-        <w:pStyle w:val="a1"/>
+        <w:pStyle w:val="29"/>
         <w:keepNext w:val="0"/>
         <w:keepLines w:val="0"/>
         <w:pageBreakBefore w:val="0"/>
@@ -5542,7 +5704,7 @@
     </w:p>
     <w:p>
       <w:pPr>
-        <w:pStyle w:val="a1"/>
+        <w:pStyle w:val="29"/>
         <w:keepNext w:val="0"/>
         <w:keepLines w:val="0"/>
         <w:pageBreakBefore w:val="0"/>
@@ -5571,7 +5733,7 @@
     </w:p>
     <w:p>
       <w:pPr>
-        <w:pStyle w:val="a1"/>
+        <w:pStyle w:val="29"/>
         <w:keepNext w:val="0"/>
         <w:keepLines w:val="0"/>
         <w:pageBreakBefore w:val="0"/>
@@ -5600,14 +5762,14 @@
     </w:p>
     <w:p>
       <w:pPr>
-        <w:pStyle w:val="1"/>
-        <w:bidi w:val="0"/>
-        <w:rPr>
-          <w:rFonts w:hint="eastAsia"/>
-          <w:lang w:val="en-US" w:eastAsia="zh-CN"/>
-        </w:rPr>
-      </w:pPr>
-      <w:bookmarkStart w:id="22" w:name="_Toc6568"/>
+        <w:pStyle w:val="28"/>
+        <w:bidi w:val="0"/>
+        <w:rPr>
+          <w:rFonts w:hint="eastAsia"/>
+          <w:lang w:val="en-US" w:eastAsia="zh-CN"/>
+        </w:rPr>
+      </w:pPr>
+      <w:bookmarkStart w:id="21" w:name="_Toc6568"/>
       <w:r>
         <w:rPr>
           <w:rFonts w:hint="eastAsia"/>
@@ -5615,22 +5777,23 @@
         </w:rPr>
         <w:t>考核指标</w:t>
       </w:r>
-      <w:bookmarkEnd w:id="22"/>
+      <w:bookmarkEnd w:id="21"/>
     </w:p>
     <w:tbl>
       <w:tblPr>
-        <w:tblStyle w:val="TableNormal"/>
+        <w:tblStyle w:val="20"/>
         <w:tblW w:w="8504" w:type="dxa"/>
         <w:tblInd w:w="96" w:type="dxa"/>
         <w:tblBorders>
-          <w:top w:val="nil"/>
-          <w:left w:val="nil"/>
-          <w:bottom w:val="nil"/>
-          <w:right w:val="nil"/>
-          <w:insideH w:val="nil"/>
-          <w:insideV w:val="nil"/>
+          <w:top w:val="none" w:color="auto" w:sz="0" w:space="0"/>
+          <w:left w:val="none" w:color="auto" w:sz="0" w:space="0"/>
+          <w:bottom w:val="none" w:color="auto" w:sz="0" w:space="0"/>
+          <w:right w:val="none" w:color="auto" w:sz="0" w:space="0"/>
+          <w:insideH w:val="none" w:color="auto" w:sz="0" w:space="0"/>
+          <w:insideV w:val="none" w:color="auto" w:sz="0" w:space="0"/>
         </w:tblBorders>
         <w:shd w:val="clear" w:color="auto" w:fill="auto"/>
+        <w:tblLayout w:type="autofit"/>
         <w:tblCellMar>
           <w:top w:w="0" w:type="dxa"/>
           <w:left w:w="108" w:type="dxa"/>
@@ -5646,15 +5809,13 @@
       </w:tblGrid>
       <w:tr>
         <w:tblPrEx>
-          <w:tblW w:w="8504" w:type="dxa"/>
-          <w:tblInd w:w="96" w:type="dxa"/>
           <w:tblBorders>
-            <w:top w:val="nil"/>
-            <w:left w:val="nil"/>
-            <w:bottom w:val="nil"/>
-            <w:right w:val="nil"/>
-            <w:insideH w:val="nil"/>
-            <w:insideV w:val="nil"/>
+            <w:top w:val="none" w:color="auto" w:sz="0" w:space="0"/>
+            <w:left w:val="none" w:color="auto" w:sz="0" w:space="0"/>
+            <w:bottom w:val="none" w:color="auto" w:sz="0" w:space="0"/>
+            <w:right w:val="none" w:color="auto" w:sz="0" w:space="0"/>
+            <w:insideH w:val="none" w:color="auto" w:sz="0" w:space="0"/>
+            <w:insideV w:val="none" w:color="auto" w:sz="0" w:space="0"/>
           </w:tblBorders>
           <w:shd w:val="clear" w:color="auto" w:fill="auto"/>
           <w:tblCellMar>
@@ -5665,16 +5826,16 @@
           </w:tblCellMar>
         </w:tblPrEx>
         <w:trPr>
-          <w:trHeight w:val="493"/>
+          <w:trHeight w:val="493" w:hRule="atLeast"/>
         </w:trPr>
         <w:tc>
           <w:tcPr>
             <w:tcW w:w="1771" w:type="dxa"/>
             <w:tcBorders>
-              <w:top w:val="single" w:sz="4" w:space="0" w:color="000000"/>
-              <w:left w:val="single" w:sz="4" w:space="0" w:color="000000"/>
-              <w:bottom w:val="single" w:sz="4" w:space="0" w:color="000000"/>
-              <w:right w:val="single" w:sz="4" w:space="0" w:color="000000"/>
+              <w:top w:val="single" w:color="000000" w:sz="4" w:space="0"/>
+              <w:left w:val="single" w:color="000000" w:sz="4" w:space="0"/>
+              <w:bottom w:val="single" w:color="000000" w:sz="4" w:space="0"/>
+              <w:right w:val="single" w:color="000000" w:sz="4" w:space="0"/>
             </w:tcBorders>
             <w:shd w:val="clear" w:color="auto" w:fill="C0C0C0"/>
             <w:vAlign w:val="center"/>
@@ -5688,7 +5849,7 @@
               <w:jc w:val="center"/>
               <w:textAlignment w:val="center"/>
               <w:rPr>
-                <w:rFonts w:ascii="楷体_GB2312" w:eastAsia="楷体_GB2312" w:hAnsi="宋体" w:cs="楷体_GB2312"/>
+                <w:rFonts w:ascii="楷体_GB2312" w:hAnsi="宋体" w:eastAsia="楷体_GB2312" w:cs="楷体_GB2312"/>
                 <w:b/>
                 <w:bCs/>
                 <w:i w:val="0"/>
@@ -5701,7 +5862,7 @@
             </w:pPr>
             <w:r>
               <w:rPr>
-                <w:rFonts w:ascii="楷体_GB2312" w:eastAsia="楷体_GB2312" w:hAnsi="宋体" w:cs="楷体_GB2312" w:hint="default"/>
+                <w:rFonts w:hint="default" w:ascii="楷体_GB2312" w:hAnsi="宋体" w:eastAsia="楷体_GB2312" w:cs="楷体_GB2312"/>
                 <w:b/>
                 <w:bCs/>
                 <w:i w:val="0"/>
@@ -5722,10 +5883,10 @@
           <w:tcPr>
             <w:tcW w:w="1680" w:type="dxa"/>
             <w:tcBorders>
-              <w:top w:val="single" w:sz="4" w:space="0" w:color="000000"/>
-              <w:left w:val="single" w:sz="4" w:space="0" w:color="000000"/>
-              <w:bottom w:val="single" w:sz="4" w:space="0" w:color="000000"/>
-              <w:right w:val="single" w:sz="4" w:space="0" w:color="000000"/>
+              <w:top w:val="single" w:color="000000" w:sz="4" w:space="0"/>
+              <w:left w:val="single" w:color="000000" w:sz="4" w:space="0"/>
+              <w:bottom w:val="single" w:color="000000" w:sz="4" w:space="0"/>
+              <w:right w:val="single" w:color="000000" w:sz="4" w:space="0"/>
             </w:tcBorders>
             <w:shd w:val="clear" w:color="auto" w:fill="C0C0C0"/>
             <w:vAlign w:val="center"/>
@@ -5739,7 +5900,7 @@
               <w:jc w:val="center"/>
               <w:textAlignment w:val="center"/>
               <w:rPr>
-                <w:rFonts w:ascii="楷体_GB2312" w:eastAsia="楷体_GB2312" w:hAnsi="宋体" w:cs="楷体_GB2312" w:hint="default"/>
+                <w:rFonts w:hint="default" w:ascii="楷体_GB2312" w:hAnsi="宋体" w:eastAsia="楷体_GB2312" w:cs="楷体_GB2312"/>
                 <w:b/>
                 <w:bCs/>
                 <w:i w:val="0"/>
@@ -5752,7 +5913,7 @@
             </w:pPr>
             <w:r>
               <w:rPr>
-                <w:rFonts w:ascii="楷体_GB2312" w:eastAsia="楷体_GB2312" w:hAnsi="宋体" w:cs="楷体_GB2312" w:hint="default"/>
+                <w:rFonts w:hint="default" w:ascii="楷体_GB2312" w:hAnsi="宋体" w:eastAsia="楷体_GB2312" w:cs="楷体_GB2312"/>
                 <w:b/>
                 <w:bCs/>
                 <w:i w:val="0"/>
@@ -5773,10 +5934,10 @@
           <w:tcPr>
             <w:tcW w:w="4127" w:type="dxa"/>
             <w:tcBorders>
-              <w:top w:val="single" w:sz="4" w:space="0" w:color="000000"/>
-              <w:left w:val="single" w:sz="4" w:space="0" w:color="000000"/>
-              <w:bottom w:val="single" w:sz="4" w:space="0" w:color="000000"/>
-              <w:right w:val="single" w:sz="4" w:space="0" w:color="000000"/>
+              <w:top w:val="single" w:color="000000" w:sz="4" w:space="0"/>
+              <w:left w:val="single" w:color="000000" w:sz="4" w:space="0"/>
+              <w:bottom w:val="single" w:color="000000" w:sz="4" w:space="0"/>
+              <w:right w:val="single" w:color="000000" w:sz="4" w:space="0"/>
             </w:tcBorders>
             <w:shd w:val="clear" w:color="auto" w:fill="C0C0C0"/>
             <w:vAlign w:val="center"/>
@@ -5790,7 +5951,7 @@
               <w:jc w:val="center"/>
               <w:textAlignment w:val="center"/>
               <w:rPr>
-                <w:rFonts w:ascii="楷体_GB2312" w:eastAsia="楷体_GB2312" w:hAnsi="宋体" w:cs="楷体_GB2312" w:hint="default"/>
+                <w:rFonts w:hint="default" w:ascii="楷体_GB2312" w:hAnsi="宋体" w:eastAsia="楷体_GB2312" w:cs="楷体_GB2312"/>
                 <w:b/>
                 <w:bCs/>
                 <w:i w:val="0"/>
@@ -5803,7 +5964,7 @@
             </w:pPr>
             <w:r>
               <w:rPr>
-                <w:rFonts w:ascii="楷体_GB2312" w:eastAsia="楷体_GB2312" w:hAnsi="宋体" w:cs="楷体_GB2312" w:hint="default"/>
+                <w:rFonts w:hint="default" w:ascii="楷体_GB2312" w:hAnsi="宋体" w:eastAsia="楷体_GB2312" w:cs="楷体_GB2312"/>
                 <w:b/>
                 <w:bCs/>
                 <w:i w:val="0"/>
@@ -5824,10 +5985,10 @@
           <w:tcPr>
             <w:tcW w:w="926" w:type="dxa"/>
             <w:tcBorders>
-              <w:top w:val="single" w:sz="4" w:space="0" w:color="000000"/>
-              <w:left w:val="single" w:sz="4" w:space="0" w:color="000000"/>
-              <w:bottom w:val="single" w:sz="4" w:space="0" w:color="000000"/>
-              <w:right w:val="single" w:sz="4" w:space="0" w:color="000000"/>
+              <w:top w:val="single" w:color="000000" w:sz="4" w:space="0"/>
+              <w:left w:val="single" w:color="000000" w:sz="4" w:space="0"/>
+              <w:bottom w:val="single" w:color="000000" w:sz="4" w:space="0"/>
+              <w:right w:val="single" w:color="000000" w:sz="4" w:space="0"/>
             </w:tcBorders>
             <w:shd w:val="clear" w:color="auto" w:fill="C0C0C0"/>
             <w:vAlign w:val="center"/>
@@ -5841,7 +6002,7 @@
               <w:jc w:val="center"/>
               <w:textAlignment w:val="center"/>
               <w:rPr>
-                <w:rFonts w:ascii="楷体_GB2312" w:eastAsia="楷体_GB2312" w:hAnsi="宋体" w:cs="楷体_GB2312" w:hint="default"/>
+                <w:rFonts w:hint="default" w:ascii="楷体_GB2312" w:hAnsi="宋体" w:eastAsia="楷体_GB2312" w:cs="楷体_GB2312"/>
                 <w:b/>
                 <w:bCs/>
                 <w:i w:val="0"/>
@@ -5854,7 +6015,7 @@
             </w:pPr>
             <w:r>
               <w:rPr>
-                <w:rFonts w:ascii="楷体_GB2312" w:eastAsia="楷体_GB2312" w:hAnsi="宋体" w:cs="楷体_GB2312" w:hint="default"/>
+                <w:rFonts w:hint="default" w:ascii="楷体_GB2312" w:hAnsi="宋体" w:eastAsia="楷体_GB2312" w:cs="楷体_GB2312"/>
                 <w:b/>
                 <w:bCs/>
                 <w:i w:val="0"/>
@@ -5874,9 +6035,14 @@
       </w:tr>
       <w:tr>
         <w:tblPrEx>
-          <w:tblW w:w="8504" w:type="dxa"/>
-          <w:tblInd w:w="96" w:type="dxa"/>
-          <w:shd w:val="clear" w:color="auto" w:fill="auto"/>
+          <w:tblBorders>
+            <w:top w:val="none" w:color="auto" w:sz="0" w:space="0"/>
+            <w:left w:val="none" w:color="auto" w:sz="0" w:space="0"/>
+            <w:bottom w:val="none" w:color="auto" w:sz="0" w:space="0"/>
+            <w:right w:val="none" w:color="auto" w:sz="0" w:space="0"/>
+            <w:insideH w:val="none" w:color="auto" w:sz="0" w:space="0"/>
+            <w:insideV w:val="none" w:color="auto" w:sz="0" w:space="0"/>
+          </w:tblBorders>
           <w:tblCellMar>
             <w:top w:w="0" w:type="dxa"/>
             <w:left w:w="108" w:type="dxa"/>
@@ -5885,16 +6051,16 @@
           </w:tblCellMar>
         </w:tblPrEx>
         <w:trPr>
-          <w:trHeight w:val="493"/>
+          <w:trHeight w:val="493" w:hRule="atLeast"/>
         </w:trPr>
         <w:tc>
           <w:tcPr>
             <w:tcW w:w="1771" w:type="dxa"/>
             <w:tcBorders>
-              <w:top w:val="single" w:sz="4" w:space="0" w:color="000000"/>
-              <w:left w:val="single" w:sz="4" w:space="0" w:color="000000"/>
-              <w:bottom w:val="single" w:sz="4" w:space="0" w:color="000000"/>
-              <w:right w:val="single" w:sz="4" w:space="0" w:color="000000"/>
+              <w:top w:val="single" w:color="000000" w:sz="4" w:space="0"/>
+              <w:left w:val="single" w:color="000000" w:sz="4" w:space="0"/>
+              <w:bottom w:val="single" w:color="000000" w:sz="4" w:space="0"/>
+              <w:right w:val="single" w:color="000000" w:sz="4" w:space="0"/>
             </w:tcBorders>
             <w:shd w:val="clear" w:color="auto" w:fill="auto"/>
             <w:vAlign w:val="center"/>
@@ -5914,7 +6080,7 @@
             </w:pPr>
             <w:r>
               <w:rPr>
-                <w:rFonts w:ascii="宋体" w:eastAsia="宋体" w:hAnsi="宋体" w:cs="宋体" w:hint="eastAsia"/>
+                <w:rFonts w:hint="eastAsia" w:ascii="宋体" w:hAnsi="宋体" w:eastAsia="宋体" w:cs="宋体"/>
                 <w:i w:val="0"/>
                 <w:iCs w:val="0"/>
                 <w:snapToGrid w:val="0"/>
@@ -5933,10 +6099,10 @@
           <w:tcPr>
             <w:tcW w:w="1680" w:type="dxa"/>
             <w:tcBorders>
-              <w:top w:val="single" w:sz="4" w:space="0" w:color="000000"/>
-              <w:left w:val="single" w:sz="4" w:space="0" w:color="000000"/>
-              <w:bottom w:val="single" w:sz="4" w:space="0" w:color="000000"/>
-              <w:right w:val="single" w:sz="4" w:space="0" w:color="000000"/>
+              <w:top w:val="single" w:color="000000" w:sz="4" w:space="0"/>
+              <w:left w:val="single" w:color="000000" w:sz="4" w:space="0"/>
+              <w:bottom w:val="single" w:color="000000" w:sz="4" w:space="0"/>
+              <w:right w:val="single" w:color="000000" w:sz="4" w:space="0"/>
             </w:tcBorders>
             <w:shd w:val="clear" w:color="auto" w:fill="auto"/>
             <w:vAlign w:val="center"/>
@@ -5956,7 +6122,7 @@
             </w:pPr>
             <w:r>
               <w:rPr>
-                <w:rFonts w:ascii="宋体" w:eastAsia="宋体" w:hAnsi="宋体" w:cs="宋体" w:hint="eastAsia"/>
+                <w:rFonts w:hint="eastAsia" w:ascii="宋体" w:hAnsi="宋体" w:eastAsia="宋体" w:cs="宋体"/>
                 <w:i w:val="0"/>
                 <w:iCs w:val="0"/>
                 <w:snapToGrid w:val="0"/>
@@ -5975,10 +6141,10 @@
           <w:tcPr>
             <w:tcW w:w="4127" w:type="dxa"/>
             <w:tcBorders>
-              <w:top w:val="single" w:sz="4" w:space="0" w:color="000000"/>
-              <w:left w:val="single" w:sz="4" w:space="0" w:color="000000"/>
-              <w:bottom w:val="single" w:sz="4" w:space="0" w:color="000000"/>
-              <w:right w:val="single" w:sz="4" w:space="0" w:color="000000"/>
+              <w:top w:val="single" w:color="000000" w:sz="4" w:space="0"/>
+              <w:left w:val="single" w:color="000000" w:sz="4" w:space="0"/>
+              <w:bottom w:val="single" w:color="000000" w:sz="4" w:space="0"/>
+              <w:right w:val="single" w:color="000000" w:sz="4" w:space="0"/>
             </w:tcBorders>
             <w:shd w:val="clear" w:color="auto" w:fill="auto"/>
             <w:vAlign w:val="center"/>
@@ -5998,7 +6164,7 @@
             </w:pPr>
             <w:r>
               <w:rPr>
-                <w:rFonts w:ascii="宋体" w:eastAsia="宋体" w:hAnsi="宋体" w:cs="宋体" w:hint="eastAsia"/>
+                <w:rFonts w:hint="eastAsia" w:ascii="宋体" w:hAnsi="宋体" w:eastAsia="宋体" w:cs="宋体"/>
                 <w:i w:val="0"/>
                 <w:iCs w:val="0"/>
                 <w:snapToGrid w:val="0"/>
@@ -6017,10 +6183,10 @@
           <w:tcPr>
             <w:tcW w:w="926" w:type="dxa"/>
             <w:tcBorders>
-              <w:top w:val="single" w:sz="4" w:space="0" w:color="000000"/>
-              <w:left w:val="single" w:sz="4" w:space="0" w:color="000000"/>
-              <w:bottom w:val="single" w:sz="4" w:space="0" w:color="000000"/>
-              <w:right w:val="single" w:sz="4" w:space="0" w:color="000000"/>
+              <w:top w:val="single" w:color="000000" w:sz="4" w:space="0"/>
+              <w:left w:val="single" w:color="000000" w:sz="4" w:space="0"/>
+              <w:bottom w:val="single" w:color="000000" w:sz="4" w:space="0"/>
+              <w:right w:val="single" w:color="000000" w:sz="4" w:space="0"/>
             </w:tcBorders>
             <w:shd w:val="clear" w:color="auto" w:fill="auto"/>
             <w:vAlign w:val="center"/>
@@ -6040,7 +6206,7 @@
             </w:pPr>
             <w:r>
               <w:rPr>
-                <w:rFonts w:ascii="宋体" w:eastAsia="宋体" w:hAnsi="宋体" w:cs="宋体" w:hint="eastAsia"/>
+                <w:rFonts w:hint="eastAsia" w:ascii="宋体" w:hAnsi="宋体" w:eastAsia="宋体" w:cs="宋体"/>
                 <w:i w:val="0"/>
                 <w:iCs w:val="0"/>
                 <w:snapToGrid w:val="0"/>
@@ -6059,14 +6225,14 @@
     </w:tbl>
     <w:p>
       <w:pPr>
-        <w:pStyle w:val="1"/>
-        <w:bidi w:val="0"/>
-        <w:rPr>
-          <w:rFonts w:hint="eastAsia"/>
-          <w:lang w:val="en-US" w:eastAsia="zh-CN"/>
-        </w:rPr>
-      </w:pPr>
-      <w:bookmarkStart w:id="23" w:name="_Toc15011"/>
+        <w:pStyle w:val="28"/>
+        <w:bidi w:val="0"/>
+        <w:rPr>
+          <w:rFonts w:hint="eastAsia"/>
+          <w:lang w:val="en-US" w:eastAsia="zh-CN"/>
+        </w:rPr>
+      </w:pPr>
+      <w:bookmarkStart w:id="22" w:name="_Toc15011"/>
       <w:r>
         <w:rPr>
           <w:rFonts w:hint="eastAsia"/>
@@ -6074,11 +6240,11 @@
         </w:rPr>
         <w:t>附则</w:t>
       </w:r>
-      <w:bookmarkEnd w:id="23"/>
-    </w:p>
-    <w:p>
-      <w:pPr>
-        <w:pStyle w:val="a1"/>
+      <w:bookmarkEnd w:id="22"/>
+    </w:p>
+    <w:p>
+      <w:pPr>
+        <w:pStyle w:val="29"/>
         <w:keepNext w:val="0"/>
         <w:keepLines w:val="0"/>
         <w:pageBreakBefore w:val="0"/>
@@ -6107,7 +6273,7 @@
     </w:p>
     <w:p>
       <w:pPr>
-        <w:pStyle w:val="a1"/>
+        <w:pStyle w:val="29"/>
         <w:keepNext w:val="0"/>
         <w:keepLines w:val="0"/>
         <w:pageBreakBefore w:val="0"/>
@@ -6136,7 +6302,7 @@
     </w:p>
     <w:p>
       <w:pPr>
-        <w:pStyle w:val="a1"/>
+        <w:pStyle w:val="29"/>
         <w:keepNext w:val="0"/>
         <w:keepLines w:val="0"/>
         <w:pageBreakBefore w:val="0"/>
@@ -6164,34 +6330,84 @@
       </w:r>
     </w:p>
     <w:sectPr>
-      <w:headerReference w:type="default" r:id="rId7"/>
-      <w:footerReference w:type="default" r:id="rId8"/>
+      <w:headerReference r:id="rId5" w:type="default"/>
+      <w:footerReference r:id="rId6" w:type="default"/>
       <w:pgSz w:w="11906" w:h="16838"/>
       <w:pgMar w:top="1417" w:right="1800" w:bottom="1440" w:left="1800" w:header="1140" w:footer="992" w:gutter="0"/>
-      <w:cols w:num="1" w:space="425"/>
+      <w:cols w:space="425" w:num="1"/>
       <w:docGrid w:type="lines" w:linePitch="312" w:charSpace="0"/>
     </w:sectPr>
   </w:body>
 </w:document>
 </file>
 
+<file path=word/endnotes.xml><?xml version="1.0" encoding="utf-8"?>
+<w:endnotes xmlns:wpc="http://schemas.microsoft.com/office/word/2010/wordprocessingCanvas" xmlns:mc="http://schemas.openxmlformats.org/markup-compatibility/2006" xmlns:o="urn:schemas-microsoft-com:office:office" xmlns:r="http://schemas.openxmlformats.org/officeDocument/2006/relationships" xmlns:m="http://schemas.openxmlformats.org/officeDocument/2006/math" xmlns:v="urn:schemas-microsoft-com:vml" xmlns:wp14="http://schemas.microsoft.com/office/word/2010/wordprocessingDrawing" xmlns:wp="http://schemas.openxmlformats.org/drawingml/2006/wordprocessingDrawing" xmlns:w="http://schemas.openxmlformats.org/wordprocessingml/2006/main" xmlns:w14="http://schemas.microsoft.com/office/word/2010/wordml" xmlns:w15="http://schemas.microsoft.com/office/word/2012/wordml" xmlns:w10="urn:schemas-microsoft-com:office:word" xmlns:wpg="http://schemas.microsoft.com/office/word/2010/wordprocessingGroup" xmlns:wpi="http://schemas.microsoft.com/office/word/2010/wordprocessingInk" xmlns:wne="http://schemas.microsoft.com/office/word/2006/wordml" xmlns:wps="http://schemas.microsoft.com/office/word/2010/wordprocessingShape" xmlns:wpsCustomData="http://www.wps.cn/officeDocument/2013/wpsCustomData" mc:Ignorable="w14 w15 wp14">
+  <w:endnote w:type="separator" w:id="0">
+    <w:p>
+      <w:pPr>
+        <w:spacing w:line="240" w:lineRule="auto"/>
+      </w:pPr>
+      <w:r>
+        <w:separator/>
+      </w:r>
+    </w:p>
+  </w:endnote>
+  <w:endnote w:type="continuationSeparator" w:id="1">
+    <w:p>
+      <w:pPr>
+        <w:spacing w:line="240" w:lineRule="auto"/>
+      </w:pPr>
+      <w:r>
+        <w:continuationSeparator/>
+      </w:r>
+    </w:p>
+  </w:endnote>
+</w:endnotes>
+</file>
+
 <file path=word/footer1.xml><?xml version="1.0" encoding="utf-8"?>
-<w:ftr xmlns:wpc="http://schemas.microsoft.com/office/word/2010/wordprocessingCanvas" xmlns:mc="http://schemas.openxmlformats.org/markup-compatibility/2006" xmlns:o="urn:schemas-microsoft-com:office:office" xmlns:r="http://schemas.openxmlformats.org/officeDocument/2006/relationships" xmlns:m="http://schemas.openxmlformats.org/officeDocument/2006/math" xmlns:v="urn:schemas-microsoft-com:vml" xmlns:wp14="http://schemas.microsoft.com/office/word/2010/wordprocessingDrawing" xmlns:wp="http://schemas.openxmlformats.org/drawingml/2006/wordprocessingDrawing" xmlns:w10="urn:schemas-microsoft-com:office:word" xmlns:w="http://schemas.openxmlformats.org/wordprocessingml/2006/main" xmlns:w14="http://schemas.microsoft.com/office/word/2010/wordml" xmlns:w15="http://schemas.microsoft.com/office/word/2012/wordml" xmlns:wne="http://schemas.microsoft.com/office/word/2006/wordml" xmlns:wpg="http://schemas.microsoft.com/office/word/2010/wordprocessingGroup" xmlns:wpi="http://schemas.microsoft.com/office/word/2010/wordprocessingInk" xmlns:wps="http://schemas.microsoft.com/office/word/2010/wordprocessingShape" mc:Ignorable="w14 w15 wp14">
+<w:ftr xmlns:wpc="http://schemas.microsoft.com/office/word/2010/wordprocessingCanvas" xmlns:mc="http://schemas.openxmlformats.org/markup-compatibility/2006" xmlns:o="urn:schemas-microsoft-com:office:office" xmlns:r="http://schemas.openxmlformats.org/officeDocument/2006/relationships" xmlns:m="http://schemas.openxmlformats.org/officeDocument/2006/math" xmlns:v="urn:schemas-microsoft-com:vml" xmlns:wp14="http://schemas.microsoft.com/office/word/2010/wordprocessingDrawing" xmlns:wp="http://schemas.openxmlformats.org/drawingml/2006/wordprocessingDrawing" xmlns:w10="urn:schemas-microsoft-com:office:word" xmlns:w="http://schemas.openxmlformats.org/wordprocessingml/2006/main" xmlns:w14="http://schemas.microsoft.com/office/word/2010/wordml" xmlns:w15="http://schemas.microsoft.com/office/word/2012/wordml" xmlns:wpg="http://schemas.microsoft.com/office/word/2010/wordprocessingGroup" xmlns:wpi="http://schemas.microsoft.com/office/word/2010/wordprocessingInk" xmlns:wne="http://schemas.microsoft.com/office/word/2006/wordml" xmlns:wps="http://schemas.microsoft.com/office/word/2010/wordprocessingShape" xmlns:wpsCustomData="http://www.wps.cn/officeDocument/2013/wpsCustomData" mc:Ignorable="w14 w15 wp14">
   <w:p>
     <w:pPr>
-      <w:pStyle w:val="Footer"/>
+      <w:pStyle w:val="14"/>
     </w:pPr>
   </w:p>
 </w:ftr>
 </file>
 
+<file path=word/footnotes.xml><?xml version="1.0" encoding="utf-8"?>
+<w:footnotes xmlns:wpc="http://schemas.microsoft.com/office/word/2010/wordprocessingCanvas" xmlns:mc="http://schemas.openxmlformats.org/markup-compatibility/2006" xmlns:o="urn:schemas-microsoft-com:office:office" xmlns:r="http://schemas.openxmlformats.org/officeDocument/2006/relationships" xmlns:m="http://schemas.openxmlformats.org/officeDocument/2006/math" xmlns:v="urn:schemas-microsoft-com:vml" xmlns:wp14="http://schemas.microsoft.com/office/word/2010/wordprocessingDrawing" xmlns:wp="http://schemas.openxmlformats.org/drawingml/2006/wordprocessingDrawing" xmlns:w="http://schemas.openxmlformats.org/wordprocessingml/2006/main" xmlns:w14="http://schemas.microsoft.com/office/word/2010/wordml" xmlns:w15="http://schemas.microsoft.com/office/word/2012/wordml" xmlns:w10="urn:schemas-microsoft-com:office:word" xmlns:wpg="http://schemas.microsoft.com/office/word/2010/wordprocessingGroup" xmlns:wpi="http://schemas.microsoft.com/office/word/2010/wordprocessingInk" xmlns:wne="http://schemas.microsoft.com/office/word/2006/wordml" xmlns:wps="http://schemas.microsoft.com/office/word/2010/wordprocessingShape" xmlns:wpsCustomData="http://www.wps.cn/officeDocument/2013/wpsCustomData" mc:Ignorable="w14 w15 wp14">
+  <w:footnote w:type="separator" w:id="0">
+    <w:p>
+      <w:pPr>
+        <w:spacing w:line="360" w:lineRule="auto"/>
+      </w:pPr>
+      <w:r>
+        <w:separator/>
+      </w:r>
+    </w:p>
+  </w:footnote>
+  <w:footnote w:type="continuationSeparator" w:id="1">
+    <w:p>
+      <w:pPr>
+        <w:spacing w:line="360" w:lineRule="auto"/>
+      </w:pPr>
+      <w:r>
+        <w:continuationSeparator/>
+      </w:r>
+    </w:p>
+  </w:footnote>
+</w:footnotes>
+</file>
+
 <file path=word/header1.xml><?xml version="1.0" encoding="utf-8"?>
-<w:hdr xmlns:wpc="http://schemas.microsoft.com/office/word/2010/wordprocessingCanvas" xmlns:mc="http://schemas.openxmlformats.org/markup-compatibility/2006" xmlns:o="urn:schemas-microsoft-com:office:office" xmlns:r="http://schemas.openxmlformats.org/officeDocument/2006/relationships" xmlns:m="http://schemas.openxmlformats.org/officeDocument/2006/math" xmlns:v="urn:schemas-microsoft-com:vml" xmlns:wp14="http://schemas.microsoft.com/office/word/2010/wordprocessingDrawing" xmlns:wp="http://schemas.openxmlformats.org/drawingml/2006/wordprocessingDrawing" xmlns:w10="urn:schemas-microsoft-com:office:word" xmlns:w="http://schemas.openxmlformats.org/wordprocessingml/2006/main" xmlns:w14="http://schemas.microsoft.com/office/word/2010/wordml" xmlns:w15="http://schemas.microsoft.com/office/word/2012/wordml" xmlns:wne="http://schemas.microsoft.com/office/word/2006/wordml" xmlns:wpg="http://schemas.microsoft.com/office/word/2010/wordprocessingGroup" xmlns:wpi="http://schemas.microsoft.com/office/word/2010/wordprocessingInk" xmlns:wps="http://schemas.microsoft.com/office/word/2010/wordprocessingShape" mc:Ignorable="w14 w15 wp14">
+<w:hdr xmlns:wpc="http://schemas.microsoft.com/office/word/2010/wordprocessingCanvas" xmlns:mc="http://schemas.openxmlformats.org/markup-compatibility/2006" xmlns:o="urn:schemas-microsoft-com:office:office" xmlns:r="http://schemas.openxmlformats.org/officeDocument/2006/relationships" xmlns:m="http://schemas.openxmlformats.org/officeDocument/2006/math" xmlns:v="urn:schemas-microsoft-com:vml" xmlns:wp14="http://schemas.microsoft.com/office/word/2010/wordprocessingDrawing" xmlns:wp="http://schemas.openxmlformats.org/drawingml/2006/wordprocessingDrawing" xmlns:w10="urn:schemas-microsoft-com:office:word" xmlns:w="http://schemas.openxmlformats.org/wordprocessingml/2006/main" xmlns:w14="http://schemas.microsoft.com/office/word/2010/wordml" xmlns:w15="http://schemas.microsoft.com/office/word/2012/wordml" xmlns:wpg="http://schemas.microsoft.com/office/word/2010/wordprocessingGroup" xmlns:wpi="http://schemas.microsoft.com/office/word/2010/wordprocessingInk" xmlns:wne="http://schemas.microsoft.com/office/word/2006/wordml" xmlns:wps="http://schemas.microsoft.com/office/word/2010/wordprocessingShape" xmlns:wpsCustomData="http://www.wps.cn/officeDocument/2013/wpsCustomData" mc:Ignorable="w14 w15 wp14">
   <w:p>
     <w:pPr>
-      <w:pStyle w:val="Header"/>
+      <w:pStyle w:val="15"/>
       <w:pBdr>
-        <w:bottom w:val="single" w:sz="4" w:space="1" w:color="auto"/>
+        <w:bottom w:val="single" w:color="auto" w:sz="4" w:space="1"/>
       </w:pBdr>
       <w:tabs>
         <w:tab w:val="left" w:pos="335"/>
@@ -6199,27 +6415,27 @@
       </w:tabs>
       <w:jc w:val="right"/>
       <w:rPr>
-        <w:rFonts w:eastAsiaTheme="minorEastAsia" w:hint="eastAsia"/>
+        <w:rFonts w:hint="eastAsia" w:eastAsiaTheme="minorEastAsia"/>
         <w:lang w:eastAsia="zh-CN"/>
       </w:rPr>
     </w:pPr>
     <w:r>
       <w:rPr>
-        <w:rFonts w:eastAsiaTheme="minorEastAsia" w:hint="eastAsia"/>
+        <w:rFonts w:hint="eastAsia" w:eastAsiaTheme="minorEastAsia"/>
         <w:lang w:val="en-US" w:eastAsia="zh-CN"/>
       </w:rPr>
       <w:tab/>
     </w:r>
     <w:r>
       <w:rPr>
-        <w:rFonts w:eastAsiaTheme="minorEastAsia" w:hint="eastAsia"/>
+        <w:rFonts w:hint="eastAsia" w:eastAsiaTheme="minorEastAsia"/>
         <w:lang w:val="en-US" w:eastAsia="zh-CN"/>
       </w:rPr>
       <w:tab/>
     </w:r>
     <w:r>
       <w:rPr>
-        <w:rFonts w:eastAsiaTheme="minorEastAsia" w:hint="eastAsia"/>
+        <w:rFonts w:hint="eastAsia" w:eastAsiaTheme="minorEastAsia"/>
         <w:lang w:val="en-US" w:eastAsia="zh-CN"/>
       </w:rPr>
       <w:t>桐乡华数广电网络有限公司</w:t>
@@ -6229,15 +6445,15 @@
 </file>
 
 <file path=word/numbering.xml><?xml version="1.0" encoding="utf-8"?>
-<w:numbering xmlns:wpc="http://schemas.microsoft.com/office/word/2010/wordprocessingCanvas" xmlns:mc="http://schemas.openxmlformats.org/markup-compatibility/2006" xmlns:o="urn:schemas-microsoft-com:office:office" xmlns:r="http://schemas.openxmlformats.org/officeDocument/2006/relationships" xmlns:m="http://schemas.openxmlformats.org/officeDocument/2006/math" xmlns:v="urn:schemas-microsoft-com:vml" xmlns:wp14="http://schemas.microsoft.com/office/word/2010/wordprocessingDrawing" xmlns:wp="http://schemas.openxmlformats.org/drawingml/2006/wordprocessingDrawing" xmlns:w10="urn:schemas-microsoft-com:office:word" xmlns:w="http://schemas.openxmlformats.org/wordprocessingml/2006/main" xmlns:w14="http://schemas.microsoft.com/office/word/2010/wordml" xmlns:w15="http://schemas.microsoft.com/office/word/2012/wordml" xmlns:wne="http://schemas.microsoft.com/office/word/2006/wordml" xmlns:wpg="http://schemas.microsoft.com/office/word/2010/wordprocessingGroup" xmlns:wpi="http://schemas.microsoft.com/office/word/2010/wordprocessingInk" xmlns:wps="http://schemas.microsoft.com/office/word/2010/wordprocessingShape" mc:Ignorable="w14 w15 wp14">
+<w:numbering xmlns:wpc="http://schemas.microsoft.com/office/word/2010/wordprocessingCanvas" xmlns:mc="http://schemas.openxmlformats.org/markup-compatibility/2006" xmlns:o="urn:schemas-microsoft-com:office:office" xmlns:r="http://schemas.openxmlformats.org/officeDocument/2006/relationships" xmlns:m="http://schemas.openxmlformats.org/officeDocument/2006/math" xmlns:v="urn:schemas-microsoft-com:vml" xmlns:wp14="http://schemas.microsoft.com/office/word/2010/wordprocessingDrawing" xmlns:wp="http://schemas.openxmlformats.org/drawingml/2006/wordprocessingDrawing" xmlns:w10="urn:schemas-microsoft-com:office:word" xmlns:w="http://schemas.openxmlformats.org/wordprocessingml/2006/main" xmlns:w14="http://schemas.microsoft.com/office/word/2010/wordml" xmlns:wpg="http://schemas.microsoft.com/office/word/2010/wordprocessingGroup" xmlns:wpi="http://schemas.microsoft.com/office/word/2010/wordprocessingInk" xmlns:wne="http://schemas.microsoft.com/office/word/2006/wordml" xmlns:wps="http://schemas.microsoft.com/office/word/2010/wordprocessingShape" xmlns:wpsCustomData="http://www.wps.cn/officeDocument/2013/wpsCustomData" mc:Ignorable="w14 wp14">
   <w:abstractNum w:abstractNumId="0">
     <w:nsid w:val="8E964DCE"/>
     <w:multiLevelType w:val="multilevel"/>
     <w:tmpl w:val="8E964DCE"/>
-    <w:lvl w:ilvl="0">
+    <w:lvl w:ilvl="0" w:tentative="0">
       <w:start w:val="1"/>
       <w:numFmt w:val="decimal"/>
-      <w:pStyle w:val="Heading1"/>
+      <w:pStyle w:val="2"/>
       <w:lvlText w:val="%1."/>
       <w:lvlJc w:val="left"/>
       <w:pPr>
@@ -6247,10 +6463,10 @@
         <w:rFonts w:hint="default"/>
       </w:rPr>
     </w:lvl>
-    <w:lvl w:ilvl="1">
+    <w:lvl w:ilvl="1" w:tentative="0">
       <w:start w:val="1"/>
       <w:numFmt w:val="decimal"/>
-      <w:pStyle w:val="Heading2"/>
+      <w:pStyle w:val="3"/>
       <w:lvlText w:val="%1.%2."/>
       <w:lvlJc w:val="left"/>
       <w:pPr>
@@ -6260,10 +6476,10 @@
         <w:rFonts w:hint="default"/>
       </w:rPr>
     </w:lvl>
-    <w:lvl w:ilvl="2">
+    <w:lvl w:ilvl="2" w:tentative="0">
       <w:start w:val="1"/>
       <w:numFmt w:val="decimal"/>
-      <w:pStyle w:val="Heading3"/>
+      <w:pStyle w:val="4"/>
       <w:lvlText w:val="%1.%2.%3."/>
       <w:lvlJc w:val="left"/>
       <w:pPr>
@@ -6273,10 +6489,10 @@
         <w:rFonts w:hint="default"/>
       </w:rPr>
     </w:lvl>
-    <w:lvl w:ilvl="3">
+    <w:lvl w:ilvl="3" w:tentative="0">
       <w:start w:val="1"/>
       <w:numFmt w:val="decimal"/>
-      <w:pStyle w:val="Heading4"/>
+      <w:pStyle w:val="5"/>
       <w:lvlText w:val="%1.%2.%3.%4."/>
       <w:lvlJc w:val="left"/>
       <w:pPr>
@@ -6286,10 +6502,10 @@
         <w:rFonts w:hint="default"/>
       </w:rPr>
     </w:lvl>
-    <w:lvl w:ilvl="4">
+    <w:lvl w:ilvl="4" w:tentative="0">
       <w:start w:val="1"/>
       <w:numFmt w:val="decimal"/>
-      <w:pStyle w:val="Heading5"/>
+      <w:pStyle w:val="6"/>
       <w:lvlText w:val="%1.%2.%3.%4.%5."/>
       <w:lvlJc w:val="left"/>
       <w:pPr>
@@ -6299,10 +6515,10 @@
         <w:rFonts w:hint="default"/>
       </w:rPr>
     </w:lvl>
-    <w:lvl w:ilvl="5">
+    <w:lvl w:ilvl="5" w:tentative="0">
       <w:start w:val="1"/>
       <w:numFmt w:val="decimal"/>
-      <w:pStyle w:val="Heading6"/>
+      <w:pStyle w:val="7"/>
       <w:lvlText w:val="%1.%2.%3.%4.%5.%6."/>
       <w:lvlJc w:val="left"/>
       <w:pPr>
@@ -6312,10 +6528,10 @@
         <w:rFonts w:hint="default"/>
       </w:rPr>
     </w:lvl>
-    <w:lvl w:ilvl="6">
+    <w:lvl w:ilvl="6" w:tentative="0">
       <w:start w:val="1"/>
       <w:numFmt w:val="decimal"/>
-      <w:pStyle w:val="Heading7"/>
+      <w:pStyle w:val="8"/>
       <w:lvlText w:val="%1.%2.%3.%4.%5.%6.%7."/>
       <w:lvlJc w:val="left"/>
       <w:pPr>
@@ -6325,10 +6541,10 @@
         <w:rFonts w:hint="default"/>
       </w:rPr>
     </w:lvl>
-    <w:lvl w:ilvl="7">
+    <w:lvl w:ilvl="7" w:tentative="0">
       <w:start w:val="1"/>
       <w:numFmt w:val="decimal"/>
-      <w:pStyle w:val="Heading8"/>
+      <w:pStyle w:val="9"/>
       <w:lvlText w:val="%1.%2.%3.%4.%5.%6.%7.%8."/>
       <w:lvlJc w:val="left"/>
       <w:pPr>
@@ -6338,10 +6554,10 @@
         <w:rFonts w:hint="default"/>
       </w:rPr>
     </w:lvl>
-    <w:lvl w:ilvl="8">
+    <w:lvl w:ilvl="8" w:tentative="0">
       <w:start w:val="1"/>
       <w:numFmt w:val="decimal"/>
-      <w:pStyle w:val="Heading9"/>
+      <w:pStyle w:val="10"/>
       <w:lvlText w:val="%1.%2.%3.%4.%5.%6.%7.%8.%9."/>
       <w:lvlJc w:val="left"/>
       <w:pPr>
@@ -6356,7 +6572,7 @@
     <w:nsid w:val="EDE13DF3"/>
     <w:multiLevelType w:val="singleLevel"/>
     <w:tmpl w:val="EDE13DF3"/>
-    <w:lvl w:ilvl="0">
+    <w:lvl w:ilvl="0" w:tentative="0">
       <w:start w:val="1"/>
       <w:numFmt w:val="decimal"/>
       <w:lvlText w:val="%1."/>
@@ -6379,267 +6595,269 @@
 </file>
 
 <file path=word/styles.xml><?xml version="1.0" encoding="utf-8"?>
-<w:styles xmlns:mc="http://schemas.openxmlformats.org/markup-compatibility/2006" xmlns:r="http://schemas.openxmlformats.org/officeDocument/2006/relationships" xmlns:w="http://schemas.openxmlformats.org/wordprocessingml/2006/main" xmlns:w14="http://schemas.microsoft.com/office/word/2010/wordml" xmlns:w15="http://schemas.microsoft.com/office/word/2012/wordml" mc:Ignorable="w14 w15">
+<w:styles xmlns:mc="http://schemas.openxmlformats.org/markup-compatibility/2006" xmlns:o="urn:schemas-microsoft-com:office:office" xmlns:r="http://schemas.openxmlformats.org/officeDocument/2006/relationships" xmlns:m="http://schemas.openxmlformats.org/officeDocument/2006/math" xmlns:v="urn:schemas-microsoft-com:vml" xmlns:w="http://schemas.openxmlformats.org/wordprocessingml/2006/main" xmlns:w14="http://schemas.microsoft.com/office/word/2010/wordml" xmlns:w10="urn:schemas-microsoft-com:office:word" xmlns:sl="http://schemas.openxmlformats.org/schemaLibrary/2006/main" xmlns:wpsCustomData="http://www.wps.cn/officeDocument/2013/wpsCustomData" mc:Ignorable="w14">
   <w:docDefaults>
     <w:rPrDefault>
       <w:rPr>
-        <w:rFonts w:ascii="Times New Roman" w:eastAsia="宋体" w:hAnsi="Times New Roman" w:cs="Times New Roman"/>
+        <w:rFonts w:ascii="Times New Roman" w:hAnsi="Times New Roman" w:eastAsia="宋体" w:cs="Times New Roman"/>
       </w:rPr>
     </w:rPrDefault>
     <w:pPrDefault/>
   </w:docDefaults>
-  <w:latentStyles w:defLockedState="0" w:defUIPriority="99" w:defSemiHidden="1" w:defUnhideWhenUsed="1" w:defQFormat="0" w:count="260">
-    <w:lsdException w:name="Normal" w:semiHidden="0" w:uiPriority="0" w:unhideWhenUsed="0" w:qFormat="1"/>
-    <w:lsdException w:name="heading 1" w:semiHidden="0" w:uiPriority="0" w:unhideWhenUsed="0" w:qFormat="1"/>
-    <w:lsdException w:name="heading 2" w:semiHidden="0" w:uiPriority="0" w:qFormat="1"/>
-    <w:lsdException w:name="heading 3" w:uiPriority="0" w:qFormat="1"/>
-    <w:lsdException w:name="heading 4" w:semiHidden="0" w:uiPriority="0" w:qFormat="1"/>
-    <w:lsdException w:name="heading 5" w:uiPriority="0" w:qFormat="1"/>
-    <w:lsdException w:name="heading 6" w:uiPriority="0" w:qFormat="1"/>
-    <w:lsdException w:name="heading 7" w:uiPriority="0" w:qFormat="1"/>
-    <w:lsdException w:name="heading 8" w:uiPriority="0" w:qFormat="1"/>
-    <w:lsdException w:name="heading 9" w:uiPriority="0" w:qFormat="1"/>
-    <w:lsdException w:name="index 1" w:semiHidden="0" w:uiPriority="0" w:unhideWhenUsed="0"/>
-    <w:lsdException w:name="index 2" w:semiHidden="0" w:uiPriority="0" w:unhideWhenUsed="0"/>
-    <w:lsdException w:name="index 3" w:semiHidden="0" w:uiPriority="0" w:unhideWhenUsed="0"/>
-    <w:lsdException w:name="index 4" w:semiHidden="0" w:uiPriority="0" w:unhideWhenUsed="0"/>
-    <w:lsdException w:name="index 5" w:semiHidden="0" w:uiPriority="0" w:unhideWhenUsed="0"/>
-    <w:lsdException w:name="index 6" w:semiHidden="0" w:uiPriority="0" w:unhideWhenUsed="0"/>
-    <w:lsdException w:name="index 7" w:semiHidden="0" w:uiPriority="0" w:unhideWhenUsed="0"/>
-    <w:lsdException w:name="index 8" w:semiHidden="0" w:uiPriority="0" w:unhideWhenUsed="0"/>
-    <w:lsdException w:name="index 9" w:semiHidden="0" w:uiPriority="0" w:unhideWhenUsed="0"/>
-    <w:lsdException w:name="toc 1" w:semiHidden="0" w:uiPriority="0" w:unhideWhenUsed="0" w:qFormat="1"/>
-    <w:lsdException w:name="toc 2" w:semiHidden="0" w:uiPriority="0" w:unhideWhenUsed="0" w:qFormat="1"/>
-    <w:lsdException w:name="toc 3" w:semiHidden="0" w:uiPriority="0" w:unhideWhenUsed="0" w:qFormat="1"/>
-    <w:lsdException w:name="toc 4" w:semiHidden="0" w:uiPriority="0" w:unhideWhenUsed="0"/>
-    <w:lsdException w:name="toc 5" w:semiHidden="0" w:uiPriority="0" w:unhideWhenUsed="0"/>
-    <w:lsdException w:name="toc 6" w:semiHidden="0" w:uiPriority="0" w:unhideWhenUsed="0"/>
-    <w:lsdException w:name="toc 7" w:semiHidden="0" w:uiPriority="0" w:unhideWhenUsed="0"/>
-    <w:lsdException w:name="toc 8" w:semiHidden="0" w:uiPriority="0" w:unhideWhenUsed="0"/>
-    <w:lsdException w:name="toc 9" w:semiHidden="0" w:uiPriority="0" w:unhideWhenUsed="0"/>
-    <w:lsdException w:name="Normal Indent" w:semiHidden="0" w:uiPriority="0" w:unhideWhenUsed="0"/>
-    <w:lsdException w:name="footnote text" w:semiHidden="0" w:uiPriority="0" w:unhideWhenUsed="0"/>
-    <w:lsdException w:name="annotation text" w:semiHidden="0" w:uiPriority="0" w:unhideWhenUsed="0" w:qFormat="1"/>
-    <w:lsdException w:name="header" w:semiHidden="0" w:uiPriority="0" w:unhideWhenUsed="0" w:qFormat="1"/>
-    <w:lsdException w:name="footer" w:semiHidden="0" w:uiPriority="0" w:unhideWhenUsed="0" w:qFormat="1"/>
-    <w:lsdException w:name="index heading" w:semiHidden="0" w:uiPriority="0" w:unhideWhenUsed="0"/>
-    <w:lsdException w:name="caption" w:uiPriority="0" w:qFormat="1"/>
-    <w:lsdException w:name="table of figures" w:semiHidden="0" w:uiPriority="0" w:unhideWhenUsed="0"/>
-    <w:lsdException w:name="envelope address" w:semiHidden="0" w:uiPriority="0" w:unhideWhenUsed="0"/>
-    <w:lsdException w:name="envelope return" w:semiHidden="0" w:uiPriority="0" w:unhideWhenUsed="0"/>
-    <w:lsdException w:name="footnote reference" w:semiHidden="0" w:uiPriority="0" w:unhideWhenUsed="0"/>
-    <w:lsdException w:name="annotation reference" w:semiHidden="0" w:uiPriority="0" w:unhideWhenUsed="0"/>
-    <w:lsdException w:name="line number" w:semiHidden="0" w:uiPriority="0" w:unhideWhenUsed="0"/>
-    <w:lsdException w:name="page number" w:semiHidden="0" w:uiPriority="0" w:unhideWhenUsed="0"/>
-    <w:lsdException w:name="endnote reference" w:semiHidden="0" w:uiPriority="0" w:unhideWhenUsed="0"/>
-    <w:lsdException w:name="endnote text" w:semiHidden="0" w:uiPriority="0" w:unhideWhenUsed="0"/>
-    <w:lsdException w:name="table of authorities" w:semiHidden="0" w:uiPriority="0" w:unhideWhenUsed="0"/>
-    <w:lsdException w:name="macro" w:semiHidden="0" w:uiPriority="0" w:unhideWhenUsed="0"/>
-    <w:lsdException w:name="toa heading" w:semiHidden="0" w:uiPriority="0" w:unhideWhenUsed="0"/>
-    <w:lsdException w:name="List" w:semiHidden="0" w:uiPriority="0" w:unhideWhenUsed="0"/>
-    <w:lsdException w:name="List Bullet" w:semiHidden="0" w:uiPriority="0" w:unhideWhenUsed="0"/>
-    <w:lsdException w:name="List Number" w:semiHidden="0" w:uiPriority="0" w:unhideWhenUsed="0"/>
-    <w:lsdException w:name="List 2" w:semiHidden="0" w:uiPriority="0" w:unhideWhenUsed="0"/>
-    <w:lsdException w:name="List 3" w:semiHidden="0" w:uiPriority="0" w:unhideWhenUsed="0"/>
-    <w:lsdException w:name="List 4" w:semiHidden="0" w:uiPriority="0" w:unhideWhenUsed="0"/>
-    <w:lsdException w:name="List 5" w:semiHidden="0" w:uiPriority="0" w:unhideWhenUsed="0"/>
-    <w:lsdException w:name="List Bullet 2" w:semiHidden="0" w:uiPriority="0" w:unhideWhenUsed="0"/>
-    <w:lsdException w:name="List Bullet 3" w:semiHidden="0" w:uiPriority="0" w:unhideWhenUsed="0"/>
-    <w:lsdException w:name="List Bullet 4" w:semiHidden="0" w:uiPriority="0" w:unhideWhenUsed="0"/>
-    <w:lsdException w:name="List Bullet 5" w:semiHidden="0" w:uiPriority="0" w:unhideWhenUsed="0"/>
-    <w:lsdException w:name="List Number 2" w:semiHidden="0" w:uiPriority="0" w:unhideWhenUsed="0"/>
-    <w:lsdException w:name="List Number 3" w:semiHidden="0" w:uiPriority="0" w:unhideWhenUsed="0"/>
-    <w:lsdException w:name="List Number 4" w:semiHidden="0" w:uiPriority="0" w:unhideWhenUsed="0"/>
-    <w:lsdException w:name="List Number 5" w:semiHidden="0" w:uiPriority="0" w:unhideWhenUsed="0"/>
-    <w:lsdException w:name="Title" w:semiHidden="0" w:uiPriority="0" w:unhideWhenUsed="0" w:qFormat="1"/>
-    <w:lsdException w:name="Closing" w:semiHidden="0" w:uiPriority="0" w:unhideWhenUsed="0"/>
-    <w:lsdException w:name="Signature" w:semiHidden="0" w:uiPriority="0" w:unhideWhenUsed="0"/>
-    <w:lsdException w:name="Default Paragraph Font" w:uiPriority="0" w:unhideWhenUsed="0" w:qFormat="1"/>
-    <w:lsdException w:name="Body Text" w:uiPriority="0" w:unhideWhenUsed="0" w:qFormat="1"/>
-    <w:lsdException w:name="Body Text Indent" w:semiHidden="0" w:uiPriority="0" w:unhideWhenUsed="0"/>
-    <w:lsdException w:name="List Continue" w:semiHidden="0" w:uiPriority="0" w:unhideWhenUsed="0"/>
-    <w:lsdException w:name="List Continue 2" w:semiHidden="0" w:uiPriority="0" w:unhideWhenUsed="0"/>
-    <w:lsdException w:name="List Continue 3" w:semiHidden="0" w:uiPriority="0" w:unhideWhenUsed="0"/>
-    <w:lsdException w:name="List Continue 4" w:semiHidden="0" w:uiPriority="0" w:unhideWhenUsed="0"/>
-    <w:lsdException w:name="List Continue 5" w:semiHidden="0" w:uiPriority="0" w:unhideWhenUsed="0"/>
-    <w:lsdException w:name="Message Header" w:semiHidden="0" w:uiPriority="0" w:unhideWhenUsed="0"/>
-    <w:lsdException w:name="Subtitle" w:semiHidden="0" w:uiPriority="0" w:unhideWhenUsed="0" w:qFormat="1"/>
-    <w:lsdException w:name="Salutation" w:semiHidden="0" w:uiPriority="0" w:unhideWhenUsed="0"/>
-    <w:lsdException w:name="Date" w:semiHidden="0" w:uiPriority="0" w:unhideWhenUsed="0"/>
-    <w:lsdException w:name="Body Text First Indent" w:semiHidden="0" w:uiPriority="0" w:unhideWhenUsed="0"/>
-    <w:lsdException w:name="Body Text First Indent 2" w:semiHidden="0" w:uiPriority="0" w:unhideWhenUsed="0"/>
-    <w:lsdException w:name="Body Text 2" w:semiHidden="0" w:uiPriority="0" w:unhideWhenUsed="0"/>
-    <w:lsdException w:name="Body Text 3" w:semiHidden="0" w:uiPriority="0" w:unhideWhenUsed="0"/>
-    <w:lsdException w:name="Body Text Indent 2" w:semiHidden="0" w:uiPriority="0" w:unhideWhenUsed="0"/>
-    <w:lsdException w:name="Body Text Indent 3" w:semiHidden="0" w:uiPriority="0" w:unhideWhenUsed="0"/>
-    <w:lsdException w:name="Block Text" w:semiHidden="0" w:uiPriority="0" w:unhideWhenUsed="0"/>
-    <w:lsdException w:name="Hyperlink" w:semiHidden="0" w:uiPriority="0" w:unhideWhenUsed="0"/>
-    <w:lsdException w:name="FollowedHyperlink" w:semiHidden="0" w:uiPriority="0" w:unhideWhenUsed="0"/>
-    <w:lsdException w:name="Strong" w:semiHidden="0" w:uiPriority="0" w:unhideWhenUsed="0" w:qFormat="1"/>
-    <w:lsdException w:name="Emphasis" w:semiHidden="0" w:uiPriority="0" w:unhideWhenUsed="0" w:qFormat="1"/>
-    <w:lsdException w:name="Document Map" w:semiHidden="0" w:uiPriority="0" w:unhideWhenUsed="0"/>
-    <w:lsdException w:name="Plain Text" w:semiHidden="0" w:uiPriority="0" w:unhideWhenUsed="0"/>
-    <w:lsdException w:name="E-mail Signature" w:semiHidden="0" w:uiPriority="0" w:unhideWhenUsed="0"/>
-    <w:lsdException w:name="Normal (Web)" w:semiHidden="0" w:uiPriority="0" w:unhideWhenUsed="0" w:qFormat="1"/>
-    <w:lsdException w:name="HTML Acronym" w:semiHidden="0" w:uiPriority="0" w:unhideWhenUsed="0"/>
-    <w:lsdException w:name="HTML Address" w:semiHidden="0" w:uiPriority="0" w:unhideWhenUsed="0"/>
-    <w:lsdException w:name="HTML Cite" w:semiHidden="0" w:uiPriority="0" w:unhideWhenUsed="0"/>
-    <w:lsdException w:name="HTML Code" w:semiHidden="0" w:uiPriority="0" w:unhideWhenUsed="0"/>
-    <w:lsdException w:name="HTML Definition" w:semiHidden="0" w:uiPriority="0" w:unhideWhenUsed="0"/>
-    <w:lsdException w:name="HTML Keyboard" w:semiHidden="0" w:uiPriority="0" w:unhideWhenUsed="0"/>
-    <w:lsdException w:name="HTML Preformatted" w:semiHidden="0" w:uiPriority="0" w:unhideWhenUsed="0"/>
-    <w:lsdException w:name="HTML Sample" w:semiHidden="0" w:uiPriority="0" w:unhideWhenUsed="0"/>
-    <w:lsdException w:name="HTML Typewriter" w:semiHidden="0" w:uiPriority="0" w:unhideWhenUsed="0"/>
-    <w:lsdException w:name="HTML Variable" w:semiHidden="0" w:uiPriority="0" w:unhideWhenUsed="0"/>
-    <w:lsdException w:name="Normal Table" w:uiPriority="0" w:unhideWhenUsed="0" w:qFormat="1"/>
-    <w:lsdException w:name="annotation subject" w:semiHidden="0" w:uiPriority="0" w:unhideWhenUsed="0"/>
-    <w:lsdException w:name="Table Simple 1" w:semiHidden="0" w:uiPriority="0" w:unhideWhenUsed="0"/>
-    <w:lsdException w:name="Table Simple 2" w:semiHidden="0" w:uiPriority="0" w:unhideWhenUsed="0"/>
-    <w:lsdException w:name="Table Simple 3" w:semiHidden="0" w:uiPriority="0" w:unhideWhenUsed="0"/>
-    <w:lsdException w:name="Table Classic 1" w:semiHidden="0" w:uiPriority="0" w:unhideWhenUsed="0"/>
-    <w:lsdException w:name="Table Classic 2" w:semiHidden="0" w:uiPriority="0" w:unhideWhenUsed="0"/>
-    <w:lsdException w:name="Table Classic 3" w:semiHidden="0" w:uiPriority="0" w:unhideWhenUsed="0"/>
-    <w:lsdException w:name="Table Classic 4" w:semiHidden="0" w:uiPriority="0" w:unhideWhenUsed="0"/>
-    <w:lsdException w:name="Table Colorful 1" w:semiHidden="0" w:uiPriority="0" w:unhideWhenUsed="0"/>
-    <w:lsdException w:name="Table Colorful 2" w:semiHidden="0" w:uiPriority="0" w:unhideWhenUsed="0"/>
-    <w:lsdException w:name="Table Colorful 3" w:semiHidden="0" w:uiPriority="0" w:unhideWhenUsed="0"/>
-    <w:lsdException w:name="Table Columns 1" w:semiHidden="0" w:uiPriority="0" w:unhideWhenUsed="0"/>
-    <w:lsdException w:name="Table Columns 2" w:semiHidden="0" w:uiPriority="0" w:unhideWhenUsed="0"/>
-    <w:lsdException w:name="Table Columns 3" w:semiHidden="0" w:uiPriority="0" w:unhideWhenUsed="0"/>
-    <w:lsdException w:name="Table Columns 4" w:semiHidden="0" w:uiPriority="0" w:unhideWhenUsed="0"/>
-    <w:lsdException w:name="Table Columns 5" w:semiHidden="0" w:uiPriority="0" w:unhideWhenUsed="0"/>
-    <w:lsdException w:name="Table Grid 1" w:semiHidden="0" w:uiPriority="0" w:unhideWhenUsed="0"/>
-    <w:lsdException w:name="Table Grid 2" w:semiHidden="0" w:uiPriority="0" w:unhideWhenUsed="0"/>
-    <w:lsdException w:name="Table Grid 3" w:semiHidden="0" w:uiPriority="0" w:unhideWhenUsed="0"/>
-    <w:lsdException w:name="Table Grid 4" w:semiHidden="0" w:uiPriority="0" w:unhideWhenUsed="0"/>
-    <w:lsdException w:name="Table Grid 5" w:semiHidden="0" w:uiPriority="0" w:unhideWhenUsed="0"/>
-    <w:lsdException w:name="Table Grid 6" w:semiHidden="0" w:uiPriority="0" w:unhideWhenUsed="0"/>
-    <w:lsdException w:name="Table Grid 7" w:semiHidden="0" w:uiPriority="0" w:unhideWhenUsed="0"/>
-    <w:lsdException w:name="Table Grid 8" w:semiHidden="0" w:uiPriority="0" w:unhideWhenUsed="0"/>
-    <w:lsdException w:name="Table List 1" w:semiHidden="0" w:uiPriority="0" w:unhideWhenUsed="0"/>
-    <w:lsdException w:name="Table List 2" w:semiHidden="0" w:uiPriority="0" w:unhideWhenUsed="0"/>
-    <w:lsdException w:name="Table List 3" w:semiHidden="0" w:uiPriority="0" w:unhideWhenUsed="0"/>
-    <w:lsdException w:name="Table List 4" w:semiHidden="0" w:uiPriority="0" w:unhideWhenUsed="0"/>
-    <w:lsdException w:name="Table List 5" w:semiHidden="0" w:uiPriority="0" w:unhideWhenUsed="0"/>
-    <w:lsdException w:name="Table List 6" w:semiHidden="0" w:uiPriority="0" w:unhideWhenUsed="0"/>
-    <w:lsdException w:name="Table List 7" w:semiHidden="0" w:uiPriority="0" w:unhideWhenUsed="0"/>
-    <w:lsdException w:name="Table List 8" w:semiHidden="0" w:uiPriority="0" w:unhideWhenUsed="0"/>
-    <w:lsdException w:name="Table 3D effects 1" w:semiHidden="0" w:uiPriority="0" w:unhideWhenUsed="0"/>
-    <w:lsdException w:name="Table 3D effects 2" w:semiHidden="0" w:uiPriority="0" w:unhideWhenUsed="0"/>
-    <w:lsdException w:name="Table 3D effects 3" w:semiHidden="0" w:uiPriority="0" w:unhideWhenUsed="0"/>
-    <w:lsdException w:name="Table Contemporary" w:semiHidden="0" w:uiPriority="0" w:unhideWhenUsed="0"/>
-    <w:lsdException w:name="Table Elegant" w:semiHidden="0" w:uiPriority="0" w:unhideWhenUsed="0"/>
-    <w:lsdException w:name="Table Professional" w:semiHidden="0" w:uiPriority="0" w:unhideWhenUsed="0"/>
-    <w:lsdException w:name="Table Subtle 1" w:semiHidden="0" w:uiPriority="0" w:unhideWhenUsed="0"/>
-    <w:lsdException w:name="Table Subtle 2" w:semiHidden="0" w:uiPriority="0" w:unhideWhenUsed="0"/>
-    <w:lsdException w:name="Table Web 1" w:semiHidden="0" w:uiPriority="0" w:unhideWhenUsed="0"/>
-    <w:lsdException w:name="Table Web 2" w:semiHidden="0" w:uiPriority="0" w:unhideWhenUsed="0"/>
-    <w:lsdException w:name="Table Web 3" w:semiHidden="0" w:uiPriority="0" w:unhideWhenUsed="0"/>
-    <w:lsdException w:name="Balloon Text" w:semiHidden="0" w:uiPriority="0" w:unhideWhenUsed="0"/>
-    <w:lsdException w:name="Table Grid" w:semiHidden="0" w:uiPriority="0" w:unhideWhenUsed="0" w:qFormat="1"/>
-    <w:lsdException w:name="Table Theme" w:semiHidden="0" w:uiPriority="0" w:unhideWhenUsed="0"/>
-    <w:lsdException w:name="Light Shading" w:semiHidden="0" w:uiPriority="60" w:unhideWhenUsed="0"/>
-    <w:lsdException w:name="Light List" w:semiHidden="0" w:uiPriority="61" w:unhideWhenUsed="0"/>
-    <w:lsdException w:name="Light Grid" w:semiHidden="0" w:uiPriority="62" w:unhideWhenUsed="0"/>
-    <w:lsdException w:name="Medium Shading 1" w:semiHidden="0" w:uiPriority="63" w:unhideWhenUsed="0"/>
-    <w:lsdException w:name="Medium Shading 2" w:semiHidden="0" w:uiPriority="64" w:unhideWhenUsed="0"/>
-    <w:lsdException w:name="Medium List 1" w:semiHidden="0" w:uiPriority="65" w:unhideWhenUsed="0"/>
-    <w:lsdException w:name="Medium List 2" w:semiHidden="0" w:uiPriority="66" w:unhideWhenUsed="0"/>
-    <w:lsdException w:name="Medium Grid 1" w:semiHidden="0" w:uiPriority="67" w:unhideWhenUsed="0"/>
-    <w:lsdException w:name="Medium Grid 2" w:semiHidden="0" w:uiPriority="68" w:unhideWhenUsed="0"/>
-    <w:lsdException w:name="Medium Grid 3" w:semiHidden="0" w:uiPriority="69" w:unhideWhenUsed="0"/>
-    <w:lsdException w:name="Dark List" w:semiHidden="0" w:uiPriority="70" w:unhideWhenUsed="0"/>
-    <w:lsdException w:name="Colorful Shading" w:semiHidden="0" w:uiPriority="71" w:unhideWhenUsed="0"/>
-    <w:lsdException w:name="Colorful List" w:semiHidden="0" w:uiPriority="72" w:unhideWhenUsed="0"/>
-    <w:lsdException w:name="Colorful Grid" w:semiHidden="0" w:uiPriority="73" w:unhideWhenUsed="0"/>
-    <w:lsdException w:name="Light Shading Accent 1" w:semiHidden="0" w:uiPriority="60" w:unhideWhenUsed="0"/>
-    <w:lsdException w:name="Light List Accent 1" w:semiHidden="0" w:uiPriority="61" w:unhideWhenUsed="0"/>
-    <w:lsdException w:name="Light Grid Accent 1" w:semiHidden="0" w:uiPriority="62" w:unhideWhenUsed="0"/>
-    <w:lsdException w:name="Medium Shading 1 Accent 1" w:semiHidden="0" w:uiPriority="63" w:unhideWhenUsed="0"/>
-    <w:lsdException w:name="Medium Shading 2 Accent 1" w:semiHidden="0" w:uiPriority="64" w:unhideWhenUsed="0"/>
-    <w:lsdException w:name="Medium List 1 Accent 1" w:semiHidden="0" w:uiPriority="65" w:unhideWhenUsed="0"/>
-    <w:lsdException w:name="Medium List 2 Accent 1" w:semiHidden="0" w:uiPriority="66" w:unhideWhenUsed="0"/>
-    <w:lsdException w:name="Medium Grid 1 Accent 1" w:semiHidden="0" w:uiPriority="67" w:unhideWhenUsed="0"/>
-    <w:lsdException w:name="Medium Grid 2 Accent 1" w:semiHidden="0" w:uiPriority="68" w:unhideWhenUsed="0"/>
-    <w:lsdException w:name="Medium Grid 3 Accent 1" w:semiHidden="0" w:uiPriority="69" w:unhideWhenUsed="0"/>
-    <w:lsdException w:name="Dark List Accent 1" w:semiHidden="0" w:uiPriority="70" w:unhideWhenUsed="0"/>
-    <w:lsdException w:name="Colorful Shading Accent 1" w:semiHidden="0" w:uiPriority="71" w:unhideWhenUsed="0"/>
-    <w:lsdException w:name="Colorful List Accent 1" w:semiHidden="0" w:uiPriority="72" w:unhideWhenUsed="0"/>
-    <w:lsdException w:name="Colorful Grid Accent 1" w:semiHidden="0" w:uiPriority="73" w:unhideWhenUsed="0"/>
-    <w:lsdException w:name="Light Shading Accent 2" w:semiHidden="0" w:uiPriority="60" w:unhideWhenUsed="0"/>
-    <w:lsdException w:name="Light List Accent 2" w:semiHidden="0" w:uiPriority="61" w:unhideWhenUsed="0"/>
-    <w:lsdException w:name="Light Grid Accent 2" w:semiHidden="0" w:uiPriority="62" w:unhideWhenUsed="0"/>
-    <w:lsdException w:name="Medium Shading 1 Accent 2" w:semiHidden="0" w:uiPriority="63" w:unhideWhenUsed="0"/>
-    <w:lsdException w:name="Medium Shading 2 Accent 2" w:semiHidden="0" w:uiPriority="64" w:unhideWhenUsed="0"/>
-    <w:lsdException w:name="Medium List 1 Accent 2" w:semiHidden="0" w:uiPriority="65" w:unhideWhenUsed="0"/>
-    <w:lsdException w:name="Medium List 2 Accent 2" w:semiHidden="0" w:uiPriority="66" w:unhideWhenUsed="0"/>
-    <w:lsdException w:name="Medium Grid 1 Accent 2" w:semiHidden="0" w:uiPriority="67" w:unhideWhenUsed="0"/>
-    <w:lsdException w:name="Medium Grid 2 Accent 2" w:semiHidden="0" w:uiPriority="68" w:unhideWhenUsed="0"/>
-    <w:lsdException w:name="Medium Grid 3 Accent 2" w:semiHidden="0" w:uiPriority="69" w:unhideWhenUsed="0"/>
-    <w:lsdException w:name="Dark List Accent 2" w:semiHidden="0" w:uiPriority="70" w:unhideWhenUsed="0"/>
-    <w:lsdException w:name="Colorful Shading Accent 2" w:semiHidden="0" w:uiPriority="71" w:unhideWhenUsed="0"/>
-    <w:lsdException w:name="Colorful List Accent 2" w:semiHidden="0" w:uiPriority="72" w:unhideWhenUsed="0"/>
-    <w:lsdException w:name="Colorful Grid Accent 2" w:semiHidden="0" w:uiPriority="73" w:unhideWhenUsed="0"/>
-    <w:lsdException w:name="Light Shading Accent 3" w:semiHidden="0" w:uiPriority="60" w:unhideWhenUsed="0"/>
-    <w:lsdException w:name="Light List Accent 3" w:semiHidden="0" w:uiPriority="61" w:unhideWhenUsed="0"/>
-    <w:lsdException w:name="Light Grid Accent 3" w:semiHidden="0" w:uiPriority="62" w:unhideWhenUsed="0"/>
-    <w:lsdException w:name="Medium Shading 1 Accent 3" w:semiHidden="0" w:uiPriority="63" w:unhideWhenUsed="0"/>
-    <w:lsdException w:name="Medium Shading 2 Accent 3" w:semiHidden="0" w:uiPriority="64" w:unhideWhenUsed="0"/>
-    <w:lsdException w:name="Medium List 1 Accent 3" w:semiHidden="0" w:uiPriority="65" w:unhideWhenUsed="0"/>
-    <w:lsdException w:name="Medium List 2 Accent 3" w:semiHidden="0" w:uiPriority="66" w:unhideWhenUsed="0"/>
-    <w:lsdException w:name="Medium Grid 1 Accent 3" w:semiHidden="0" w:uiPriority="67" w:unhideWhenUsed="0"/>
-    <w:lsdException w:name="Medium Grid 2 Accent 3" w:semiHidden="0" w:uiPriority="68" w:unhideWhenUsed="0"/>
-    <w:lsdException w:name="Medium Grid 3 Accent 3" w:semiHidden="0" w:uiPriority="69" w:unhideWhenUsed="0"/>
-    <w:lsdException w:name="Dark List Accent 3" w:semiHidden="0" w:uiPriority="70" w:unhideWhenUsed="0"/>
-    <w:lsdException w:name="Colorful Shading Accent 3" w:semiHidden="0" w:uiPriority="71" w:unhideWhenUsed="0"/>
-    <w:lsdException w:name="Colorful List Accent 3" w:semiHidden="0" w:uiPriority="72" w:unhideWhenUsed="0"/>
-    <w:lsdException w:name="Colorful Grid Accent 3" w:semiHidden="0" w:uiPriority="73" w:unhideWhenUsed="0"/>
-    <w:lsdException w:name="Light Shading Accent 4" w:semiHidden="0" w:uiPriority="60" w:unhideWhenUsed="0"/>
-    <w:lsdException w:name="Light List Accent 4" w:semiHidden="0" w:uiPriority="61" w:unhideWhenUsed="0"/>
-    <w:lsdException w:name="Light Grid Accent 4" w:semiHidden="0" w:uiPriority="62" w:unhideWhenUsed="0"/>
-    <w:lsdException w:name="Medium Shading 1 Accent 4" w:semiHidden="0" w:uiPriority="63" w:unhideWhenUsed="0"/>
-    <w:lsdException w:name="Medium Shading 2 Accent 4" w:semiHidden="0" w:uiPriority="64" w:unhideWhenUsed="0"/>
-    <w:lsdException w:name="Medium List 1 Accent 4" w:semiHidden="0" w:uiPriority="65" w:unhideWhenUsed="0"/>
-    <w:lsdException w:name="Medium List 2 Accent 4" w:semiHidden="0" w:uiPriority="66" w:unhideWhenUsed="0"/>
-    <w:lsdException w:name="Medium Grid 1 Accent 4" w:semiHidden="0" w:uiPriority="67" w:unhideWhenUsed="0"/>
-    <w:lsdException w:name="Medium Grid 2 Accent 4" w:semiHidden="0" w:uiPriority="68" w:unhideWhenUsed="0"/>
-    <w:lsdException w:name="Medium Grid 3 Accent 4" w:semiHidden="0" w:uiPriority="69" w:unhideWhenUsed="0"/>
-    <w:lsdException w:name="Dark List Accent 4" w:semiHidden="0" w:uiPriority="70" w:unhideWhenUsed="0"/>
-    <w:lsdException w:name="Colorful Shading Accent 4" w:semiHidden="0" w:uiPriority="71" w:unhideWhenUsed="0"/>
-    <w:lsdException w:name="Colorful List Accent 4" w:semiHidden="0" w:uiPriority="72" w:unhideWhenUsed="0"/>
-    <w:lsdException w:name="Colorful Grid Accent 4" w:semiHidden="0" w:uiPriority="73" w:unhideWhenUsed="0"/>
-    <w:lsdException w:name="Light Shading Accent 5" w:semiHidden="0" w:uiPriority="60" w:unhideWhenUsed="0"/>
-    <w:lsdException w:name="Light List Accent 5" w:semiHidden="0" w:uiPriority="61" w:unhideWhenUsed="0"/>
-    <w:lsdException w:name="Light Grid Accent 5" w:semiHidden="0" w:uiPriority="62" w:unhideWhenUsed="0"/>
-    <w:lsdException w:name="Medium Shading 1 Accent 5" w:semiHidden="0" w:uiPriority="63" w:unhideWhenUsed="0"/>
-    <w:lsdException w:name="Medium Shading 2 Accent 5" w:semiHidden="0" w:uiPriority="64" w:unhideWhenUsed="0"/>
-    <w:lsdException w:name="Medium List 1 Accent 5" w:semiHidden="0" w:uiPriority="65" w:unhideWhenUsed="0"/>
-    <w:lsdException w:name="Medium List 2 Accent 5" w:semiHidden="0" w:uiPriority="66" w:unhideWhenUsed="0"/>
-    <w:lsdException w:name="Medium Grid 1 Accent 5" w:semiHidden="0" w:uiPriority="67" w:unhideWhenUsed="0"/>
-    <w:lsdException w:name="Medium Grid 2 Accent 5" w:semiHidden="0" w:uiPriority="68" w:unhideWhenUsed="0"/>
-    <w:lsdException w:name="Medium Grid 3 Accent 5" w:semiHidden="0" w:uiPriority="69" w:unhideWhenUsed="0"/>
-    <w:lsdException w:name="Dark List Accent 5" w:semiHidden="0" w:uiPriority="70" w:unhideWhenUsed="0"/>
-    <w:lsdException w:name="Colorful Shading Accent 5" w:semiHidden="0" w:uiPriority="71" w:unhideWhenUsed="0"/>
-    <w:lsdException w:name="Colorful List Accent 5" w:semiHidden="0" w:uiPriority="72" w:unhideWhenUsed="0"/>
-    <w:lsdException w:name="Colorful Grid Accent 5" w:semiHidden="0" w:uiPriority="73" w:unhideWhenUsed="0"/>
-    <w:lsdException w:name="Light Shading Accent 6" w:semiHidden="0" w:uiPriority="60" w:unhideWhenUsed="0"/>
-    <w:lsdException w:name="Light List Accent 6" w:semiHidden="0" w:uiPriority="61" w:unhideWhenUsed="0"/>
-    <w:lsdException w:name="Light Grid Accent 6" w:semiHidden="0" w:uiPriority="62" w:unhideWhenUsed="0"/>
-    <w:lsdException w:name="Medium Shading 1 Accent 6" w:semiHidden="0" w:uiPriority="63" w:unhideWhenUsed="0"/>
-    <w:lsdException w:name="Medium Shading 2 Accent 6" w:semiHidden="0" w:uiPriority="64" w:unhideWhenUsed="0"/>
-    <w:lsdException w:name="Medium List 1 Accent 6" w:semiHidden="0" w:uiPriority="65" w:unhideWhenUsed="0"/>
-    <w:lsdException w:name="Medium List 2 Accent 6" w:semiHidden="0" w:uiPriority="66" w:unhideWhenUsed="0"/>
-    <w:lsdException w:name="Medium Grid 1 Accent 6" w:semiHidden="0" w:uiPriority="67" w:unhideWhenUsed="0"/>
-    <w:lsdException w:name="Medium Grid 2 Accent 6" w:semiHidden="0" w:uiPriority="68" w:unhideWhenUsed="0"/>
-    <w:lsdException w:name="Medium Grid 3 Accent 6" w:semiHidden="0" w:uiPriority="69" w:unhideWhenUsed="0"/>
-    <w:lsdException w:name="Dark List Accent 6" w:semiHidden="0" w:uiPriority="70" w:unhideWhenUsed="0"/>
-    <w:lsdException w:name="Colorful Shading Accent 6" w:semiHidden="0" w:uiPriority="71" w:unhideWhenUsed="0"/>
-    <w:lsdException w:name="Colorful List Accent 6" w:semiHidden="0" w:uiPriority="72" w:unhideWhenUsed="0"/>
-    <w:lsdException w:name="Colorful Grid Accent 6" w:semiHidden="0" w:uiPriority="73" w:unhideWhenUsed="0"/>
+  <w:latentStyles w:count="260" w:defQFormat="0" w:defUnhideWhenUsed="1" w:defSemiHidden="1" w:defUIPriority="99" w:defLockedState="0">
+    <w:lsdException w:qFormat="1" w:unhideWhenUsed="0" w:uiPriority="0" w:semiHidden="0" w:name="Normal"/>
+    <w:lsdException w:qFormat="1" w:unhideWhenUsed="0" w:uiPriority="0" w:semiHidden="0" w:name="heading 1"/>
+    <w:lsdException w:qFormat="1" w:uiPriority="0" w:semiHidden="0" w:name="heading 2"/>
+    <w:lsdException w:qFormat="1" w:uiPriority="0" w:name="heading 3"/>
+    <w:lsdException w:qFormat="1" w:uiPriority="0" w:semiHidden="0" w:name="heading 4"/>
+    <w:lsdException w:qFormat="1" w:uiPriority="0" w:name="heading 5"/>
+    <w:lsdException w:qFormat="1" w:uiPriority="0" w:name="heading 6"/>
+    <w:lsdException w:qFormat="1" w:uiPriority="0" w:name="heading 7"/>
+    <w:lsdException w:qFormat="1" w:uiPriority="0" w:name="heading 8"/>
+    <w:lsdException w:qFormat="1" w:uiPriority="0" w:name="heading 9"/>
+    <w:lsdException w:unhideWhenUsed="0" w:uiPriority="0" w:semiHidden="0" w:name="index 1"/>
+    <w:lsdException w:unhideWhenUsed="0" w:uiPriority="0" w:semiHidden="0" w:name="index 2"/>
+    <w:lsdException w:unhideWhenUsed="0" w:uiPriority="0" w:semiHidden="0" w:name="index 3"/>
+    <w:lsdException w:unhideWhenUsed="0" w:uiPriority="0" w:semiHidden="0" w:name="index 4"/>
+    <w:lsdException w:unhideWhenUsed="0" w:uiPriority="0" w:semiHidden="0" w:name="index 5"/>
+    <w:lsdException w:unhideWhenUsed="0" w:uiPriority="0" w:semiHidden="0" w:name="index 6"/>
+    <w:lsdException w:unhideWhenUsed="0" w:uiPriority="0" w:semiHidden="0" w:name="index 7"/>
+    <w:lsdException w:unhideWhenUsed="0" w:uiPriority="0" w:semiHidden="0" w:name="index 8"/>
+    <w:lsdException w:unhideWhenUsed="0" w:uiPriority="0" w:semiHidden="0" w:name="index 9"/>
+    <w:lsdException w:qFormat="1" w:unhideWhenUsed="0" w:uiPriority="0" w:semiHidden="0" w:name="toc 1"/>
+    <w:lsdException w:qFormat="1" w:unhideWhenUsed="0" w:uiPriority="0" w:semiHidden="0" w:name="toc 2"/>
+    <w:lsdException w:qFormat="1" w:unhideWhenUsed="0" w:uiPriority="0" w:semiHidden="0" w:name="toc 3"/>
+    <w:lsdException w:unhideWhenUsed="0" w:uiPriority="0" w:semiHidden="0" w:name="toc 4"/>
+    <w:lsdException w:unhideWhenUsed="0" w:uiPriority="0" w:semiHidden="0" w:name="toc 5"/>
+    <w:lsdException w:unhideWhenUsed="0" w:uiPriority="0" w:semiHidden="0" w:name="toc 6"/>
+    <w:lsdException w:unhideWhenUsed="0" w:uiPriority="0" w:semiHidden="0" w:name="toc 7"/>
+    <w:lsdException w:unhideWhenUsed="0" w:uiPriority="0" w:semiHidden="0" w:name="toc 8"/>
+    <w:lsdException w:unhideWhenUsed="0" w:uiPriority="0" w:semiHidden="0" w:name="toc 9"/>
+    <w:lsdException w:unhideWhenUsed="0" w:uiPriority="0" w:semiHidden="0" w:name="Normal Indent"/>
+    <w:lsdException w:unhideWhenUsed="0" w:uiPriority="0" w:semiHidden="0" w:name="footnote text"/>
+    <w:lsdException w:qFormat="1" w:unhideWhenUsed="0" w:uiPriority="0" w:semiHidden="0" w:name="annotation text"/>
+    <w:lsdException w:qFormat="1" w:unhideWhenUsed="0" w:uiPriority="0" w:semiHidden="0" w:name="header"/>
+    <w:lsdException w:qFormat="1" w:unhideWhenUsed="0" w:uiPriority="0" w:semiHidden="0" w:name="footer"/>
+    <w:lsdException w:unhideWhenUsed="0" w:uiPriority="0" w:semiHidden="0" w:name="index heading"/>
+    <w:lsdException w:qFormat="1" w:uiPriority="0" w:name="caption"/>
+    <w:lsdException w:unhideWhenUsed="0" w:uiPriority="0" w:semiHidden="0" w:name="table of figures"/>
+    <w:lsdException w:unhideWhenUsed="0" w:uiPriority="0" w:semiHidden="0" w:name="envelope address"/>
+    <w:lsdException w:unhideWhenUsed="0" w:uiPriority="0" w:semiHidden="0" w:name="envelope return"/>
+    <w:lsdException w:unhideWhenUsed="0" w:uiPriority="0" w:semiHidden="0" w:name="footnote reference"/>
+    <w:lsdException w:unhideWhenUsed="0" w:uiPriority="0" w:semiHidden="0" w:name="annotation reference"/>
+    <w:lsdException w:unhideWhenUsed="0" w:uiPriority="0" w:semiHidden="0" w:name="line number"/>
+    <w:lsdException w:unhideWhenUsed="0" w:uiPriority="0" w:semiHidden="0" w:name="page number"/>
+    <w:lsdException w:unhideWhenUsed="0" w:uiPriority="0" w:semiHidden="0" w:name="endnote reference"/>
+    <w:lsdException w:unhideWhenUsed="0" w:uiPriority="0" w:semiHidden="0" w:name="endnote text"/>
+    <w:lsdException w:unhideWhenUsed="0" w:uiPriority="0" w:semiHidden="0" w:name="table of authorities"/>
+    <w:lsdException w:unhideWhenUsed="0" w:uiPriority="0" w:semiHidden="0" w:name="macro"/>
+    <w:lsdException w:unhideWhenUsed="0" w:uiPriority="0" w:semiHidden="0" w:name="toa heading"/>
+    <w:lsdException w:unhideWhenUsed="0" w:uiPriority="0" w:semiHidden="0" w:name="List"/>
+    <w:lsdException w:unhideWhenUsed="0" w:uiPriority="0" w:semiHidden="0" w:name="List Bullet"/>
+    <w:lsdException w:unhideWhenUsed="0" w:uiPriority="0" w:semiHidden="0" w:name="List Number"/>
+    <w:lsdException w:unhideWhenUsed="0" w:uiPriority="0" w:semiHidden="0" w:name="List 2"/>
+    <w:lsdException w:unhideWhenUsed="0" w:uiPriority="0" w:semiHidden="0" w:name="List 3"/>
+    <w:lsdException w:unhideWhenUsed="0" w:uiPriority="0" w:semiHidden="0" w:name="List 4"/>
+    <w:lsdException w:unhideWhenUsed="0" w:uiPriority="0" w:semiHidden="0" w:name="List 5"/>
+    <w:lsdException w:unhideWhenUsed="0" w:uiPriority="0" w:semiHidden="0" w:name="List Bullet 2"/>
+    <w:lsdException w:unhideWhenUsed="0" w:uiPriority="0" w:semiHidden="0" w:name="List Bullet 3"/>
+    <w:lsdException w:unhideWhenUsed="0" w:uiPriority="0" w:semiHidden="0" w:name="List Bullet 4"/>
+    <w:lsdException w:unhideWhenUsed="0" w:uiPriority="0" w:semiHidden="0" w:name="List Bullet 5"/>
+    <w:lsdException w:unhideWhenUsed="0" w:uiPriority="0" w:semiHidden="0" w:name="List Number 2"/>
+    <w:lsdException w:unhideWhenUsed="0" w:uiPriority="0" w:semiHidden="0" w:name="List Number 3"/>
+    <w:lsdException w:unhideWhenUsed="0" w:uiPriority="0" w:semiHidden="0" w:name="List Number 4"/>
+    <w:lsdException w:unhideWhenUsed="0" w:uiPriority="0" w:semiHidden="0" w:name="List Number 5"/>
+    <w:lsdException w:qFormat="1" w:unhideWhenUsed="0" w:uiPriority="0" w:semiHidden="0" w:name="Title"/>
+    <w:lsdException w:unhideWhenUsed="0" w:uiPriority="0" w:semiHidden="0" w:name="Closing"/>
+    <w:lsdException w:unhideWhenUsed="0" w:uiPriority="0" w:semiHidden="0" w:name="Signature"/>
+    <w:lsdException w:qFormat="1" w:unhideWhenUsed="0" w:uiPriority="0" w:name="Default Paragraph Font"/>
+    <w:lsdException w:qFormat="1" w:unhideWhenUsed="0" w:uiPriority="0" w:name="Body Text"/>
+    <w:lsdException w:unhideWhenUsed="0" w:uiPriority="0" w:semiHidden="0" w:name="Body Text Indent"/>
+    <w:lsdException w:unhideWhenUsed="0" w:uiPriority="0" w:semiHidden="0" w:name="List Continue"/>
+    <w:lsdException w:unhideWhenUsed="0" w:uiPriority="0" w:semiHidden="0" w:name="List Continue 2"/>
+    <w:lsdException w:unhideWhenUsed="0" w:uiPriority="0" w:semiHidden="0" w:name="List Continue 3"/>
+    <w:lsdException w:unhideWhenUsed="0" w:uiPriority="0" w:semiHidden="0" w:name="List Continue 4"/>
+    <w:lsdException w:unhideWhenUsed="0" w:uiPriority="0" w:semiHidden="0" w:name="List Continue 5"/>
+    <w:lsdException w:unhideWhenUsed="0" w:uiPriority="0" w:semiHidden="0" w:name="Message Header"/>
+    <w:lsdException w:qFormat="1" w:unhideWhenUsed="0" w:uiPriority="0" w:semiHidden="0" w:name="Subtitle"/>
+    <w:lsdException w:unhideWhenUsed="0" w:uiPriority="0" w:semiHidden="0" w:name="Salutation"/>
+    <w:lsdException w:unhideWhenUsed="0" w:uiPriority="0" w:semiHidden="0" w:name="Date"/>
+    <w:lsdException w:unhideWhenUsed="0" w:uiPriority="0" w:semiHidden="0" w:name="Body Text First Indent"/>
+    <w:lsdException w:unhideWhenUsed="0" w:uiPriority="0" w:semiHidden="0" w:name="Body Text First Indent 2"/>
+    <w:lsdException w:uiPriority="99" w:name="Note Heading"/>
+    <w:lsdException w:unhideWhenUsed="0" w:uiPriority="0" w:semiHidden="0" w:name="Body Text 2"/>
+    <w:lsdException w:unhideWhenUsed="0" w:uiPriority="0" w:semiHidden="0" w:name="Body Text 3"/>
+    <w:lsdException w:unhideWhenUsed="0" w:uiPriority="0" w:semiHidden="0" w:name="Body Text Indent 2"/>
+    <w:lsdException w:unhideWhenUsed="0" w:uiPriority="0" w:semiHidden="0" w:name="Body Text Indent 3"/>
+    <w:lsdException w:unhideWhenUsed="0" w:uiPriority="0" w:semiHidden="0" w:name="Block Text"/>
+    <w:lsdException w:unhideWhenUsed="0" w:uiPriority="0" w:semiHidden="0" w:name="Hyperlink"/>
+    <w:lsdException w:unhideWhenUsed="0" w:uiPriority="0" w:semiHidden="0" w:name="FollowedHyperlink"/>
+    <w:lsdException w:qFormat="1" w:unhideWhenUsed="0" w:uiPriority="0" w:semiHidden="0" w:name="Strong"/>
+    <w:lsdException w:qFormat="1" w:unhideWhenUsed="0" w:uiPriority="0" w:semiHidden="0" w:name="Emphasis"/>
+    <w:lsdException w:unhideWhenUsed="0" w:uiPriority="0" w:semiHidden="0" w:name="Document Map"/>
+    <w:lsdException w:unhideWhenUsed="0" w:uiPriority="0" w:semiHidden="0" w:name="Plain Text"/>
+    <w:lsdException w:unhideWhenUsed="0" w:uiPriority="0" w:semiHidden="0" w:name="E-mail Signature"/>
+    <w:lsdException w:qFormat="1" w:unhideWhenUsed="0" w:uiPriority="0" w:semiHidden="0" w:name="Normal (Web)"/>
+    <w:lsdException w:unhideWhenUsed="0" w:uiPriority="0" w:semiHidden="0" w:name="HTML Acronym"/>
+    <w:lsdException w:unhideWhenUsed="0" w:uiPriority="0" w:semiHidden="0" w:name="HTML Address"/>
+    <w:lsdException w:unhideWhenUsed="0" w:uiPriority="0" w:semiHidden="0" w:name="HTML Cite"/>
+    <w:lsdException w:unhideWhenUsed="0" w:uiPriority="0" w:semiHidden="0" w:name="HTML Code"/>
+    <w:lsdException w:unhideWhenUsed="0" w:uiPriority="0" w:semiHidden="0" w:name="HTML Definition"/>
+    <w:lsdException w:unhideWhenUsed="0" w:uiPriority="0" w:semiHidden="0" w:name="HTML Keyboard"/>
+    <w:lsdException w:unhideWhenUsed="0" w:uiPriority="0" w:semiHidden="0" w:name="HTML Preformatted"/>
+    <w:lsdException w:unhideWhenUsed="0" w:uiPriority="0" w:semiHidden="0" w:name="HTML Sample"/>
+    <w:lsdException w:unhideWhenUsed="0" w:uiPriority="0" w:semiHidden="0" w:name="HTML Typewriter"/>
+    <w:lsdException w:unhideWhenUsed="0" w:uiPriority="0" w:semiHidden="0" w:name="HTML Variable"/>
+    <w:lsdException w:qFormat="1" w:unhideWhenUsed="0" w:uiPriority="0" w:name="Normal Table"/>
+    <w:lsdException w:unhideWhenUsed="0" w:uiPriority="0" w:semiHidden="0" w:name="annotation subject"/>
+    <w:lsdException w:unhideWhenUsed="0" w:uiPriority="0" w:semiHidden="0" w:name="Table Simple 1"/>
+    <w:lsdException w:unhideWhenUsed="0" w:uiPriority="0" w:semiHidden="0" w:name="Table Simple 2"/>
+    <w:lsdException w:unhideWhenUsed="0" w:uiPriority="0" w:semiHidden="0" w:name="Table Simple 3"/>
+    <w:lsdException w:unhideWhenUsed="0" w:uiPriority="0" w:semiHidden="0" w:name="Table Classic 1"/>
+    <w:lsdException w:unhideWhenUsed="0" w:uiPriority="0" w:semiHidden="0" w:name="Table Classic 2"/>
+    <w:lsdException w:unhideWhenUsed="0" w:uiPriority="0" w:semiHidden="0" w:name="Table Classic 3"/>
+    <w:lsdException w:unhideWhenUsed="0" w:uiPriority="0" w:semiHidden="0" w:name="Table Classic 4"/>
+    <w:lsdException w:unhideWhenUsed="0" w:uiPriority="0" w:semiHidden="0" w:name="Table Colorful 1"/>
+    <w:lsdException w:unhideWhenUsed="0" w:uiPriority="0" w:semiHidden="0" w:name="Table Colorful 2"/>
+    <w:lsdException w:unhideWhenUsed="0" w:uiPriority="0" w:semiHidden="0" w:name="Table Colorful 3"/>
+    <w:lsdException w:unhideWhenUsed="0" w:uiPriority="0" w:semiHidden="0" w:name="Table Columns 1"/>
+    <w:lsdException w:unhideWhenUsed="0" w:uiPriority="0" w:semiHidden="0" w:name="Table Columns 2"/>
+    <w:lsdException w:unhideWhenUsed="0" w:uiPriority="0" w:semiHidden="0" w:name="Table Columns 3"/>
+    <w:lsdException w:unhideWhenUsed="0" w:uiPriority="0" w:semiHidden="0" w:name="Table Columns 4"/>
+    <w:lsdException w:unhideWhenUsed="0" w:uiPriority="0" w:semiHidden="0" w:name="Table Columns 5"/>
+    <w:lsdException w:unhideWhenUsed="0" w:uiPriority="0" w:semiHidden="0" w:name="Table Grid 1"/>
+    <w:lsdException w:unhideWhenUsed="0" w:uiPriority="0" w:semiHidden="0" w:name="Table Grid 2"/>
+    <w:lsdException w:unhideWhenUsed="0" w:uiPriority="0" w:semiHidden="0" w:name="Table Grid 3"/>
+    <w:lsdException w:unhideWhenUsed="0" w:uiPriority="0" w:semiHidden="0" w:name="Table Grid 4"/>
+    <w:lsdException w:unhideWhenUsed="0" w:uiPriority="0" w:semiHidden="0" w:name="Table Grid 5"/>
+    <w:lsdException w:unhideWhenUsed="0" w:uiPriority="0" w:semiHidden="0" w:name="Table Grid 6"/>
+    <w:lsdException w:unhideWhenUsed="0" w:uiPriority="0" w:semiHidden="0" w:name="Table Grid 7"/>
+    <w:lsdException w:unhideWhenUsed="0" w:uiPriority="0" w:semiHidden="0" w:name="Table Grid 8"/>
+    <w:lsdException w:unhideWhenUsed="0" w:uiPriority="0" w:semiHidden="0" w:name="Table List 1"/>
+    <w:lsdException w:unhideWhenUsed="0" w:uiPriority="0" w:semiHidden="0" w:name="Table List 2"/>
+    <w:lsdException w:unhideWhenUsed="0" w:uiPriority="0" w:semiHidden="0" w:name="Table List 3"/>
+    <w:lsdException w:unhideWhenUsed="0" w:uiPriority="0" w:semiHidden="0" w:name="Table List 4"/>
+    <w:lsdException w:unhideWhenUsed="0" w:uiPriority="0" w:semiHidden="0" w:name="Table List 5"/>
+    <w:lsdException w:unhideWhenUsed="0" w:uiPriority="0" w:semiHidden="0" w:name="Table List 6"/>
+    <w:lsdException w:unhideWhenUsed="0" w:uiPriority="0" w:semiHidden="0" w:name="Table List 7"/>
+    <w:lsdException w:unhideWhenUsed="0" w:uiPriority="0" w:semiHidden="0" w:name="Table List 8"/>
+    <w:lsdException w:unhideWhenUsed="0" w:uiPriority="0" w:semiHidden="0" w:name="Table 3D effects 1"/>
+    <w:lsdException w:unhideWhenUsed="0" w:uiPriority="0" w:semiHidden="0" w:name="Table 3D effects 2"/>
+    <w:lsdException w:unhideWhenUsed="0" w:uiPriority="0" w:semiHidden="0" w:name="Table 3D effects 3"/>
+    <w:lsdException w:unhideWhenUsed="0" w:uiPriority="0" w:semiHidden="0" w:name="Table Contemporary"/>
+    <w:lsdException w:unhideWhenUsed="0" w:uiPriority="0" w:semiHidden="0" w:name="Table Elegant"/>
+    <w:lsdException w:unhideWhenUsed="0" w:uiPriority="0" w:semiHidden="0" w:name="Table Professional"/>
+    <w:lsdException w:unhideWhenUsed="0" w:uiPriority="0" w:semiHidden="0" w:name="Table Subtle 1"/>
+    <w:lsdException w:unhideWhenUsed="0" w:uiPriority="0" w:semiHidden="0" w:name="Table Subtle 2"/>
+    <w:lsdException w:unhideWhenUsed="0" w:uiPriority="0" w:semiHidden="0" w:name="Table Web 1"/>
+    <w:lsdException w:unhideWhenUsed="0" w:uiPriority="0" w:semiHidden="0" w:name="Table Web 2"/>
+    <w:lsdException w:unhideWhenUsed="0" w:uiPriority="0" w:semiHidden="0" w:name="Table Web 3"/>
+    <w:lsdException w:unhideWhenUsed="0" w:uiPriority="0" w:semiHidden="0" w:name="Balloon Text"/>
+    <w:lsdException w:qFormat="1" w:unhideWhenUsed="0" w:uiPriority="0" w:semiHidden="0" w:name="Table Grid"/>
+    <w:lsdException w:unhideWhenUsed="0" w:uiPriority="0" w:semiHidden="0" w:name="Table Theme"/>
+    <w:lsdException w:unhideWhenUsed="0" w:uiPriority="60" w:semiHidden="0" w:name="Light Shading"/>
+    <w:lsdException w:unhideWhenUsed="0" w:uiPriority="61" w:semiHidden="0" w:name="Light List"/>
+    <w:lsdException w:unhideWhenUsed="0" w:uiPriority="62" w:semiHidden="0" w:name="Light Grid"/>
+    <w:lsdException w:unhideWhenUsed="0" w:uiPriority="63" w:semiHidden="0" w:name="Medium Shading 1"/>
+    <w:lsdException w:unhideWhenUsed="0" w:uiPriority="64" w:semiHidden="0" w:name="Medium Shading 2"/>
+    <w:lsdException w:unhideWhenUsed="0" w:uiPriority="65" w:semiHidden="0" w:name="Medium List 1"/>
+    <w:lsdException w:unhideWhenUsed="0" w:uiPriority="66" w:semiHidden="0" w:name="Medium List 2"/>
+    <w:lsdException w:unhideWhenUsed="0" w:uiPriority="67" w:semiHidden="0" w:name="Medium Grid 1"/>
+    <w:lsdException w:unhideWhenUsed="0" w:uiPriority="68" w:semiHidden="0" w:name="Medium Grid 2"/>
+    <w:lsdException w:unhideWhenUsed="0" w:uiPriority="69" w:semiHidden="0" w:name="Medium Grid 3"/>
+    <w:lsdException w:unhideWhenUsed="0" w:uiPriority="70" w:semiHidden="0" w:name="Dark List"/>
+    <w:lsdException w:unhideWhenUsed="0" w:uiPriority="71" w:semiHidden="0" w:name="Colorful Shading"/>
+    <w:lsdException w:unhideWhenUsed="0" w:uiPriority="72" w:semiHidden="0" w:name="Colorful List"/>
+    <w:lsdException w:unhideWhenUsed="0" w:uiPriority="73" w:semiHidden="0" w:name="Colorful Grid"/>
+    <w:lsdException w:unhideWhenUsed="0" w:uiPriority="60" w:semiHidden="0" w:name="Light Shading Accent 1"/>
+    <w:lsdException w:unhideWhenUsed="0" w:uiPriority="61" w:semiHidden="0" w:name="Light List Accent 1"/>
+    <w:lsdException w:unhideWhenUsed="0" w:uiPriority="62" w:semiHidden="0" w:name="Light Grid Accent 1"/>
+    <w:lsdException w:unhideWhenUsed="0" w:uiPriority="63" w:semiHidden="0" w:name="Medium Shading 1 Accent 1"/>
+    <w:lsdException w:unhideWhenUsed="0" w:uiPriority="64" w:semiHidden="0" w:name="Medium Shading 2 Accent 1"/>
+    <w:lsdException w:unhideWhenUsed="0" w:uiPriority="65" w:semiHidden="0" w:name="Medium List 1 Accent 1"/>
+    <w:lsdException w:unhideWhenUsed="0" w:uiPriority="66" w:semiHidden="0" w:name="Medium List 2 Accent 1"/>
+    <w:lsdException w:unhideWhenUsed="0" w:uiPriority="67" w:semiHidden="0" w:name="Medium Grid 1 Accent 1"/>
+    <w:lsdException w:unhideWhenUsed="0" w:uiPriority="68" w:semiHidden="0" w:name="Medium Grid 2 Accent 1"/>
+    <w:lsdException w:unhideWhenUsed="0" w:uiPriority="69" w:semiHidden="0" w:name="Medium Grid 3 Accent 1"/>
+    <w:lsdException w:unhideWhenUsed="0" w:uiPriority="70" w:semiHidden="0" w:name="Dark List Accent 1"/>
+    <w:lsdException w:unhideWhenUsed="0" w:uiPriority="71" w:semiHidden="0" w:name="Colorful Shading Accent 1"/>
+    <w:lsdException w:unhideWhenUsed="0" w:uiPriority="72" w:semiHidden="0" w:name="Colorful List Accent 1"/>
+    <w:lsdException w:unhideWhenUsed="0" w:uiPriority="73" w:semiHidden="0" w:name="Colorful Grid Accent 1"/>
+    <w:lsdException w:unhideWhenUsed="0" w:uiPriority="60" w:semiHidden="0" w:name="Light Shading Accent 2"/>
+    <w:lsdException w:unhideWhenUsed="0" w:uiPriority="61" w:semiHidden="0" w:name="Light List Accent 2"/>
+    <w:lsdException w:unhideWhenUsed="0" w:uiPriority="62" w:semiHidden="0" w:name="Light Grid Accent 2"/>
+    <w:lsdException w:unhideWhenUsed="0" w:uiPriority="63" w:semiHidden="0" w:name="Medium Shading 1 Accent 2"/>
+    <w:lsdException w:unhideWhenUsed="0" w:uiPriority="64" w:semiHidden="0" w:name="Medium Shading 2 Accent 2"/>
+    <w:lsdException w:unhideWhenUsed="0" w:uiPriority="65" w:semiHidden="0" w:name="Medium List 1 Accent 2"/>
+    <w:lsdException w:unhideWhenUsed="0" w:uiPriority="66" w:semiHidden="0" w:name="Medium List 2 Accent 2"/>
+    <w:lsdException w:unhideWhenUsed="0" w:uiPriority="67" w:semiHidden="0" w:name="Medium Grid 1 Accent 2"/>
+    <w:lsdException w:unhideWhenUsed="0" w:uiPriority="68" w:semiHidden="0" w:name="Medium Grid 2 Accent 2"/>
+    <w:lsdException w:unhideWhenUsed="0" w:uiPriority="69" w:semiHidden="0" w:name="Medium Grid 3 Accent 2"/>
+    <w:lsdException w:unhideWhenUsed="0" w:uiPriority="70" w:semiHidden="0" w:name="Dark List Accent 2"/>
+    <w:lsdException w:unhideWhenUsed="0" w:uiPriority="71" w:semiHidden="0" w:name="Colorful Shading Accent 2"/>
+    <w:lsdException w:unhideWhenUsed="0" w:uiPriority="72" w:semiHidden="0" w:name="Colorful List Accent 2"/>
+    <w:lsdException w:unhideWhenUsed="0" w:uiPriority="73" w:semiHidden="0" w:name="Colorful Grid Accent 2"/>
+    <w:lsdException w:unhideWhenUsed="0" w:uiPriority="60" w:semiHidden="0" w:name="Light Shading Accent 3"/>
+    <w:lsdException w:unhideWhenUsed="0" w:uiPriority="61" w:semiHidden="0" w:name="Light List Accent 3"/>
+    <w:lsdException w:unhideWhenUsed="0" w:uiPriority="62" w:semiHidden="0" w:name="Light Grid Accent 3"/>
+    <w:lsdException w:unhideWhenUsed="0" w:uiPriority="63" w:semiHidden="0" w:name="Medium Shading 1 Accent 3"/>
+    <w:lsdException w:unhideWhenUsed="0" w:uiPriority="64" w:semiHidden="0" w:name="Medium Shading 2 Accent 3"/>
+    <w:lsdException w:unhideWhenUsed="0" w:uiPriority="65" w:semiHidden="0" w:name="Medium List 1 Accent 3"/>
+    <w:lsdException w:unhideWhenUsed="0" w:uiPriority="66" w:semiHidden="0" w:name="Medium List 2 Accent 3"/>
+    <w:lsdException w:unhideWhenUsed="0" w:uiPriority="67" w:semiHidden="0" w:name="Medium Grid 1 Accent 3"/>
+    <w:lsdException w:unhideWhenUsed="0" w:uiPriority="68" w:semiHidden="0" w:name="Medium Grid 2 Accent 3"/>
+    <w:lsdException w:unhideWhenUsed="0" w:uiPriority="69" w:semiHidden="0" w:name="Medium Grid 3 Accent 3"/>
+    <w:lsdException w:unhideWhenUsed="0" w:uiPriority="70" w:semiHidden="0" w:name="Dark List Accent 3"/>
+    <w:lsdException w:unhideWhenUsed="0" w:uiPriority="71" w:semiHidden="0" w:name="Colorful Shading Accent 3"/>
+    <w:lsdException w:unhideWhenUsed="0" w:uiPriority="72" w:semiHidden="0" w:name="Colorful List Accent 3"/>
+    <w:lsdException w:unhideWhenUsed="0" w:uiPriority="73" w:semiHidden="0" w:name="Colorful Grid Accent 3"/>
+    <w:lsdException w:unhideWhenUsed="0" w:uiPriority="60" w:semiHidden="0" w:name="Light Shading Accent 4"/>
+    <w:lsdException w:unhideWhenUsed="0" w:uiPriority="61" w:semiHidden="0" w:name="Light List Accent 4"/>
+    <w:lsdException w:unhideWhenUsed="0" w:uiPriority="62" w:semiHidden="0" w:name="Light Grid Accent 4"/>
+    <w:lsdException w:unhideWhenUsed="0" w:uiPriority="63" w:semiHidden="0" w:name="Medium Shading 1 Accent 4"/>
+    <w:lsdException w:unhideWhenUsed="0" w:uiPriority="64" w:semiHidden="0" w:name="Medium Shading 2 Accent 4"/>
+    <w:lsdException w:unhideWhenUsed="0" w:uiPriority="65" w:semiHidden="0" w:name="Medium List 1 Accent 4"/>
+    <w:lsdException w:unhideWhenUsed="0" w:uiPriority="66" w:semiHidden="0" w:name="Medium List 2 Accent 4"/>
+    <w:lsdException w:unhideWhenUsed="0" w:uiPriority="67" w:semiHidden="0" w:name="Medium Grid 1 Accent 4"/>
+    <w:lsdException w:unhideWhenUsed="0" w:uiPriority="68" w:semiHidden="0" w:name="Medium Grid 2 Accent 4"/>
+    <w:lsdException w:unhideWhenUsed="0" w:uiPriority="69" w:semiHidden="0" w:name="Medium Grid 3 Accent 4"/>
+    <w:lsdException w:unhideWhenUsed="0" w:uiPriority="70" w:semiHidden="0" w:name="Dark List Accent 4"/>
+    <w:lsdException w:unhideWhenUsed="0" w:uiPriority="71" w:semiHidden="0" w:name="Colorful Shading Accent 4"/>
+    <w:lsdException w:unhideWhenUsed="0" w:uiPriority="72" w:semiHidden="0" w:name="Colorful List Accent 4"/>
+    <w:lsdException w:unhideWhenUsed="0" w:uiPriority="73" w:semiHidden="0" w:name="Colorful Grid Accent 4"/>
+    <w:lsdException w:unhideWhenUsed="0" w:uiPriority="60" w:semiHidden="0" w:name="Light Shading Accent 5"/>
+    <w:lsdException w:unhideWhenUsed="0" w:uiPriority="61" w:semiHidden="0" w:name="Light List Accent 5"/>
+    <w:lsdException w:unhideWhenUsed="0" w:uiPriority="62" w:semiHidden="0" w:name="Light Grid Accent 5"/>
+    <w:lsdException w:unhideWhenUsed="0" w:uiPriority="63" w:semiHidden="0" w:name="Medium Shading 1 Accent 5"/>
+    <w:lsdException w:unhideWhenUsed="0" w:uiPriority="64" w:semiHidden="0" w:name="Medium Shading 2 Accent 5"/>
+    <w:lsdException w:unhideWhenUsed="0" w:uiPriority="65" w:semiHidden="0" w:name="Medium List 1 Accent 5"/>
+    <w:lsdException w:unhideWhenUsed="0" w:uiPriority="66" w:semiHidden="0" w:name="Medium List 2 Accent 5"/>
+    <w:lsdException w:unhideWhenUsed="0" w:uiPriority="67" w:semiHidden="0" w:name="Medium Grid 1 Accent 5"/>
+    <w:lsdException w:unhideWhenUsed="0" w:uiPriority="68" w:semiHidden="0" w:name="Medium Grid 2 Accent 5"/>
+    <w:lsdException w:unhideWhenUsed="0" w:uiPriority="69" w:semiHidden="0" w:name="Medium Grid 3 Accent 5"/>
+    <w:lsdException w:unhideWhenUsed="0" w:uiPriority="70" w:semiHidden="0" w:name="Dark List Accent 5"/>
+    <w:lsdException w:unhideWhenUsed="0" w:uiPriority="71" w:semiHidden="0" w:name="Colorful Shading Accent 5"/>
+    <w:lsdException w:unhideWhenUsed="0" w:uiPriority="72" w:semiHidden="0" w:name="Colorful List Accent 5"/>
+    <w:lsdException w:unhideWhenUsed="0" w:uiPriority="73" w:semiHidden="0" w:name="Colorful Grid Accent 5"/>
+    <w:lsdException w:unhideWhenUsed="0" w:uiPriority="60" w:semiHidden="0" w:name="Light Shading Accent 6"/>
+    <w:lsdException w:unhideWhenUsed="0" w:uiPriority="61" w:semiHidden="0" w:name="Light List Accent 6"/>
+    <w:lsdException w:unhideWhenUsed="0" w:uiPriority="62" w:semiHidden="0" w:name="Light Grid Accent 6"/>
+    <w:lsdException w:unhideWhenUsed="0" w:uiPriority="63" w:semiHidden="0" w:name="Medium Shading 1 Accent 6"/>
+    <w:lsdException w:unhideWhenUsed="0" w:uiPriority="64" w:semiHidden="0" w:name="Medium Shading 2 Accent 6"/>
+    <w:lsdException w:unhideWhenUsed="0" w:uiPriority="65" w:semiHidden="0" w:name="Medium List 1 Accent 6"/>
+    <w:lsdException w:unhideWhenUsed="0" w:uiPriority="66" w:semiHidden="0" w:name="Medium List 2 Accent 6"/>
+    <w:lsdException w:unhideWhenUsed="0" w:uiPriority="67" w:semiHidden="0" w:name="Medium Grid 1 Accent 6"/>
+    <w:lsdException w:unhideWhenUsed="0" w:uiPriority="68" w:semiHidden="0" w:name="Medium Grid 2 Accent 6"/>
+    <w:lsdException w:unhideWhenUsed="0" w:uiPriority="69" w:semiHidden="0" w:name="Medium Grid 3 Accent 6"/>
+    <w:lsdException w:unhideWhenUsed="0" w:uiPriority="70" w:semiHidden="0" w:name="Dark List Accent 6"/>
+    <w:lsdException w:unhideWhenUsed="0" w:uiPriority="71" w:semiHidden="0" w:name="Colorful Shading Accent 6"/>
+    <w:lsdException w:unhideWhenUsed="0" w:uiPriority="72" w:semiHidden="0" w:name="Colorful List Accent 6"/>
+    <w:lsdException w:unhideWhenUsed="0" w:uiPriority="73" w:semiHidden="0" w:name="Colorful Grid Accent 6"/>
   </w:latentStyles>
-  <w:style w:type="paragraph" w:default="1" w:styleId="Normal">
+  <w:style w:type="paragraph" w:default="1" w:styleId="1">
     <w:name w:val="Normal"/>
     <w:qFormat/>
+    <w:uiPriority w:val="0"/>
     <w:pPr>
       <w:kinsoku w:val="0"/>
       <w:autoSpaceDE w:val="0"/>
@@ -6651,7 +6869,7 @@
       <w:textAlignment w:val="baseline"/>
     </w:pPr>
     <w:rPr>
-      <w:rFonts w:ascii="Arial" w:eastAsia="宋体" w:hAnsi="Arial" w:cs="Arial"/>
+      <w:rFonts w:ascii="Arial" w:hAnsi="Arial" w:eastAsia="宋体" w:cs="Arial"/>
       <w:snapToGrid w:val="0"/>
       <w:color w:val="000000"/>
       <w:kern w:val="0"/>
@@ -6660,11 +6878,12 @@
       <w:lang w:val="en-US" w:eastAsia="en-US" w:bidi="ar-SA"/>
     </w:rPr>
   </w:style>
-  <w:style w:type="paragraph" w:styleId="Heading1">
+  <w:style w:type="paragraph" w:styleId="2">
     <w:name w:val="heading 1"/>
-    <w:basedOn w:val="Normal"/>
-    <w:next w:val="Normal"/>
+    <w:basedOn w:val="1"/>
+    <w:next w:val="1"/>
     <w:qFormat/>
+    <w:uiPriority w:val="0"/>
     <w:pPr>
       <w:keepNext/>
       <w:keepLines/>
@@ -6682,12 +6901,13 @@
       <w:sz w:val="44"/>
     </w:rPr>
   </w:style>
-  <w:style w:type="paragraph" w:styleId="Heading2">
+  <w:style w:type="paragraph" w:styleId="3">
     <w:name w:val="heading 2"/>
-    <w:basedOn w:val="Normal"/>
-    <w:next w:val="Normal"/>
+    <w:basedOn w:val="1"/>
+    <w:next w:val="1"/>
     <w:unhideWhenUsed/>
     <w:qFormat/>
+    <w:uiPriority w:val="0"/>
     <w:pPr>
       <w:keepNext/>
       <w:keepLines/>
@@ -6700,18 +6920,19 @@
       <w:outlineLvl w:val="1"/>
     </w:pPr>
     <w:rPr>
-      <w:rFonts w:ascii="Arial" w:eastAsia="黑体" w:hAnsi="Arial"/>
+      <w:rFonts w:ascii="Arial" w:hAnsi="Arial" w:eastAsia="黑体"/>
       <w:b/>
       <w:sz w:val="32"/>
     </w:rPr>
   </w:style>
-  <w:style w:type="paragraph" w:styleId="Heading3">
+  <w:style w:type="paragraph" w:styleId="4">
     <w:name w:val="heading 3"/>
-    <w:basedOn w:val="Normal"/>
-    <w:next w:val="Normal"/>
+    <w:basedOn w:val="1"/>
+    <w:next w:val="1"/>
     <w:semiHidden/>
     <w:unhideWhenUsed/>
     <w:qFormat/>
+    <w:uiPriority w:val="0"/>
     <w:pPr>
       <w:keepNext/>
       <w:keepLines/>
@@ -6728,12 +6949,13 @@
       <w:sz w:val="32"/>
     </w:rPr>
   </w:style>
-  <w:style w:type="paragraph" w:styleId="Heading4">
+  <w:style w:type="paragraph" w:styleId="5">
     <w:name w:val="heading 4"/>
-    <w:basedOn w:val="Normal"/>
-    <w:next w:val="Normal"/>
+    <w:basedOn w:val="1"/>
+    <w:next w:val="1"/>
     <w:unhideWhenUsed/>
     <w:qFormat/>
+    <w:uiPriority w:val="0"/>
     <w:pPr>
       <w:keepNext/>
       <w:keepLines/>
@@ -6746,18 +6968,19 @@
       <w:outlineLvl w:val="3"/>
     </w:pPr>
     <w:rPr>
-      <w:rFonts w:ascii="Arial" w:eastAsia="黑体" w:hAnsi="Arial"/>
+      <w:rFonts w:ascii="Arial" w:hAnsi="Arial" w:eastAsia="黑体"/>
       <w:b/>
       <w:sz w:val="28"/>
     </w:rPr>
   </w:style>
-  <w:style w:type="paragraph" w:styleId="Heading5">
+  <w:style w:type="paragraph" w:styleId="6">
     <w:name w:val="heading 5"/>
-    <w:basedOn w:val="Normal"/>
-    <w:next w:val="Normal"/>
+    <w:basedOn w:val="1"/>
+    <w:next w:val="1"/>
     <w:semiHidden/>
     <w:unhideWhenUsed/>
     <w:qFormat/>
+    <w:uiPriority w:val="0"/>
     <w:pPr>
       <w:keepNext/>
       <w:keepLines/>
@@ -6774,13 +6997,14 @@
       <w:sz w:val="28"/>
     </w:rPr>
   </w:style>
-  <w:style w:type="paragraph" w:styleId="Heading6">
+  <w:style w:type="paragraph" w:styleId="7">
     <w:name w:val="heading 6"/>
-    <w:basedOn w:val="Normal"/>
-    <w:next w:val="Normal"/>
+    <w:basedOn w:val="1"/>
+    <w:next w:val="1"/>
     <w:semiHidden/>
     <w:unhideWhenUsed/>
     <w:qFormat/>
+    <w:uiPriority w:val="0"/>
     <w:pPr>
       <w:keepNext/>
       <w:keepLines/>
@@ -6793,18 +7017,19 @@
       <w:outlineLvl w:val="5"/>
     </w:pPr>
     <w:rPr>
-      <w:rFonts w:ascii="Arial" w:eastAsia="黑体" w:hAnsi="Arial"/>
+      <w:rFonts w:ascii="Arial" w:hAnsi="Arial" w:eastAsia="黑体"/>
       <w:b/>
       <w:sz w:val="24"/>
     </w:rPr>
   </w:style>
-  <w:style w:type="paragraph" w:styleId="Heading7">
+  <w:style w:type="paragraph" w:styleId="8">
     <w:name w:val="heading 7"/>
-    <w:basedOn w:val="Normal"/>
-    <w:next w:val="Normal"/>
+    <w:basedOn w:val="1"/>
+    <w:next w:val="1"/>
     <w:semiHidden/>
     <w:unhideWhenUsed/>
     <w:qFormat/>
+    <w:uiPriority w:val="0"/>
     <w:pPr>
       <w:keepNext/>
       <w:keepLines/>
@@ -6821,13 +7046,14 @@
       <w:sz w:val="24"/>
     </w:rPr>
   </w:style>
-  <w:style w:type="paragraph" w:styleId="Heading8">
+  <w:style w:type="paragraph" w:styleId="9">
     <w:name w:val="heading 8"/>
-    <w:basedOn w:val="Normal"/>
-    <w:next w:val="Normal"/>
+    <w:basedOn w:val="1"/>
+    <w:next w:val="1"/>
     <w:semiHidden/>
     <w:unhideWhenUsed/>
     <w:qFormat/>
+    <w:uiPriority w:val="0"/>
     <w:pPr>
       <w:keepNext/>
       <w:keepLines/>
@@ -6840,17 +7066,18 @@
       <w:outlineLvl w:val="7"/>
     </w:pPr>
     <w:rPr>
-      <w:rFonts w:ascii="Arial" w:eastAsia="黑体" w:hAnsi="Arial"/>
+      <w:rFonts w:ascii="Arial" w:hAnsi="Arial" w:eastAsia="黑体"/>
       <w:sz w:val="24"/>
     </w:rPr>
   </w:style>
-  <w:style w:type="paragraph" w:styleId="Heading9">
+  <w:style w:type="paragraph" w:styleId="10">
     <w:name w:val="heading 9"/>
-    <w:basedOn w:val="Normal"/>
-    <w:next w:val="Normal"/>
+    <w:basedOn w:val="1"/>
+    <w:next w:val="1"/>
     <w:semiHidden/>
     <w:unhideWhenUsed/>
     <w:qFormat/>
+    <w:uiPriority w:val="0"/>
     <w:pPr>
       <w:keepNext/>
       <w:keepLines/>
@@ -6863,19 +7090,21 @@
       <w:outlineLvl w:val="8"/>
     </w:pPr>
     <w:rPr>
-      <w:rFonts w:ascii="Arial" w:eastAsia="黑体" w:hAnsi="Arial"/>
+      <w:rFonts w:ascii="Arial" w:hAnsi="Arial" w:eastAsia="黑体"/>
       <w:sz w:val="21"/>
     </w:rPr>
   </w:style>
-  <w:style w:type="character" w:default="1" w:styleId="DefaultParagraphFont">
+  <w:style w:type="character" w:default="1" w:styleId="22">
     <w:name w:val="Default Paragraph Font"/>
     <w:semiHidden/>
     <w:qFormat/>
+    <w:uiPriority w:val="0"/>
   </w:style>
-  <w:style w:type="table" w:default="1" w:styleId="TableNormal">
+  <w:style w:type="table" w:default="1" w:styleId="20">
     <w:name w:val="Normal Table"/>
     <w:semiHidden/>
     <w:qFormat/>
+    <w:uiPriority w:val="0"/>
     <w:tblPr>
       <w:tblCellMar>
         <w:top w:w="0" w:type="dxa"/>
@@ -6885,39 +7114,43 @@
       </w:tblCellMar>
     </w:tblPr>
   </w:style>
-  <w:style w:type="paragraph" w:styleId="CommentText">
+  <w:style w:type="paragraph" w:styleId="11">
     <w:name w:val="annotation text"/>
-    <w:basedOn w:val="Normal"/>
+    <w:basedOn w:val="1"/>
     <w:qFormat/>
+    <w:uiPriority w:val="0"/>
     <w:pPr>
       <w:jc w:val="left"/>
     </w:pPr>
   </w:style>
-  <w:style w:type="paragraph" w:styleId="BodyText">
+  <w:style w:type="paragraph" w:styleId="12">
     <w:name w:val="Body Text"/>
-    <w:basedOn w:val="Normal"/>
+    <w:basedOn w:val="1"/>
     <w:semiHidden/>
     <w:qFormat/>
+    <w:uiPriority w:val="0"/>
     <w:rPr>
-      <w:rFonts w:ascii="Arial" w:eastAsia="Arial" w:hAnsi="Arial" w:cs="Arial"/>
+      <w:rFonts w:ascii="Arial" w:hAnsi="Arial" w:eastAsia="Arial" w:cs="Arial"/>
       <w:sz w:val="21"/>
       <w:szCs w:val="21"/>
       <w:lang w:val="en-US" w:eastAsia="en-US" w:bidi="ar-SA"/>
     </w:rPr>
   </w:style>
-  <w:style w:type="paragraph" w:styleId="TOC3">
+  <w:style w:type="paragraph" w:styleId="13">
     <w:name w:val="toc 3"/>
-    <w:basedOn w:val="Normal"/>
-    <w:next w:val="Normal"/>
+    <w:basedOn w:val="1"/>
+    <w:next w:val="1"/>
     <w:qFormat/>
+    <w:uiPriority w:val="0"/>
     <w:pPr>
       <w:ind w:left="840" w:leftChars="400"/>
     </w:pPr>
   </w:style>
-  <w:style w:type="paragraph" w:styleId="Footer">
+  <w:style w:type="paragraph" w:styleId="14">
     <w:name w:val="footer"/>
-    <w:basedOn w:val="Normal"/>
+    <w:basedOn w:val="1"/>
     <w:qFormat/>
+    <w:uiPriority w:val="0"/>
     <w:pPr>
       <w:tabs>
         <w:tab w:val="center" w:pos="4153"/>
@@ -6930,16 +7163,17 @@
       <w:sz w:val="18"/>
     </w:rPr>
   </w:style>
-  <w:style w:type="paragraph" w:styleId="Header">
+  <w:style w:type="paragraph" w:styleId="15">
     <w:name w:val="header"/>
-    <w:basedOn w:val="Normal"/>
+    <w:basedOn w:val="1"/>
     <w:qFormat/>
+    <w:uiPriority w:val="0"/>
     <w:pPr>
       <w:pBdr>
-        <w:top w:val="nil"/>
-        <w:left w:val="nil"/>
-        <w:bottom w:val="nil"/>
-        <w:right w:val="nil"/>
+        <w:top w:val="none" w:color="auto" w:sz="0" w:space="0"/>
+        <w:left w:val="none" w:color="auto" w:sz="0" w:space="0"/>
+        <w:bottom w:val="none" w:color="auto" w:sz="0" w:space="0"/>
+        <w:right w:val="none" w:color="auto" w:sz="0" w:space="0"/>
       </w:pBdr>
       <w:tabs>
         <w:tab w:val="center" w:pos="4153"/>
@@ -6954,37 +7188,41 @@
       <w:sz w:val="18"/>
     </w:rPr>
   </w:style>
-  <w:style w:type="paragraph" w:styleId="TOC1">
+  <w:style w:type="paragraph" w:styleId="16">
     <w:name w:val="toc 1"/>
-    <w:basedOn w:val="Normal"/>
-    <w:next w:val="Normal"/>
+    <w:basedOn w:val="1"/>
+    <w:next w:val="1"/>
     <w:qFormat/>
+    <w:uiPriority w:val="0"/>
     <w:rPr>
-      <w:rFonts w:ascii="Arial" w:eastAsia="Microsoft JhengHei" w:hAnsi="Arial"/>
+      <w:rFonts w:ascii="Arial" w:hAnsi="Arial" w:eastAsia="Microsoft JhengHei"/>
       <w:sz w:val="24"/>
     </w:rPr>
   </w:style>
-  <w:style w:type="paragraph" w:styleId="TOC2">
+  <w:style w:type="paragraph" w:styleId="17">
     <w:name w:val="toc 2"/>
-    <w:basedOn w:val="Normal"/>
-    <w:next w:val="Normal"/>
+    <w:basedOn w:val="1"/>
+    <w:next w:val="1"/>
     <w:qFormat/>
+    <w:uiPriority w:val="0"/>
     <w:pPr>
       <w:ind w:left="420" w:leftChars="200"/>
     </w:pPr>
   </w:style>
-  <w:style w:type="paragraph" w:styleId="NormalWeb">
+  <w:style w:type="paragraph" w:styleId="18">
     <w:name w:val="Normal (Web)"/>
-    <w:basedOn w:val="Normal"/>
+    <w:basedOn w:val="1"/>
     <w:qFormat/>
+    <w:uiPriority w:val="0"/>
     <w:rPr>
       <w:sz w:val="24"/>
     </w:rPr>
   </w:style>
-  <w:style w:type="paragraph" w:styleId="Title">
+  <w:style w:type="paragraph" w:styleId="19">
     <w:name w:val="Title"/>
-    <w:basedOn w:val="Normal"/>
+    <w:basedOn w:val="1"/>
     <w:qFormat/>
+    <w:uiPriority w:val="0"/>
     <w:pPr>
       <w:spacing w:before="240" w:beforeLines="0" w:beforeAutospacing="0" w:after="60" w:afterLines="0" w:afterAutospacing="0"/>
       <w:jc w:val="center"/>
@@ -6996,68 +7234,73 @@
       <w:sz w:val="32"/>
     </w:rPr>
   </w:style>
-  <w:style w:type="table" w:styleId="TableGrid">
+  <w:style w:type="table" w:styleId="21">
     <w:name w:val="Table Grid"/>
-    <w:basedOn w:val="TableNormal"/>
+    <w:basedOn w:val="20"/>
     <w:qFormat/>
+    <w:uiPriority w:val="0"/>
     <w:pPr>
       <w:widowControl w:val="0"/>
       <w:jc w:val="both"/>
     </w:pPr>
     <w:tblPr>
       <w:tblBorders>
-        <w:top w:val="single" w:sz="4" w:space="0" w:color="auto"/>
-        <w:left w:val="single" w:sz="4" w:space="0" w:color="auto"/>
-        <w:bottom w:val="single" w:sz="4" w:space="0" w:color="auto"/>
-        <w:right w:val="single" w:sz="4" w:space="0" w:color="auto"/>
-        <w:insideH w:val="single" w:sz="4" w:space="0" w:color="auto"/>
-        <w:insideV w:val="single" w:sz="4" w:space="0" w:color="auto"/>
+        <w:top w:val="single" w:color="auto" w:sz="4" w:space="0"/>
+        <w:left w:val="single" w:color="auto" w:sz="4" w:space="0"/>
+        <w:bottom w:val="single" w:color="auto" w:sz="4" w:space="0"/>
+        <w:right w:val="single" w:color="auto" w:sz="4" w:space="0"/>
+        <w:insideH w:val="single" w:color="auto" w:sz="4" w:space="0"/>
+        <w:insideV w:val="single" w:color="auto" w:sz="4" w:space="0"/>
       </w:tblBorders>
     </w:tblPr>
   </w:style>
-  <w:style w:type="character" w:styleId="Strong">
+  <w:style w:type="character" w:styleId="23">
     <w:name w:val="Strong"/>
-    <w:basedOn w:val="DefaultParagraphFont"/>
+    <w:basedOn w:val="22"/>
     <w:qFormat/>
+    <w:uiPriority w:val="0"/>
     <w:rPr>
       <w:b/>
     </w:rPr>
   </w:style>
-  <w:style w:type="paragraph" w:customStyle="1" w:styleId="a">
+  <w:style w:type="paragraph" w:customStyle="1" w:styleId="24">
     <w:name w:val="柴_公司名"/>
-    <w:basedOn w:val="Title"/>
+    <w:basedOn w:val="19"/>
     <w:qFormat/>
+    <w:uiPriority w:val="0"/>
     <w:pPr>
       <w:spacing w:after="600" w:afterLines="600"/>
     </w:pPr>
     <w:rPr>
-      <w:rFonts w:ascii="宋体" w:eastAsia="宋体" w:hAnsi="宋体" w:cs="宋体" w:hint="eastAsia"/>
+      <w:rFonts w:hint="eastAsia" w:ascii="宋体" w:hAnsi="宋体" w:eastAsia="宋体" w:cs="宋体"/>
       <w:bCs/>
       <w:spacing w:val="-6"/>
       <w:sz w:val="52"/>
       <w:szCs w:val="52"/>
     </w:rPr>
   </w:style>
-  <w:style w:type="paragraph" w:customStyle="1" w:styleId="a0">
+  <w:style w:type="paragraph" w:customStyle="1" w:styleId="25">
     <w:name w:val="柴_文档名"/>
-    <w:basedOn w:val="Title"/>
+    <w:basedOn w:val="19"/>
     <w:qFormat/>
+    <w:uiPriority w:val="0"/>
     <w:pPr>
       <w:spacing w:after="900" w:afterLines="900"/>
     </w:pPr>
     <w:rPr>
-      <w:rFonts w:ascii="黑体" w:eastAsia="黑体" w:hAnsi="黑体" w:cs="黑体"/>
+      <w:rFonts w:ascii="黑体" w:hAnsi="黑体" w:eastAsia="黑体" w:cs="黑体"/>
       <w:bCs/>
       <w:spacing w:val="-7"/>
       <w:sz w:val="52"/>
       <w:szCs w:val="52"/>
     </w:rPr>
   </w:style>
-  <w:style w:type="table" w:customStyle="1" w:styleId="TableNormal0">
+  <w:style w:type="table" w:customStyle="1" w:styleId="26">
     <w:name w:val="Table Normal_0"/>
     <w:semiHidden/>
     <w:unhideWhenUsed/>
     <w:qFormat/>
+    <w:uiPriority w:val="0"/>
     <w:tblPr>
       <w:tblCellMar>
         <w:top w:w="0" w:type="dxa"/>
@@ -7067,81 +7310,87 @@
       </w:tblCellMar>
     </w:tblPr>
   </w:style>
-  <w:style w:type="paragraph" w:customStyle="1" w:styleId="TableText">
+  <w:style w:type="paragraph" w:customStyle="1" w:styleId="27">
     <w:name w:val="Table Text"/>
-    <w:basedOn w:val="Normal"/>
+    <w:basedOn w:val="1"/>
     <w:semiHidden/>
     <w:qFormat/>
+    <w:uiPriority w:val="0"/>
     <w:rPr>
-      <w:rFonts w:ascii="宋体" w:eastAsia="宋体" w:hAnsi="宋体" w:cs="宋体"/>
+      <w:rFonts w:ascii="宋体" w:hAnsi="宋体" w:eastAsia="宋体" w:cs="宋体"/>
       <w:sz w:val="21"/>
       <w:szCs w:val="21"/>
       <w:lang w:val="en-US" w:eastAsia="en-US" w:bidi="ar-SA"/>
     </w:rPr>
   </w:style>
-  <w:style w:type="paragraph" w:customStyle="1" w:styleId="1">
+  <w:style w:type="paragraph" w:customStyle="1" w:styleId="28">
     <w:name w:val="柴_标题1"/>
-    <w:basedOn w:val="Heading1"/>
-    <w:next w:val="a1"/>
-    <w:link w:val="1Char"/>
+    <w:basedOn w:val="2"/>
+    <w:next w:val="29"/>
+    <w:link w:val="38"/>
     <w:qFormat/>
+    <w:uiPriority w:val="0"/>
     <w:pPr>
       <w:spacing w:before="100" w:after="90" w:line="360" w:lineRule="auto"/>
     </w:pPr>
     <w:rPr>
-      <w:rFonts w:ascii="Arial" w:eastAsia="宋体" w:hAnsi="Arial"/>
+      <w:rFonts w:ascii="Arial" w:hAnsi="Arial" w:eastAsia="宋体"/>
       <w:sz w:val="32"/>
     </w:rPr>
   </w:style>
-  <w:style w:type="paragraph" w:customStyle="1" w:styleId="a1">
+  <w:style w:type="paragraph" w:customStyle="1" w:styleId="29">
     <w:name w:val="柴_正文"/>
-    <w:basedOn w:val="BodyText"/>
-    <w:link w:val="Char"/>
+    <w:basedOn w:val="12"/>
+    <w:link w:val="42"/>
     <w:qFormat/>
+    <w:uiPriority w:val="0"/>
     <w:pPr>
       <w:spacing w:line="360" w:lineRule="auto"/>
       <w:ind w:firstLine="470" w:firstLineChars="200"/>
     </w:pPr>
     <w:rPr>
-      <w:rFonts w:ascii="Arial" w:eastAsia="宋体" w:hAnsi="Arial"/>
+      <w:rFonts w:ascii="Arial" w:hAnsi="Arial" w:eastAsia="宋体"/>
       <w:sz w:val="24"/>
       <w:lang w:eastAsia="zh-CN"/>
     </w:rPr>
   </w:style>
-  <w:style w:type="paragraph" w:customStyle="1" w:styleId="2">
+  <w:style w:type="paragraph" w:customStyle="1" w:styleId="30">
     <w:name w:val="柴_标题2"/>
-    <w:basedOn w:val="Heading2"/>
-    <w:next w:val="a1"/>
+    <w:basedOn w:val="3"/>
+    <w:next w:val="29"/>
     <w:qFormat/>
+    <w:uiPriority w:val="0"/>
     <w:pPr>
       <w:spacing w:line="360" w:lineRule="auto"/>
     </w:pPr>
     <w:rPr>
-      <w:rFonts w:ascii="Arial" w:eastAsia="宋体" w:hAnsi="Arial"/>
+      <w:rFonts w:ascii="Arial" w:hAnsi="Arial" w:eastAsia="宋体"/>
       <w:sz w:val="28"/>
     </w:rPr>
   </w:style>
-  <w:style w:type="paragraph" w:customStyle="1" w:styleId="3">
+  <w:style w:type="paragraph" w:customStyle="1" w:styleId="31">
     <w:name w:val="柴_标题3"/>
-    <w:basedOn w:val="Heading3"/>
-    <w:next w:val="a1"/>
+    <w:basedOn w:val="4"/>
+    <w:next w:val="29"/>
     <w:qFormat/>
+    <w:uiPriority w:val="0"/>
     <w:pPr>
       <w:spacing w:line="360" w:lineRule="auto"/>
       <w:ind w:left="0" w:firstLine="472" w:firstLineChars="200"/>
     </w:pPr>
     <w:rPr>
-      <w:rFonts w:ascii="宋体" w:eastAsia="宋体" w:hAnsi="宋体" w:cs="宋体"/>
+      <w:rFonts w:ascii="宋体" w:hAnsi="宋体" w:eastAsia="宋体" w:cs="宋体"/>
       <w:spacing w:val="-2"/>
       <w:sz w:val="24"/>
       <w:szCs w:val="24"/>
     </w:rPr>
   </w:style>
-  <w:style w:type="paragraph" w:customStyle="1" w:styleId="a2">
+  <w:style w:type="paragraph" w:customStyle="1" w:styleId="32">
     <w:name w:val="柴_目录"/>
-    <w:basedOn w:val="Normal"/>
-    <w:next w:val="BodyText"/>
+    <w:basedOn w:val="1"/>
+    <w:next w:val="12"/>
     <w:qFormat/>
+    <w:uiPriority w:val="0"/>
     <w:pPr>
       <w:tabs>
         <w:tab w:val="right" w:leader="dot" w:pos="8442"/>
@@ -7149,59 +7398,64 @@
       <w:ind w:left="0" w:leftChars="0"/>
     </w:pPr>
     <w:rPr>
-      <w:rFonts w:ascii="Arial" w:eastAsia="Microsoft JhengHei" w:hAnsi="Arial"/>
+      <w:rFonts w:ascii="Arial" w:hAnsi="Arial" w:eastAsia="Microsoft JhengHei"/>
       <w:sz w:val="24"/>
     </w:rPr>
   </w:style>
-  <w:style w:type="paragraph" w:customStyle="1" w:styleId="WPSOffice1">
+  <w:style w:type="paragraph" w:customStyle="1" w:styleId="33">
     <w:name w:val="WPSOffice手动目录 1"/>
     <w:qFormat/>
+    <w:uiPriority w:val="0"/>
     <w:pPr>
       <w:ind w:leftChars="0"/>
     </w:pPr>
     <w:rPr>
-      <w:rFonts w:ascii="Times New Roman" w:eastAsia="宋体" w:hAnsi="Times New Roman" w:cs="Times New Roman"/>
+      <w:rFonts w:ascii="Times New Roman" w:hAnsi="Times New Roman" w:eastAsia="宋体" w:cs="Times New Roman"/>
       <w:sz w:val="20"/>
       <w:szCs w:val="20"/>
     </w:rPr>
   </w:style>
-  <w:style w:type="paragraph" w:customStyle="1" w:styleId="WPSOffice2">
+  <w:style w:type="paragraph" w:customStyle="1" w:styleId="34">
     <w:name w:val="WPSOffice手动目录 2"/>
     <w:qFormat/>
+    <w:uiPriority w:val="0"/>
     <w:pPr>
       <w:ind w:leftChars="200"/>
     </w:pPr>
     <w:rPr>
-      <w:rFonts w:ascii="Times New Roman" w:eastAsia="宋体" w:hAnsi="Times New Roman" w:cs="Times New Roman"/>
+      <w:rFonts w:ascii="Times New Roman" w:hAnsi="Times New Roman" w:eastAsia="宋体" w:cs="Times New Roman"/>
       <w:sz w:val="20"/>
       <w:szCs w:val="20"/>
     </w:rPr>
   </w:style>
-  <w:style w:type="paragraph" w:customStyle="1" w:styleId="WPSOffice3">
+  <w:style w:type="paragraph" w:customStyle="1" w:styleId="35">
     <w:name w:val="WPSOffice手动目录 3"/>
     <w:qFormat/>
+    <w:uiPriority w:val="0"/>
     <w:pPr>
       <w:ind w:leftChars="400"/>
     </w:pPr>
     <w:rPr>
-      <w:rFonts w:ascii="Times New Roman" w:eastAsia="宋体" w:hAnsi="Times New Roman" w:cs="Times New Roman"/>
+      <w:rFonts w:ascii="Times New Roman" w:hAnsi="Times New Roman" w:eastAsia="宋体" w:cs="Times New Roman"/>
       <w:sz w:val="20"/>
       <w:szCs w:val="20"/>
     </w:rPr>
   </w:style>
-  <w:style w:type="paragraph" w:customStyle="1" w:styleId="Compact">
+  <w:style w:type="paragraph" w:customStyle="1" w:styleId="36">
     <w:name w:val="Compact"/>
-    <w:basedOn w:val="BodyText"/>
+    <w:basedOn w:val="12"/>
     <w:qFormat/>
+    <w:uiPriority w:val="0"/>
     <w:pPr>
       <w:spacing w:before="36" w:after="36"/>
     </w:pPr>
   </w:style>
-  <w:style w:type="table" w:customStyle="1" w:styleId="Table">
+  <w:style w:type="table" w:customStyle="1" w:styleId="37">
     <w:name w:val="Table"/>
     <w:semiHidden/>
     <w:unhideWhenUsed/>
     <w:qFormat/>
+    <w:uiPriority w:val="0"/>
     <w:tblPr>
       <w:tblCellMar>
         <w:top w:w="0" w:type="dxa"/>
@@ -7213,26 +7467,28 @@
     <w:tblStylePr w:type="firstRow">
       <w:tcPr>
         <w:tcBorders>
-          <w:bottom w:val="single" w:sz="0" w:space="0" w:color="auto"/>
+          <w:bottom w:val="single" w:color="auto" w:sz="0" w:space="0"/>
         </w:tcBorders>
         <w:vAlign w:val="bottom"/>
       </w:tcPr>
     </w:tblStylePr>
   </w:style>
-  <w:style w:type="character" w:customStyle="1" w:styleId="1Char">
+  <w:style w:type="character" w:customStyle="1" w:styleId="38">
     <w:name w:val="柴_标题1 Char"/>
-    <w:link w:val="1"/>
+    <w:link w:val="28"/>
     <w:qFormat/>
+    <w:uiPriority w:val="0"/>
     <w:rPr>
-      <w:rFonts w:ascii="Arial" w:eastAsia="宋体" w:hAnsi="Arial"/>
+      <w:rFonts w:ascii="Arial" w:hAnsi="Arial" w:eastAsia="宋体"/>
       <w:sz w:val="32"/>
     </w:rPr>
   </w:style>
-  <w:style w:type="table" w:customStyle="1" w:styleId="TableNormal1">
+  <w:style w:type="table" w:customStyle="1" w:styleId="39">
     <w:name w:val="Table Normal_1"/>
     <w:semiHidden/>
     <w:unhideWhenUsed/>
     <w:qFormat/>
+    <w:uiPriority w:val="0"/>
     <w:tblPr>
       <w:tblCellMar>
         <w:top w:w="0" w:type="dxa"/>
@@ -7242,10 +7498,11 @@
       </w:tblCellMar>
     </w:tblPr>
   </w:style>
-  <w:style w:type="paragraph" w:customStyle="1" w:styleId="a3">
+  <w:style w:type="paragraph" w:customStyle="1" w:styleId="40">
     <w:name w:val="柴_正文_无缩进"/>
-    <w:basedOn w:val="Normal"/>
+    <w:basedOn w:val="1"/>
     <w:qFormat/>
+    <w:uiPriority w:val="0"/>
     <w:pPr>
       <w:ind w:firstLine="0" w:firstLineChars="0"/>
     </w:pPr>
@@ -7255,29 +7512,31 @@
       <w:lang w:eastAsia="zh-CN"/>
     </w:rPr>
   </w:style>
-  <w:style w:type="paragraph" w:customStyle="1" w:styleId="4">
+  <w:style w:type="paragraph" w:customStyle="1" w:styleId="41">
     <w:name w:val="柴_标题4"/>
-    <w:basedOn w:val="Heading4"/>
-    <w:next w:val="Normal"/>
+    <w:basedOn w:val="5"/>
+    <w:next w:val="1"/>
     <w:qFormat/>
+    <w:uiPriority w:val="0"/>
     <w:pPr>
       <w:widowControl w:val="0"/>
       <w:spacing w:before="160" w:line="360" w:lineRule="auto"/>
-      <w:ind w:left="981" w:hanging="862" w:leftChars="300"/>
+      <w:ind w:left="981" w:leftChars="300" w:hanging="862"/>
     </w:pPr>
     <w:rPr>
-      <w:rFonts w:ascii="Calibri" w:eastAsia="宋体" w:hAnsi="Calibri" w:cs="宋体" w:hint="eastAsia"/>
+      <w:rFonts w:hint="eastAsia" w:ascii="Calibri" w:hAnsi="Calibri" w:eastAsia="宋体" w:cs="宋体"/>
       <w:sz w:val="24"/>
       <w:szCs w:val="24"/>
       <w:lang w:eastAsia="zh-CN" w:bidi="zh-CN"/>
     </w:rPr>
   </w:style>
-  <w:style w:type="character" w:customStyle="1" w:styleId="Char">
+  <w:style w:type="character" w:customStyle="1" w:styleId="42">
     <w:name w:val="柴_正文 Char"/>
-    <w:link w:val="a1"/>
+    <w:link w:val="29"/>
     <w:qFormat/>
+    <w:uiPriority w:val="0"/>
     <w:rPr>
-      <w:rFonts w:ascii="Arial" w:eastAsia="宋体" w:hAnsi="Arial"/>
+      <w:rFonts w:ascii="Arial" w:hAnsi="Arial" w:eastAsia="宋体"/>
       <w:sz w:val="24"/>
       <w:lang w:eastAsia="zh-CN"/>
     </w:rPr>
